--- a/dev/report/Seminar_Report_Loan_Default_Prediction.docx
+++ b/dev/report/Seminar_Report_Loan_Default_Prediction.docx
@@ -393,12 +393,8 @@
       </w:tr>
     </w:tbl>
     <w:p>
-      <w:r>
-        <w:br w:type="page"/>
-      </w:r>
-    </w:p>
-    <w:p>
       <w:pPr>
+        <w:pageBreakBefore/>
         <w:spacing w:before="0" w:after="200" w:line="360" w:lineRule="auto"/>
         <w:jc w:val="left"/>
       </w:pPr>
@@ -426,7 +422,7 @@
           <w:color w:val="000000"/>
           <w:sz w:val="24"/>
         </w:rPr>
-        <w:t>I express my deep sense of gratitude to my seminar guide, Prof. Neeraj Sathwale, Department of Computer Science and Business Systems, for the valuable guidance, continuous encouragement and constructive feedback given throughout the course of this seminar work.</w:t>
+        <w:t>I express my sincere gratitude to my seminar guide, Prof. Neeraj Sathwale, Department of Computer Science and Business Systems, for the guidance, encouragement and constructive feedback given throughout this work.</w:t>
       </w:r>
     </w:p>
     <w:p>
@@ -442,7 +438,7 @@
           <w:color w:val="000000"/>
           <w:sz w:val="24"/>
         </w:rPr>
-        <w:t>I would like to extend my sincere thanks to Dr. K. P. Moholkar, Head of the Department of Computer Science and Business Systems, for providing the facilities and academic support necessary to complete this work.</w:t>
+        <w:t>I thank Dr. K. P. Moholkar, Head of the Department, and Dr. A. M. Badadhe, Director, for the facilities and academic support that made this seminar possible.</w:t>
       </w:r>
     </w:p>
     <w:p>
@@ -458,23 +454,7 @@
           <w:color w:val="000000"/>
           <w:sz w:val="24"/>
         </w:rPr>
-        <w:t>I also express my heartiest gratitude to Dr. A. M. Badadhe, Director, for the constant support and encouragement.</w:t>
-      </w:r>
-    </w:p>
-    <w:p>
-      <w:pPr>
-        <w:spacing w:before="0" w:after="120" w:line="360" w:lineRule="auto"/>
-        <w:jc w:val="both"/>
-      </w:pPr>
-      <w:r>
-        <w:rPr>
-          <w:rFonts w:ascii="Times New Roman" w:hAnsi="Times New Roman" w:eastAsia="Times New Roman"/>
-          <w:b w:val="0"/>
-          <w:i w:val="0"/>
-          <w:color w:val="000000"/>
-          <w:sz w:val="24"/>
-        </w:rPr>
-        <w:t>Finally, I am grateful to all the faculty members and staff of the Department of Computer Science and Business Systems, and to my family and friends, for their help and motivation during the preparation of this report.</w:t>
+        <w:t>I am also grateful to the faculty and staff of the department, and to my family and friends, for their help and motivation.</w:t>
       </w:r>
     </w:p>
     <w:p>
@@ -548,12 +528,8 @@
       </w:r>
     </w:p>
     <w:p>
-      <w:r>
-        <w:br w:type="page"/>
-      </w:r>
-    </w:p>
-    <w:p>
       <w:pPr>
+        <w:pageBreakBefore/>
         <w:spacing w:before="0" w:after="200" w:line="360" w:lineRule="auto"/>
         <w:jc w:val="left"/>
       </w:pPr>
@@ -581,7 +557,39 @@
           <w:color w:val="000000"/>
           <w:sz w:val="24"/>
         </w:rPr>
-        <w:t>With the rapid advancement of machine learning in financial services, credit risk assessment has emerged as a crucial area of focus due to its ability to support lending decisions from historical borrower data rather than judgement alone. This seminar studies the application of the Random Forest algorithm to the prediction of serious borrower delinquency, and reports a complete, working implementation. The study uses the public Kaggle “Give Me Some Credit” dataset of 150,000 labelled borrower records described by 10 numeric attributes. The target variable, SeriousDlqin2yrs, records whether a borrower experienced delinquency of 90 days or worse within two years of the observation date, and only 6.68% of records are positive. The work establishes that accuracy is an unsuitable headline metric for such an imbalanced problem, because a model that always predicts the majority class attains 93.3% accuracy while identifying no delinquent borrower at all. A preprocessing pipeline was constructed to treat undocumented placeholder codes and missing values, five Random Forest configurations were compared on a held-out validation split using the area under the precision-recall curve, and the decision threshold was selected on validation data rather than assumed to be 0.50. On a test split of 30,000 records, scored exactly once, the final model achieved a ROC-AUC of 0.8654 and a PR-AUC of 0.4014 against a no-skill baseline of 0.0668. The trained pipeline was deployed as a REST service with a web interface, demonstrating the complete path from raw data to a usable application. The report also documents the limitations that prevent such a system from being used for real credit decisions.</w:t>
+        <w:t>This seminar studies the Random Forest algorithm applied to credit risk, and reports a complete working implementation. The dataset is the public Kaggle “Give Me Some Credit” collection of 150,000 labelled borrower records with 10 numeric attributes. The target, SeriousDlqin2yrs, marks borrowers 90 or more days past due within two years — only 6.68% of records.</w:t>
+      </w:r>
+    </w:p>
+    <w:p>
+      <w:pPr>
+        <w:spacing w:before="0" w:after="120" w:line="360" w:lineRule="auto"/>
+        <w:jc w:val="both"/>
+      </w:pPr>
+      <w:r>
+        <w:rPr>
+          <w:rFonts w:ascii="Times New Roman" w:hAnsi="Times New Roman" w:eastAsia="Times New Roman"/>
+          <w:b w:val="0"/>
+          <w:i w:val="0"/>
+          <w:color w:val="000000"/>
+          <w:sz w:val="24"/>
+        </w:rPr>
+        <w:t>That imbalance makes accuracy unusable as a headline metric: always predicting the majority class scores 93.3% while catching nobody. The work therefore selects on the area under the precision-recall curve, treats undocumented placeholder codes explicitly, and chooses the decision threshold on validation data rather than assuming 0.50.</w:t>
+      </w:r>
+    </w:p>
+    <w:p>
+      <w:pPr>
+        <w:spacing w:before="0" w:after="120" w:line="360" w:lineRule="auto"/>
+        <w:jc w:val="both"/>
+      </w:pPr>
+      <w:r>
+        <w:rPr>
+          <w:rFonts w:ascii="Times New Roman" w:hAnsi="Times New Roman" w:eastAsia="Times New Roman"/>
+          <w:b w:val="0"/>
+          <w:i w:val="0"/>
+          <w:color w:val="000000"/>
+          <w:sz w:val="24"/>
+        </w:rPr>
+        <w:t>On 30,000 held-out records scored exactly once, the model reached ROC-AUC 0.8654 and PR-AUC 0.4014 against a 0.0668 no-skill baseline. The pipeline was deployed as a REST service with a web interface. The report also documents the limitations that make the system unfit for real credit decisions.</w:t>
       </w:r>
     </w:p>
     <w:p>
@@ -617,12 +625,8 @@
       </w:r>
     </w:p>
     <w:p>
-      <w:r>
-        <w:br w:type="page"/>
-      </w:r>
-    </w:p>
-    <w:p>
       <w:pPr>
+        <w:pageBreakBefore/>
         <w:spacing w:before="0" w:after="200" w:line="360" w:lineRule="auto"/>
         <w:jc w:val="left"/>
       </w:pPr>
@@ -930,7 +934,7 @@
                 <w:color w:val="000000"/>
                 <w:sz w:val="22"/>
               </w:rPr>
-              <w:t>List of Figures</w:t>
+              <w:t>List of Figures and Tables</w:t>
             </w:r>
           </w:p>
         </w:tc>
@@ -953,7 +957,7 @@
                 <w:color w:val="000000"/>
                 <w:sz w:val="22"/>
               </w:rPr>
-              <w:t>vi</w:t>
+              <w:t>v</w:t>
             </w:r>
           </w:p>
         </w:tc>
@@ -982,80 +986,6 @@
                 <w:sz w:val="22"/>
               </w:rPr>
               <w:t>4</w:t>
-            </w:r>
-          </w:p>
-        </w:tc>
-        <w:tc>
-          <w:tcPr>
-            <w:tcW w:type="dxa" w:w="5616"/>
-          </w:tcPr>
-          <w:p>
-            <w:pPr>
-              <w:keepNext/>
-              <w:spacing w:line="240" w:lineRule="auto" w:after="40"/>
-              <w:jc w:val="center"/>
-            </w:pPr>
-            <w:r/>
-            <w:r>
-              <w:rPr>
-                <w:rFonts w:ascii="Times New Roman" w:hAnsi="Times New Roman" w:eastAsia="Times New Roman"/>
-                <w:b w:val="0"/>
-                <w:i w:val="0"/>
-                <w:color w:val="000000"/>
-                <w:sz w:val="22"/>
-              </w:rPr>
-              <w:t>List of Tables</w:t>
-            </w:r>
-          </w:p>
-        </w:tc>
-        <w:tc>
-          <w:tcPr>
-            <w:tcW w:type="dxa" w:w="1440"/>
-          </w:tcPr>
-          <w:p>
-            <w:pPr>
-              <w:keepNext/>
-              <w:spacing w:line="240" w:lineRule="auto" w:after="40"/>
-              <w:jc w:val="center"/>
-            </w:pPr>
-            <w:r/>
-            <w:r>
-              <w:rPr>
-                <w:rFonts w:ascii="Times New Roman" w:hAnsi="Times New Roman" w:eastAsia="Times New Roman"/>
-                <w:b w:val="0"/>
-                <w:i w:val="0"/>
-                <w:color w:val="000000"/>
-                <w:sz w:val="22"/>
-              </w:rPr>
-              <w:t>vi</w:t>
-            </w:r>
-          </w:p>
-        </w:tc>
-      </w:tr>
-      <w:tr>
-        <w:trPr>
-          <w:cantSplit/>
-        </w:trPr>
-        <w:tc>
-          <w:tcPr>
-            <w:tcW w:type="dxa" w:w="1296"/>
-          </w:tcPr>
-          <w:p>
-            <w:pPr>
-              <w:keepNext/>
-              <w:spacing w:line="240" w:lineRule="auto" w:after="40"/>
-              <w:jc w:val="left"/>
-            </w:pPr>
-            <w:r/>
-            <w:r>
-              <w:rPr>
-                <w:rFonts w:ascii="Times New Roman" w:hAnsi="Times New Roman" w:eastAsia="Times New Roman"/>
-                <w:b w:val="0"/>
-                <w:i w:val="0"/>
-                <w:color w:val="000000"/>
-                <w:sz w:val="22"/>
-              </w:rPr>
-              <w:t>5</w:t>
             </w:r>
           </w:p>
         </w:tc>
@@ -1129,7 +1059,7 @@
                 <w:color w:val="000000"/>
                 <w:sz w:val="22"/>
               </w:rPr>
-              <w:t>6</w:t>
+              <w:t>5</w:t>
             </w:r>
           </w:p>
         </w:tc>
@@ -1175,7 +1105,81 @@
                 <w:color w:val="000000"/>
                 <w:sz w:val="22"/>
               </w:rPr>
-              <w:t>3</w:t>
+              <w:t>2</w:t>
+            </w:r>
+          </w:p>
+        </w:tc>
+      </w:tr>
+      <w:tr>
+        <w:trPr>
+          <w:cantSplit/>
+        </w:trPr>
+        <w:tc>
+          <w:tcPr>
+            <w:tcW w:type="dxa" w:w="1296"/>
+          </w:tcPr>
+          <w:p>
+            <w:pPr>
+              <w:keepNext/>
+              <w:spacing w:line="240" w:lineRule="auto" w:after="40"/>
+              <w:jc w:val="left"/>
+            </w:pPr>
+            <w:r/>
+            <w:r>
+              <w:rPr>
+                <w:rFonts w:ascii="Times New Roman" w:hAnsi="Times New Roman" w:eastAsia="Times New Roman"/>
+                <w:b w:val="0"/>
+                <w:i w:val="0"/>
+                <w:color w:val="000000"/>
+                <w:sz w:val="22"/>
+              </w:rPr>
+              <w:t>6</w:t>
+            </w:r>
+          </w:p>
+        </w:tc>
+        <w:tc>
+          <w:tcPr>
+            <w:tcW w:type="dxa" w:w="5616"/>
+          </w:tcPr>
+          <w:p>
+            <w:pPr>
+              <w:keepNext/>
+              <w:spacing w:line="240" w:lineRule="auto" w:after="40"/>
+              <w:jc w:val="center"/>
+            </w:pPr>
+            <w:r/>
+            <w:r>
+              <w:rPr>
+                <w:rFonts w:ascii="Times New Roman" w:hAnsi="Times New Roman" w:eastAsia="Times New Roman"/>
+                <w:b w:val="0"/>
+                <w:i w:val="0"/>
+                <w:color w:val="000000"/>
+                <w:sz w:val="22"/>
+              </w:rPr>
+              <w:t>Chapter 3: Technology / Concept Overview</w:t>
+            </w:r>
+          </w:p>
+        </w:tc>
+        <w:tc>
+          <w:tcPr>
+            <w:tcW w:type="dxa" w:w="1440"/>
+          </w:tcPr>
+          <w:p>
+            <w:pPr>
+              <w:keepNext/>
+              <w:spacing w:line="240" w:lineRule="auto" w:after="40"/>
+              <w:jc w:val="center"/>
+            </w:pPr>
+            <w:r/>
+            <w:r>
+              <w:rPr>
+                <w:rFonts w:ascii="Times New Roman" w:hAnsi="Times New Roman" w:eastAsia="Times New Roman"/>
+                <w:b w:val="0"/>
+                <w:i w:val="0"/>
+                <w:color w:val="000000"/>
+                <w:sz w:val="22"/>
+              </w:rPr>
+              <w:t>4</w:t>
             </w:r>
           </w:p>
         </w:tc>
@@ -1226,7 +1230,7 @@
                 <w:color w:val="000000"/>
                 <w:sz w:val="22"/>
               </w:rPr>
-              <w:t>Chapter 3: Technology / Concept Overview</w:t>
+              <w:t>Chapter 4: Applications and Results</w:t>
             </w:r>
           </w:p>
         </w:tc>
@@ -1249,7 +1253,7 @@
                 <w:color w:val="000000"/>
                 <w:sz w:val="22"/>
               </w:rPr>
-              <w:t>6</w:t>
+              <w:t>8</w:t>
             </w:r>
           </w:p>
         </w:tc>
@@ -1300,7 +1304,7 @@
                 <w:color w:val="000000"/>
                 <w:sz w:val="22"/>
               </w:rPr>
-              <w:t>Chapter 4: Applications and Use Cases</w:t>
+              <w:t>Chapter 5: Advantages and Limitations</w:t>
             </w:r>
           </w:p>
         </w:tc>
@@ -1323,7 +1327,7 @@
                 <w:color w:val="000000"/>
                 <w:sz w:val="22"/>
               </w:rPr>
-              <w:t>12</w:t>
+              <w:t>13</w:t>
             </w:r>
           </w:p>
         </w:tc>
@@ -1374,7 +1378,7 @@
                 <w:color w:val="000000"/>
                 <w:sz w:val="22"/>
               </w:rPr>
-              <w:t>Chapter 5: Advantages and Limitations</w:t>
+              <w:t>Chapter 6: Future Scope</w:t>
             </w:r>
           </w:p>
         </w:tc>
@@ -1397,7 +1401,7 @@
                 <w:color w:val="000000"/>
                 <w:sz w:val="22"/>
               </w:rPr>
-              <w:t>21</w:t>
+              <w:t>15</w:t>
             </w:r>
           </w:p>
         </w:tc>
@@ -1448,797 +1452,7 @@
                 <w:color w:val="000000"/>
                 <w:sz w:val="22"/>
               </w:rPr>
-              <w:t>Chapter 6: Future Scope</w:t>
-            </w:r>
-          </w:p>
-        </w:tc>
-        <w:tc>
-          <w:tcPr>
-            <w:tcW w:type="dxa" w:w="1440"/>
-          </w:tcPr>
-          <w:p>
-            <w:pPr>
-              <w:keepNext/>
-              <w:spacing w:line="240" w:lineRule="auto" w:after="40"/>
-              <w:jc w:val="center"/>
-            </w:pPr>
-            <w:r/>
-            <w:r>
-              <w:rPr>
-                <w:rFonts w:ascii="Times New Roman" w:hAnsi="Times New Roman" w:eastAsia="Times New Roman"/>
-                <w:b w:val="0"/>
-                <w:i w:val="0"/>
-                <w:color w:val="000000"/>
-                <w:sz w:val="22"/>
-              </w:rPr>
-              <w:t>23</w:t>
-            </w:r>
-          </w:p>
-        </w:tc>
-      </w:tr>
-      <w:tr>
-        <w:trPr>
-          <w:cantSplit/>
-        </w:trPr>
-        <w:tc>
-          <w:tcPr>
-            <w:tcW w:type="dxa" w:w="1296"/>
-          </w:tcPr>
-          <w:p>
-            <w:pPr>
-              <w:keepNext/>
-              <w:spacing w:line="240" w:lineRule="auto" w:after="40"/>
-              <w:jc w:val="left"/>
-            </w:pPr>
-            <w:r/>
-            <w:r>
-              <w:rPr>
-                <w:rFonts w:ascii="Times New Roman" w:hAnsi="Times New Roman" w:eastAsia="Times New Roman"/>
-                <w:b w:val="0"/>
-                <w:i w:val="0"/>
-                <w:color w:val="000000"/>
-                <w:sz w:val="22"/>
-              </w:rPr>
-              <w:t>11</w:t>
-            </w:r>
-          </w:p>
-        </w:tc>
-        <w:tc>
-          <w:tcPr>
-            <w:tcW w:type="dxa" w:w="5616"/>
-          </w:tcPr>
-          <w:p>
-            <w:pPr>
-              <w:keepNext/>
-              <w:spacing w:line="240" w:lineRule="auto" w:after="40"/>
-              <w:jc w:val="center"/>
-            </w:pPr>
-            <w:r/>
-            <w:r>
-              <w:rPr>
-                <w:rFonts w:ascii="Times New Roman" w:hAnsi="Times New Roman" w:eastAsia="Times New Roman"/>
-                <w:b w:val="0"/>
-                <w:i w:val="0"/>
-                <w:color w:val="000000"/>
-                <w:sz w:val="22"/>
-              </w:rPr>
               <w:t>Chapter 7: Conclusion</w:t>
-            </w:r>
-          </w:p>
-        </w:tc>
-        <w:tc>
-          <w:tcPr>
-            <w:tcW w:type="dxa" w:w="1440"/>
-          </w:tcPr>
-          <w:p>
-            <w:pPr>
-              <w:keepNext/>
-              <w:spacing w:line="240" w:lineRule="auto" w:after="40"/>
-              <w:jc w:val="center"/>
-            </w:pPr>
-            <w:r/>
-            <w:r>
-              <w:rPr>
-                <w:rFonts w:ascii="Times New Roman" w:hAnsi="Times New Roman" w:eastAsia="Times New Roman"/>
-                <w:b w:val="0"/>
-                <w:i w:val="0"/>
-                <w:color w:val="000000"/>
-                <w:sz w:val="22"/>
-              </w:rPr>
-              <w:t>24</w:t>
-            </w:r>
-          </w:p>
-        </w:tc>
-      </w:tr>
-      <w:tr>
-        <w:trPr>
-          <w:cantSplit/>
-        </w:trPr>
-        <w:tc>
-          <w:tcPr>
-            <w:tcW w:type="dxa" w:w="1296"/>
-          </w:tcPr>
-          <w:p>
-            <w:pPr>
-              <w:spacing w:line="240" w:lineRule="auto" w:after="40"/>
-              <w:jc w:val="left"/>
-            </w:pPr>
-            <w:r/>
-            <w:r>
-              <w:rPr>
-                <w:rFonts w:ascii="Times New Roman" w:hAnsi="Times New Roman" w:eastAsia="Times New Roman"/>
-                <w:b w:val="0"/>
-                <w:i w:val="0"/>
-                <w:color w:val="000000"/>
-                <w:sz w:val="22"/>
-              </w:rPr>
-              <w:t>12</w:t>
-            </w:r>
-          </w:p>
-        </w:tc>
-        <w:tc>
-          <w:tcPr>
-            <w:tcW w:type="dxa" w:w="5616"/>
-          </w:tcPr>
-          <w:p>
-            <w:pPr>
-              <w:spacing w:line="240" w:lineRule="auto" w:after="40"/>
-              <w:jc w:val="center"/>
-            </w:pPr>
-            <w:r/>
-            <w:r>
-              <w:rPr>
-                <w:rFonts w:ascii="Times New Roman" w:hAnsi="Times New Roman" w:eastAsia="Times New Roman"/>
-                <w:b w:val="0"/>
-                <w:i w:val="0"/>
-                <w:color w:val="000000"/>
-                <w:sz w:val="22"/>
-              </w:rPr>
-              <w:t>References / Bibliography</w:t>
-            </w:r>
-          </w:p>
-        </w:tc>
-        <w:tc>
-          <w:tcPr>
-            <w:tcW w:type="dxa" w:w="1440"/>
-          </w:tcPr>
-          <w:p>
-            <w:pPr>
-              <w:spacing w:line="240" w:lineRule="auto" w:after="40"/>
-              <w:jc w:val="center"/>
-            </w:pPr>
-            <w:r/>
-            <w:r>
-              <w:rPr>
-                <w:rFonts w:ascii="Times New Roman" w:hAnsi="Times New Roman" w:eastAsia="Times New Roman"/>
-                <w:b w:val="0"/>
-                <w:i w:val="0"/>
-                <w:color w:val="000000"/>
-                <w:sz w:val="22"/>
-              </w:rPr>
-              <w:t>26</w:t>
-            </w:r>
-          </w:p>
-        </w:tc>
-      </w:tr>
-    </w:tbl>
-    <w:p>
-      <w:pPr>
-        <w:spacing w:before="0" w:after="80" w:line="360" w:lineRule="auto"/>
-        <w:jc w:val="both"/>
-      </w:pPr>
-    </w:p>
-    <w:p>
-      <w:r>
-        <w:br w:type="page"/>
-      </w:r>
-    </w:p>
-    <w:p>
-      <w:pPr>
-        <w:spacing w:before="0" w:after="200" w:line="360" w:lineRule="auto"/>
-        <w:jc w:val="left"/>
-      </w:pPr>
-      <w:r>
-        <w:rPr>
-          <w:rFonts w:ascii="Times New Roman" w:hAnsi="Times New Roman" w:eastAsia="Times New Roman"/>
-          <w:b/>
-          <w:i w:val="0"/>
-          <w:color w:val="000000"/>
-          <w:sz w:val="32"/>
-        </w:rPr>
-        <w:t>LIST OF FIGURES</w:t>
-      </w:r>
-    </w:p>
-    <w:p>
-      <w:pPr>
-        <w:keepNext/>
-        <w:spacing w:before="160" w:after="60" w:line="240" w:lineRule="auto"/>
-        <w:jc w:val="center"/>
-      </w:pPr>
-    </w:p>
-    <w:tbl>
-      <w:tblPr>
-        <w:tblStyle w:val="TableGrid"/>
-        <w:tblW w:type="auto" w:w="0"/>
-        <w:jc w:val="center"/>
-        <w:tblLook w:firstColumn="1" w:firstRow="1" w:lastColumn="0" w:lastRow="0" w:noHBand="0" w:noVBand="1" w:val="04A0"/>
-      </w:tblPr>
-      <w:tblGrid>
-        <w:gridCol w:w="2770"/>
-        <w:gridCol w:w="2770"/>
-        <w:gridCol w:w="2770"/>
-      </w:tblGrid>
-      <w:tr>
-        <w:trPr>
-          <w:cantSplit/>
-          <w:tblHeader/>
-          <w:cantSplit/>
-          <w:tblHeader/>
-        </w:trPr>
-        <w:tc>
-          <w:tcPr>
-            <w:tcW w:type="dxa" w:w="1728"/>
-            <w:shd w:val="clear" w:fill="D9E2F3"/>
-          </w:tcPr>
-          <w:p>
-            <w:pPr>
-              <w:keepNext/>
-              <w:spacing w:line="240" w:lineRule="auto" w:after="40"/>
-              <w:jc w:val="center"/>
-            </w:pPr>
-            <w:r/>
-            <w:r>
-              <w:rPr>
-                <w:rFonts w:ascii="Times New Roman" w:hAnsi="Times New Roman" w:eastAsia="Times New Roman"/>
-                <w:b/>
-                <w:i w:val="0"/>
-                <w:color w:val="000000"/>
-                <w:sz w:val="22"/>
-              </w:rPr>
-              <w:t>Figure No.</w:t>
-            </w:r>
-          </w:p>
-        </w:tc>
-        <w:tc>
-          <w:tcPr>
-            <w:tcW w:type="dxa" w:w="5184"/>
-            <w:shd w:val="clear" w:fill="D9E2F3"/>
-          </w:tcPr>
-          <w:p>
-            <w:pPr>
-              <w:keepNext/>
-              <w:spacing w:line="240" w:lineRule="auto" w:after="40"/>
-              <w:jc w:val="center"/>
-            </w:pPr>
-            <w:r/>
-            <w:r>
-              <w:rPr>
-                <w:rFonts w:ascii="Times New Roman" w:hAnsi="Times New Roman" w:eastAsia="Times New Roman"/>
-                <w:b/>
-                <w:i w:val="0"/>
-                <w:color w:val="000000"/>
-                <w:sz w:val="22"/>
-              </w:rPr>
-              <w:t>Title of Figure</w:t>
-            </w:r>
-          </w:p>
-        </w:tc>
-        <w:tc>
-          <w:tcPr>
-            <w:tcW w:type="dxa" w:w="1440"/>
-            <w:shd w:val="clear" w:fill="D9E2F3"/>
-          </w:tcPr>
-          <w:p>
-            <w:pPr>
-              <w:keepNext/>
-              <w:spacing w:line="240" w:lineRule="auto" w:after="40"/>
-              <w:jc w:val="center"/>
-            </w:pPr>
-            <w:r/>
-            <w:r>
-              <w:rPr>
-                <w:rFonts w:ascii="Times New Roman" w:hAnsi="Times New Roman" w:eastAsia="Times New Roman"/>
-                <w:b/>
-                <w:i w:val="0"/>
-                <w:color w:val="000000"/>
-                <w:sz w:val="22"/>
-              </w:rPr>
-              <w:t>Page No.</w:t>
-            </w:r>
-          </w:p>
-        </w:tc>
-      </w:tr>
-      <w:tr>
-        <w:trPr>
-          <w:cantSplit/>
-        </w:trPr>
-        <w:tc>
-          <w:tcPr>
-            <w:tcW w:type="dxa" w:w="1728"/>
-          </w:tcPr>
-          <w:p>
-            <w:pPr>
-              <w:keepNext/>
-              <w:spacing w:line="240" w:lineRule="auto" w:after="40"/>
-              <w:jc w:val="left"/>
-            </w:pPr>
-            <w:r/>
-            <w:r>
-              <w:rPr>
-                <w:rFonts w:ascii="Times New Roman" w:hAnsi="Times New Roman" w:eastAsia="Times New Roman"/>
-                <w:b w:val="0"/>
-                <w:i w:val="0"/>
-                <w:color w:val="000000"/>
-                <w:sz w:val="22"/>
-              </w:rPr>
-              <w:t>Fig. 3.1</w:t>
-            </w:r>
-          </w:p>
-        </w:tc>
-        <w:tc>
-          <w:tcPr>
-            <w:tcW w:type="dxa" w:w="5184"/>
-          </w:tcPr>
-          <w:p>
-            <w:pPr>
-              <w:keepNext/>
-              <w:spacing w:line="240" w:lineRule="auto" w:after="40"/>
-              <w:jc w:val="center"/>
-            </w:pPr>
-            <w:r/>
-            <w:r>
-              <w:rPr>
-                <w:rFonts w:ascii="Times New Roman" w:hAnsi="Times New Roman" w:eastAsia="Times New Roman"/>
-                <w:b w:val="0"/>
-                <w:i w:val="0"/>
-                <w:color w:val="000000"/>
-                <w:sz w:val="22"/>
-              </w:rPr>
-              <w:t>System architecture of the implemented application</w:t>
-            </w:r>
-          </w:p>
-        </w:tc>
-        <w:tc>
-          <w:tcPr>
-            <w:tcW w:type="dxa" w:w="1440"/>
-          </w:tcPr>
-          <w:p>
-            <w:pPr>
-              <w:keepNext/>
-              <w:spacing w:line="240" w:lineRule="auto" w:after="40"/>
-              <w:jc w:val="center"/>
-            </w:pPr>
-            <w:r/>
-            <w:r>
-              <w:rPr>
-                <w:rFonts w:ascii="Times New Roman" w:hAnsi="Times New Roman" w:eastAsia="Times New Roman"/>
-                <w:b w:val="0"/>
-                <w:i w:val="0"/>
-                <w:color w:val="000000"/>
-                <w:sz w:val="22"/>
-              </w:rPr>
-              <w:t>7</w:t>
-            </w:r>
-          </w:p>
-        </w:tc>
-      </w:tr>
-      <w:tr>
-        <w:trPr>
-          <w:cantSplit/>
-        </w:trPr>
-        <w:tc>
-          <w:tcPr>
-            <w:tcW w:type="dxa" w:w="1728"/>
-          </w:tcPr>
-          <w:p>
-            <w:pPr>
-              <w:keepNext/>
-              <w:spacing w:line="240" w:lineRule="auto" w:after="40"/>
-              <w:jc w:val="left"/>
-            </w:pPr>
-            <w:r/>
-            <w:r>
-              <w:rPr>
-                <w:rFonts w:ascii="Times New Roman" w:hAnsi="Times New Roman" w:eastAsia="Times New Roman"/>
-                <w:b w:val="0"/>
-                <w:i w:val="0"/>
-                <w:color w:val="000000"/>
-                <w:sz w:val="22"/>
-              </w:rPr>
-              <w:t>Fig. 3.2</w:t>
-            </w:r>
-          </w:p>
-        </w:tc>
-        <w:tc>
-          <w:tcPr>
-            <w:tcW w:type="dxa" w:w="5184"/>
-          </w:tcPr>
-          <w:p>
-            <w:pPr>
-              <w:keepNext/>
-              <w:spacing w:line="240" w:lineRule="auto" w:after="40"/>
-              <w:jc w:val="center"/>
-            </w:pPr>
-            <w:r/>
-            <w:r>
-              <w:rPr>
-                <w:rFonts w:ascii="Times New Roman" w:hAnsi="Times New Roman" w:eastAsia="Times New Roman"/>
-                <w:b w:val="0"/>
-                <w:i w:val="0"/>
-                <w:color w:val="000000"/>
-                <w:sz w:val="22"/>
-              </w:rPr>
-              <w:t>Training pipeline from raw data to saved model artifact</w:t>
-            </w:r>
-          </w:p>
-        </w:tc>
-        <w:tc>
-          <w:tcPr>
-            <w:tcW w:type="dxa" w:w="1440"/>
-          </w:tcPr>
-          <w:p>
-            <w:pPr>
-              <w:keepNext/>
-              <w:spacing w:line="240" w:lineRule="auto" w:after="40"/>
-              <w:jc w:val="center"/>
-            </w:pPr>
-            <w:r/>
-            <w:r>
-              <w:rPr>
-                <w:rFonts w:ascii="Times New Roman" w:hAnsi="Times New Roman" w:eastAsia="Times New Roman"/>
-                <w:b w:val="0"/>
-                <w:i w:val="0"/>
-                <w:color w:val="000000"/>
-                <w:sz w:val="22"/>
-              </w:rPr>
-              <w:t>8</w:t>
-            </w:r>
-          </w:p>
-        </w:tc>
-      </w:tr>
-      <w:tr>
-        <w:trPr>
-          <w:cantSplit/>
-        </w:trPr>
-        <w:tc>
-          <w:tcPr>
-            <w:tcW w:type="dxa" w:w="1728"/>
-          </w:tcPr>
-          <w:p>
-            <w:pPr>
-              <w:keepNext/>
-              <w:spacing w:line="240" w:lineRule="auto" w:after="40"/>
-              <w:jc w:val="left"/>
-            </w:pPr>
-            <w:r/>
-            <w:r>
-              <w:rPr>
-                <w:rFonts w:ascii="Times New Roman" w:hAnsi="Times New Roman" w:eastAsia="Times New Roman"/>
-                <w:b w:val="0"/>
-                <w:i w:val="0"/>
-                <w:color w:val="000000"/>
-                <w:sz w:val="22"/>
-              </w:rPr>
-              <w:t>Fig. 3.3</w:t>
-            </w:r>
-          </w:p>
-        </w:tc>
-        <w:tc>
-          <w:tcPr>
-            <w:tcW w:type="dxa" w:w="5184"/>
-          </w:tcPr>
-          <w:p>
-            <w:pPr>
-              <w:keepNext/>
-              <w:spacing w:line="240" w:lineRule="auto" w:after="40"/>
-              <w:jc w:val="center"/>
-            </w:pPr>
-            <w:r/>
-            <w:r>
-              <w:rPr>
-                <w:rFonts w:ascii="Times New Roman" w:hAnsi="Times New Roman" w:eastAsia="Times New Roman"/>
-                <w:b w:val="0"/>
-                <w:i w:val="0"/>
-                <w:color w:val="000000"/>
-                <w:sz w:val="22"/>
-              </w:rPr>
-              <w:t>Stratified 60/20/20 split and the role of each part</w:t>
-            </w:r>
-          </w:p>
-        </w:tc>
-        <w:tc>
-          <w:tcPr>
-            <w:tcW w:type="dxa" w:w="1440"/>
-          </w:tcPr>
-          <w:p>
-            <w:pPr>
-              <w:keepNext/>
-              <w:spacing w:line="240" w:lineRule="auto" w:after="40"/>
-              <w:jc w:val="center"/>
-            </w:pPr>
-            <w:r/>
-            <w:r>
-              <w:rPr>
-                <w:rFonts w:ascii="Times New Roman" w:hAnsi="Times New Roman" w:eastAsia="Times New Roman"/>
-                <w:b w:val="0"/>
-                <w:i w:val="0"/>
-                <w:color w:val="000000"/>
-                <w:sz w:val="22"/>
-              </w:rPr>
-              <w:t>8</w:t>
-            </w:r>
-          </w:p>
-        </w:tc>
-      </w:tr>
-      <w:tr>
-        <w:trPr>
-          <w:cantSplit/>
-        </w:trPr>
-        <w:tc>
-          <w:tcPr>
-            <w:tcW w:type="dxa" w:w="1728"/>
-          </w:tcPr>
-          <w:p>
-            <w:pPr>
-              <w:keepNext/>
-              <w:spacing w:line="240" w:lineRule="auto" w:after="40"/>
-              <w:jc w:val="left"/>
-            </w:pPr>
-            <w:r/>
-            <w:r>
-              <w:rPr>
-                <w:rFonts w:ascii="Times New Roman" w:hAnsi="Times New Roman" w:eastAsia="Times New Roman"/>
-                <w:b w:val="0"/>
-                <w:i w:val="0"/>
-                <w:color w:val="000000"/>
-                <w:sz w:val="22"/>
-              </w:rPr>
-              <w:t>Fig. 3.4</w:t>
-            </w:r>
-          </w:p>
-        </w:tc>
-        <w:tc>
-          <w:tcPr>
-            <w:tcW w:type="dxa" w:w="5184"/>
-          </w:tcPr>
-          <w:p>
-            <w:pPr>
-              <w:keepNext/>
-              <w:spacing w:line="240" w:lineRule="auto" w:after="40"/>
-              <w:jc w:val="center"/>
-            </w:pPr>
-            <w:r/>
-            <w:r>
-              <w:rPr>
-                <w:rFonts w:ascii="Times New Roman" w:hAnsi="Times New Roman" w:eastAsia="Times New Roman"/>
-                <w:b w:val="0"/>
-                <w:i w:val="0"/>
-                <w:color w:val="000000"/>
-                <w:sz w:val="22"/>
-              </w:rPr>
-              <w:t>How a Random Forest produces a prediction</w:t>
-            </w:r>
-          </w:p>
-        </w:tc>
-        <w:tc>
-          <w:tcPr>
-            <w:tcW w:type="dxa" w:w="1440"/>
-          </w:tcPr>
-          <w:p>
-            <w:pPr>
-              <w:keepNext/>
-              <w:spacing w:line="240" w:lineRule="auto" w:after="40"/>
-              <w:jc w:val="center"/>
-            </w:pPr>
-            <w:r/>
-            <w:r>
-              <w:rPr>
-                <w:rFonts w:ascii="Times New Roman" w:hAnsi="Times New Roman" w:eastAsia="Times New Roman"/>
-                <w:b w:val="0"/>
-                <w:i w:val="0"/>
-                <w:color w:val="000000"/>
-                <w:sz w:val="22"/>
-              </w:rPr>
-              <w:t>9</w:t>
-            </w:r>
-          </w:p>
-        </w:tc>
-      </w:tr>
-      <w:tr>
-        <w:trPr>
-          <w:cantSplit/>
-        </w:trPr>
-        <w:tc>
-          <w:tcPr>
-            <w:tcW w:type="dxa" w:w="1728"/>
-          </w:tcPr>
-          <w:p>
-            <w:pPr>
-              <w:keepNext/>
-              <w:spacing w:line="240" w:lineRule="auto" w:after="40"/>
-              <w:jc w:val="left"/>
-            </w:pPr>
-            <w:r/>
-            <w:r>
-              <w:rPr>
-                <w:rFonts w:ascii="Times New Roman" w:hAnsi="Times New Roman" w:eastAsia="Times New Roman"/>
-                <w:b w:val="0"/>
-                <w:i w:val="0"/>
-                <w:color w:val="000000"/>
-                <w:sz w:val="22"/>
-              </w:rPr>
-              <w:t>Fig. 4.1</w:t>
-            </w:r>
-          </w:p>
-        </w:tc>
-        <w:tc>
-          <w:tcPr>
-            <w:tcW w:type="dxa" w:w="5184"/>
-          </w:tcPr>
-          <w:p>
-            <w:pPr>
-              <w:keepNext/>
-              <w:spacing w:line="240" w:lineRule="auto" w:after="40"/>
-              <w:jc w:val="center"/>
-            </w:pPr>
-            <w:r/>
-            <w:r>
-              <w:rPr>
-                <w:rFonts w:ascii="Times New Roman" w:hAnsi="Times New Roman" w:eastAsia="Times New Roman"/>
-                <w:b w:val="0"/>
-                <w:i w:val="0"/>
-                <w:color w:val="000000"/>
-                <w:sz w:val="22"/>
-              </w:rPr>
-              <w:t>Dashboard page of the deployed application</w:t>
-            </w:r>
-          </w:p>
-        </w:tc>
-        <w:tc>
-          <w:tcPr>
-            <w:tcW w:type="dxa" w:w="1440"/>
-          </w:tcPr>
-          <w:p>
-            <w:pPr>
-              <w:keepNext/>
-              <w:spacing w:line="240" w:lineRule="auto" w:after="40"/>
-              <w:jc w:val="center"/>
-            </w:pPr>
-            <w:r/>
-            <w:r>
-              <w:rPr>
-                <w:rFonts w:ascii="Times New Roman" w:hAnsi="Times New Roman" w:eastAsia="Times New Roman"/>
-                <w:b w:val="0"/>
-                <w:i w:val="0"/>
-                <w:color w:val="000000"/>
-                <w:sz w:val="22"/>
-              </w:rPr>
-              <w:t>14</w:t>
-            </w:r>
-          </w:p>
-        </w:tc>
-      </w:tr>
-      <w:tr>
-        <w:trPr>
-          <w:cantSplit/>
-        </w:trPr>
-        <w:tc>
-          <w:tcPr>
-            <w:tcW w:type="dxa" w:w="1728"/>
-          </w:tcPr>
-          <w:p>
-            <w:pPr>
-              <w:keepNext/>
-              <w:spacing w:line="240" w:lineRule="auto" w:after="40"/>
-              <w:jc w:val="left"/>
-            </w:pPr>
-            <w:r/>
-            <w:r>
-              <w:rPr>
-                <w:rFonts w:ascii="Times New Roman" w:hAnsi="Times New Roman" w:eastAsia="Times New Roman"/>
-                <w:b w:val="0"/>
-                <w:i w:val="0"/>
-                <w:color w:val="000000"/>
-                <w:sz w:val="22"/>
-              </w:rPr>
-              <w:t>Fig. 4.2</w:t>
-            </w:r>
-          </w:p>
-        </w:tc>
-        <w:tc>
-          <w:tcPr>
-            <w:tcW w:type="dxa" w:w="5184"/>
-          </w:tcPr>
-          <w:p>
-            <w:pPr>
-              <w:keepNext/>
-              <w:spacing w:line="240" w:lineRule="auto" w:after="40"/>
-              <w:jc w:val="center"/>
-            </w:pPr>
-            <w:r/>
-            <w:r>
-              <w:rPr>
-                <w:rFonts w:ascii="Times New Roman" w:hAnsi="Times New Roman" w:eastAsia="Times New Roman"/>
-                <w:b w:val="0"/>
-                <w:i w:val="0"/>
-                <w:color w:val="000000"/>
-                <w:sz w:val="22"/>
-              </w:rPr>
-              <w:t>Borrower input form on the Predict page</w:t>
-            </w:r>
-          </w:p>
-        </w:tc>
-        <w:tc>
-          <w:tcPr>
-            <w:tcW w:type="dxa" w:w="1440"/>
-          </w:tcPr>
-          <w:p>
-            <w:pPr>
-              <w:keepNext/>
-              <w:spacing w:line="240" w:lineRule="auto" w:after="40"/>
-              <w:jc w:val="center"/>
-            </w:pPr>
-            <w:r/>
-            <w:r>
-              <w:rPr>
-                <w:rFonts w:ascii="Times New Roman" w:hAnsi="Times New Roman" w:eastAsia="Times New Roman"/>
-                <w:b w:val="0"/>
-                <w:i w:val="0"/>
-                <w:color w:val="000000"/>
-                <w:sz w:val="22"/>
-              </w:rPr>
-              <w:t>15</w:t>
-            </w:r>
-          </w:p>
-        </w:tc>
-      </w:tr>
-      <w:tr>
-        <w:trPr>
-          <w:cantSplit/>
-        </w:trPr>
-        <w:tc>
-          <w:tcPr>
-            <w:tcW w:type="dxa" w:w="1728"/>
-          </w:tcPr>
-          <w:p>
-            <w:pPr>
-              <w:keepNext/>
-              <w:spacing w:line="240" w:lineRule="auto" w:after="40"/>
-              <w:jc w:val="left"/>
-            </w:pPr>
-            <w:r/>
-            <w:r>
-              <w:rPr>
-                <w:rFonts w:ascii="Times New Roman" w:hAnsi="Times New Roman" w:eastAsia="Times New Roman"/>
-                <w:b w:val="0"/>
-                <w:i w:val="0"/>
-                <w:color w:val="000000"/>
-                <w:sz w:val="22"/>
-              </w:rPr>
-              <w:t>Fig. 4.3</w:t>
-            </w:r>
-          </w:p>
-        </w:tc>
-        <w:tc>
-          <w:tcPr>
-            <w:tcW w:type="dxa" w:w="5184"/>
-          </w:tcPr>
-          <w:p>
-            <w:pPr>
-              <w:keepNext/>
-              <w:spacing w:line="240" w:lineRule="auto" w:after="40"/>
-              <w:jc w:val="center"/>
-            </w:pPr>
-            <w:r/>
-            <w:r>
-              <w:rPr>
-                <w:rFonts w:ascii="Times New Roman" w:hAnsi="Times New Roman" w:eastAsia="Times New Roman"/>
-                <w:b w:val="0"/>
-                <w:i w:val="0"/>
-                <w:color w:val="000000"/>
-                <w:sz w:val="22"/>
-              </w:rPr>
-              <w:t>Prediction result for a higher-risk borrower</w:t>
             </w:r>
           </w:p>
         </w:tc>
@@ -2272,155 +1486,7 @@
         </w:trPr>
         <w:tc>
           <w:tcPr>
-            <w:tcW w:type="dxa" w:w="1728"/>
-          </w:tcPr>
-          <w:p>
-            <w:pPr>
-              <w:keepNext/>
-              <w:spacing w:line="240" w:lineRule="auto" w:after="40"/>
-              <w:jc w:val="left"/>
-            </w:pPr>
-            <w:r/>
-            <w:r>
-              <w:rPr>
-                <w:rFonts w:ascii="Times New Roman" w:hAnsi="Times New Roman" w:eastAsia="Times New Roman"/>
-                <w:b w:val="0"/>
-                <w:i w:val="0"/>
-                <w:color w:val="000000"/>
-                <w:sz w:val="22"/>
-              </w:rPr>
-              <w:t>Fig. 4.4</w:t>
-            </w:r>
-          </w:p>
-        </w:tc>
-        <w:tc>
-          <w:tcPr>
-            <w:tcW w:type="dxa" w:w="5184"/>
-          </w:tcPr>
-          <w:p>
-            <w:pPr>
-              <w:keepNext/>
-              <w:spacing w:line="240" w:lineRule="auto" w:after="40"/>
-              <w:jc w:val="center"/>
-            </w:pPr>
-            <w:r/>
-            <w:r>
-              <w:rPr>
-                <w:rFonts w:ascii="Times New Roman" w:hAnsi="Times New Roman" w:eastAsia="Times New Roman"/>
-                <w:b w:val="0"/>
-                <w:i w:val="0"/>
-                <w:color w:val="000000"/>
-                <w:sz w:val="22"/>
-              </w:rPr>
-              <w:t>Model information page with evaluation metrics</w:t>
-            </w:r>
-          </w:p>
-        </w:tc>
-        <w:tc>
-          <w:tcPr>
-            <w:tcW w:type="dxa" w:w="1440"/>
-          </w:tcPr>
-          <w:p>
-            <w:pPr>
-              <w:keepNext/>
-              <w:spacing w:line="240" w:lineRule="auto" w:after="40"/>
-              <w:jc w:val="center"/>
-            </w:pPr>
-            <w:r/>
-            <w:r>
-              <w:rPr>
-                <w:rFonts w:ascii="Times New Roman" w:hAnsi="Times New Roman" w:eastAsia="Times New Roman"/>
-                <w:b w:val="0"/>
-                <w:i w:val="0"/>
-                <w:color w:val="000000"/>
-                <w:sz w:val="22"/>
-              </w:rPr>
-              <w:t>17</w:t>
-            </w:r>
-          </w:p>
-        </w:tc>
-      </w:tr>
-      <w:tr>
-        <w:trPr>
-          <w:cantSplit/>
-        </w:trPr>
-        <w:tc>
-          <w:tcPr>
-            <w:tcW w:type="dxa" w:w="1728"/>
-          </w:tcPr>
-          <w:p>
-            <w:pPr>
-              <w:keepNext/>
-              <w:spacing w:line="240" w:lineRule="auto" w:after="40"/>
-              <w:jc w:val="left"/>
-            </w:pPr>
-            <w:r/>
-            <w:r>
-              <w:rPr>
-                <w:rFonts w:ascii="Times New Roman" w:hAnsi="Times New Roman" w:eastAsia="Times New Roman"/>
-                <w:b w:val="0"/>
-                <w:i w:val="0"/>
-                <w:color w:val="000000"/>
-                <w:sz w:val="22"/>
-              </w:rPr>
-              <w:t>Fig. 4.5</w:t>
-            </w:r>
-          </w:p>
-        </w:tc>
-        <w:tc>
-          <w:tcPr>
-            <w:tcW w:type="dxa" w:w="5184"/>
-          </w:tcPr>
-          <w:p>
-            <w:pPr>
-              <w:keepNext/>
-              <w:spacing w:line="240" w:lineRule="auto" w:after="40"/>
-              <w:jc w:val="center"/>
-            </w:pPr>
-            <w:r/>
-            <w:r>
-              <w:rPr>
-                <w:rFonts w:ascii="Times New Roman" w:hAnsi="Times New Roman" w:eastAsia="Times New Roman"/>
-                <w:b w:val="0"/>
-                <w:i w:val="0"/>
-                <w:color w:val="000000"/>
-                <w:sz w:val="22"/>
-              </w:rPr>
-              <w:t>Predicted score distribution by actual outcome</w:t>
-            </w:r>
-          </w:p>
-        </w:tc>
-        <w:tc>
-          <w:tcPr>
-            <w:tcW w:type="dxa" w:w="1440"/>
-          </w:tcPr>
-          <w:p>
-            <w:pPr>
-              <w:keepNext/>
-              <w:spacing w:line="240" w:lineRule="auto" w:after="40"/>
-              <w:jc w:val="center"/>
-            </w:pPr>
-            <w:r/>
-            <w:r>
-              <w:rPr>
-                <w:rFonts w:ascii="Times New Roman" w:hAnsi="Times New Roman" w:eastAsia="Times New Roman"/>
-                <w:b w:val="0"/>
-                <w:i w:val="0"/>
-                <w:color w:val="000000"/>
-                <w:sz w:val="22"/>
-              </w:rPr>
-              <w:t>19</w:t>
-            </w:r>
-          </w:p>
-        </w:tc>
-      </w:tr>
-      <w:tr>
-        <w:trPr>
-          <w:cantSplit/>
-        </w:trPr>
-        <w:tc>
-          <w:tcPr>
-            <w:tcW w:type="dxa" w:w="1728"/>
+            <w:tcW w:type="dxa" w:w="1296"/>
           </w:tcPr>
           <w:p>
             <w:pPr>
@@ -2436,13 +1502,13 @@
                 <w:color w:val="000000"/>
                 <w:sz w:val="22"/>
               </w:rPr>
-              <w:t>Fig. 4.6</w:t>
+              <w:t>11</w:t>
             </w:r>
           </w:p>
         </w:tc>
         <w:tc>
           <w:tcPr>
-            <w:tcW w:type="dxa" w:w="5184"/>
+            <w:tcW w:type="dxa" w:w="5616"/>
           </w:tcPr>
           <w:p>
             <w:pPr>
@@ -2458,7 +1524,7 @@
                 <w:color w:val="000000"/>
                 <w:sz w:val="22"/>
               </w:rPr>
-              <w:t>Precision, recall and F1 across decision thresholds</w:t>
+              <w:t>References</w:t>
             </w:r>
           </w:p>
         </w:tc>
@@ -2480,7 +1546,7 @@
                 <w:color w:val="000000"/>
                 <w:sz w:val="22"/>
               </w:rPr>
-              <w:t>19</w:t>
+              <w:t>17</w:t>
             </w:r>
           </w:p>
         </w:tc>
@@ -2494,13 +1560,8 @@
     </w:p>
     <w:p>
       <w:pPr>
+        <w:pageBreakBefore/>
         <w:spacing w:before="0" w:after="200" w:line="360" w:lineRule="auto"/>
-        <w:jc w:val="both"/>
-      </w:pPr>
-    </w:p>
-    <w:p>
-      <w:pPr>
-        <w:spacing w:before="200" w:after="200" w:line="360" w:lineRule="auto"/>
         <w:jc w:val="left"/>
       </w:pPr>
       <w:r>
@@ -2511,7 +1572,7 @@
           <w:color w:val="000000"/>
           <w:sz w:val="32"/>
         </w:rPr>
-        <w:t>LIST OF TABLES</w:t>
+        <w:t>LIST OF FIGURES AND TABLES</w:t>
       </w:r>
     </w:p>
     <w:p>
@@ -2542,7 +1603,7 @@
         </w:trPr>
         <w:tc>
           <w:tcPr>
-            <w:tcW w:type="dxa" w:w="1728"/>
+            <w:tcW w:type="dxa" w:w="1296"/>
             <w:shd w:val="clear" w:fill="D9E2F3"/>
           </w:tcPr>
           <w:p>
@@ -2560,13 +1621,13 @@
                 <w:color w:val="000000"/>
                 <w:sz w:val="22"/>
               </w:rPr>
-              <w:t>Table No.</w:t>
+              <w:t>Figure</w:t>
             </w:r>
           </w:p>
         </w:tc>
         <w:tc>
           <w:tcPr>
-            <w:tcW w:type="dxa" w:w="5184"/>
+            <w:tcW w:type="dxa" w:w="5616"/>
             <w:shd w:val="clear" w:fill="D9E2F3"/>
           </w:tcPr>
           <w:p>
@@ -2584,13 +1645,13 @@
                 <w:color w:val="000000"/>
                 <w:sz w:val="22"/>
               </w:rPr>
-              <w:t>Title of Table</w:t>
+              <w:t>Title</w:t>
             </w:r>
           </w:p>
         </w:tc>
         <w:tc>
           <w:tcPr>
-            <w:tcW w:type="dxa" w:w="1440"/>
+            <w:tcW w:type="dxa" w:w="1296"/>
             <w:shd w:val="clear" w:fill="D9E2F3"/>
           </w:tcPr>
           <w:p>
@@ -2608,7 +1669,7 @@
                 <w:color w:val="000000"/>
                 <w:sz w:val="22"/>
               </w:rPr>
-              <w:t>Page No.</w:t>
+              <w:t>Page</w:t>
             </w:r>
           </w:p>
         </w:tc>
@@ -2619,7 +1680,7 @@
         </w:trPr>
         <w:tc>
           <w:tcPr>
-            <w:tcW w:type="dxa" w:w="1728"/>
+            <w:tcW w:type="dxa" w:w="1296"/>
           </w:tcPr>
           <w:p>
             <w:pPr>
@@ -2636,13 +1697,13 @@
                 <w:color w:val="000000"/>
                 <w:sz w:val="22"/>
               </w:rPr>
-              <w:t>Table 2.1</w:t>
+              <w:t>Fig. 3.1</w:t>
             </w:r>
           </w:p>
         </w:tc>
         <w:tc>
           <w:tcPr>
-            <w:tcW w:type="dxa" w:w="5184"/>
+            <w:tcW w:type="dxa" w:w="5616"/>
           </w:tcPr>
           <w:p>
             <w:pPr>
@@ -2659,13 +1720,13 @@
                 <w:color w:val="000000"/>
                 <w:sz w:val="22"/>
               </w:rPr>
-              <w:t>Summary of literature review</w:t>
+              <w:t>System architecture of the implemented application</w:t>
             </w:r>
           </w:p>
         </w:tc>
         <w:tc>
           <w:tcPr>
-            <w:tcW w:type="dxa" w:w="1440"/>
+            <w:tcW w:type="dxa" w:w="1296"/>
           </w:tcPr>
           <w:p>
             <w:pPr>
@@ -2693,7 +1754,7 @@
         </w:trPr>
         <w:tc>
           <w:tcPr>
-            <w:tcW w:type="dxa" w:w="1728"/>
+            <w:tcW w:type="dxa" w:w="1296"/>
           </w:tcPr>
           <w:p>
             <w:pPr>
@@ -2710,13 +1771,13 @@
                 <w:color w:val="000000"/>
                 <w:sz w:val="22"/>
               </w:rPr>
-              <w:t>Table 3.1</w:t>
+              <w:t>Fig. 3.2</w:t>
             </w:r>
           </w:p>
         </w:tc>
         <w:tc>
           <w:tcPr>
-            <w:tcW w:type="dxa" w:w="5184"/>
+            <w:tcW w:type="dxa" w:w="5616"/>
           </w:tcPr>
           <w:p>
             <w:pPr>
@@ -2733,13 +1794,13 @@
                 <w:color w:val="000000"/>
                 <w:sz w:val="22"/>
               </w:rPr>
-              <w:t>Key concepts and definitions</w:t>
+              <w:t>How a Random Forest produces a prediction</w:t>
             </w:r>
           </w:p>
         </w:tc>
         <w:tc>
           <w:tcPr>
-            <w:tcW w:type="dxa" w:w="1440"/>
+            <w:tcW w:type="dxa" w:w="1296"/>
           </w:tcPr>
           <w:p>
             <w:pPr>
@@ -2756,7 +1817,7 @@
                 <w:color w:val="000000"/>
                 <w:sz w:val="22"/>
               </w:rPr>
-              <w:t>7</w:t>
+              <w:t>5</w:t>
             </w:r>
           </w:p>
         </w:tc>
@@ -2767,7 +1828,7 @@
         </w:trPr>
         <w:tc>
           <w:tcPr>
-            <w:tcW w:type="dxa" w:w="1728"/>
+            <w:tcW w:type="dxa" w:w="1296"/>
           </w:tcPr>
           <w:p>
             <w:pPr>
@@ -2784,13 +1845,13 @@
                 <w:color w:val="000000"/>
                 <w:sz w:val="22"/>
               </w:rPr>
-              <w:t>Table 3.2</w:t>
+              <w:t>Fig. 4.1</w:t>
             </w:r>
           </w:p>
         </w:tc>
         <w:tc>
           <w:tcPr>
-            <w:tcW w:type="dxa" w:w="5184"/>
+            <w:tcW w:type="dxa" w:w="5616"/>
           </w:tcPr>
           <w:p>
             <w:pPr>
@@ -2807,13 +1868,13 @@
                 <w:color w:val="000000"/>
                 <w:sz w:val="22"/>
               </w:rPr>
-              <w:t>Input features and their descriptions</w:t>
+              <w:t>Dashboard of the deployed application</w:t>
             </w:r>
           </w:p>
         </w:tc>
         <w:tc>
           <w:tcPr>
-            <w:tcW w:type="dxa" w:w="1440"/>
+            <w:tcW w:type="dxa" w:w="1296"/>
           </w:tcPr>
           <w:p>
             <w:pPr>
@@ -2841,7 +1902,7 @@
         </w:trPr>
         <w:tc>
           <w:tcPr>
-            <w:tcW w:type="dxa" w:w="1728"/>
+            <w:tcW w:type="dxa" w:w="1296"/>
           </w:tcPr>
           <w:p>
             <w:pPr>
@@ -2858,13 +1919,13 @@
                 <w:color w:val="000000"/>
                 <w:sz w:val="22"/>
               </w:rPr>
-              <w:t>Table 3.3</w:t>
+              <w:t>Fig. 4.2</w:t>
             </w:r>
           </w:p>
         </w:tc>
         <w:tc>
           <w:tcPr>
-            <w:tcW w:type="dxa" w:w="5184"/>
+            <w:tcW w:type="dxa" w:w="5616"/>
           </w:tcPr>
           <w:p>
             <w:pPr>
@@ -2881,13 +1942,13 @@
                 <w:color w:val="000000"/>
                 <w:sz w:val="22"/>
               </w:rPr>
-              <w:t>Data quality issues and their treatment</w:t>
+              <w:t>Model information page, read live from saved metadata</w:t>
             </w:r>
           </w:p>
         </w:tc>
         <w:tc>
           <w:tcPr>
-            <w:tcW w:type="dxa" w:w="1440"/>
+            <w:tcW w:type="dxa" w:w="1296"/>
           </w:tcPr>
           <w:p>
             <w:pPr>
@@ -2915,7 +1976,486 @@
         </w:trPr>
         <w:tc>
           <w:tcPr>
-            <w:tcW w:type="dxa" w:w="1728"/>
+            <w:tcW w:type="dxa" w:w="1296"/>
+          </w:tcPr>
+          <w:p>
+            <w:pPr>
+              <w:spacing w:line="240" w:lineRule="auto" w:after="40"/>
+              <w:jc w:val="left"/>
+            </w:pPr>
+            <w:r/>
+            <w:r>
+              <w:rPr>
+                <w:rFonts w:ascii="Times New Roman" w:hAnsi="Times New Roman" w:eastAsia="Times New Roman"/>
+                <w:b w:val="0"/>
+                <w:i w:val="0"/>
+                <w:color w:val="000000"/>
+                <w:sz w:val="22"/>
+              </w:rPr>
+              <w:t>Fig. 4.3</w:t>
+            </w:r>
+          </w:p>
+        </w:tc>
+        <w:tc>
+          <w:tcPr>
+            <w:tcW w:type="dxa" w:w="5616"/>
+          </w:tcPr>
+          <w:p>
+            <w:pPr>
+              <w:spacing w:line="240" w:lineRule="auto" w:after="40"/>
+              <w:jc w:val="center"/>
+            </w:pPr>
+            <w:r/>
+            <w:r>
+              <w:rPr>
+                <w:rFonts w:ascii="Times New Roman" w:hAnsi="Times New Roman" w:eastAsia="Times New Roman"/>
+                <w:b w:val="0"/>
+                <w:i w:val="0"/>
+                <w:color w:val="000000"/>
+                <w:sz w:val="22"/>
+              </w:rPr>
+              <w:t>Predicted score distribution by actual outcome</w:t>
+            </w:r>
+          </w:p>
+        </w:tc>
+        <w:tc>
+          <w:tcPr>
+            <w:tcW w:type="dxa" w:w="1296"/>
+          </w:tcPr>
+          <w:p>
+            <w:pPr>
+              <w:spacing w:line="240" w:lineRule="auto" w:after="40"/>
+              <w:jc w:val="center"/>
+            </w:pPr>
+            <w:r/>
+            <w:r>
+              <w:rPr>
+                <w:rFonts w:ascii="Times New Roman" w:hAnsi="Times New Roman" w:eastAsia="Times New Roman"/>
+                <w:b w:val="0"/>
+                <w:i w:val="0"/>
+                <w:color w:val="000000"/>
+                <w:sz w:val="22"/>
+              </w:rPr>
+              <w:t>11</w:t>
+            </w:r>
+          </w:p>
+        </w:tc>
+      </w:tr>
+    </w:tbl>
+    <w:p>
+      <w:pPr>
+        <w:spacing w:before="0" w:after="80" w:line="360" w:lineRule="auto"/>
+        <w:jc w:val="both"/>
+      </w:pPr>
+    </w:p>
+    <w:p>
+      <w:pPr>
+        <w:spacing w:before="0" w:after="160" w:line="360" w:lineRule="auto"/>
+        <w:jc w:val="both"/>
+      </w:pPr>
+    </w:p>
+    <w:p>
+      <w:pPr>
+        <w:keepNext/>
+        <w:spacing w:before="160" w:after="60" w:line="240" w:lineRule="auto"/>
+        <w:jc w:val="center"/>
+      </w:pPr>
+    </w:p>
+    <w:tbl>
+      <w:tblPr>
+        <w:tblStyle w:val="TableGrid"/>
+        <w:tblW w:type="auto" w:w="0"/>
+        <w:jc w:val="center"/>
+        <w:tblLook w:firstColumn="1" w:firstRow="1" w:lastColumn="0" w:lastRow="0" w:noHBand="0" w:noVBand="1" w:val="04A0"/>
+      </w:tblPr>
+      <w:tblGrid>
+        <w:gridCol w:w="2770"/>
+        <w:gridCol w:w="2770"/>
+        <w:gridCol w:w="2770"/>
+      </w:tblGrid>
+      <w:tr>
+        <w:trPr>
+          <w:cantSplit/>
+          <w:tblHeader/>
+          <w:cantSplit/>
+          <w:tblHeader/>
+        </w:trPr>
+        <w:tc>
+          <w:tcPr>
+            <w:tcW w:type="dxa" w:w="1296"/>
+            <w:shd w:val="clear" w:fill="D9E2F3"/>
+          </w:tcPr>
+          <w:p>
+            <w:pPr>
+              <w:keepNext/>
+              <w:spacing w:line="240" w:lineRule="auto" w:after="40"/>
+              <w:jc w:val="center"/>
+            </w:pPr>
+            <w:r/>
+            <w:r>
+              <w:rPr>
+                <w:rFonts w:ascii="Times New Roman" w:hAnsi="Times New Roman" w:eastAsia="Times New Roman"/>
+                <w:b/>
+                <w:i w:val="0"/>
+                <w:color w:val="000000"/>
+                <w:sz w:val="22"/>
+              </w:rPr>
+              <w:t>Table</w:t>
+            </w:r>
+          </w:p>
+        </w:tc>
+        <w:tc>
+          <w:tcPr>
+            <w:tcW w:type="dxa" w:w="5616"/>
+            <w:shd w:val="clear" w:fill="D9E2F3"/>
+          </w:tcPr>
+          <w:p>
+            <w:pPr>
+              <w:keepNext/>
+              <w:spacing w:line="240" w:lineRule="auto" w:after="40"/>
+              <w:jc w:val="center"/>
+            </w:pPr>
+            <w:r/>
+            <w:r>
+              <w:rPr>
+                <w:rFonts w:ascii="Times New Roman" w:hAnsi="Times New Roman" w:eastAsia="Times New Roman"/>
+                <w:b/>
+                <w:i w:val="0"/>
+                <w:color w:val="000000"/>
+                <w:sz w:val="22"/>
+              </w:rPr>
+              <w:t>Title</w:t>
+            </w:r>
+          </w:p>
+        </w:tc>
+        <w:tc>
+          <w:tcPr>
+            <w:tcW w:type="dxa" w:w="1296"/>
+            <w:shd w:val="clear" w:fill="D9E2F3"/>
+          </w:tcPr>
+          <w:p>
+            <w:pPr>
+              <w:keepNext/>
+              <w:spacing w:line="240" w:lineRule="auto" w:after="40"/>
+              <w:jc w:val="center"/>
+            </w:pPr>
+            <w:r/>
+            <w:r>
+              <w:rPr>
+                <w:rFonts w:ascii="Times New Roman" w:hAnsi="Times New Roman" w:eastAsia="Times New Roman"/>
+                <w:b/>
+                <w:i w:val="0"/>
+                <w:color w:val="000000"/>
+                <w:sz w:val="22"/>
+              </w:rPr>
+              <w:t>Page</w:t>
+            </w:r>
+          </w:p>
+        </w:tc>
+      </w:tr>
+      <w:tr>
+        <w:trPr>
+          <w:cantSplit/>
+        </w:trPr>
+        <w:tc>
+          <w:tcPr>
+            <w:tcW w:type="dxa" w:w="1296"/>
+          </w:tcPr>
+          <w:p>
+            <w:pPr>
+              <w:keepNext/>
+              <w:spacing w:line="240" w:lineRule="auto" w:after="40"/>
+              <w:jc w:val="left"/>
+            </w:pPr>
+            <w:r/>
+            <w:r>
+              <w:rPr>
+                <w:rFonts w:ascii="Times New Roman" w:hAnsi="Times New Roman" w:eastAsia="Times New Roman"/>
+                <w:b w:val="0"/>
+                <w:i w:val="0"/>
+                <w:color w:val="000000"/>
+                <w:sz w:val="22"/>
+              </w:rPr>
+              <w:t>Table 2.1</w:t>
+            </w:r>
+          </w:p>
+        </w:tc>
+        <w:tc>
+          <w:tcPr>
+            <w:tcW w:type="dxa" w:w="5616"/>
+          </w:tcPr>
+          <w:p>
+            <w:pPr>
+              <w:keepNext/>
+              <w:spacing w:line="240" w:lineRule="auto" w:after="40"/>
+              <w:jc w:val="center"/>
+            </w:pPr>
+            <w:r/>
+            <w:r>
+              <w:rPr>
+                <w:rFonts w:ascii="Times New Roman" w:hAnsi="Times New Roman" w:eastAsia="Times New Roman"/>
+                <w:b w:val="0"/>
+                <w:i w:val="0"/>
+                <w:color w:val="000000"/>
+                <w:sz w:val="22"/>
+              </w:rPr>
+              <w:t>Summary of literature review</w:t>
+            </w:r>
+          </w:p>
+        </w:tc>
+        <w:tc>
+          <w:tcPr>
+            <w:tcW w:type="dxa" w:w="1296"/>
+          </w:tcPr>
+          <w:p>
+            <w:pPr>
+              <w:keepNext/>
+              <w:spacing w:line="240" w:lineRule="auto" w:after="40"/>
+              <w:jc w:val="center"/>
+            </w:pPr>
+            <w:r/>
+            <w:r>
+              <w:rPr>
+                <w:rFonts w:ascii="Times New Roman" w:hAnsi="Times New Roman" w:eastAsia="Times New Roman"/>
+                <w:b w:val="0"/>
+                <w:i w:val="0"/>
+                <w:color w:val="000000"/>
+                <w:sz w:val="22"/>
+              </w:rPr>
+              <w:t>2</w:t>
+            </w:r>
+          </w:p>
+        </w:tc>
+      </w:tr>
+      <w:tr>
+        <w:trPr>
+          <w:cantSplit/>
+        </w:trPr>
+        <w:tc>
+          <w:tcPr>
+            <w:tcW w:type="dxa" w:w="1296"/>
+          </w:tcPr>
+          <w:p>
+            <w:pPr>
+              <w:keepNext/>
+              <w:spacing w:line="240" w:lineRule="auto" w:after="40"/>
+              <w:jc w:val="left"/>
+            </w:pPr>
+            <w:r/>
+            <w:r>
+              <w:rPr>
+                <w:rFonts w:ascii="Times New Roman" w:hAnsi="Times New Roman" w:eastAsia="Times New Roman"/>
+                <w:b w:val="0"/>
+                <w:i w:val="0"/>
+                <w:color w:val="000000"/>
+                <w:sz w:val="22"/>
+              </w:rPr>
+              <w:t>Table 3.1</w:t>
+            </w:r>
+          </w:p>
+        </w:tc>
+        <w:tc>
+          <w:tcPr>
+            <w:tcW w:type="dxa" w:w="5616"/>
+          </w:tcPr>
+          <w:p>
+            <w:pPr>
+              <w:keepNext/>
+              <w:spacing w:line="240" w:lineRule="auto" w:after="40"/>
+              <w:jc w:val="center"/>
+            </w:pPr>
+            <w:r/>
+            <w:r>
+              <w:rPr>
+                <w:rFonts w:ascii="Times New Roman" w:hAnsi="Times New Roman" w:eastAsia="Times New Roman"/>
+                <w:b w:val="0"/>
+                <w:i w:val="0"/>
+                <w:color w:val="000000"/>
+                <w:sz w:val="22"/>
+              </w:rPr>
+              <w:t>Key concepts and definitions</w:t>
+            </w:r>
+          </w:p>
+        </w:tc>
+        <w:tc>
+          <w:tcPr>
+            <w:tcW w:type="dxa" w:w="1296"/>
+          </w:tcPr>
+          <w:p>
+            <w:pPr>
+              <w:keepNext/>
+              <w:spacing w:line="240" w:lineRule="auto" w:after="40"/>
+              <w:jc w:val="center"/>
+            </w:pPr>
+            <w:r/>
+            <w:r>
+              <w:rPr>
+                <w:rFonts w:ascii="Times New Roman" w:hAnsi="Times New Roman" w:eastAsia="Times New Roman"/>
+                <w:b w:val="0"/>
+                <w:i w:val="0"/>
+                <w:color w:val="000000"/>
+                <w:sz w:val="22"/>
+              </w:rPr>
+              <w:t>4</w:t>
+            </w:r>
+          </w:p>
+        </w:tc>
+      </w:tr>
+      <w:tr>
+        <w:trPr>
+          <w:cantSplit/>
+        </w:trPr>
+        <w:tc>
+          <w:tcPr>
+            <w:tcW w:type="dxa" w:w="1296"/>
+          </w:tcPr>
+          <w:p>
+            <w:pPr>
+              <w:keepNext/>
+              <w:spacing w:line="240" w:lineRule="auto" w:after="40"/>
+              <w:jc w:val="left"/>
+            </w:pPr>
+            <w:r/>
+            <w:r>
+              <w:rPr>
+                <w:rFonts w:ascii="Times New Roman" w:hAnsi="Times New Roman" w:eastAsia="Times New Roman"/>
+                <w:b w:val="0"/>
+                <w:i w:val="0"/>
+                <w:color w:val="000000"/>
+                <w:sz w:val="22"/>
+              </w:rPr>
+              <w:t>Table 3.2</w:t>
+            </w:r>
+          </w:p>
+        </w:tc>
+        <w:tc>
+          <w:tcPr>
+            <w:tcW w:type="dxa" w:w="5616"/>
+          </w:tcPr>
+          <w:p>
+            <w:pPr>
+              <w:keepNext/>
+              <w:spacing w:line="240" w:lineRule="auto" w:after="40"/>
+              <w:jc w:val="center"/>
+            </w:pPr>
+            <w:r/>
+            <w:r>
+              <w:rPr>
+                <w:rFonts w:ascii="Times New Roman" w:hAnsi="Times New Roman" w:eastAsia="Times New Roman"/>
+                <w:b w:val="0"/>
+                <w:i w:val="0"/>
+                <w:color w:val="000000"/>
+                <w:sz w:val="22"/>
+              </w:rPr>
+              <w:t>Input features</w:t>
+            </w:r>
+          </w:p>
+        </w:tc>
+        <w:tc>
+          <w:tcPr>
+            <w:tcW w:type="dxa" w:w="1296"/>
+          </w:tcPr>
+          <w:p>
+            <w:pPr>
+              <w:keepNext/>
+              <w:spacing w:line="240" w:lineRule="auto" w:after="40"/>
+              <w:jc w:val="center"/>
+            </w:pPr>
+            <w:r/>
+            <w:r>
+              <w:rPr>
+                <w:rFonts w:ascii="Times New Roman" w:hAnsi="Times New Roman" w:eastAsia="Times New Roman"/>
+                <w:b w:val="0"/>
+                <w:i w:val="0"/>
+                <w:color w:val="000000"/>
+                <w:sz w:val="22"/>
+              </w:rPr>
+              <w:t>6</w:t>
+            </w:r>
+          </w:p>
+        </w:tc>
+      </w:tr>
+      <w:tr>
+        <w:trPr>
+          <w:cantSplit/>
+        </w:trPr>
+        <w:tc>
+          <w:tcPr>
+            <w:tcW w:type="dxa" w:w="1296"/>
+          </w:tcPr>
+          <w:p>
+            <w:pPr>
+              <w:keepNext/>
+              <w:spacing w:line="240" w:lineRule="auto" w:after="40"/>
+              <w:jc w:val="left"/>
+            </w:pPr>
+            <w:r/>
+            <w:r>
+              <w:rPr>
+                <w:rFonts w:ascii="Times New Roman" w:hAnsi="Times New Roman" w:eastAsia="Times New Roman"/>
+                <w:b w:val="0"/>
+                <w:i w:val="0"/>
+                <w:color w:val="000000"/>
+                <w:sz w:val="22"/>
+              </w:rPr>
+              <w:t>Table 3.3</w:t>
+            </w:r>
+          </w:p>
+        </w:tc>
+        <w:tc>
+          <w:tcPr>
+            <w:tcW w:type="dxa" w:w="5616"/>
+          </w:tcPr>
+          <w:p>
+            <w:pPr>
+              <w:keepNext/>
+              <w:spacing w:line="240" w:lineRule="auto" w:after="40"/>
+              <w:jc w:val="center"/>
+            </w:pPr>
+            <w:r/>
+            <w:r>
+              <w:rPr>
+                <w:rFonts w:ascii="Times New Roman" w:hAnsi="Times New Roman" w:eastAsia="Times New Roman"/>
+                <w:b w:val="0"/>
+                <w:i w:val="0"/>
+                <w:color w:val="000000"/>
+                <w:sz w:val="22"/>
+              </w:rPr>
+              <w:t>Data quality issues and treatment</w:t>
+            </w:r>
+          </w:p>
+        </w:tc>
+        <w:tc>
+          <w:tcPr>
+            <w:tcW w:type="dxa" w:w="1296"/>
+          </w:tcPr>
+          <w:p>
+            <w:pPr>
+              <w:keepNext/>
+              <w:spacing w:line="240" w:lineRule="auto" w:after="40"/>
+              <w:jc w:val="center"/>
+            </w:pPr>
+            <w:r/>
+            <w:r>
+              <w:rPr>
+                <w:rFonts w:ascii="Times New Roman" w:hAnsi="Times New Roman" w:eastAsia="Times New Roman"/>
+                <w:b w:val="0"/>
+                <w:i w:val="0"/>
+                <w:color w:val="000000"/>
+                <w:sz w:val="22"/>
+              </w:rPr>
+              <w:t>6</w:t>
+            </w:r>
+          </w:p>
+        </w:tc>
+      </w:tr>
+      <w:tr>
+        <w:trPr>
+          <w:cantSplit/>
+        </w:trPr>
+        <w:tc>
+          <w:tcPr>
+            <w:tcW w:type="dxa" w:w="1296"/>
           </w:tcPr>
           <w:p>
             <w:pPr>
@@ -2938,7 +2478,7 @@
         </w:tc>
         <w:tc>
           <w:tcPr>
-            <w:tcW w:type="dxa" w:w="5184"/>
+            <w:tcW w:type="dxa" w:w="5616"/>
           </w:tcPr>
           <w:p>
             <w:pPr>
@@ -2955,13 +2495,87 @@
                 <w:color w:val="000000"/>
                 <w:sz w:val="22"/>
               </w:rPr>
-              <w:t>Validation comparison of model configurations</w:t>
+              <w:t>Validation comparison of configurations</w:t>
             </w:r>
           </w:p>
         </w:tc>
         <w:tc>
           <w:tcPr>
-            <w:tcW w:type="dxa" w:w="1440"/>
+            <w:tcW w:type="dxa" w:w="1296"/>
+          </w:tcPr>
+          <w:p>
+            <w:pPr>
+              <w:keepNext/>
+              <w:spacing w:line="240" w:lineRule="auto" w:after="40"/>
+              <w:jc w:val="center"/>
+            </w:pPr>
+            <w:r/>
+            <w:r>
+              <w:rPr>
+                <w:rFonts w:ascii="Times New Roman" w:hAnsi="Times New Roman" w:eastAsia="Times New Roman"/>
+                <w:b w:val="0"/>
+                <w:i w:val="0"/>
+                <w:color w:val="000000"/>
+                <w:sz w:val="22"/>
+              </w:rPr>
+              <w:t>6</w:t>
+            </w:r>
+          </w:p>
+        </w:tc>
+      </w:tr>
+      <w:tr>
+        <w:trPr>
+          <w:cantSplit/>
+        </w:trPr>
+        <w:tc>
+          <w:tcPr>
+            <w:tcW w:type="dxa" w:w="1296"/>
+          </w:tcPr>
+          <w:p>
+            <w:pPr>
+              <w:keepNext/>
+              <w:spacing w:line="240" w:lineRule="auto" w:after="40"/>
+              <w:jc w:val="left"/>
+            </w:pPr>
+            <w:r/>
+            <w:r>
+              <w:rPr>
+                <w:rFonts w:ascii="Times New Roman" w:hAnsi="Times New Roman" w:eastAsia="Times New Roman"/>
+                <w:b w:val="0"/>
+                <w:i w:val="0"/>
+                <w:color w:val="000000"/>
+                <w:sz w:val="22"/>
+              </w:rPr>
+              <w:t>Table 4.1</w:t>
+            </w:r>
+          </w:p>
+        </w:tc>
+        <w:tc>
+          <w:tcPr>
+            <w:tcW w:type="dxa" w:w="5616"/>
+          </w:tcPr>
+          <w:p>
+            <w:pPr>
+              <w:keepNext/>
+              <w:spacing w:line="240" w:lineRule="auto" w:after="40"/>
+              <w:jc w:val="center"/>
+            </w:pPr>
+            <w:r/>
+            <w:r>
+              <w:rPr>
+                <w:rFonts w:ascii="Times New Roman" w:hAnsi="Times New Roman" w:eastAsia="Times New Roman"/>
+                <w:b w:val="0"/>
+                <w:i w:val="0"/>
+                <w:color w:val="000000"/>
+                <w:sz w:val="22"/>
+              </w:rPr>
+              <w:t>Held-out test metrics</w:t>
+            </w:r>
+          </w:p>
+        </w:tc>
+        <w:tc>
+          <w:tcPr>
+            <w:tcW w:type="dxa" w:w="1296"/>
           </w:tcPr>
           <w:p>
             <w:pPr>
@@ -2989,81 +2603,7 @@
         </w:trPr>
         <w:tc>
           <w:tcPr>
-            <w:tcW w:type="dxa" w:w="1728"/>
-          </w:tcPr>
-          <w:p>
-            <w:pPr>
-              <w:keepNext/>
-              <w:spacing w:line="240" w:lineRule="auto" w:after="40"/>
-              <w:jc w:val="left"/>
-            </w:pPr>
-            <w:r/>
-            <w:r>
-              <w:rPr>
-                <w:rFonts w:ascii="Times New Roman" w:hAnsi="Times New Roman" w:eastAsia="Times New Roman"/>
-                <w:b w:val="0"/>
-                <w:i w:val="0"/>
-                <w:color w:val="000000"/>
-                <w:sz w:val="22"/>
-              </w:rPr>
-              <w:t>Table 4.1</w:t>
-            </w:r>
-          </w:p>
-        </w:tc>
-        <w:tc>
-          <w:tcPr>
-            <w:tcW w:type="dxa" w:w="5184"/>
-          </w:tcPr>
-          <w:p>
-            <w:pPr>
-              <w:keepNext/>
-              <w:spacing w:line="240" w:lineRule="auto" w:after="40"/>
-              <w:jc w:val="center"/>
-            </w:pPr>
-            <w:r/>
-            <w:r>
-              <w:rPr>
-                <w:rFonts w:ascii="Times New Roman" w:hAnsi="Times New Roman" w:eastAsia="Times New Roman"/>
-                <w:b w:val="0"/>
-                <w:i w:val="0"/>
-                <w:color w:val="000000"/>
-                <w:sz w:val="22"/>
-              </w:rPr>
-              <w:t>Held-out test set evaluation metrics</w:t>
-            </w:r>
-          </w:p>
-        </w:tc>
-        <w:tc>
-          <w:tcPr>
-            <w:tcW w:type="dxa" w:w="1440"/>
-          </w:tcPr>
-          <w:p>
-            <w:pPr>
-              <w:keepNext/>
-              <w:spacing w:line="240" w:lineRule="auto" w:after="40"/>
-              <w:jc w:val="center"/>
-            </w:pPr>
-            <w:r/>
-            <w:r>
-              <w:rPr>
-                <w:rFonts w:ascii="Times New Roman" w:hAnsi="Times New Roman" w:eastAsia="Times New Roman"/>
-                <w:b w:val="0"/>
-                <w:i w:val="0"/>
-                <w:color w:val="000000"/>
-                <w:sz w:val="22"/>
-              </w:rPr>
-              <w:t>18</w:t>
-            </w:r>
-          </w:p>
-        </w:tc>
-      </w:tr>
-      <w:tr>
-        <w:trPr>
-          <w:cantSplit/>
-        </w:trPr>
-        <w:tc>
-          <w:tcPr>
-            <w:tcW w:type="dxa" w:w="1728"/>
+            <w:tcW w:type="dxa" w:w="1296"/>
           </w:tcPr>
           <w:p>
             <w:pPr>
@@ -3086,7 +2626,7 @@
         </w:tc>
         <w:tc>
           <w:tcPr>
-            <w:tcW w:type="dxa" w:w="5184"/>
+            <w:tcW w:type="dxa" w:w="5616"/>
           </w:tcPr>
           <w:p>
             <w:pPr>
@@ -3103,13 +2643,13 @@
                 <w:color w:val="000000"/>
                 <w:sz w:val="22"/>
               </w:rPr>
-              <w:t>Confusion matrix on the test set</w:t>
+              <w:t>Per-class report and confusion matrix</w:t>
             </w:r>
           </w:p>
         </w:tc>
         <w:tc>
           <w:tcPr>
-            <w:tcW w:type="dxa" w:w="1440"/>
+            <w:tcW w:type="dxa" w:w="1296"/>
           </w:tcPr>
           <w:p>
             <w:pPr>
@@ -3126,7 +2666,7 @@
                 <w:color w:val="000000"/>
                 <w:sz w:val="22"/>
               </w:rPr>
-              <w:t>18</w:t>
+              <w:t>11</w:t>
             </w:r>
           </w:p>
         </w:tc>
@@ -3137,7 +2677,7 @@
         </w:trPr>
         <w:tc>
           <w:tcPr>
-            <w:tcW w:type="dxa" w:w="1728"/>
+            <w:tcW w:type="dxa" w:w="1296"/>
           </w:tcPr>
           <w:p>
             <w:pPr>
@@ -3160,81 +2700,7 @@
         </w:tc>
         <w:tc>
           <w:tcPr>
-            <w:tcW w:type="dxa" w:w="5184"/>
-          </w:tcPr>
-          <w:p>
-            <w:pPr>
-              <w:keepNext/>
-              <w:spacing w:line="240" w:lineRule="auto" w:after="40"/>
-              <w:jc w:val="center"/>
-            </w:pPr>
-            <w:r/>
-            <w:r>
-              <w:rPr>
-                <w:rFonts w:ascii="Times New Roman" w:hAnsi="Times New Roman" w:eastAsia="Times New Roman"/>
-                <w:b w:val="0"/>
-                <w:i w:val="0"/>
-                <w:color w:val="000000"/>
-                <w:sz w:val="22"/>
-              </w:rPr>
-              <w:t>Per-class classification report</w:t>
-            </w:r>
-          </w:p>
-        </w:tc>
-        <w:tc>
-          <w:tcPr>
-            <w:tcW w:type="dxa" w:w="1440"/>
-          </w:tcPr>
-          <w:p>
-            <w:pPr>
-              <w:keepNext/>
-              <w:spacing w:line="240" w:lineRule="auto" w:after="40"/>
-              <w:jc w:val="center"/>
-            </w:pPr>
-            <w:r/>
-            <w:r>
-              <w:rPr>
-                <w:rFonts w:ascii="Times New Roman" w:hAnsi="Times New Roman" w:eastAsia="Times New Roman"/>
-                <w:b w:val="0"/>
-                <w:i w:val="0"/>
-                <w:color w:val="000000"/>
-                <w:sz w:val="22"/>
-              </w:rPr>
-              <w:t>18</w:t>
-            </w:r>
-          </w:p>
-        </w:tc>
-      </w:tr>
-      <w:tr>
-        <w:trPr>
-          <w:cantSplit/>
-        </w:trPr>
-        <w:tc>
-          <w:tcPr>
-            <w:tcW w:type="dxa" w:w="1728"/>
-          </w:tcPr>
-          <w:p>
-            <w:pPr>
-              <w:keepNext/>
-              <w:spacing w:line="240" w:lineRule="auto" w:after="40"/>
-              <w:jc w:val="left"/>
-            </w:pPr>
-            <w:r/>
-            <w:r>
-              <w:rPr>
-                <w:rFonts w:ascii="Times New Roman" w:hAnsi="Times New Roman" w:eastAsia="Times New Roman"/>
-                <w:b w:val="0"/>
-                <w:i w:val="0"/>
-                <w:color w:val="000000"/>
-                <w:sz w:val="22"/>
-              </w:rPr>
-              <w:t>Table 4.4</w:t>
-            </w:r>
-          </w:p>
-        </w:tc>
-        <w:tc>
-          <w:tcPr>
-            <w:tcW w:type="dxa" w:w="5184"/>
+            <w:tcW w:type="dxa" w:w="5616"/>
           </w:tcPr>
           <w:p>
             <w:pPr>
@@ -3257,7 +2723,7 @@
         </w:tc>
         <w:tc>
           <w:tcPr>
-            <w:tcW w:type="dxa" w:w="1440"/>
+            <w:tcW w:type="dxa" w:w="1296"/>
           </w:tcPr>
           <w:p>
             <w:pPr>
@@ -3274,7 +2740,7 @@
                 <w:color w:val="000000"/>
                 <w:sz w:val="22"/>
               </w:rPr>
-              <w:t>19</w:t>
+              <w:t>12</w:t>
             </w:r>
           </w:p>
         </w:tc>
@@ -3285,7 +2751,7 @@
         </w:trPr>
         <w:tc>
           <w:tcPr>
-            <w:tcW w:type="dxa" w:w="1728"/>
+            <w:tcW w:type="dxa" w:w="1296"/>
           </w:tcPr>
           <w:p>
             <w:pPr>
@@ -3308,7 +2774,7 @@
         </w:tc>
         <w:tc>
           <w:tcPr>
-            <w:tcW w:type="dxa" w:w="5184"/>
+            <w:tcW w:type="dxa" w:w="5616"/>
           </w:tcPr>
           <w:p>
             <w:pPr>
@@ -3325,13 +2791,13 @@
                 <w:color w:val="000000"/>
                 <w:sz w:val="22"/>
               </w:rPr>
-              <w:t>Advantages and limitations compared</w:t>
+              <w:t>Advantages and limitations</w:t>
             </w:r>
           </w:p>
         </w:tc>
         <w:tc>
           <w:tcPr>
-            <w:tcW w:type="dxa" w:w="1440"/>
+            <w:tcW w:type="dxa" w:w="1296"/>
           </w:tcPr>
           <w:p>
             <w:pPr>
@@ -3348,7 +2814,7 @@
                 <w:color w:val="000000"/>
                 <w:sz w:val="22"/>
               </w:rPr>
-              <w:t>22</w:t>
+              <w:t>13</w:t>
             </w:r>
           </w:p>
         </w:tc>
@@ -3359,7 +2825,7 @@
         </w:trPr>
         <w:tc>
           <w:tcPr>
-            <w:tcW w:type="dxa" w:w="1728"/>
+            <w:tcW w:type="dxa" w:w="1296"/>
           </w:tcPr>
           <w:p>
             <w:pPr>
@@ -3381,7 +2847,7 @@
         </w:tc>
         <w:tc>
           <w:tcPr>
-            <w:tcW w:type="dxa" w:w="5184"/>
+            <w:tcW w:type="dxa" w:w="5616"/>
           </w:tcPr>
           <w:p>
             <w:pPr>
@@ -3403,7 +2869,7 @@
         </w:tc>
         <w:tc>
           <w:tcPr>
-            <w:tcW w:type="dxa" w:w="1440"/>
+            <w:tcW w:type="dxa" w:w="1296"/>
           </w:tcPr>
           <w:p>
             <w:pPr>
@@ -3419,7 +2885,7 @@
                 <w:color w:val="000000"/>
                 <w:sz w:val="22"/>
               </w:rPr>
-              <w:t>24</w:t>
+              <w:t>16</w:t>
             </w:r>
           </w:p>
         </w:tc>
@@ -3472,7 +2938,7 @@
           <w:color w:val="000000"/>
           <w:sz w:val="28"/>
         </w:rPr>
-        <w:t>1.1 Overview of the Topic</w:t>
+        <w:t>1.1 Overview</w:t>
       </w:r>
     </w:p>
     <w:p>
@@ -3488,7 +2954,7 @@
           <w:color w:val="000000"/>
           <w:sz w:val="24"/>
         </w:rPr>
-        <w:t>Credit risk prediction is the task of estimating, from information known about a borrower, how likely that borrower is to fail to meet their repayment obligations. Traditionally this judgement was made by human underwriters applying policy rules to an application form. Machine learning changes the basis of the judgement: instead of encoding rules by hand, a model is fitted to a historical record of borrowers whose outcomes are already known, and it learns the statistical relationship between borrower attributes and those outcomes.</w:t>
+        <w:t>Credit risk prediction estimates how likely a borrower is to miss repayment. Traditionally an underwriter applied policy rules by hand. Machine learning instead fits a model to past borrowers whose outcomes are known, and learns the link between attributes and outcome.</w:t>
       </w:r>
     </w:p>
     <w:p>
@@ -3504,23 +2970,7 @@
           <w:color w:val="000000"/>
           <w:sz w:val="24"/>
         </w:rPr>
-        <w:t>This seminar studies that application through one specific algorithm, the Random Forest, and one specific prediction target. A Random Forest is an ensemble method: it grows many decision trees on randomised samples of the training data and combines their outputs. It is widely used for tabular problems of this kind because it captures non-linear relationships and interactions between variables without manual feature engineering, is robust to extreme values, and produces probability estimates rather than only hard labels.</w:t>
-      </w:r>
-    </w:p>
-    <w:p>
-      <w:pPr>
-        <w:spacing w:before="0" w:after="120" w:line="360" w:lineRule="auto"/>
-        <w:jc w:val="both"/>
-      </w:pPr>
-      <w:r>
-        <w:rPr>
-          <w:rFonts w:ascii="Times New Roman" w:hAnsi="Times New Roman" w:eastAsia="Times New Roman"/>
-          <w:b w:val="0"/>
-          <w:i w:val="0"/>
-          <w:color w:val="000000"/>
-          <w:sz w:val="24"/>
-        </w:rPr>
-        <w:t>The problem studied here is formally a supervised binary classification task. Each record describes one borrower through 10 numeric attributes, and the label states whether that borrower experienced serious delinquency — defined as 90 or more days past due — within two years of an observation date. It is not a regression problem, because the quantity predicted is a category rather than a magnitude, and it is not a clustering problem, because the groups are given in advance by the labels rather than discovered in the data.</w:t>
+        <w:t>This seminar studies that application through the Random Forest algorithm. Each record describes one borrower by 10 numeric attributes; the label states whether they were 90+ days past due within two years. It is supervised binary classification — the output is a category, not a quantity, and the groups come from labels rather than being discovered.</w:t>
       </w:r>
     </w:p>
     <w:p>
@@ -3552,7 +3002,7 @@
           <w:color w:val="000000"/>
           <w:sz w:val="24"/>
         </w:rPr>
-        <w:t>Lending institutions extend credit under uncertainty. A borrower who defaults imposes a direct loss, while a sound borrower who is wrongly refused represents forgone revenue and a denied customer. Any method that improves the ranking of applicants by risk therefore has direct economic value, and the scale of modern lending makes manual assessment of every application impractical.</w:t>
+        <w:t>Lenders extend credit under uncertainty. A default is a direct loss; a sound applicant wrongly refused is lost revenue. Better ranking of applicants by risk therefore has direct economic value, and manual assessment does not scale.</w:t>
       </w:r>
     </w:p>
     <w:p>
@@ -3568,7 +3018,7 @@
           <w:color w:val="000000"/>
           <w:sz w:val="24"/>
         </w:rPr>
-        <w:t>The problem is also statistically interesting in a way that makes it a good subject for study. Serious delinquency is rare: in the dataset used here only 6.68% of borrowers are positive. This imbalance invalidates the most familiar evaluation metric. A model that ignores its inputs entirely and always answers “no delinquency” achieves 93.3% accuracy while identifying not a single delinquent borrower. Reporting accuracy for such a problem is therefore misleading, and a central theme of this seminar is which metrics should be used instead and why.</w:t>
+        <w:t>The problem is also statistically interesting. Only 6.68% of borrowers here are positive, and that imbalance breaks the most familiar metric: a model that always answers “no delinquency” scores 93.3% accuracy while catching nobody. Which metrics replace accuracy, and why, is a central theme of this report.</w:t>
       </w:r>
     </w:p>
     <w:p>
@@ -3584,7 +3034,7 @@
           <w:color w:val="000000"/>
           <w:sz w:val="24"/>
         </w:rPr>
-        <w:t>Understanding these issues matters beyond credit scoring. Rare-event prediction under class imbalance appears in fraud detection, medical diagnosis, equipment failure prediction and network intrusion detection. The evaluation reasoning developed in this report transfers directly to all of them.</w:t>
+        <w:t>The same reasoning transfers to fraud detection, medical diagnosis and equipment failure — any rare-event prediction problem.</w:t>
       </w:r>
     </w:p>
     <w:p>
@@ -3600,23 +3050,7 @@
           <w:color w:val="000000"/>
           <w:sz w:val="28"/>
         </w:rPr>
-        <w:t>1.3 Objectives of the Seminar</w:t>
-      </w:r>
-    </w:p>
-    <w:p>
-      <w:pPr>
-        <w:spacing w:before="0" w:after="120" w:line="360" w:lineRule="auto"/>
-        <w:jc w:val="both"/>
-      </w:pPr>
-      <w:r>
-        <w:rPr>
-          <w:rFonts w:ascii="Times New Roman" w:hAnsi="Times New Roman" w:eastAsia="Times New Roman"/>
-          <w:b w:val="0"/>
-          <w:i w:val="0"/>
-          <w:color w:val="000000"/>
-          <w:sz w:val="24"/>
-        </w:rPr>
-        <w:t>The main objectives of this seminar are:</w:t>
+        <w:t>1.3 Objectives</w:t>
       </w:r>
     </w:p>
     <w:p>
@@ -3633,7 +3067,7 @@
           <w:color w:val="000000"/>
           <w:sz w:val="24"/>
         </w:rPr>
-        <w:t>To understand the fundamental concepts of the Random Forest algorithm, including bootstrap aggregation, random feature selection at each split, and how an ensemble of trees produces a probability estimate.</w:t>
+        <w:t>To understand the Random Forest algorithm: bagging, random feature selection, and how an ensemble yields a probability.</w:t>
       </w:r>
     </w:p>
     <w:p>
@@ -3650,7 +3084,7 @@
           <w:color w:val="000000"/>
           <w:sz w:val="24"/>
         </w:rPr>
-        <w:t>To study the architecture and working of a complete prediction system, from raw data through preprocessing and model selection to a deployed service.</w:t>
+        <w:t>To study the architecture of a complete prediction system, from raw data to a deployed service.</w:t>
       </w:r>
     </w:p>
     <w:p>
@@ -3667,7 +3101,7 @@
           <w:color w:val="000000"/>
           <w:sz w:val="24"/>
         </w:rPr>
-        <w:t>To examine the correct evaluation of a class-imbalanced classifier, and to demonstrate why accuracy is inadequate and what should replace it.</w:t>
+        <w:t>To examine correct evaluation under class imbalance, and show why accuracy is inadequate.</w:t>
       </w:r>
     </w:p>
     <w:p>
@@ -3684,7 +3118,7 @@
           <w:color w:val="000000"/>
           <w:sz w:val="24"/>
         </w:rPr>
-        <w:t>To implement the method on a real public dataset and report honestly measured results rather than illustrative ones.</w:t>
+        <w:t>To implement the method on a real dataset and report measured results.</w:t>
       </w:r>
     </w:p>
     <w:p>
@@ -3701,33 +3135,12 @@
           <w:color w:val="000000"/>
           <w:sz w:val="24"/>
         </w:rPr>
-        <w:t>To explore real-world applications of credit risk prediction and the benefits it offers to industry.</w:t>
+        <w:t>To identify the advantages, limitations and ethical challenges of such systems.</w:t>
       </w:r>
     </w:p>
     <w:p>
       <w:pPr>
-        <w:pStyle w:val="ListBullet"/>
-        <w:spacing w:before="0" w:after="60" w:line="360" w:lineRule="auto"/>
-        <w:jc w:val="both"/>
-      </w:pPr>
-      <w:r>
-        <w:rPr>
-          <w:rFonts w:ascii="Times New Roman" w:hAnsi="Times New Roman" w:eastAsia="Times New Roman"/>
-          <w:b w:val="0"/>
-          <w:i w:val="0"/>
-          <w:color w:val="000000"/>
-          <w:sz w:val="24"/>
-        </w:rPr>
-        <w:t>To identify the advantages, limitations and ethical challenges of such systems, and to examine future developments in the field.</w:t>
-      </w:r>
-    </w:p>
-    <w:p>
-      <w:r>
-        <w:br w:type="page"/>
-      </w:r>
-    </w:p>
-    <w:p>
-      <w:pPr>
+        <w:pageBreakBefore/>
         <w:spacing w:before="0" w:after="200" w:line="360" w:lineRule="auto"/>
         <w:jc w:val="left"/>
       </w:pPr>
@@ -3750,12 +3163,22 @@
       <w:r>
         <w:rPr>
           <w:rFonts w:ascii="Times New Roman" w:hAnsi="Times New Roman" w:eastAsia="Times New Roman"/>
+          <w:b/>
+          <w:i w:val="0"/>
+          <w:color w:val="000000"/>
+          <w:sz w:val="24"/>
+        </w:rPr>
+        <w:t xml:space="preserve">Breiman [1] </w:t>
+      </w:r>
+      <w:r>
+        <w:rPr>
+          <w:rFonts w:ascii="Times New Roman" w:hAnsi="Times New Roman" w:eastAsia="Times New Roman"/>
           <w:b w:val="0"/>
           <w:i w:val="0"/>
           <w:color w:val="000000"/>
           <w:sz w:val="24"/>
         </w:rPr>
-        <w:t>This chapter reviews the principal sources consulted in preparing this seminar, covering the algorithm itself, the evaluation of imbalanced classifiers, and the software used for the implementation.</w:t>
+        <w:t>introduced Random Forests. Combining many decorrelated trees reduces variance without raising bias, and generalisation error converges as trees are added. Two sources of randomness are responsible: bootstrap sampling of rows, and restricting each split to a random feature subset.</w:t>
       </w:r>
     </w:p>
     <w:p>
@@ -3766,12 +3189,22 @@
       <w:r>
         <w:rPr>
           <w:rFonts w:ascii="Times New Roman" w:hAnsi="Times New Roman" w:eastAsia="Times New Roman"/>
+          <w:b/>
+          <w:i w:val="0"/>
+          <w:color w:val="000000"/>
+          <w:sz w:val="24"/>
+        </w:rPr>
+        <w:t xml:space="preserve">Saito and Rehmsmeier [4] </w:t>
+      </w:r>
+      <w:r>
+        <w:rPr>
+          <w:rFonts w:ascii="Times New Roman" w:hAnsi="Times New Roman" w:eastAsia="Times New Roman"/>
           <w:b w:val="0"/>
           <w:i w:val="0"/>
           <w:color w:val="000000"/>
           <w:sz w:val="24"/>
         </w:rPr>
-        <w:t>Breiman [1] introduced Random Forests and established the theoretical basis for the method. The paper shows that combining many decorrelated trees reduces the variance of the prediction without a corresponding increase in bias, and that the generalisation error converges as more trees are added rather than diverging through overfitting. Two sources of randomness are responsible: bootstrap sampling of the training rows, and the restriction of each split to a random subset of features. The second is what decorrelates the trees, and it is the mechanism that makes the averaging effective.</w:t>
+        <w:t>were the most influential source here. ROC plots mislead under imbalance, because the false-positive rate is measured against a large negative population and barely moves. Precision-recall plots do not, since precision counts only what was flagged. This is why the model below is selected on PR-AUC.</w:t>
       </w:r>
     </w:p>
     <w:p>
@@ -3782,12 +3215,22 @@
       <w:r>
         <w:rPr>
           <w:rFonts w:ascii="Times New Roman" w:hAnsi="Times New Roman" w:eastAsia="Times New Roman"/>
+          <w:b/>
+          <w:i w:val="0"/>
+          <w:color w:val="000000"/>
+          <w:sz w:val="24"/>
+        </w:rPr>
+        <w:t xml:space="preserve">Pedregosa et al. [2] </w:t>
+      </w:r>
+      <w:r>
+        <w:rPr>
+          <w:rFonts w:ascii="Times New Roman" w:hAnsi="Times New Roman" w:eastAsia="Times New Roman"/>
           <w:b w:val="0"/>
           <w:i w:val="0"/>
           <w:color w:val="000000"/>
           <w:sz w:val="24"/>
         </w:rPr>
-        <w:t>Saito and Rehmsmeier [4] address the evaluation problem directly and were the most influential source for this work. They demonstrate that the ROC plot is misleading when the classes are imbalanced, because the false-positive rate is computed against the large negative population and therefore moves very little even when the number of false alarms is substantial. The precision-recall plot does not suffer from this, because precision is computed only against the cases the model actually flagged. This finding is the reason the present work selects its model on PR-AUC rather than ROC-AUC or accuracy.</w:t>
+        <w:t>document scikit-learn. Its RandomForestClassifier averages per-tree leaf class proportions — not the hard majority vote introductory treatments describe. That distinction is kept throughout.</w:t>
       </w:r>
     </w:p>
     <w:p>
@@ -3798,19 +3241,13 @@
       <w:r>
         <w:rPr>
           <w:rFonts w:ascii="Times New Roman" w:hAnsi="Times New Roman" w:eastAsia="Times New Roman"/>
-          <w:b w:val="0"/>
+          <w:b/>
           <w:i w:val="0"/>
           <w:color w:val="000000"/>
           <w:sz w:val="24"/>
         </w:rPr>
-        <w:t>Pedregosa et al. [2] document the scikit-learn library used for the implementation. The documentation of RandomForestClassifier was consulted directly on one point of substance: the library computes a predicted probability as the mean of the per-tree class probabilities, where each tree contributes the class proportion of the leaf a sample reaches. This is not the hard majority vote that introductory treatments often describe, and the distinction is preserved throughout this report.</w:t>
+        <w:t xml:space="preserve">Chawla et al. [5] </w:t>
       </w:r>
-    </w:p>
-    <w:p>
-      <w:pPr>
-        <w:spacing w:before="0" w:after="120" w:line="360" w:lineRule="auto"/>
-        <w:jc w:val="both"/>
-      </w:pPr>
       <w:r>
         <w:rPr>
           <w:rFonts w:ascii="Times New Roman" w:hAnsi="Times New Roman" w:eastAsia="Times New Roman"/>
@@ -3819,23 +3256,7 @@
           <w:color w:val="000000"/>
           <w:sz w:val="24"/>
         </w:rPr>
-        <w:t>Chawla et al. [5] survey the broader family of approaches to class imbalance, including resampling methods such as SMOTE and cost-sensitive learning through class weights. Their framing of the problem as one of choosing an operating point on a trade-off curve, rather than of fixing a defective model, informed the decision in this work to adjust the decision threshold rather than reweight the classes.</w:t>
-      </w:r>
-    </w:p>
-    <w:p>
-      <w:pPr>
-        <w:spacing w:before="0" w:after="120" w:line="360" w:lineRule="auto"/>
-        <w:jc w:val="both"/>
-      </w:pPr>
-      <w:r>
-        <w:rPr>
-          <w:rFonts w:ascii="Times New Roman" w:hAnsi="Times New Roman" w:eastAsia="Times New Roman"/>
-          <w:b w:val="0"/>
-          <w:i w:val="0"/>
-          <w:color w:val="000000"/>
-          <w:sz w:val="24"/>
-        </w:rPr>
-        <w:t>The dataset itself originates from the Kaggle “Give Me Some Credit” competition [3], which supplied the labelled borrower records and the data dictionary defining each attribute.</w:t>
+        <w:t>survey imbalance remedies: resampling and class weights. Framing the problem as choosing an operating point on a trade-off curve, rather than fixing a broken model, informed the decision here to move the threshold instead of reweighting.</w:t>
       </w:r>
     </w:p>
     <w:p>
@@ -3877,7 +3298,7 @@
         </w:trPr>
         <w:tc>
           <w:tcPr>
-            <w:tcW w:type="dxa" w:w="1008"/>
+            <w:tcW w:type="dxa" w:w="720"/>
             <w:shd w:val="clear" w:fill="D9E2F3"/>
           </w:tcPr>
           <w:p>
@@ -3895,13 +3316,13 @@
                 <w:color w:val="000000"/>
                 <w:sz w:val="20"/>
               </w:rPr>
-              <w:t>Sr. No.</w:t>
+              <w:t>Sr.</w:t>
             </w:r>
           </w:p>
         </w:tc>
         <w:tc>
           <w:tcPr>
-            <w:tcW w:type="dxa" w:w="1872"/>
+            <w:tcW w:type="dxa" w:w="2088"/>
             <w:shd w:val="clear" w:fill="D9E2F3"/>
           </w:tcPr>
           <w:p>
@@ -3919,13 +3340,13 @@
                 <w:color w:val="000000"/>
                 <w:sz w:val="20"/>
               </w:rPr>
-              <w:t>Author(s) and Year</w:t>
+              <w:t>Author(s), Year</w:t>
             </w:r>
           </w:p>
         </w:tc>
         <w:tc>
           <w:tcPr>
-            <w:tcW w:type="dxa" w:w="2160"/>
+            <w:tcW w:type="dxa" w:w="2016"/>
             <w:shd w:val="clear" w:fill="D9E2F3"/>
           </w:tcPr>
           <w:p>
@@ -3943,13 +3364,13 @@
                 <w:color w:val="000000"/>
                 <w:sz w:val="20"/>
               </w:rPr>
-              <w:t>Research Focus</w:t>
+              <w:t>Focus</w:t>
             </w:r>
           </w:p>
         </w:tc>
         <w:tc>
           <w:tcPr>
-            <w:tcW w:type="dxa" w:w="3312"/>
+            <w:tcW w:type="dxa" w:w="3528"/>
             <w:shd w:val="clear" w:fill="D9E2F3"/>
           </w:tcPr>
           <w:p>
@@ -3978,7 +3399,7 @@
         </w:trPr>
         <w:tc>
           <w:tcPr>
-            <w:tcW w:type="dxa" w:w="1008"/>
+            <w:tcW w:type="dxa" w:w="720"/>
           </w:tcPr>
           <w:p>
             <w:pPr>
@@ -4001,7 +3422,7 @@
         </w:tc>
         <w:tc>
           <w:tcPr>
-            <w:tcW w:type="dxa" w:w="1872"/>
+            <w:tcW w:type="dxa" w:w="2088"/>
           </w:tcPr>
           <w:p>
             <w:pPr>
@@ -4018,13 +3439,13 @@
                 <w:color w:val="000000"/>
                 <w:sz w:val="20"/>
               </w:rPr>
-              <w:t>Breiman (2001)</w:t>
+              <w:t>Breiman, 2001</w:t>
             </w:r>
           </w:p>
         </w:tc>
         <w:tc>
           <w:tcPr>
-            <w:tcW w:type="dxa" w:w="2160"/>
+            <w:tcW w:type="dxa" w:w="2016"/>
           </w:tcPr>
           <w:p>
             <w:pPr>
@@ -4041,13 +3462,13 @@
                 <w:color w:val="000000"/>
                 <w:sz w:val="20"/>
               </w:rPr>
-              <w:t>Random Forest algorithm and its theory</w:t>
+              <w:t>Random Forest theory</w:t>
             </w:r>
           </w:p>
         </w:tc>
         <w:tc>
           <w:tcPr>
-            <w:tcW w:type="dxa" w:w="3312"/>
+            <w:tcW w:type="dxa" w:w="3528"/>
           </w:tcPr>
           <w:p>
             <w:pPr>
@@ -4064,7 +3485,7 @@
                 <w:color w:val="000000"/>
                 <w:sz w:val="20"/>
               </w:rPr>
-              <w:t>Averaging decorrelated trees reduces variance; generalisation error converges as trees are added. Bootstrap sampling and random feature subsets are the two sources of randomness.</w:t>
+              <w:t>Averaging decorrelated trees cuts variance; error converges as trees are added.</w:t>
             </w:r>
           </w:p>
         </w:tc>
@@ -4075,7 +3496,7 @@
         </w:trPr>
         <w:tc>
           <w:tcPr>
-            <w:tcW w:type="dxa" w:w="1008"/>
+            <w:tcW w:type="dxa" w:w="720"/>
           </w:tcPr>
           <w:p>
             <w:pPr>
@@ -4098,7 +3519,7 @@
         </w:tc>
         <w:tc>
           <w:tcPr>
-            <w:tcW w:type="dxa" w:w="1872"/>
+            <w:tcW w:type="dxa" w:w="2088"/>
           </w:tcPr>
           <w:p>
             <w:pPr>
@@ -4115,13 +3536,13 @@
                 <w:color w:val="000000"/>
                 <w:sz w:val="20"/>
               </w:rPr>
-              <w:t>Pedregosa et al. (2011)</w:t>
+              <w:t>Pedregosa et al., 2011</w:t>
             </w:r>
           </w:p>
         </w:tc>
         <w:tc>
           <w:tcPr>
-            <w:tcW w:type="dxa" w:w="2160"/>
+            <w:tcW w:type="dxa" w:w="2016"/>
           </w:tcPr>
           <w:p>
             <w:pPr>
@@ -4138,13 +3559,13 @@
                 <w:color w:val="000000"/>
                 <w:sz w:val="20"/>
               </w:rPr>
-              <w:t>scikit-learn machine learning library</w:t>
+              <w:t>scikit-learn</w:t>
             </w:r>
           </w:p>
         </w:tc>
         <w:tc>
           <w:tcPr>
-            <w:tcW w:type="dxa" w:w="3312"/>
+            <w:tcW w:type="dxa" w:w="3528"/>
           </w:tcPr>
           <w:p>
             <w:pPr>
@@ -4161,7 +3582,7 @@
                 <w:color w:val="000000"/>
                 <w:sz w:val="20"/>
               </w:rPr>
-              <w:t>Provides the reference implementation used here. Predicted probability is the mean of per-tree leaf class proportions, not a majority vote.</w:t>
+              <w:t>Reference implementation. Probability = mean of per-tree leaf proportions, not a vote.</w:t>
             </w:r>
           </w:p>
         </w:tc>
@@ -4172,7 +3593,7 @@
         </w:trPr>
         <w:tc>
           <w:tcPr>
-            <w:tcW w:type="dxa" w:w="1008"/>
+            <w:tcW w:type="dxa" w:w="720"/>
           </w:tcPr>
           <w:p>
             <w:pPr>
@@ -4195,7 +3616,7 @@
         </w:tc>
         <w:tc>
           <w:tcPr>
-            <w:tcW w:type="dxa" w:w="1872"/>
+            <w:tcW w:type="dxa" w:w="2088"/>
           </w:tcPr>
           <w:p>
             <w:pPr>
@@ -4212,13 +3633,13 @@
                 <w:color w:val="000000"/>
                 <w:sz w:val="20"/>
               </w:rPr>
-              <w:t>Kaggle / Credit Fusion (2011)</w:t>
+              <w:t>Kaggle, 2011</w:t>
             </w:r>
           </w:p>
         </w:tc>
         <w:tc>
           <w:tcPr>
-            <w:tcW w:type="dxa" w:w="2160"/>
+            <w:tcW w:type="dxa" w:w="2016"/>
           </w:tcPr>
           <w:p>
             <w:pPr>
@@ -4235,13 +3656,13 @@
                 <w:color w:val="000000"/>
                 <w:sz w:val="20"/>
               </w:rPr>
-              <w:t>Give Me Some Credit competition dataset</w:t>
+              <w:t>Give Me Some Credit data</w:t>
             </w:r>
           </w:p>
         </w:tc>
         <w:tc>
           <w:tcPr>
-            <w:tcW w:type="dxa" w:w="3312"/>
+            <w:tcW w:type="dxa" w:w="3528"/>
           </w:tcPr>
           <w:p>
             <w:pPr>
@@ -4258,7 +3679,7 @@
                 <w:color w:val="000000"/>
                 <w:sz w:val="20"/>
               </w:rPr>
-              <w:t>Supplies 150,000 labelled borrower records with a documented data dictionary; competition was scored on AUC.</w:t>
+              <w:t>150,000 labelled records with a documented data dictionary.</w:t>
             </w:r>
           </w:p>
         </w:tc>
@@ -4269,7 +3690,7 @@
         </w:trPr>
         <w:tc>
           <w:tcPr>
-            <w:tcW w:type="dxa" w:w="1008"/>
+            <w:tcW w:type="dxa" w:w="720"/>
           </w:tcPr>
           <w:p>
             <w:pPr>
@@ -4292,7 +3713,7 @@
         </w:tc>
         <w:tc>
           <w:tcPr>
-            <w:tcW w:type="dxa" w:w="1872"/>
+            <w:tcW w:type="dxa" w:w="2088"/>
           </w:tcPr>
           <w:p>
             <w:pPr>
@@ -4309,13 +3730,13 @@
                 <w:color w:val="000000"/>
                 <w:sz w:val="20"/>
               </w:rPr>
-              <w:t>Saito and Rehmsmeier (2015)</w:t>
+              <w:t>Saito &amp; Rehmsmeier, 2015</w:t>
             </w:r>
           </w:p>
         </w:tc>
         <w:tc>
           <w:tcPr>
-            <w:tcW w:type="dxa" w:w="2160"/>
+            <w:tcW w:type="dxa" w:w="2016"/>
           </w:tcPr>
           <w:p>
             <w:pPr>
@@ -4332,13 +3753,13 @@
                 <w:color w:val="000000"/>
                 <w:sz w:val="20"/>
               </w:rPr>
-              <w:t>Evaluation of imbalanced binary classifiers</w:t>
+              <w:t>Imbalanced evaluation</w:t>
             </w:r>
           </w:p>
         </w:tc>
         <w:tc>
           <w:tcPr>
-            <w:tcW w:type="dxa" w:w="3312"/>
+            <w:tcW w:type="dxa" w:w="3528"/>
           </w:tcPr>
           <w:p>
             <w:pPr>
@@ -4355,7 +3776,7 @@
                 <w:color w:val="000000"/>
                 <w:sz w:val="20"/>
               </w:rPr>
-              <w:t>ROC plots are over-optimistic under imbalance; precision-recall plots are more informative because precision ignores the large true-negative population.</w:t>
+              <w:t>ROC is over-optimistic under imbalance; PR is more informative.</w:t>
             </w:r>
           </w:p>
         </w:tc>
@@ -4366,7 +3787,7 @@
         </w:trPr>
         <w:tc>
           <w:tcPr>
-            <w:tcW w:type="dxa" w:w="1008"/>
+            <w:tcW w:type="dxa" w:w="720"/>
           </w:tcPr>
           <w:p>
             <w:pPr>
@@ -4388,7 +3809,7 @@
         </w:tc>
         <w:tc>
           <w:tcPr>
-            <w:tcW w:type="dxa" w:w="1872"/>
+            <w:tcW w:type="dxa" w:w="2088"/>
           </w:tcPr>
           <w:p>
             <w:pPr>
@@ -4404,13 +3825,13 @@
                 <w:color w:val="000000"/>
                 <w:sz w:val="20"/>
               </w:rPr>
-              <w:t>Chawla et al. (2002, 2004)</w:t>
+              <w:t>Chawla et al., 2002</w:t>
             </w:r>
           </w:p>
         </w:tc>
         <w:tc>
           <w:tcPr>
-            <w:tcW w:type="dxa" w:w="2160"/>
+            <w:tcW w:type="dxa" w:w="2016"/>
           </w:tcPr>
           <w:p>
             <w:pPr>
@@ -4426,13 +3847,13 @@
                 <w:color w:val="000000"/>
                 <w:sz w:val="20"/>
               </w:rPr>
-              <w:t>Class imbalance: resampling and cost-sensitive learning</w:t>
+              <w:t>Resampling, cost-sensitive learning</w:t>
             </w:r>
           </w:p>
         </w:tc>
         <w:tc>
           <w:tcPr>
-            <w:tcW w:type="dxa" w:w="3312"/>
+            <w:tcW w:type="dxa" w:w="3528"/>
           </w:tcPr>
           <w:p>
             <w:pPr>
@@ -4448,7 +3869,7 @@
                 <w:color w:val="000000"/>
                 <w:sz w:val="20"/>
               </w:rPr>
-              <w:t>Frames imbalance as a choice of operating point on a trade-off curve; resampling and class weighting shift that point rather than improving the underlying ranking.</w:t>
+              <w:t>Imbalance is a choice of operating point; reweighting shifts it rather than improving ranking.</w:t>
             </w:r>
           </w:p>
         </w:tc>
@@ -4473,7 +3894,7 @@
           <w:color w:val="000000"/>
           <w:sz w:val="28"/>
         </w:rPr>
-        <w:t>Major observations and research gaps.</w:t>
+        <w:t>Research gap.</w:t>
       </w:r>
     </w:p>
     <w:p>
@@ -4489,7 +3910,7 @@
           <w:color w:val="000000"/>
           <w:sz w:val="24"/>
         </w:rPr>
-        <w:t>Three observations emerge from the reviewed sources. First, the Random Forest is well understood theoretically and is a sound default for tabular classification, so the interesting difficulty in a project of this kind lies not in the algorithm but in the data and the evaluation. Second, the literature is consistent that accuracy and ROC-AUC flatter a classifier when the positive class is rare, yet both remain widely reported in practice. Third, the standard remedies for imbalance are frequently applied without checking whether they improve the model's ranking or merely relocate its operating point.</w:t>
+        <w:t>The literature agrees that accuracy and ROC-AUC flatter a classifier when positives are rare, yet both are still widely reported. The standard remedies are often applied without checking whether they improve ranking or merely relocate the operating point.</w:t>
       </w:r>
     </w:p>
     <w:p>
@@ -4505,16 +3926,12 @@
           <w:color w:val="000000"/>
           <w:sz w:val="24"/>
         </w:rPr>
-        <w:t>The gap addressed by the practical component of this seminar is that last point. Rather than applying class weighting because it is conventional, this work measures its effect and finds that it moves the model along the precision-recall curve without lifting it, and therefore uses explicit threshold selection instead. A second gap concerns undocumented placeholder values in the dataset, which much published work on this data removes or imputes silently; here they are shown to carry substantial signal and are handled explicitly.</w:t>
-      </w:r>
-    </w:p>
-    <w:p>
-      <w:r>
-        <w:br w:type="page"/>
+        <w:t>This work measures that. Class weighting is found to move the model along the precision-recall curve without lifting it, so explicit threshold selection is used instead. Separately, undocumented placeholder codes that much published work on this data imputes away are shown to carry real signal.</w:t>
       </w:r>
     </w:p>
     <w:p>
       <w:pPr>
+        <w:pageBreakBefore/>
         <w:spacing w:before="0" w:after="200" w:line="360" w:lineRule="auto"/>
         <w:jc w:val="left"/>
       </w:pPr>
@@ -4543,178 +3960,6 @@
           <w:sz w:val="28"/>
         </w:rPr>
         <w:t>3.1 Basic Concepts</w:t>
-      </w:r>
-    </w:p>
-    <w:p>
-      <w:pPr>
-        <w:spacing w:before="0" w:after="120" w:line="360" w:lineRule="auto"/>
-        <w:jc w:val="both"/>
-      </w:pPr>
-      <w:r>
-        <w:rPr>
-          <w:rFonts w:ascii="Times New Roman" w:hAnsi="Times New Roman" w:eastAsia="Times New Roman"/>
-          <w:b w:val="0"/>
-          <w:i w:val="0"/>
-          <w:color w:val="000000"/>
-          <w:sz w:val="24"/>
-        </w:rPr>
-        <w:t>This section defines the terminology used throughout the remainder of the report.</w:t>
-      </w:r>
-    </w:p>
-    <w:p>
-      <w:pPr>
-        <w:spacing w:before="0" w:after="120" w:line="360" w:lineRule="auto"/>
-        <w:jc w:val="both"/>
-      </w:pPr>
-      <w:r>
-        <w:rPr>
-          <w:rFonts w:ascii="Times New Roman" w:hAnsi="Times New Roman" w:eastAsia="Times New Roman"/>
-          <w:b/>
-          <w:i w:val="0"/>
-          <w:color w:val="000000"/>
-          <w:sz w:val="24"/>
-        </w:rPr>
-        <w:t xml:space="preserve">Supervised classification. </w:t>
-      </w:r>
-      <w:r>
-        <w:rPr>
-          <w:rFonts w:ascii="Times New Roman" w:hAnsi="Times New Roman" w:eastAsia="Times New Roman"/>
-          <w:b w:val="0"/>
-          <w:i w:val="0"/>
-          <w:color w:val="000000"/>
-          <w:sz w:val="24"/>
-        </w:rPr>
-        <w:t>A model is fitted to records whose correct labels are known, and learns a mapping from attributes to a category. Here the category is binary.</w:t>
-      </w:r>
-    </w:p>
-    <w:p>
-      <w:pPr>
-        <w:spacing w:before="0" w:after="120" w:line="360" w:lineRule="auto"/>
-        <w:jc w:val="both"/>
-      </w:pPr>
-      <w:r>
-        <w:rPr>
-          <w:rFonts w:ascii="Times New Roman" w:hAnsi="Times New Roman" w:eastAsia="Times New Roman"/>
-          <w:b/>
-          <w:i w:val="0"/>
-          <w:color w:val="000000"/>
-          <w:sz w:val="24"/>
-        </w:rPr>
-        <w:t xml:space="preserve">Decision tree. </w:t>
-      </w:r>
-      <w:r>
-        <w:rPr>
-          <w:rFonts w:ascii="Times New Roman" w:hAnsi="Times New Roman" w:eastAsia="Times New Roman"/>
-          <w:b w:val="0"/>
-          <w:i w:val="0"/>
-          <w:color w:val="000000"/>
-          <w:sz w:val="24"/>
-        </w:rPr>
-        <w:t>A predictor that repeatedly splits the data on one attribute at a time. Each split is chosen to separate the classes as well as possible; the terminal nodes, called leaves, hold the training samples that reached them.</w:t>
-      </w:r>
-    </w:p>
-    <w:p>
-      <w:pPr>
-        <w:spacing w:before="0" w:after="120" w:line="360" w:lineRule="auto"/>
-        <w:jc w:val="both"/>
-      </w:pPr>
-      <w:r>
-        <w:rPr>
-          <w:rFonts w:ascii="Times New Roman" w:hAnsi="Times New Roman" w:eastAsia="Times New Roman"/>
-          <w:b/>
-          <w:i w:val="0"/>
-          <w:color w:val="000000"/>
-          <w:sz w:val="24"/>
-        </w:rPr>
-        <w:t xml:space="preserve">Gini impurity. </w:t>
-      </w:r>
-      <w:r>
-        <w:rPr>
-          <w:rFonts w:ascii="Times New Roman" w:hAnsi="Times New Roman" w:eastAsia="Times New Roman"/>
-          <w:b w:val="0"/>
-          <w:i w:val="0"/>
-          <w:color w:val="000000"/>
-          <w:sz w:val="24"/>
-        </w:rPr>
-        <w:t>The measure of how mixed a node is, defined as G = 1 − Σ pk², where pk is the proportion of class k in that node. A node containing a single class has impurity zero. Each split is chosen to maximise the weighted reduction in G.</w:t>
-      </w:r>
-    </w:p>
-    <w:p>
-      <w:pPr>
-        <w:spacing w:before="0" w:after="120" w:line="360" w:lineRule="auto"/>
-        <w:jc w:val="both"/>
-      </w:pPr>
-      <w:r>
-        <w:rPr>
-          <w:rFonts w:ascii="Times New Roman" w:hAnsi="Times New Roman" w:eastAsia="Times New Roman"/>
-          <w:b/>
-          <w:i w:val="0"/>
-          <w:color w:val="000000"/>
-          <w:sz w:val="24"/>
-        </w:rPr>
-        <w:t xml:space="preserve">Bootstrap aggregation (bagging). </w:t>
-      </w:r>
-      <w:r>
-        <w:rPr>
-          <w:rFonts w:ascii="Times New Roman" w:hAnsi="Times New Roman" w:eastAsia="Times New Roman"/>
-          <w:b w:val="0"/>
-          <w:i w:val="0"/>
-          <w:color w:val="000000"/>
-          <w:sz w:val="24"/>
-        </w:rPr>
-        <w:t>Training each tree on a sample drawn with replacement from the training set, so that every tree sees a slightly different dataset. Averaging their predictions reduces variance.</w:t>
-      </w:r>
-    </w:p>
-    <w:p>
-      <w:pPr>
-        <w:spacing w:before="0" w:after="120" w:line="360" w:lineRule="auto"/>
-        <w:jc w:val="both"/>
-      </w:pPr>
-      <w:r>
-        <w:rPr>
-          <w:rFonts w:ascii="Times New Roman" w:hAnsi="Times New Roman" w:eastAsia="Times New Roman"/>
-          <w:b/>
-          <w:i w:val="0"/>
-          <w:color w:val="000000"/>
-          <w:sz w:val="24"/>
-        </w:rPr>
-        <w:t xml:space="preserve">Class imbalance. </w:t>
-      </w:r>
-      <w:r>
-        <w:rPr>
-          <w:rFonts w:ascii="Times New Roman" w:hAnsi="Times New Roman" w:eastAsia="Times New Roman"/>
-          <w:b w:val="0"/>
-          <w:i w:val="0"/>
-          <w:color w:val="000000"/>
-          <w:sz w:val="24"/>
-        </w:rPr>
-        <w:t>The condition in which one class is far rarer than the other. Here the positive class is 6.68% of records.</w:t>
-      </w:r>
-    </w:p>
-    <w:p>
-      <w:pPr>
-        <w:spacing w:before="0" w:after="120" w:line="360" w:lineRule="auto"/>
-        <w:jc w:val="both"/>
-      </w:pPr>
-      <w:r>
-        <w:rPr>
-          <w:rFonts w:ascii="Times New Roman" w:hAnsi="Times New Roman" w:eastAsia="Times New Roman"/>
-          <w:b/>
-          <w:i w:val="0"/>
-          <w:color w:val="000000"/>
-          <w:sz w:val="24"/>
-        </w:rPr>
-        <w:t xml:space="preserve">Decision threshold. </w:t>
-      </w:r>
-      <w:r>
-        <w:rPr>
-          <w:rFonts w:ascii="Times New Roman" w:hAnsi="Times New Roman" w:eastAsia="Times New Roman"/>
-          <w:b w:val="0"/>
-          <w:i w:val="0"/>
-          <w:color w:val="000000"/>
-          <w:sz w:val="24"/>
-        </w:rPr>
-        <w:t>The probability above which a prediction is reported as positive. It is a choice made after training, and it determines where the model sits on the trade-off between precision and recall.</w:t>
       </w:r>
     </w:p>
     <w:p>
@@ -4754,7 +3999,7 @@
         </w:trPr>
         <w:tc>
           <w:tcPr>
-            <w:tcW w:type="dxa" w:w="2016"/>
+            <w:tcW w:type="dxa" w:w="1872"/>
             <w:shd w:val="clear" w:fill="D9E2F3"/>
           </w:tcPr>
           <w:p>
@@ -4770,7 +4015,7 @@
                 <w:b/>
                 <w:i w:val="0"/>
                 <w:color w:val="000000"/>
-                <w:sz w:val="22"/>
+                <w:sz w:val="20"/>
               </w:rPr>
               <w:t>Term</w:t>
             </w:r>
@@ -4778,7 +4023,7 @@
         </w:tc>
         <w:tc>
           <w:tcPr>
-            <w:tcW w:type="dxa" w:w="6336"/>
+            <w:tcW w:type="dxa" w:w="6480"/>
             <w:shd w:val="clear" w:fill="D9E2F3"/>
           </w:tcPr>
           <w:p>
@@ -4794,7 +4039,7 @@
                 <w:b/>
                 <w:i w:val="0"/>
                 <w:color w:val="000000"/>
-                <w:sz w:val="22"/>
+                <w:sz w:val="20"/>
               </w:rPr>
               <w:t>Definition</w:t>
             </w:r>
@@ -4807,7 +4052,7 @@
         </w:trPr>
         <w:tc>
           <w:tcPr>
-            <w:tcW w:type="dxa" w:w="2016"/>
+            <w:tcW w:type="dxa" w:w="1872"/>
           </w:tcPr>
           <w:p>
             <w:pPr>
@@ -4822,15 +4067,15 @@
                 <w:b w:val="0"/>
                 <w:i w:val="0"/>
                 <w:color w:val="000000"/>
-                <w:sz w:val="22"/>
+                <w:sz w:val="20"/>
               </w:rPr>
-              <w:t>Random Forest</w:t>
+              <w:t>Decision tree</w:t>
             </w:r>
           </w:p>
         </w:tc>
         <w:tc>
           <w:tcPr>
-            <w:tcW w:type="dxa" w:w="6336"/>
+            <w:tcW w:type="dxa" w:w="6480"/>
           </w:tcPr>
           <w:p>
             <w:pPr>
@@ -4845,9 +4090,9 @@
                 <w:b w:val="0"/>
                 <w:i w:val="0"/>
                 <w:color w:val="000000"/>
-                <w:sz w:val="22"/>
+                <w:sz w:val="20"/>
               </w:rPr>
-              <w:t>An ensemble of 300 decision trees grown on bootstrap samples, with each split restricted to a random subset of features.</w:t>
+              <w:t>Repeatedly splits data on one attribute. Terminal nodes (leaves) hold the training samples that reached them.</w:t>
             </w:r>
           </w:p>
         </w:tc>
@@ -4858,7 +4103,7 @@
         </w:trPr>
         <w:tc>
           <w:tcPr>
-            <w:tcW w:type="dxa" w:w="2016"/>
+            <w:tcW w:type="dxa" w:w="1872"/>
           </w:tcPr>
           <w:p>
             <w:pPr>
@@ -4873,15 +4118,15 @@
                 <w:b w:val="0"/>
                 <w:i w:val="0"/>
                 <w:color w:val="000000"/>
-                <w:sz w:val="22"/>
+                <w:sz w:val="20"/>
               </w:rPr>
-              <w:t>Target variable</w:t>
+              <w:t>Gini impurity</w:t>
             </w:r>
           </w:p>
         </w:tc>
         <w:tc>
           <w:tcPr>
-            <w:tcW w:type="dxa" w:w="6336"/>
+            <w:tcW w:type="dxa" w:w="6480"/>
           </w:tcPr>
           <w:p>
             <w:pPr>
@@ -4896,9 +4141,9 @@
                 <w:b w:val="0"/>
                 <w:i w:val="0"/>
                 <w:color w:val="000000"/>
-                <w:sz w:val="22"/>
+                <w:sz w:val="20"/>
               </w:rPr>
-              <w:t>SeriousDlqin2yrs: 1 if the borrower was 90+ days past due within two years, else 0.</w:t>
+              <w:t>G = 1 − Σ pk², where pk is the proportion of class k in a node. Zero when a node holds one class. Splits maximise the weighted reduction in G.</w:t>
             </w:r>
           </w:p>
         </w:tc>
@@ -4909,7 +4154,7 @@
         </w:trPr>
         <w:tc>
           <w:tcPr>
-            <w:tcW w:type="dxa" w:w="2016"/>
+            <w:tcW w:type="dxa" w:w="1872"/>
           </w:tcPr>
           <w:p>
             <w:pPr>
@@ -4924,15 +4169,15 @@
                 <w:b w:val="0"/>
                 <w:i w:val="0"/>
                 <w:color w:val="000000"/>
-                <w:sz w:val="22"/>
+                <w:sz w:val="20"/>
               </w:rPr>
-              <w:t>Precision</w:t>
+              <w:t>Bagging</w:t>
             </w:r>
           </w:p>
         </w:tc>
         <w:tc>
           <w:tcPr>
-            <w:tcW w:type="dxa" w:w="6336"/>
+            <w:tcW w:type="dxa" w:w="6480"/>
           </w:tcPr>
           <w:p>
             <w:pPr>
@@ -4947,9 +4192,9 @@
                 <w:b w:val="0"/>
                 <w:i w:val="0"/>
                 <w:color w:val="000000"/>
-                <w:sz w:val="22"/>
+                <w:sz w:val="20"/>
               </w:rPr>
-              <w:t>Of the borrowers flagged as delinquent, the proportion who truly were. TP / (TP + FP).</w:t>
+              <w:t>Each tree trains on a sample drawn with replacement, so every tree sees different data. Averaging reduces variance.</w:t>
             </w:r>
           </w:p>
         </w:tc>
@@ -4960,7 +4205,7 @@
         </w:trPr>
         <w:tc>
           <w:tcPr>
-            <w:tcW w:type="dxa" w:w="2016"/>
+            <w:tcW w:type="dxa" w:w="1872"/>
           </w:tcPr>
           <w:p>
             <w:pPr>
@@ -4975,15 +4220,15 @@
                 <w:b w:val="0"/>
                 <w:i w:val="0"/>
                 <w:color w:val="000000"/>
-                <w:sz w:val="22"/>
+                <w:sz w:val="20"/>
               </w:rPr>
-              <w:t>Recall</w:t>
+              <w:t>Random Forest</w:t>
             </w:r>
           </w:p>
         </w:tc>
         <w:tc>
           <w:tcPr>
-            <w:tcW w:type="dxa" w:w="6336"/>
+            <w:tcW w:type="dxa" w:w="6480"/>
           </w:tcPr>
           <w:p>
             <w:pPr>
@@ -4998,9 +4243,9 @@
                 <w:b w:val="0"/>
                 <w:i w:val="0"/>
                 <w:color w:val="000000"/>
-                <w:sz w:val="22"/>
+                <w:sz w:val="20"/>
               </w:rPr>
-              <w:t>Of the borrowers who truly were delinquent, the proportion the model identified. TP / (TP + FN).</w:t>
+              <w:t>An ensemble of 300 such trees, each split restricted to a random feature subset.</w:t>
             </w:r>
           </w:p>
         </w:tc>
@@ -5011,7 +4256,7 @@
         </w:trPr>
         <w:tc>
           <w:tcPr>
-            <w:tcW w:type="dxa" w:w="2016"/>
+            <w:tcW w:type="dxa" w:w="1872"/>
           </w:tcPr>
           <w:p>
             <w:pPr>
@@ -5026,15 +4271,15 @@
                 <w:b w:val="0"/>
                 <w:i w:val="0"/>
                 <w:color w:val="000000"/>
-                <w:sz w:val="22"/>
+                <w:sz w:val="20"/>
               </w:rPr>
-              <w:t>F1-score</w:t>
+              <w:t>Target</w:t>
             </w:r>
           </w:p>
         </w:tc>
         <w:tc>
           <w:tcPr>
-            <w:tcW w:type="dxa" w:w="6336"/>
+            <w:tcW w:type="dxa" w:w="6480"/>
           </w:tcPr>
           <w:p>
             <w:pPr>
@@ -5049,9 +4294,9 @@
                 <w:b w:val="0"/>
                 <w:i w:val="0"/>
                 <w:color w:val="000000"/>
-                <w:sz w:val="22"/>
+                <w:sz w:val="20"/>
               </w:rPr>
-              <w:t>The harmonic mean of precision and recall, 2PR / (P + R), which is dominated by whichever is weaker.</w:t>
+              <w:t>SeriousDlqin2yrs — 1 if 90+ days past due within two years, else 0.</w:t>
             </w:r>
           </w:p>
         </w:tc>
@@ -5062,7 +4307,7 @@
         </w:trPr>
         <w:tc>
           <w:tcPr>
-            <w:tcW w:type="dxa" w:w="2016"/>
+            <w:tcW w:type="dxa" w:w="1872"/>
           </w:tcPr>
           <w:p>
             <w:pPr>
@@ -5077,15 +4322,15 @@
                 <w:b w:val="0"/>
                 <w:i w:val="0"/>
                 <w:color w:val="000000"/>
-                <w:sz w:val="22"/>
+                <w:sz w:val="20"/>
               </w:rPr>
-              <w:t>ROC-AUC</w:t>
+              <w:t>Precision</w:t>
             </w:r>
           </w:p>
         </w:tc>
         <w:tc>
           <w:tcPr>
-            <w:tcW w:type="dxa" w:w="6336"/>
+            <w:tcW w:type="dxa" w:w="6480"/>
           </w:tcPr>
           <w:p>
             <w:pPr>
@@ -5100,9 +4345,9 @@
                 <w:b w:val="0"/>
                 <w:i w:val="0"/>
                 <w:color w:val="000000"/>
-                <w:sz w:val="22"/>
+                <w:sz w:val="20"/>
               </w:rPr>
-              <w:t>The probability that a randomly chosen positive is scored above a randomly chosen negative. 0.5 is chance.</w:t>
+              <w:t>Of those flagged, the share truly delinquent. TP / (TP + FP).</w:t>
             </w:r>
           </w:p>
         </w:tc>
@@ -5113,7 +4358,211 @@
         </w:trPr>
         <w:tc>
           <w:tcPr>
-            <w:tcW w:type="dxa" w:w="2016"/>
+            <w:tcW w:type="dxa" w:w="1872"/>
+          </w:tcPr>
+          <w:p>
+            <w:pPr>
+              <w:keepNext/>
+              <w:spacing w:line="240" w:lineRule="auto" w:after="40"/>
+              <w:jc w:val="left"/>
+            </w:pPr>
+            <w:r/>
+            <w:r>
+              <w:rPr>
+                <w:rFonts w:ascii="Times New Roman" w:hAnsi="Times New Roman" w:eastAsia="Times New Roman"/>
+                <w:b w:val="0"/>
+                <w:i w:val="0"/>
+                <w:color w:val="000000"/>
+                <w:sz w:val="20"/>
+              </w:rPr>
+              <w:t>Recall</w:t>
+            </w:r>
+          </w:p>
+        </w:tc>
+        <w:tc>
+          <w:tcPr>
+            <w:tcW w:type="dxa" w:w="6480"/>
+          </w:tcPr>
+          <w:p>
+            <w:pPr>
+              <w:keepNext/>
+              <w:spacing w:line="240" w:lineRule="auto" w:after="40"/>
+              <w:jc w:val="center"/>
+            </w:pPr>
+            <w:r/>
+            <w:r>
+              <w:rPr>
+                <w:rFonts w:ascii="Times New Roman" w:hAnsi="Times New Roman" w:eastAsia="Times New Roman"/>
+                <w:b w:val="0"/>
+                <w:i w:val="0"/>
+                <w:color w:val="000000"/>
+                <w:sz w:val="20"/>
+              </w:rPr>
+              <w:t>Of the truly delinquent, the share found. TP / (TP + FN).</w:t>
+            </w:r>
+          </w:p>
+        </w:tc>
+      </w:tr>
+      <w:tr>
+        <w:trPr>
+          <w:cantSplit/>
+        </w:trPr>
+        <w:tc>
+          <w:tcPr>
+            <w:tcW w:type="dxa" w:w="1872"/>
+          </w:tcPr>
+          <w:p>
+            <w:pPr>
+              <w:keepNext/>
+              <w:spacing w:line="240" w:lineRule="auto" w:after="40"/>
+              <w:jc w:val="left"/>
+            </w:pPr>
+            <w:r/>
+            <w:r>
+              <w:rPr>
+                <w:rFonts w:ascii="Times New Roman" w:hAnsi="Times New Roman" w:eastAsia="Times New Roman"/>
+                <w:b w:val="0"/>
+                <w:i w:val="0"/>
+                <w:color w:val="000000"/>
+                <w:sz w:val="20"/>
+              </w:rPr>
+              <w:t>F1-score</w:t>
+            </w:r>
+          </w:p>
+        </w:tc>
+        <w:tc>
+          <w:tcPr>
+            <w:tcW w:type="dxa" w:w="6480"/>
+          </w:tcPr>
+          <w:p>
+            <w:pPr>
+              <w:keepNext/>
+              <w:spacing w:line="240" w:lineRule="auto" w:after="40"/>
+              <w:jc w:val="center"/>
+            </w:pPr>
+            <w:r/>
+            <w:r>
+              <w:rPr>
+                <w:rFonts w:ascii="Times New Roman" w:hAnsi="Times New Roman" w:eastAsia="Times New Roman"/>
+                <w:b w:val="0"/>
+                <w:i w:val="0"/>
+                <w:color w:val="000000"/>
+                <w:sz w:val="20"/>
+              </w:rPr>
+              <w:t>Harmonic mean 2PR / (P + R); dominated by the weaker of the two.</w:t>
+            </w:r>
+          </w:p>
+        </w:tc>
+      </w:tr>
+      <w:tr>
+        <w:trPr>
+          <w:cantSplit/>
+        </w:trPr>
+        <w:tc>
+          <w:tcPr>
+            <w:tcW w:type="dxa" w:w="1872"/>
+          </w:tcPr>
+          <w:p>
+            <w:pPr>
+              <w:keepNext/>
+              <w:spacing w:line="240" w:lineRule="auto" w:after="40"/>
+              <w:jc w:val="left"/>
+            </w:pPr>
+            <w:r/>
+            <w:r>
+              <w:rPr>
+                <w:rFonts w:ascii="Times New Roman" w:hAnsi="Times New Roman" w:eastAsia="Times New Roman"/>
+                <w:b w:val="0"/>
+                <w:i w:val="0"/>
+                <w:color w:val="000000"/>
+                <w:sz w:val="20"/>
+              </w:rPr>
+              <w:t>ROC-AUC</w:t>
+            </w:r>
+          </w:p>
+        </w:tc>
+        <w:tc>
+          <w:tcPr>
+            <w:tcW w:type="dxa" w:w="6480"/>
+          </w:tcPr>
+          <w:p>
+            <w:pPr>
+              <w:keepNext/>
+              <w:spacing w:line="240" w:lineRule="auto" w:after="40"/>
+              <w:jc w:val="center"/>
+            </w:pPr>
+            <w:r/>
+            <w:r>
+              <w:rPr>
+                <w:rFonts w:ascii="Times New Roman" w:hAnsi="Times New Roman" w:eastAsia="Times New Roman"/>
+                <w:b w:val="0"/>
+                <w:i w:val="0"/>
+                <w:color w:val="000000"/>
+                <w:sz w:val="20"/>
+              </w:rPr>
+              <w:t>Probability a random positive outranks a random negative. 0.5 is chance.</w:t>
+            </w:r>
+          </w:p>
+        </w:tc>
+      </w:tr>
+      <w:tr>
+        <w:trPr>
+          <w:cantSplit/>
+        </w:trPr>
+        <w:tc>
+          <w:tcPr>
+            <w:tcW w:type="dxa" w:w="1872"/>
+          </w:tcPr>
+          <w:p>
+            <w:pPr>
+              <w:keepNext/>
+              <w:spacing w:line="240" w:lineRule="auto" w:after="40"/>
+              <w:jc w:val="left"/>
+            </w:pPr>
+            <w:r/>
+            <w:r>
+              <w:rPr>
+                <w:rFonts w:ascii="Times New Roman" w:hAnsi="Times New Roman" w:eastAsia="Times New Roman"/>
+                <w:b w:val="0"/>
+                <w:i w:val="0"/>
+                <w:color w:val="000000"/>
+                <w:sz w:val="20"/>
+              </w:rPr>
+              <w:t>PR-AUC</w:t>
+            </w:r>
+          </w:p>
+        </w:tc>
+        <w:tc>
+          <w:tcPr>
+            <w:tcW w:type="dxa" w:w="6480"/>
+          </w:tcPr>
+          <w:p>
+            <w:pPr>
+              <w:keepNext/>
+              <w:spacing w:line="240" w:lineRule="auto" w:after="40"/>
+              <w:jc w:val="center"/>
+            </w:pPr>
+            <w:r/>
+            <w:r>
+              <w:rPr>
+                <w:rFonts w:ascii="Times New Roman" w:hAnsi="Times New Roman" w:eastAsia="Times New Roman"/>
+                <w:b w:val="0"/>
+                <w:i w:val="0"/>
+                <w:color w:val="000000"/>
+                <w:sz w:val="20"/>
+              </w:rPr>
+              <w:t>Area under the precision-recall curve. No-skill baseline = the positive rate, here 0.0668.</w:t>
+            </w:r>
+          </w:p>
+        </w:tc>
+      </w:tr>
+      <w:tr>
+        <w:trPr>
+          <w:cantSplit/>
+        </w:trPr>
+        <w:tc>
+          <w:tcPr>
+            <w:tcW w:type="dxa" w:w="1872"/>
           </w:tcPr>
           <w:p>
             <w:pPr>
@@ -5127,15 +4576,15 @@
                 <w:b w:val="0"/>
                 <w:i w:val="0"/>
                 <w:color w:val="000000"/>
-                <w:sz w:val="22"/>
+                <w:sz w:val="20"/>
               </w:rPr>
-              <w:t>PR-AUC</w:t>
+              <w:t>Threshold</w:t>
             </w:r>
           </w:p>
         </w:tc>
         <w:tc>
           <w:tcPr>
-            <w:tcW w:type="dxa" w:w="6336"/>
+            <w:tcW w:type="dxa" w:w="6480"/>
           </w:tcPr>
           <w:p>
             <w:pPr>
@@ -5149,9 +4598,9 @@
                 <w:b w:val="0"/>
                 <w:i w:val="0"/>
                 <w:color w:val="000000"/>
-                <w:sz w:val="22"/>
+                <w:sz w:val="20"/>
               </w:rPr>
-              <w:t>Area under the precision-recall curve. Its no-skill baseline equals the positive rate, here 0.0668.</w:t>
+              <w:t>The probability above which a prediction is reported positive. Chosen after training.</w:t>
             </w:r>
           </w:p>
         </w:tc>
@@ -5176,7 +4625,7 @@
           <w:color w:val="000000"/>
           <w:sz w:val="28"/>
         </w:rPr>
-        <w:t>3.2 Working Principle / Architecture</w:t>
+        <w:t>3.2 Architecture</w:t>
       </w:r>
     </w:p>
     <w:p>
@@ -5192,7 +4641,7 @@
           <w:color w:val="000000"/>
           <w:sz w:val="24"/>
         </w:rPr>
-        <w:t>The implemented system separates offline work from online serving. Training, evaluation and figure generation are performed offline and produce a single saved artifact. The web service loads that artifact once when it starts and uses it to answer requests; it never trains.</w:t>
+        <w:t>Training, evaluation and figure generation run offline and produce one saved artifact. The web service loads it at startup and scores requests; it never trains.</w:t>
       </w:r>
     </w:p>
     <w:p>
@@ -5204,7 +4653,7 @@
       <w:r>
         <w:drawing>
           <wp:inline xmlns:a="http://schemas.openxmlformats.org/drawingml/2006/main" xmlns:pic="http://schemas.openxmlformats.org/drawingml/2006/picture">
-            <wp:extent cx="5486400" cy="2377440"/>
+            <wp:extent cx="5303520" cy="2298192"/>
             <wp:docPr id="1" name="Picture 1"/>
             <wp:cNvGraphicFramePr>
               <a:graphicFrameLocks noChangeAspect="1"/>
@@ -5225,7 +4674,7 @@
                   <pic:spPr>
                     <a:xfrm>
                       <a:off x="0" y="0"/>
-                      <a:ext cx="5486400" cy="2377440"/>
+                      <a:ext cx="5303520" cy="2298192"/>
                     </a:xfrm>
                     <a:prstGeom prst="rect"/>
                   </pic:spPr>
@@ -5265,7 +4714,7 @@
           <w:color w:val="000000"/>
           <w:sz w:val="24"/>
         </w:rPr>
-        <w:t>The browser communicates with one origin only. Requests to the /api path are forwarded to the prediction service on the server side, so no cross-origin request is made by the browser at any point. The model file is bundled with the service and loaded a single time at startup rather than on each request, which would otherwise dominate the response time.</w:t>
+        <w:t>The browser talks to one origin only — requests to /api are forwarded server-side, so no cross-origin request is ever made.</w:t>
       </w:r>
     </w:p>
     <w:p>
@@ -5297,7 +4746,39 @@
           <w:color w:val="000000"/>
           <w:sz w:val="24"/>
         </w:rPr>
-        <w:t>Training proceeds through six stages. The labelled file is loaded and validated against an expected schema; implausible values are marked as missing; the data is split; candidate models are compared; the decision threshold is selected; and finally the chosen model is scored once on data it has never seen.</w:t>
+        <w:t>Six stages: load and validate against a schema; mark implausible values missing; split 60/20/20 stratified; compare five candidates on validation; select the threshold; score once on the test split.</w:t>
+      </w:r>
+    </w:p>
+    <w:p>
+      <w:pPr>
+        <w:spacing w:before="0" w:after="120" w:line="360" w:lineRule="auto"/>
+        <w:jc w:val="both"/>
+      </w:pPr>
+      <w:r>
+        <w:rPr>
+          <w:rFonts w:ascii="Times New Roman" w:hAnsi="Times New Roman" w:eastAsia="Times New Roman"/>
+          <w:b w:val="0"/>
+          <w:i w:val="0"/>
+          <w:color w:val="000000"/>
+          <w:sz w:val="24"/>
+        </w:rPr>
+        <w:t>Every fitted quantity — imputation medians, model parameters, the threshold — comes from train and validation only. The test split is held in reserve until the final stage. Stratifying matters at a 6.68% base rate: an unstratified split could leave the three parts with different class ratios, making their metrics incomparable.</w:t>
+      </w:r>
+    </w:p>
+    <w:p>
+      <w:pPr>
+        <w:spacing w:before="160" w:after="120" w:line="360" w:lineRule="auto"/>
+        <w:jc w:val="left"/>
+      </w:pPr>
+      <w:r>
+        <w:rPr>
+          <w:rFonts w:ascii="Times New Roman" w:hAnsi="Times New Roman" w:eastAsia="Times New Roman"/>
+          <w:b/>
+          <w:i w:val="0"/>
+          <w:color w:val="000000"/>
+          <w:sz w:val="28"/>
+        </w:rPr>
+        <w:t>3.3 How a Prediction Is Made</w:t>
       </w:r>
     </w:p>
     <w:p>
@@ -5309,7 +4790,7 @@
       <w:r>
         <w:drawing>
           <wp:inline xmlns:a="http://schemas.openxmlformats.org/drawingml/2006/main" xmlns:pic="http://schemas.openxmlformats.org/drawingml/2006/picture">
-            <wp:extent cx="5760720" cy="2176272"/>
+            <wp:extent cx="5303520" cy="1944624"/>
             <wp:docPr id="2" name="Picture 2"/>
             <wp:cNvGraphicFramePr>
               <a:graphicFrameLocks noChangeAspect="1"/>
@@ -5318,7 +4799,7 @@
               <a:graphicData uri="http://schemas.openxmlformats.org/drawingml/2006/picture">
                 <pic:pic>
                   <pic:nvPicPr>
-                    <pic:cNvPr id="0" name="ml-pipeline.png"/>
+                    <pic:cNvPr id="0" name="random-forest.png"/>
                     <pic:cNvPicPr/>
                   </pic:nvPicPr>
                   <pic:blipFill>
@@ -5330,7 +4811,7 @@
                   <pic:spPr>
                     <a:xfrm>
                       <a:off x="0" y="0"/>
-                      <a:ext cx="5760720" cy="2176272"/>
+                      <a:ext cx="5303520" cy="1944624"/>
                     </a:xfrm>
                     <a:prstGeom prst="rect"/>
                   </pic:spPr>
@@ -5354,7 +4835,7 @@
           <w:color w:val="000000"/>
           <w:sz w:val="22"/>
         </w:rPr>
-        <w:t>Figure 3.2: Training pipeline from raw data to the saved model artifact</w:t>
+        <w:t>Figure 3.2: How a Random Forest produces a prediction</w:t>
       </w:r>
     </w:p>
     <w:p>
@@ -5370,64 +4851,23 @@
           <w:color w:val="000000"/>
           <w:sz w:val="24"/>
         </w:rPr>
-        <w:t>The discipline that makes the final figures trustworthy is that every fitted quantity — the imputation medians, the model parameters and the decision threshold — is derived from the training and validation data only. The test split is held in reserve until the last stage.</w:t>
+        <w:t>Each of the 300 trees routes the record to a leaf and reports that leaf's positive proportion. The forest averages those 300 values — scikit-learn averages per-tree probabilities rather than taking a majority vote. The mean is compared with the threshold of 0.2302 to give a class.</w:t>
       </w:r>
     </w:p>
     <w:p>
       <w:pPr>
-        <w:keepNext/>
-        <w:spacing w:before="160" w:after="40"/>
-        <w:jc w:val="center"/>
-      </w:pPr>
-      <w:r>
-        <w:drawing>
-          <wp:inline xmlns:a="http://schemas.openxmlformats.org/drawingml/2006/main" xmlns:pic="http://schemas.openxmlformats.org/drawingml/2006/picture">
-            <wp:extent cx="5760720" cy="2112264"/>
-            <wp:docPr id="3" name="Picture 3"/>
-            <wp:cNvGraphicFramePr>
-              <a:graphicFrameLocks noChangeAspect="1"/>
-            </wp:cNvGraphicFramePr>
-            <a:graphic>
-              <a:graphicData uri="http://schemas.openxmlformats.org/drawingml/2006/picture">
-                <pic:pic>
-                  <pic:nvPicPr>
-                    <pic:cNvPr id="0" name="data-splits.png"/>
-                    <pic:cNvPicPr/>
-                  </pic:nvPicPr>
-                  <pic:blipFill>
-                    <a:blip r:embed="rId13"/>
-                    <a:stretch>
-                      <a:fillRect/>
-                    </a:stretch>
-                  </pic:blipFill>
-                  <pic:spPr>
-                    <a:xfrm>
-                      <a:off x="0" y="0"/>
-                      <a:ext cx="5760720" cy="2112264"/>
-                    </a:xfrm>
-                    <a:prstGeom prst="rect"/>
-                  </pic:spPr>
-                </pic:pic>
-              </a:graphicData>
-            </a:graphic>
-          </wp:inline>
-        </w:drawing>
-      </w:r>
-    </w:p>
-    <w:p>
-      <w:pPr>
-        <w:spacing w:before="40" w:after="160" w:line="240" w:lineRule="auto"/>
-        <w:jc w:val="center"/>
+        <w:spacing w:before="160" w:after="120" w:line="360" w:lineRule="auto"/>
+        <w:jc w:val="left"/>
       </w:pPr>
       <w:r>
         <w:rPr>
           <w:rFonts w:ascii="Times New Roman" w:hAnsi="Times New Roman" w:eastAsia="Times New Roman"/>
-          <w:b w:val="0"/>
-          <w:i/>
+          <w:b/>
+          <w:i w:val="0"/>
           <w:color w:val="000000"/>
-          <w:sz w:val="22"/>
+          <w:sz w:val="28"/>
         </w:rPr>
-        <w:t>Figure 3.3: Stratified 60/20/20 split and the role of each part</w:t>
+        <w:t>3.4 Features and Data Quality</w:t>
       </w:r>
     </w:p>
     <w:p>
@@ -5443,128 +4883,7 @@
           <w:color w:val="000000"/>
           <w:sz w:val="24"/>
         </w:rPr>
-        <w:t>The split is stratified, meaning each part preserves the overall class ratio. At a 6.68% positive rate an unstratified split could leave the three parts with noticeably different base rates, which would make their metrics incomparable. Figure 3.3 confirms that all three parts carry the same 6.68% positive rate.</w:t>
-      </w:r>
-    </w:p>
-    <w:p>
-      <w:pPr>
-        <w:spacing w:before="160" w:after="80" w:line="360" w:lineRule="auto"/>
-        <w:jc w:val="left"/>
-      </w:pPr>
-      <w:r>
-        <w:rPr>
-          <w:rFonts w:ascii="Times New Roman" w:hAnsi="Times New Roman" w:eastAsia="Times New Roman"/>
-          <w:b/>
-          <w:i w:val="0"/>
-          <w:color w:val="000000"/>
-          <w:sz w:val="28"/>
-        </w:rPr>
-        <w:t>How a prediction is produced.</w:t>
-      </w:r>
-    </w:p>
-    <w:p>
-      <w:pPr>
-        <w:keepNext/>
-        <w:spacing w:before="160" w:after="40"/>
-        <w:jc w:val="center"/>
-      </w:pPr>
-      <w:r>
-        <w:drawing>
-          <wp:inline xmlns:a="http://schemas.openxmlformats.org/drawingml/2006/main" xmlns:pic="http://schemas.openxmlformats.org/drawingml/2006/picture">
-            <wp:extent cx="5760720" cy="2112264"/>
-            <wp:docPr id="4" name="Picture 4"/>
-            <wp:cNvGraphicFramePr>
-              <a:graphicFrameLocks noChangeAspect="1"/>
-            </wp:cNvGraphicFramePr>
-            <a:graphic>
-              <a:graphicData uri="http://schemas.openxmlformats.org/drawingml/2006/picture">
-                <pic:pic>
-                  <pic:nvPicPr>
-                    <pic:cNvPr id="0" name="random-forest.png"/>
-                    <pic:cNvPicPr/>
-                  </pic:nvPicPr>
-                  <pic:blipFill>
-                    <a:blip r:embed="rId14"/>
-                    <a:stretch>
-                      <a:fillRect/>
-                    </a:stretch>
-                  </pic:blipFill>
-                  <pic:spPr>
-                    <a:xfrm>
-                      <a:off x="0" y="0"/>
-                      <a:ext cx="5760720" cy="2112264"/>
-                    </a:xfrm>
-                    <a:prstGeom prst="rect"/>
-                  </pic:spPr>
-                </pic:pic>
-              </a:graphicData>
-            </a:graphic>
-          </wp:inline>
-        </w:drawing>
-      </w:r>
-    </w:p>
-    <w:p>
-      <w:pPr>
-        <w:spacing w:before="40" w:after="160" w:line="240" w:lineRule="auto"/>
-        <w:jc w:val="center"/>
-      </w:pPr>
-      <w:r>
-        <w:rPr>
-          <w:rFonts w:ascii="Times New Roman" w:hAnsi="Times New Roman" w:eastAsia="Times New Roman"/>
-          <w:b w:val="0"/>
-          <w:i/>
-          <w:color w:val="000000"/>
-          <w:sz w:val="22"/>
-        </w:rPr>
-        <w:t>Figure 3.4: How a Random Forest produces a prediction</w:t>
-      </w:r>
-    </w:p>
-    <w:p>
-      <w:pPr>
-        <w:spacing w:before="0" w:after="120" w:line="360" w:lineRule="auto"/>
-        <w:jc w:val="both"/>
-      </w:pPr>
-      <w:r>
-        <w:rPr>
-          <w:rFonts w:ascii="Times New Roman" w:hAnsi="Times New Roman" w:eastAsia="Times New Roman"/>
-          <w:b w:val="0"/>
-          <w:i w:val="0"/>
-          <w:color w:val="000000"/>
-          <w:sz w:val="24"/>
-        </w:rPr>
-        <w:t>For a new borrower, each of the 300 trees routes the record down to one leaf and reports the proportion of positive training samples in that leaf. The forest averages those 300 proportions, and the mean is the predicted probability. This is an important detail of the implementation: scikit-learn averages per-tree probabilities rather than taking a hard majority vote of per-tree classes. The resulting probability is then compared with the decision threshold of 0.2302 to produce the reported class.</w:t>
-      </w:r>
-    </w:p>
-    <w:p>
-      <w:pPr>
-        <w:spacing w:before="160" w:after="120" w:line="360" w:lineRule="auto"/>
-        <w:jc w:val="left"/>
-      </w:pPr>
-      <w:r>
-        <w:rPr>
-          <w:rFonts w:ascii="Times New Roman" w:hAnsi="Times New Roman" w:eastAsia="Times New Roman"/>
-          <w:b/>
-          <w:i w:val="0"/>
-          <w:color w:val="000000"/>
-          <w:sz w:val="28"/>
-        </w:rPr>
-        <w:t>3.3 Key Features</w:t>
-      </w:r>
-    </w:p>
-    <w:p>
-      <w:pPr>
-        <w:spacing w:before="0" w:after="120" w:line="360" w:lineRule="auto"/>
-        <w:jc w:val="both"/>
-      </w:pPr>
-      <w:r>
-        <w:rPr>
-          <w:rFonts w:ascii="Times New Roman" w:hAnsi="Times New Roman" w:eastAsia="Times New Roman"/>
-          <w:b w:val="0"/>
-          <w:i w:val="0"/>
-          <w:color w:val="000000"/>
-          <w:sz w:val="24"/>
-        </w:rPr>
-        <w:t>The dataset provides ten numeric attributes per borrower, described in Table 3.1 below. No categorical encoding is required, and because decision trees split on rank order rather than magnitude, no feature scaling is required either.</w:t>
+        <w:t>Ten numeric attributes per borrower. No categorical encoding is needed, and because trees split on rank order, no scaling is either.</w:t>
       </w:r>
     </w:p>
     <w:p>
@@ -5581,7 +4900,7 @@
           <w:color w:val="000000"/>
           <w:sz w:val="22"/>
         </w:rPr>
-        <w:t>Table 3.2: Input features and their descriptions</w:t>
+        <w:t>Table 3.2: Input features</w:t>
       </w:r>
     </w:p>
     <w:tbl>
@@ -5592,9 +4911,8 @@
         <w:tblLook w:firstColumn="1" w:firstRow="1" w:lastColumn="0" w:lastRow="0" w:noHBand="0" w:noVBand="1" w:val="04A0"/>
       </w:tblPr>
       <w:tblGrid>
-        <w:gridCol w:w="2770"/>
-        <w:gridCol w:w="2770"/>
-        <w:gridCol w:w="2770"/>
+        <w:gridCol w:w="4154"/>
+        <w:gridCol w:w="4154"/>
       </w:tblGrid>
       <w:tr>
         <w:trPr>
@@ -5605,31 +4923,7 @@
         </w:trPr>
         <w:tc>
           <w:tcPr>
-            <w:tcW w:type="dxa" w:w="720"/>
-            <w:shd w:val="clear" w:fill="D9E2F3"/>
-          </w:tcPr>
-          <w:p>
-            <w:pPr>
-              <w:keepNext/>
-              <w:spacing w:line="240" w:lineRule="auto" w:after="40"/>
-              <w:jc w:val="center"/>
-            </w:pPr>
-            <w:r/>
-            <w:r>
-              <w:rPr>
-                <w:rFonts w:ascii="Times New Roman" w:hAnsi="Times New Roman" w:eastAsia="Times New Roman"/>
-                <w:b/>
-                <w:i w:val="0"/>
-                <w:color w:val="000000"/>
-                <w:sz w:val="20"/>
-              </w:rPr>
-              <w:t>No.</w:t>
-            </w:r>
-          </w:p>
-        </w:tc>
-        <w:tc>
-          <w:tcPr>
-            <w:tcW w:type="dxa" w:w="3600"/>
+            <w:tcW w:type="dxa" w:w="3744"/>
             <w:shd w:val="clear" w:fill="D9E2F3"/>
           </w:tcPr>
           <w:p>
@@ -5653,7 +4947,7 @@
         </w:tc>
         <w:tc>
           <w:tcPr>
-            <w:tcW w:type="dxa" w:w="4032"/>
+            <w:tcW w:type="dxa" w:w="4608"/>
             <w:shd w:val="clear" w:fill="D9E2F3"/>
           </w:tcPr>
           <w:p>
@@ -5682,7 +4976,7 @@
         </w:trPr>
         <w:tc>
           <w:tcPr>
-            <w:tcW w:type="dxa" w:w="720"/>
+            <w:tcW w:type="dxa" w:w="3744"/>
           </w:tcPr>
           <w:p>
             <w:pPr>
@@ -5699,13 +4993,13 @@
                 <w:color w:val="000000"/>
                 <w:sz w:val="20"/>
               </w:rPr>
-              <w:t>1</w:t>
+              <w:t>RevolvingUtilizationOfUnsecuredLines</w:t>
             </w:r>
           </w:p>
         </w:tc>
         <w:tc>
           <w:tcPr>
-            <w:tcW w:type="dxa" w:w="3600"/>
+            <w:tcW w:type="dxa" w:w="4608"/>
           </w:tcPr>
           <w:p>
             <w:pPr>
@@ -5722,30 +5016,7 @@
                 <w:color w:val="000000"/>
                 <w:sz w:val="20"/>
               </w:rPr>
-              <w:t>RevolvingUtilizationOfUnsecuredLines</w:t>
-            </w:r>
-          </w:p>
-        </w:tc>
-        <w:tc>
-          <w:tcPr>
-            <w:tcW w:type="dxa" w:w="4032"/>
-          </w:tcPr>
-          <w:p>
-            <w:pPr>
-              <w:keepNext/>
-              <w:spacing w:line="240" w:lineRule="auto" w:after="40"/>
-              <w:jc w:val="center"/>
-            </w:pPr>
-            <w:r/>
-            <w:r>
-              <w:rPr>
-                <w:rFonts w:ascii="Times New Roman" w:hAnsi="Times New Roman" w:eastAsia="Times New Roman"/>
-                <w:b w:val="0"/>
-                <w:i w:val="0"/>
-                <w:color w:val="000000"/>
-                <w:sz w:val="20"/>
-              </w:rPr>
-              <w:t>Card and personal line balances divided by total credit limits</w:t>
+              <w:t>Balances ÷ total credit limits</w:t>
             </w:r>
           </w:p>
         </w:tc>
@@ -5756,7 +5027,7 @@
         </w:trPr>
         <w:tc>
           <w:tcPr>
-            <w:tcW w:type="dxa" w:w="720"/>
+            <w:tcW w:type="dxa" w:w="3744"/>
           </w:tcPr>
           <w:p>
             <w:pPr>
@@ -5773,36 +5044,13 @@
                 <w:color w:val="000000"/>
                 <w:sz w:val="20"/>
               </w:rPr>
-              <w:t>2</w:t>
-            </w:r>
-          </w:p>
-        </w:tc>
-        <w:tc>
-          <w:tcPr>
-            <w:tcW w:type="dxa" w:w="3600"/>
-          </w:tcPr>
-          <w:p>
-            <w:pPr>
-              <w:keepNext/>
-              <w:spacing w:line="240" w:lineRule="auto" w:after="40"/>
-              <w:jc w:val="center"/>
-            </w:pPr>
-            <w:r/>
-            <w:r>
-              <w:rPr>
-                <w:rFonts w:ascii="Times New Roman" w:hAnsi="Times New Roman" w:eastAsia="Times New Roman"/>
-                <w:b w:val="0"/>
-                <w:i w:val="0"/>
-                <w:color w:val="000000"/>
-                <w:sz w:val="20"/>
-              </w:rPr>
               <w:t>age</w:t>
             </w:r>
           </w:p>
         </w:tc>
         <w:tc>
           <w:tcPr>
-            <w:tcW w:type="dxa" w:w="4032"/>
+            <w:tcW w:type="dxa" w:w="4608"/>
           </w:tcPr>
           <w:p>
             <w:pPr>
@@ -5830,7 +5078,7 @@
         </w:trPr>
         <w:tc>
           <w:tcPr>
-            <w:tcW w:type="dxa" w:w="720"/>
+            <w:tcW w:type="dxa" w:w="3744"/>
           </w:tcPr>
           <w:p>
             <w:pPr>
@@ -5847,13 +5095,13 @@
                 <w:color w:val="000000"/>
                 <w:sz w:val="20"/>
               </w:rPr>
-              <w:t>3</w:t>
+              <w:t>NumberOfTime30-59DaysPastDue</w:t>
             </w:r>
           </w:p>
         </w:tc>
         <w:tc>
           <w:tcPr>
-            <w:tcW w:type="dxa" w:w="3600"/>
+            <w:tcW w:type="dxa" w:w="4608"/>
           </w:tcPr>
           <w:p>
             <w:pPr>
@@ -5870,13 +5118,41 @@
                 <w:color w:val="000000"/>
                 <w:sz w:val="20"/>
               </w:rPr>
-              <w:t>NumberOfTime30-59DaysPastDueNotWorse</w:t>
+              <w:t>30–59 day late episodes, last 2 years</w:t>
+            </w:r>
+          </w:p>
+        </w:tc>
+      </w:tr>
+      <w:tr>
+        <w:trPr>
+          <w:cantSplit/>
+        </w:trPr>
+        <w:tc>
+          <w:tcPr>
+            <w:tcW w:type="dxa" w:w="3744"/>
+          </w:tcPr>
+          <w:p>
+            <w:pPr>
+              <w:keepNext/>
+              <w:spacing w:line="240" w:lineRule="auto" w:after="40"/>
+              <w:jc w:val="left"/>
+            </w:pPr>
+            <w:r/>
+            <w:r>
+              <w:rPr>
+                <w:rFonts w:ascii="Times New Roman" w:hAnsi="Times New Roman" w:eastAsia="Times New Roman"/>
+                <w:b w:val="0"/>
+                <w:i w:val="0"/>
+                <w:color w:val="000000"/>
+                <w:sz w:val="20"/>
+              </w:rPr>
+              <w:t>DebtRatio</w:t>
             </w:r>
           </w:p>
         </w:tc>
         <w:tc>
           <w:tcPr>
-            <w:tcW w:type="dxa" w:w="4032"/>
+            <w:tcW w:type="dxa" w:w="4608"/>
           </w:tcPr>
           <w:p>
             <w:pPr>
@@ -5893,7 +5169,7 @@
                 <w:color w:val="000000"/>
                 <w:sz w:val="20"/>
               </w:rPr>
-              <w:t>Count of 30–59 day late episodes in the last two years</w:t>
+              <w:t>Debt, alimony and living costs ÷ gross monthly income</w:t>
             </w:r>
           </w:p>
         </w:tc>
@@ -5904,7 +5180,7 @@
         </w:trPr>
         <w:tc>
           <w:tcPr>
-            <w:tcW w:type="dxa" w:w="720"/>
+            <w:tcW w:type="dxa" w:w="3744"/>
           </w:tcPr>
           <w:p>
             <w:pPr>
@@ -5921,110 +5197,13 @@
                 <w:color w:val="000000"/>
                 <w:sz w:val="20"/>
               </w:rPr>
-              <w:t>4</w:t>
-            </w:r>
-          </w:p>
-        </w:tc>
-        <w:tc>
-          <w:tcPr>
-            <w:tcW w:type="dxa" w:w="3600"/>
-          </w:tcPr>
-          <w:p>
-            <w:pPr>
-              <w:keepNext/>
-              <w:spacing w:line="240" w:lineRule="auto" w:after="40"/>
-              <w:jc w:val="center"/>
-            </w:pPr>
-            <w:r/>
-            <w:r>
-              <w:rPr>
-                <w:rFonts w:ascii="Times New Roman" w:hAnsi="Times New Roman" w:eastAsia="Times New Roman"/>
-                <w:b w:val="0"/>
-                <w:i w:val="0"/>
-                <w:color w:val="000000"/>
-                <w:sz w:val="20"/>
-              </w:rPr>
-              <w:t>DebtRatio</w:t>
-            </w:r>
-          </w:p>
-        </w:tc>
-        <w:tc>
-          <w:tcPr>
-            <w:tcW w:type="dxa" w:w="4032"/>
-          </w:tcPr>
-          <w:p>
-            <w:pPr>
-              <w:keepNext/>
-              <w:spacing w:line="240" w:lineRule="auto" w:after="40"/>
-              <w:jc w:val="center"/>
-            </w:pPr>
-            <w:r/>
-            <w:r>
-              <w:rPr>
-                <w:rFonts w:ascii="Times New Roman" w:hAnsi="Times New Roman" w:eastAsia="Times New Roman"/>
-                <w:b w:val="0"/>
-                <w:i w:val="0"/>
-                <w:color w:val="000000"/>
-                <w:sz w:val="20"/>
-              </w:rPr>
-              <w:t>Debt payments, alimony and living costs divided by gross monthly income</w:t>
-            </w:r>
-          </w:p>
-        </w:tc>
-      </w:tr>
-      <w:tr>
-        <w:trPr>
-          <w:cantSplit/>
-        </w:trPr>
-        <w:tc>
-          <w:tcPr>
-            <w:tcW w:type="dxa" w:w="720"/>
-          </w:tcPr>
-          <w:p>
-            <w:pPr>
-              <w:keepNext/>
-              <w:spacing w:line="240" w:lineRule="auto" w:after="40"/>
-              <w:jc w:val="left"/>
-            </w:pPr>
-            <w:r/>
-            <w:r>
-              <w:rPr>
-                <w:rFonts w:ascii="Times New Roman" w:hAnsi="Times New Roman" w:eastAsia="Times New Roman"/>
-                <w:b w:val="0"/>
-                <w:i w:val="0"/>
-                <w:color w:val="000000"/>
-                <w:sz w:val="20"/>
-              </w:rPr>
-              <w:t>5</w:t>
-            </w:r>
-          </w:p>
-        </w:tc>
-        <w:tc>
-          <w:tcPr>
-            <w:tcW w:type="dxa" w:w="3600"/>
-          </w:tcPr>
-          <w:p>
-            <w:pPr>
-              <w:keepNext/>
-              <w:spacing w:line="240" w:lineRule="auto" w:after="40"/>
-              <w:jc w:val="center"/>
-            </w:pPr>
-            <w:r/>
-            <w:r>
-              <w:rPr>
-                <w:rFonts w:ascii="Times New Roman" w:hAnsi="Times New Roman" w:eastAsia="Times New Roman"/>
-                <w:b w:val="0"/>
-                <w:i w:val="0"/>
-                <w:color w:val="000000"/>
-                <w:sz w:val="20"/>
-              </w:rPr>
               <w:t>MonthlyIncome</w:t>
             </w:r>
           </w:p>
         </w:tc>
         <w:tc>
           <w:tcPr>
-            <w:tcW w:type="dxa" w:w="4032"/>
+            <w:tcW w:type="dxa" w:w="4608"/>
           </w:tcPr>
           <w:p>
             <w:pPr>
@@ -6052,7 +5231,7 @@
         </w:trPr>
         <w:tc>
           <w:tcPr>
-            <w:tcW w:type="dxa" w:w="720"/>
+            <w:tcW w:type="dxa" w:w="3744"/>
           </w:tcPr>
           <w:p>
             <w:pPr>
@@ -6069,13 +5248,13 @@
                 <w:color w:val="000000"/>
                 <w:sz w:val="20"/>
               </w:rPr>
-              <w:t>6</w:t>
+              <w:t>NumberOfOpenCreditLinesAndLoans</w:t>
             </w:r>
           </w:p>
         </w:tc>
         <w:tc>
           <w:tcPr>
-            <w:tcW w:type="dxa" w:w="3600"/>
+            <w:tcW w:type="dxa" w:w="4608"/>
           </w:tcPr>
           <w:p>
             <w:pPr>
@@ -6092,13 +5271,41 @@
                 <w:color w:val="000000"/>
                 <w:sz w:val="20"/>
               </w:rPr>
-              <w:t>NumberOfOpenCreditLinesAndLoans</w:t>
+              <w:t>Open loans and credit lines</w:t>
+            </w:r>
+          </w:p>
+        </w:tc>
+      </w:tr>
+      <w:tr>
+        <w:trPr>
+          <w:cantSplit/>
+        </w:trPr>
+        <w:tc>
+          <w:tcPr>
+            <w:tcW w:type="dxa" w:w="3744"/>
+          </w:tcPr>
+          <w:p>
+            <w:pPr>
+              <w:keepNext/>
+              <w:spacing w:line="240" w:lineRule="auto" w:after="40"/>
+              <w:jc w:val="left"/>
+            </w:pPr>
+            <w:r/>
+            <w:r>
+              <w:rPr>
+                <w:rFonts w:ascii="Times New Roman" w:hAnsi="Times New Roman" w:eastAsia="Times New Roman"/>
+                <w:b w:val="0"/>
+                <w:i w:val="0"/>
+                <w:color w:val="000000"/>
+                <w:sz w:val="20"/>
+              </w:rPr>
+              <w:t>NumberOfTimes90DaysLate</w:t>
             </w:r>
           </w:p>
         </w:tc>
         <w:tc>
           <w:tcPr>
-            <w:tcW w:type="dxa" w:w="4032"/>
+            <w:tcW w:type="dxa" w:w="4608"/>
           </w:tcPr>
           <w:p>
             <w:pPr>
@@ -6115,7 +5322,7 @@
                 <w:color w:val="000000"/>
                 <w:sz w:val="20"/>
               </w:rPr>
-              <w:t>Open installment loans and lines of credit</w:t>
+              <w:t>90+ day late episodes</w:t>
             </w:r>
           </w:p>
         </w:tc>
@@ -6126,7 +5333,7 @@
         </w:trPr>
         <w:tc>
           <w:tcPr>
-            <w:tcW w:type="dxa" w:w="720"/>
+            <w:tcW w:type="dxa" w:w="3744"/>
           </w:tcPr>
           <w:p>
             <w:pPr>
@@ -6143,13 +5350,13 @@
                 <w:color w:val="000000"/>
                 <w:sz w:val="20"/>
               </w:rPr>
-              <w:t>7</w:t>
+              <w:t>NumberRealEstateLoansOrLines</w:t>
             </w:r>
           </w:p>
         </w:tc>
         <w:tc>
           <w:tcPr>
-            <w:tcW w:type="dxa" w:w="3600"/>
+            <w:tcW w:type="dxa" w:w="4608"/>
           </w:tcPr>
           <w:p>
             <w:pPr>
@@ -6166,13 +5373,41 @@
                 <w:color w:val="000000"/>
                 <w:sz w:val="20"/>
               </w:rPr>
-              <w:t>NumberOfTimes90DaysLate</w:t>
+              <w:t>Mortgages and home equity lines</w:t>
+            </w:r>
+          </w:p>
+        </w:tc>
+      </w:tr>
+      <w:tr>
+        <w:trPr>
+          <w:cantSplit/>
+        </w:trPr>
+        <w:tc>
+          <w:tcPr>
+            <w:tcW w:type="dxa" w:w="3744"/>
+          </w:tcPr>
+          <w:p>
+            <w:pPr>
+              <w:keepNext/>
+              <w:spacing w:line="240" w:lineRule="auto" w:after="40"/>
+              <w:jc w:val="left"/>
+            </w:pPr>
+            <w:r/>
+            <w:r>
+              <w:rPr>
+                <w:rFonts w:ascii="Times New Roman" w:hAnsi="Times New Roman" w:eastAsia="Times New Roman"/>
+                <w:b w:val="0"/>
+                <w:i w:val="0"/>
+                <w:color w:val="000000"/>
+                <w:sz w:val="20"/>
+              </w:rPr>
+              <w:t>NumberOfTime60-89DaysPastDue</w:t>
             </w:r>
           </w:p>
         </w:tc>
         <w:tc>
           <w:tcPr>
-            <w:tcW w:type="dxa" w:w="4032"/>
+            <w:tcW w:type="dxa" w:w="4608"/>
           </w:tcPr>
           <w:p>
             <w:pPr>
@@ -6189,7 +5424,7 @@
                 <w:color w:val="000000"/>
                 <w:sz w:val="20"/>
               </w:rPr>
-              <w:t>Count of 90+ day late episodes</w:t>
+              <w:t>60–89 day late episodes, last 2 years</w:t>
             </w:r>
           </w:p>
         </w:tc>
@@ -6200,182 +5435,12 @@
         </w:trPr>
         <w:tc>
           <w:tcPr>
-            <w:tcW w:type="dxa" w:w="720"/>
-          </w:tcPr>
-          <w:p>
-            <w:pPr>
-              <w:keepNext/>
-              <w:spacing w:line="240" w:lineRule="auto" w:after="40"/>
-              <w:jc w:val="left"/>
-            </w:pPr>
-            <w:r/>
-            <w:r>
-              <w:rPr>
-                <w:rFonts w:ascii="Times New Roman" w:hAnsi="Times New Roman" w:eastAsia="Times New Roman"/>
-                <w:b w:val="0"/>
-                <w:i w:val="0"/>
-                <w:color w:val="000000"/>
-                <w:sz w:val="20"/>
-              </w:rPr>
-              <w:t>8</w:t>
-            </w:r>
-          </w:p>
-        </w:tc>
-        <w:tc>
-          <w:tcPr>
-            <w:tcW w:type="dxa" w:w="3600"/>
-          </w:tcPr>
-          <w:p>
-            <w:pPr>
-              <w:keepNext/>
-              <w:spacing w:line="240" w:lineRule="auto" w:after="40"/>
-              <w:jc w:val="center"/>
-            </w:pPr>
-            <w:r/>
-            <w:r>
-              <w:rPr>
-                <w:rFonts w:ascii="Times New Roman" w:hAnsi="Times New Roman" w:eastAsia="Times New Roman"/>
-                <w:b w:val="0"/>
-                <w:i w:val="0"/>
-                <w:color w:val="000000"/>
-                <w:sz w:val="20"/>
-              </w:rPr>
-              <w:t>NumberRealEstateLoansOrLines</w:t>
-            </w:r>
-          </w:p>
-        </w:tc>
-        <w:tc>
-          <w:tcPr>
-            <w:tcW w:type="dxa" w:w="4032"/>
-          </w:tcPr>
-          <w:p>
-            <w:pPr>
-              <w:keepNext/>
-              <w:spacing w:line="240" w:lineRule="auto" w:after="40"/>
-              <w:jc w:val="center"/>
-            </w:pPr>
-            <w:r/>
-            <w:r>
-              <w:rPr>
-                <w:rFonts w:ascii="Times New Roman" w:hAnsi="Times New Roman" w:eastAsia="Times New Roman"/>
-                <w:b w:val="0"/>
-                <w:i w:val="0"/>
-                <w:color w:val="000000"/>
-                <w:sz w:val="20"/>
-              </w:rPr>
-              <w:t>Mortgages and home equity lines of credit</w:t>
-            </w:r>
-          </w:p>
-        </w:tc>
-      </w:tr>
-      <w:tr>
-        <w:trPr>
-          <w:cantSplit/>
-        </w:trPr>
-        <w:tc>
-          <w:tcPr>
-            <w:tcW w:type="dxa" w:w="720"/>
-          </w:tcPr>
-          <w:p>
-            <w:pPr>
-              <w:keepNext/>
-              <w:spacing w:line="240" w:lineRule="auto" w:after="40"/>
-              <w:jc w:val="left"/>
-            </w:pPr>
-            <w:r/>
-            <w:r>
-              <w:rPr>
-                <w:rFonts w:ascii="Times New Roman" w:hAnsi="Times New Roman" w:eastAsia="Times New Roman"/>
-                <w:b w:val="0"/>
-                <w:i w:val="0"/>
-                <w:color w:val="000000"/>
-                <w:sz w:val="20"/>
-              </w:rPr>
-              <w:t>9</w:t>
-            </w:r>
-          </w:p>
-        </w:tc>
-        <w:tc>
-          <w:tcPr>
-            <w:tcW w:type="dxa" w:w="3600"/>
-          </w:tcPr>
-          <w:p>
-            <w:pPr>
-              <w:keepNext/>
-              <w:spacing w:line="240" w:lineRule="auto" w:after="40"/>
-              <w:jc w:val="center"/>
-            </w:pPr>
-            <w:r/>
-            <w:r>
-              <w:rPr>
-                <w:rFonts w:ascii="Times New Roman" w:hAnsi="Times New Roman" w:eastAsia="Times New Roman"/>
-                <w:b w:val="0"/>
-                <w:i w:val="0"/>
-                <w:color w:val="000000"/>
-                <w:sz w:val="20"/>
-              </w:rPr>
-              <w:t>NumberOfTime60-89DaysPastDueNotWorse</w:t>
-            </w:r>
-          </w:p>
-        </w:tc>
-        <w:tc>
-          <w:tcPr>
-            <w:tcW w:type="dxa" w:w="4032"/>
-          </w:tcPr>
-          <w:p>
-            <w:pPr>
-              <w:keepNext/>
-              <w:spacing w:line="240" w:lineRule="auto" w:after="40"/>
-              <w:jc w:val="center"/>
-            </w:pPr>
-            <w:r/>
-            <w:r>
-              <w:rPr>
-                <w:rFonts w:ascii="Times New Roman" w:hAnsi="Times New Roman" w:eastAsia="Times New Roman"/>
-                <w:b w:val="0"/>
-                <w:i w:val="0"/>
-                <w:color w:val="000000"/>
-                <w:sz w:val="20"/>
-              </w:rPr>
-              <w:t>Count of 60–89 day late episodes in the last two years</w:t>
-            </w:r>
-          </w:p>
-        </w:tc>
-      </w:tr>
-      <w:tr>
-        <w:trPr>
-          <w:cantSplit/>
-        </w:trPr>
-        <w:tc>
-          <w:tcPr>
-            <w:tcW w:type="dxa" w:w="720"/>
+            <w:tcW w:type="dxa" w:w="3744"/>
           </w:tcPr>
           <w:p>
             <w:pPr>
               <w:spacing w:line="240" w:lineRule="auto" w:after="40"/>
               <w:jc w:val="left"/>
-            </w:pPr>
-            <w:r/>
-            <w:r>
-              <w:rPr>
-                <w:rFonts w:ascii="Times New Roman" w:hAnsi="Times New Roman" w:eastAsia="Times New Roman"/>
-                <w:b w:val="0"/>
-                <w:i w:val="0"/>
-                <w:color w:val="000000"/>
-                <w:sz w:val="20"/>
-              </w:rPr>
-              <w:t>10</w:t>
-            </w:r>
-          </w:p>
-        </w:tc>
-        <w:tc>
-          <w:tcPr>
-            <w:tcW w:type="dxa" w:w="3600"/>
-          </w:tcPr>
-          <w:p>
-            <w:pPr>
-              <w:spacing w:line="240" w:lineRule="auto" w:after="40"/>
-              <w:jc w:val="center"/>
             </w:pPr>
             <w:r/>
             <w:r>
@@ -6392,7 +5457,7 @@
         </w:tc>
         <w:tc>
           <w:tcPr>
-            <w:tcW w:type="dxa" w:w="4032"/>
+            <w:tcW w:type="dxa" w:w="4608"/>
           </w:tcPr>
           <w:p>
             <w:pPr>
@@ -6422,54 +5487,6 @@
     </w:p>
     <w:p>
       <w:pPr>
-        <w:spacing w:before="160" w:after="120" w:line="360" w:lineRule="auto"/>
-        <w:jc w:val="left"/>
-      </w:pPr>
-      <w:r>
-        <w:rPr>
-          <w:rFonts w:ascii="Times New Roman" w:hAnsi="Times New Roman" w:eastAsia="Times New Roman"/>
-          <w:b/>
-          <w:i w:val="0"/>
-          <w:color w:val="000000"/>
-          <w:sz w:val="28"/>
-        </w:rPr>
-        <w:t>3.4 Components and Their Interaction</w:t>
-      </w:r>
-    </w:p>
-    <w:p>
-      <w:pPr>
-        <w:spacing w:before="0" w:after="120" w:line="360" w:lineRule="auto"/>
-        <w:jc w:val="both"/>
-      </w:pPr>
-      <w:r>
-        <w:rPr>
-          <w:rFonts w:ascii="Times New Roman" w:hAnsi="Times New Roman" w:eastAsia="Times New Roman"/>
-          <w:b w:val="0"/>
-          <w:i w:val="0"/>
-          <w:color w:val="000000"/>
-          <w:sz w:val="24"/>
-        </w:rPr>
-        <w:t>Preprocessing and the classifier are combined into a single scikit-learn Pipeline, and it is that composite object which is saved to disk. The serving code loads the pipeline and calls it, so there is no second copy of the cleaning or imputation logic on the serving side. This makes a mismatch between training and inference structurally impossible rather than merely something to be careful about.</w:t>
-      </w:r>
-    </w:p>
-    <w:p>
-      <w:pPr>
-        <w:spacing w:before="0" w:after="120" w:line="360" w:lineRule="auto"/>
-        <w:jc w:val="both"/>
-      </w:pPr>
-      <w:r>
-        <w:rPr>
-          <w:rFonts w:ascii="Times New Roman" w:hAnsi="Times New Roman" w:eastAsia="Times New Roman"/>
-          <w:b w:val="0"/>
-          <w:i w:val="0"/>
-          <w:color w:val="000000"/>
-          <w:sz w:val="24"/>
-        </w:rPr>
-        <w:t>The pipeline has three stages in sequence. A cleaning step replaces documented placeholder and impossible values with missing markers. An imputation step fills those gaps with the training median and additionally appends a binary indicator column recording that the value was absent. The Random Forest classifier is the final stage. A consequence worth noting is that the classifier receives 16 columns built from the 10 input features, because of the appended indicators; the public interface of the service is unchanged.</w:t>
-      </w:r>
-    </w:p>
-    <w:p>
-      <w:pPr>
         <w:keepNext/>
         <w:spacing w:before="160" w:after="60" w:line="240" w:lineRule="auto"/>
         <w:jc w:val="center"/>
@@ -6482,7 +5499,7 @@
           <w:color w:val="000000"/>
           <w:sz w:val="22"/>
         </w:rPr>
-        <w:t>Table 3.3: Data quality issues and their treatment</w:t>
+        <w:t>Table 3.3: Data quality issues and treatment</w:t>
       </w:r>
     </w:p>
     <w:tbl>
@@ -6506,7 +5523,7 @@
         </w:trPr>
         <w:tc>
           <w:tcPr>
-            <w:tcW w:type="dxa" w:w="3168"/>
+            <w:tcW w:type="dxa" w:w="2736"/>
             <w:shd w:val="clear" w:fill="D9E2F3"/>
           </w:tcPr>
           <w:p>
@@ -6524,13 +5541,13 @@
                 <w:color w:val="000000"/>
                 <w:sz w:val="20"/>
               </w:rPr>
-              <w:t>Issue found in the raw data</w:t>
+              <w:t>Issue</w:t>
             </w:r>
           </w:p>
         </w:tc>
         <w:tc>
           <w:tcPr>
-            <w:tcW w:type="dxa" w:w="2016"/>
+            <w:tcW w:type="dxa" w:w="1872"/>
             <w:shd w:val="clear" w:fill="D9E2F3"/>
           </w:tcPr>
           <w:p>
@@ -6554,7 +5571,7 @@
         </w:tc>
         <w:tc>
           <w:tcPr>
-            <w:tcW w:type="dxa" w:w="3168"/>
+            <w:tcW w:type="dxa" w:w="3744"/>
             <w:shd w:val="clear" w:fill="D9E2F3"/>
           </w:tcPr>
           <w:p>
@@ -6572,7 +5589,7 @@
                 <w:color w:val="000000"/>
                 <w:sz w:val="20"/>
               </w:rPr>
-              <w:t>Treatment applied</w:t>
+              <w:t>Treatment</w:t>
             </w:r>
           </w:p>
         </w:tc>
@@ -6583,7 +5600,7 @@
         </w:trPr>
         <w:tc>
           <w:tcPr>
-            <w:tcW w:type="dxa" w:w="3168"/>
+            <w:tcW w:type="dxa" w:w="2736"/>
           </w:tcPr>
           <w:p>
             <w:pPr>
@@ -6606,7 +5623,7 @@
         </w:tc>
         <w:tc>
           <w:tcPr>
-            <w:tcW w:type="dxa" w:w="2016"/>
+            <w:tcW w:type="dxa" w:w="1872"/>
           </w:tcPr>
           <w:p>
             <w:pPr>
@@ -6623,13 +5640,13 @@
                 <w:color w:val="000000"/>
                 <w:sz w:val="20"/>
               </w:rPr>
-              <w:t>29,731 rows (19.82%)</w:t>
+              <w:t>29,731 (19.82%)</w:t>
             </w:r>
           </w:p>
         </w:tc>
         <w:tc>
           <w:tcPr>
-            <w:tcW w:type="dxa" w:w="3168"/>
+            <w:tcW w:type="dxa" w:w="3744"/>
           </w:tcPr>
           <w:p>
             <w:pPr>
@@ -6646,7 +5663,7 @@
                 <w:color w:val="000000"/>
                 <w:sz w:val="20"/>
               </w:rPr>
-              <w:t>Median imputation plus a missing-value indicator</w:t>
+              <w:t>Median imputation + missing indicator</w:t>
             </w:r>
           </w:p>
         </w:tc>
@@ -6657,7 +5674,7 @@
         </w:trPr>
         <w:tc>
           <w:tcPr>
-            <w:tcW w:type="dxa" w:w="3168"/>
+            <w:tcW w:type="dxa" w:w="2736"/>
           </w:tcPr>
           <w:p>
             <w:pPr>
@@ -6680,7 +5697,7 @@
         </w:tc>
         <w:tc>
           <w:tcPr>
-            <w:tcW w:type="dxa" w:w="2016"/>
+            <w:tcW w:type="dxa" w:w="1872"/>
           </w:tcPr>
           <w:p>
             <w:pPr>
@@ -6697,13 +5714,13 @@
                 <w:color w:val="000000"/>
                 <w:sz w:val="20"/>
               </w:rPr>
-              <w:t>3,924 rows (2.62%)</w:t>
+              <w:t>3,924 (2.62%)</w:t>
             </w:r>
           </w:p>
         </w:tc>
         <w:tc>
           <w:tcPr>
-            <w:tcW w:type="dxa" w:w="3168"/>
+            <w:tcW w:type="dxa" w:w="3744"/>
           </w:tcPr>
           <w:p>
             <w:pPr>
@@ -6720,7 +5737,7 @@
                 <w:color w:val="000000"/>
                 <w:sz w:val="20"/>
               </w:rPr>
-              <w:t>Median imputation plus a missing-value indicator</w:t>
+              <w:t>Median imputation + missing indicator</w:t>
             </w:r>
           </w:p>
         </w:tc>
@@ -6731,7 +5748,7 @@
         </w:trPr>
         <w:tc>
           <w:tcPr>
-            <w:tcW w:type="dxa" w:w="3168"/>
+            <w:tcW w:type="dxa" w:w="2736"/>
           </w:tcPr>
           <w:p>
             <w:pPr>
@@ -6748,13 +5765,13 @@
                 <w:color w:val="000000"/>
                 <w:sz w:val="20"/>
               </w:rPr>
-              <w:t>Late-payment counters coded 96 or 98</w:t>
+              <w:t>Counters coded 96 or 98</w:t>
             </w:r>
           </w:p>
         </w:tc>
         <w:tc>
           <w:tcPr>
-            <w:tcW w:type="dxa" w:w="2016"/>
+            <w:tcW w:type="dxa" w:w="1872"/>
           </w:tcPr>
           <w:p>
             <w:pPr>
@@ -6777,7 +5794,7 @@
         </w:tc>
         <w:tc>
           <w:tcPr>
-            <w:tcW w:type="dxa" w:w="3168"/>
+            <w:tcW w:type="dxa" w:w="3744"/>
           </w:tcPr>
           <w:p>
             <w:pPr>
@@ -6794,7 +5811,7 @@
                 <w:color w:val="000000"/>
                 <w:sz w:val="20"/>
               </w:rPr>
-              <w:t>Treated as placeholders; imputed with an indicator, because these rows are 54.65% positive against a 6.68% base rate</w:t>
+              <w:t>Placeholders. Imputed with an indicator — these rows are 54.65% positive against a 6.68% base rate</w:t>
             </w:r>
           </w:p>
         </w:tc>
@@ -6805,7 +5822,7 @@
         </w:trPr>
         <w:tc>
           <w:tcPr>
-            <w:tcW w:type="dxa" w:w="3168"/>
+            <w:tcW w:type="dxa" w:w="2736"/>
           </w:tcPr>
           <w:p>
             <w:pPr>
@@ -6828,7 +5845,7 @@
         </w:tc>
         <w:tc>
           <w:tcPr>
-            <w:tcW w:type="dxa" w:w="2016"/>
+            <w:tcW w:type="dxa" w:w="1872"/>
           </w:tcPr>
           <w:p>
             <w:pPr>
@@ -6851,7 +5868,7 @@
         </w:tc>
         <w:tc>
           <w:tcPr>
-            <w:tcW w:type="dxa" w:w="3168"/>
+            <w:tcW w:type="dxa" w:w="3744"/>
           </w:tcPr>
           <w:p>
             <w:pPr>
@@ -6868,7 +5885,7 @@
                 <w:color w:val="000000"/>
                 <w:sz w:val="20"/>
               </w:rPr>
-              <w:t>Impossible for a credit applicant; treated as missing</w:t>
+              <w:t>Impossible; treated as missing</w:t>
             </w:r>
           </w:p>
         </w:tc>
@@ -6879,7 +5896,7 @@
         </w:trPr>
         <w:tc>
           <w:tcPr>
-            <w:tcW w:type="dxa" w:w="3168"/>
+            <w:tcW w:type="dxa" w:w="2736"/>
           </w:tcPr>
           <w:p>
             <w:pPr>
@@ -6902,7 +5919,7 @@
         </w:tc>
         <w:tc>
           <w:tcPr>
-            <w:tcW w:type="dxa" w:w="2016"/>
+            <w:tcW w:type="dxa" w:w="1872"/>
           </w:tcPr>
           <w:p>
             <w:pPr>
@@ -6925,7 +5942,7 @@
         </w:tc>
         <w:tc>
           <w:tcPr>
-            <w:tcW w:type="dxa" w:w="3168"/>
+            <w:tcW w:type="dxa" w:w="3744"/>
           </w:tcPr>
           <w:p>
             <w:pPr>
@@ -6942,7 +5959,7 @@
                 <w:color w:val="000000"/>
                 <w:sz w:val="20"/>
               </w:rPr>
-              <w:t>Retained; plausibly distinct borrowers with the same rounded values</w:t>
+              <w:t>Retained — plausibly distinct borrowers</w:t>
             </w:r>
           </w:p>
         </w:tc>
@@ -6953,7 +5970,7 @@
         </w:trPr>
         <w:tc>
           <w:tcPr>
-            <w:tcW w:type="dxa" w:w="3168"/>
+            <w:tcW w:type="dxa" w:w="2736"/>
           </w:tcPr>
           <w:p>
             <w:pPr>
@@ -6969,13 +5986,13 @@
                 <w:color w:val="000000"/>
                 <w:sz w:val="20"/>
               </w:rPr>
-              <w:t>Extreme ratio values</w:t>
+              <w:t>Extreme ratios</w:t>
             </w:r>
           </w:p>
         </w:tc>
         <w:tc>
           <w:tcPr>
-            <w:tcW w:type="dxa" w:w="2016"/>
+            <w:tcW w:type="dxa" w:w="1872"/>
           </w:tcPr>
           <w:p>
             <w:pPr>
@@ -6991,13 +6008,13 @@
                 <w:color w:val="000000"/>
                 <w:sz w:val="20"/>
               </w:rPr>
-              <w:t>Up to 329,664</w:t>
+              <w:t>up to 329,664</w:t>
             </w:r>
           </w:p>
         </w:tc>
         <w:tc>
           <w:tcPr>
-            <w:tcW w:type="dxa" w:w="3168"/>
+            <w:tcW w:type="dxa" w:w="3744"/>
           </w:tcPr>
           <w:p>
             <w:pPr>
@@ -7013,7 +6030,7 @@
                 <w:color w:val="000000"/>
                 <w:sz w:val="20"/>
               </w:rPr>
-              <w:t>Retained; a Random Forest splits on rank order and is unaffected</w:t>
+              <w:t>Retained — trees split on rank order</w:t>
             </w:r>
           </w:p>
         </w:tc>
@@ -7027,7 +6044,23 @@
     </w:p>
     <w:p>
       <w:pPr>
-        <w:spacing w:before="160" w:after="80" w:line="360" w:lineRule="auto"/>
+        <w:spacing w:before="0" w:after="120" w:line="360" w:lineRule="auto"/>
+        <w:jc w:val="both"/>
+      </w:pPr>
+      <w:r>
+        <w:rPr>
+          <w:rFonts w:ascii="Times New Roman" w:hAnsi="Times New Roman" w:eastAsia="Times New Roman"/>
+          <w:b w:val="0"/>
+          <w:i w:val="0"/>
+          <w:color w:val="000000"/>
+          <w:sz w:val="24"/>
+        </w:rPr>
+        <w:t>Preprocessing and the classifier are one scikit-learn Pipeline, and that composite object is what is saved. Serving code loads and calls it, so train-serve skew is structurally impossible. The classifier receives 16 columns built from the 10 features, because of the appended indicators.</w:t>
+      </w:r>
+    </w:p>
+    <w:p>
+      <w:pPr>
+        <w:spacing w:before="160" w:after="120" w:line="360" w:lineRule="auto"/>
         <w:jc w:val="left"/>
       </w:pPr>
       <w:r>
@@ -7038,7 +6071,7 @@
           <w:color w:val="000000"/>
           <w:sz w:val="28"/>
         </w:rPr>
-        <w:t>Model selection.</w:t>
+        <w:t>3.5 Model Selection</w:t>
       </w:r>
     </w:p>
     <w:p>
@@ -7054,7 +6087,7 @@
           <w:color w:val="000000"/>
           <w:sz w:val="24"/>
         </w:rPr>
-        <w:t>Five configurations were fitted on the training split and compared on the validation split. The selection metric was PR-AUC, chosen for the reasons given in the literature review.</w:t>
+        <w:t>Five configurations were fitted on train and compared on validation, ranked by PR-AUC.</w:t>
       </w:r>
     </w:p>
     <w:p>
@@ -7071,7 +6104,7 @@
           <w:color w:val="000000"/>
           <w:sz w:val="22"/>
         </w:rPr>
-        <w:t>Table 3.4: Validation comparison of model configurations</w:t>
+        <w:t>Table 3.4: Validation comparison of configurations</w:t>
       </w:r>
     </w:p>
     <w:tbl>
@@ -7831,7 +6864,7 @@
           <w:color w:val="000000"/>
           <w:sz w:val="24"/>
         </w:rPr>
-        <w:t>Two findings from this comparison shaped the final model. Increasing the minimum leaf size from the default to 20 improved validation PR-AUC from 0.3481 to 0.3820, confirming that an unrestricted forest was overfitting. Class weighting, by contrast, raised recall from 0.1556 to 0.7197 but left PR-AUC essentially unchanged at 0.3776, which means it moved the model along the precision-recall curve without lifting the curve itself. Since a decision threshold achieves the same movement while remaining visible and adjustable without refitting, class weighting was not used.</w:t>
+        <w:t>Raising the minimum leaf size to 20 lifted PR-AUC from 0.3481 to 0.3820 — the unrestricted forest was overfitting.</w:t>
       </w:r>
     </w:p>
     <w:p>
@@ -7847,16 +6880,28 @@
           <w:color w:val="000000"/>
           <w:sz w:val="24"/>
         </w:rPr>
-        <w:t>The winning configuration added missing-value indicator columns, which gave the best validation PR-AUC of 0.3863. The decision threshold was then selected on the validation split by maximising F1, giving 0.2302 rather than the conventional 0.50. The model was refitted on train and validation combined and scored once on the test split.</w:t>
-      </w:r>
-    </w:p>
-    <w:p>
-      <w:r>
-        <w:br w:type="page"/>
+        <w:t>Class weighting raised recall from 0.1556 to 0.7197 but left PR-AUC flat at 0.3776. It moved the model along the curve without lifting it, so it was not used — a threshold does the same job visibly and without refitting.</w:t>
       </w:r>
     </w:p>
     <w:p>
       <w:pPr>
+        <w:spacing w:before="0" w:after="120" w:line="360" w:lineRule="auto"/>
+        <w:jc w:val="both"/>
+      </w:pPr>
+      <w:r>
+        <w:rPr>
+          <w:rFonts w:ascii="Times New Roman" w:hAnsi="Times New Roman" w:eastAsia="Times New Roman"/>
+          <w:b w:val="0"/>
+          <w:i w:val="0"/>
+          <w:color w:val="000000"/>
+          <w:sz w:val="24"/>
+        </w:rPr>
+        <w:t>Adding missing-value indicators won, at 0.3863. The threshold was then set on validation by maximising F1, giving 0.2302 rather than 0.50. The model was refitted on train + validation and scored once on test.</w:t>
+      </w:r>
+    </w:p>
+    <w:p>
+      <w:pPr>
+        <w:pageBreakBefore/>
         <w:spacing w:before="0" w:after="200" w:line="360" w:lineRule="auto"/>
         <w:jc w:val="left"/>
       </w:pPr>
@@ -7868,7 +6913,7 @@
           <w:color w:val="000000"/>
           <w:sz w:val="32"/>
         </w:rPr>
-        <w:t>CHAPTER 4: APPLICATIONS AND USE CASES</w:t>
+        <w:t>CHAPTER 4: APPLICATIONS AND RESULTS</w:t>
       </w:r>
     </w:p>
     <w:p>
@@ -7884,55 +6929,7 @@
           <w:color w:val="000000"/>
           <w:sz w:val="28"/>
         </w:rPr>
-        <w:t>4.1 Applications</w:t>
-      </w:r>
-    </w:p>
-    <w:p>
-      <w:pPr>
-        <w:spacing w:before="0" w:after="120" w:line="360" w:lineRule="auto"/>
-        <w:jc w:val="both"/>
-      </w:pPr>
-      <w:r>
-        <w:rPr>
-          <w:rFonts w:ascii="Times New Roman" w:hAnsi="Times New Roman" w:eastAsia="Times New Roman"/>
-          <w:b w:val="0"/>
-          <w:i w:val="0"/>
-          <w:color w:val="000000"/>
-          <w:sz w:val="24"/>
-        </w:rPr>
-        <w:t>Credit risk models of this kind are applied across the financial sector and beyond. In retail lending they support decisions on personal loans, credit cards and mortgages. In banking operations they drive portfolio monitoring, identifying accounts whose risk profile has deteriorated since origination. In regulatory reporting they feed the expected-loss calculations that determine how much capital an institution must hold.</w:t>
-      </w:r>
-    </w:p>
-    <w:p>
-      <w:pPr>
-        <w:spacing w:before="0" w:after="120" w:line="360" w:lineRule="auto"/>
-        <w:jc w:val="both"/>
-      </w:pPr>
-      <w:r>
-        <w:rPr>
-          <w:rFonts w:ascii="Times New Roman" w:hAnsi="Times New Roman" w:eastAsia="Times New Roman"/>
-          <w:b w:val="0"/>
-          <w:i w:val="0"/>
-          <w:color w:val="000000"/>
-          <w:sz w:val="24"/>
-        </w:rPr>
-        <w:t>The same technique generalises to any rare-event prediction problem on tabular data. Fraud detection, insurance claim triage, customer churn prediction, predictive maintenance of equipment and clinical risk scoring all share the structure studied here: many records, a minority class of interest, and a need for a ranked score rather than a bare label.</w:t>
-      </w:r>
-    </w:p>
-    <w:p>
-      <w:pPr>
-        <w:spacing w:before="160" w:after="120" w:line="360" w:lineRule="auto"/>
-        <w:jc w:val="left"/>
-      </w:pPr>
-      <w:r>
-        <w:rPr>
-          <w:rFonts w:ascii="Times New Roman" w:hAnsi="Times New Roman" w:eastAsia="Times New Roman"/>
-          <w:b/>
-          <w:i w:val="0"/>
-          <w:color w:val="000000"/>
-          <w:sz w:val="28"/>
-        </w:rPr>
-        <w:t>4.2 Real-World Use Cases</w:t>
+        <w:t>4.1 Applications and Use Cases</w:t>
       </w:r>
     </w:p>
     <w:p>
@@ -7948,7 +6945,7 @@
           <w:color w:val="000000"/>
           <w:sz w:val="24"/>
         </w:rPr>
-        <w:t xml:space="preserve">Application scoring at origination. </w:t>
+        <w:t xml:space="preserve">Application scoring. </w:t>
       </w:r>
       <w:r>
         <w:rPr>
@@ -7958,7 +6955,7 @@
           <w:color w:val="000000"/>
           <w:sz w:val="24"/>
         </w:rPr>
-        <w:t>When an application is received, the lender must decide whether to extend credit. A model trained on past applicants produces a risk score that is combined with policy rules and affordability checks. The benefit is consistency and speed: every applicant is assessed on the same basis in milliseconds. The present system demonstrates this use case directly.</w:t>
+        <w:t>A score at origination, combined with policy rules and affordability checks. Every applicant is assessed on the same basis in milliseconds. The system below demonstrates this directly.</w:t>
       </w:r>
     </w:p>
     <w:p>
@@ -7974,7 +6971,7 @@
           <w:color w:val="000000"/>
           <w:sz w:val="24"/>
         </w:rPr>
-        <w:t xml:space="preserve">Behavioural scoring of an existing portfolio. </w:t>
+        <w:t xml:space="preserve">Behavioural scoring. </w:t>
       </w:r>
       <w:r>
         <w:rPr>
@@ -7984,7 +6981,7 @@
           <w:color w:val="000000"/>
           <w:sz w:val="24"/>
         </w:rPr>
-        <w:t>For borrowers already on the books, payment behaviour accumulates over time. Rescoring the portfolio periodically identifies accounts drifting toward delinquency early enough for intervention, such as a payment plan. The payment-history attributes that dominate this model are precisely the ones that update as behaviour changes.</w:t>
+        <w:t>Rescoring an existing portfolio as payment behaviour accumulates, to catch accounts drifting toward delinquency early enough to intervene.</w:t>
       </w:r>
     </w:p>
     <w:p>
@@ -8010,7 +7007,39 @@
           <w:color w:val="000000"/>
           <w:sz w:val="24"/>
         </w:rPr>
-        <w:t>Where a portfolio already contains delinquent accounts and recovery resources are finite, a ranked score directs effort to the accounts where it will matter most. This use case needs only the ranking, not a calibrated probability, which makes it well suited to a model with a strong ROC-AUC.</w:t>
+        <w:t>Ranking delinquent accounts so finite recovery effort goes where it matters. Needs only the ranking, not a calibrated probability.</w:t>
+      </w:r>
+    </w:p>
+    <w:p>
+      <w:pPr>
+        <w:spacing w:before="0" w:after="120" w:line="360" w:lineRule="auto"/>
+        <w:jc w:val="both"/>
+      </w:pPr>
+      <w:r>
+        <w:rPr>
+          <w:rFonts w:ascii="Times New Roman" w:hAnsi="Times New Roman" w:eastAsia="Times New Roman"/>
+          <w:b w:val="0"/>
+          <w:i w:val="0"/>
+          <w:color w:val="000000"/>
+          <w:sz w:val="24"/>
+        </w:rPr>
+        <w:t>The technique generalises to any rare-event problem on tabular data: fraud detection, claim triage, churn, predictive maintenance, clinical risk scoring.</w:t>
+      </w:r>
+    </w:p>
+    <w:p>
+      <w:pPr>
+        <w:spacing w:before="0" w:after="120" w:line="360" w:lineRule="auto"/>
+        <w:jc w:val="both"/>
+      </w:pPr>
+      <w:r>
+        <w:rPr>
+          <w:rFonts w:ascii="Times New Roman" w:hAnsi="Times New Roman" w:eastAsia="Times New Roman"/>
+          <w:b w:val="0"/>
+          <w:i w:val="0"/>
+          <w:color w:val="000000"/>
+          <w:sz w:val="24"/>
+        </w:rPr>
+        <w:t>The benefits are consistency, scale and inspectability — identical criteria for every applicant, at volumes no manual process could reach, with the attributes the model relies on open to scrutiny.</w:t>
       </w:r>
     </w:p>
     <w:p>
@@ -8026,7 +7055,7 @@
           <w:color w:val="000000"/>
           <w:sz w:val="28"/>
         </w:rPr>
-        <w:t>4.3 Benefits to Industry and Business</w:t>
+        <w:t>4.2 Deployed Application</w:t>
       </w:r>
     </w:p>
     <w:p>
@@ -8042,87 +7071,7 @@
           <w:color w:val="000000"/>
           <w:sz w:val="24"/>
         </w:rPr>
-        <w:t>The principal benefits are consistency, scale and transparency of reasoning. An automated score applies identical criteria to every applicant, removing the variation between individual assessors. It scales to volumes no manual process could handle. And because a Random Forest exposes which attributes it relies on, the resulting model can be inspected and discussed rather than treated as opaque.</w:t>
-      </w:r>
-    </w:p>
-    <w:p>
-      <w:pPr>
-        <w:spacing w:before="0" w:after="120" w:line="360" w:lineRule="auto"/>
-        <w:jc w:val="both"/>
-      </w:pPr>
-      <w:r>
-        <w:rPr>
-          <w:rFonts w:ascii="Times New Roman" w:hAnsi="Times New Roman" w:eastAsia="Times New Roman"/>
-          <w:b w:val="0"/>
-          <w:i w:val="0"/>
-          <w:color w:val="000000"/>
-          <w:sz w:val="24"/>
-        </w:rPr>
-        <w:t>For the institution the economic effect is a better-informed trade-off between the loss from a defaulted loan and the margin forgone on a declined application. The threshold analysis in Section 4.5 shows exactly how that trade-off can be tuned to an institution's cost structure.</w:t>
-      </w:r>
-    </w:p>
-    <w:p>
-      <w:pPr>
-        <w:spacing w:before="160" w:after="120" w:line="360" w:lineRule="auto"/>
-        <w:jc w:val="left"/>
-      </w:pPr>
-      <w:r>
-        <w:rPr>
-          <w:rFonts w:ascii="Times New Roman" w:hAnsi="Times New Roman" w:eastAsia="Times New Roman"/>
-          <w:b/>
-          <w:i w:val="0"/>
-          <w:color w:val="000000"/>
-          <w:sz w:val="28"/>
-        </w:rPr>
-        <w:t>4.4 Implemented Application Interface</w:t>
-      </w:r>
-    </w:p>
-    <w:p>
-      <w:pPr>
-        <w:spacing w:before="0" w:after="120" w:line="360" w:lineRule="auto"/>
-        <w:jc w:val="both"/>
-      </w:pPr>
-      <w:r>
-        <w:rPr>
-          <w:rFonts w:ascii="Times New Roman" w:hAnsi="Times New Roman" w:eastAsia="Times New Roman"/>
-          <w:b w:val="0"/>
-          <w:i w:val="0"/>
-          <w:color w:val="000000"/>
-          <w:sz w:val="24"/>
-        </w:rPr>
-        <w:t>The trained model was deployed as a web application to demonstrate the complete path from data to a usable system. It is publicly available at https://delinquency-risk.vercel.app, with the service's own interactive API documentation at https://loan-default-api.vercel.app/docs. The interface has four pages, shown in the figures that follow. All values displayed are fetched from the prediction service at run time; none are fixed in the page.</w:t>
-      </w:r>
-    </w:p>
-    <w:p>
-      <w:pPr>
-        <w:spacing w:before="160" w:after="80" w:line="360" w:lineRule="auto"/>
-        <w:jc w:val="left"/>
-      </w:pPr>
-      <w:r>
-        <w:rPr>
-          <w:rFonts w:ascii="Times New Roman" w:hAnsi="Times New Roman" w:eastAsia="Times New Roman"/>
-          <w:b/>
-          <w:i w:val="0"/>
-          <w:color w:val="000000"/>
-          <w:sz w:val="28"/>
-        </w:rPr>
-        <w:t>Dashboard.</w:t>
-      </w:r>
-    </w:p>
-    <w:p>
-      <w:pPr>
-        <w:spacing w:before="0" w:after="120" w:line="360" w:lineRule="auto"/>
-        <w:jc w:val="both"/>
-      </w:pPr>
-      <w:r>
-        <w:rPr>
-          <w:rFonts w:ascii="Times New Roman" w:hAnsi="Times New Roman" w:eastAsia="Times New Roman"/>
-          <w:b w:val="0"/>
-          <w:i w:val="0"/>
-          <w:color w:val="000000"/>
-          <w:sz w:val="24"/>
-        </w:rPr>
-        <w:t>The landing page states what the model predicts and what it does not, and reports the measured test metrics. It deliberately presents the majority-class baseline alongside the accuracy figure, so that a reader cannot mistake the accuracy for a strong result.</w:t>
+        <w:t>The model is deployed at https://delinquency-risk.vercel.app, with API documentation at https://loan-default-api.vercel.app/docs. Four pages: Dashboard, Predict, Result and Model info. All displayed values are fetched from the service at run time.</w:t>
       </w:r>
     </w:p>
     <w:p>
@@ -8134,8 +7083,8 @@
       <w:r>
         <w:drawing>
           <wp:inline xmlns:a="http://schemas.openxmlformats.org/drawingml/2006/main" xmlns:pic="http://schemas.openxmlformats.org/drawingml/2006/picture">
-            <wp:extent cx="5577840" cy="4978956"/>
-            <wp:docPr id="5" name="Picture 5"/>
+            <wp:extent cx="5212080" cy="4652467"/>
+            <wp:docPr id="3" name="Picture 3"/>
             <wp:cNvGraphicFramePr>
               <a:graphicFrameLocks noChangeAspect="1"/>
             </wp:cNvGraphicFramePr>
@@ -8147,7 +7096,7 @@
                     <pic:cNvPicPr/>
                   </pic:nvPicPr>
                   <pic:blipFill>
-                    <a:blip r:embed="rId15"/>
+                    <a:blip r:embed="rId13"/>
                     <a:stretch>
                       <a:fillRect/>
                     </a:stretch>
@@ -8155,7 +7104,7 @@
                   <pic:spPr>
                     <a:xfrm>
                       <a:off x="0" y="0"/>
-                      <a:ext cx="5577840" cy="4978956"/>
+                      <a:ext cx="5212080" cy="4652467"/>
                     </a:xfrm>
                     <a:prstGeom prst="rect"/>
                   </pic:spPr>
@@ -8179,23 +7128,7 @@
           <w:color w:val="000000"/>
           <w:sz w:val="22"/>
         </w:rPr>
-        <w:t>Figure 4.1: Dashboard page of the deployed application</w:t>
-      </w:r>
-    </w:p>
-    <w:p>
-      <w:pPr>
-        <w:spacing w:before="160" w:after="80" w:line="360" w:lineRule="auto"/>
-        <w:jc w:val="left"/>
-      </w:pPr>
-      <w:r>
-        <w:rPr>
-          <w:rFonts w:ascii="Times New Roman" w:hAnsi="Times New Roman" w:eastAsia="Times New Roman"/>
-          <w:b/>
-          <w:i w:val="0"/>
-          <w:color w:val="000000"/>
-          <w:sz w:val="28"/>
-        </w:rPr>
-        <w:t>Prediction form.</w:t>
+        <w:t>Figure 4.1: Dashboard of the deployed application</w:t>
       </w:r>
     </w:p>
     <w:p>
@@ -8211,7 +7144,7 @@
           <w:color w:val="000000"/>
           <w:sz w:val="24"/>
         </w:rPr>
-        <w:t>The form exposes exactly the ten attributes the model was trained on, grouped into borrower profile, credit usage and payment history. Technical column names are replaced with readable labels, less obvious financial variables carry short explanations, and the two optional fields are marked as such. A demonstration button loads a genuine record from the held-out test split, labelled as such so it is not mistaken for information about the person using the page.</w:t>
+        <w:t>The dashboard states what the model does and does not do, and shows the majority-class baseline beside the accuracy so the latter cannot be mistaken for a strong result.</w:t>
       </w:r>
     </w:p>
     <w:p>
@@ -8223,8 +7156,8 @@
       <w:r>
         <w:drawing>
           <wp:inline xmlns:a="http://schemas.openxmlformats.org/drawingml/2006/main" xmlns:pic="http://schemas.openxmlformats.org/drawingml/2006/picture">
-            <wp:extent cx="5577840" cy="6102353"/>
-            <wp:docPr id="6" name="Picture 6"/>
+            <wp:extent cx="4937760" cy="6063916"/>
+            <wp:docPr id="4" name="Picture 4"/>
             <wp:cNvGraphicFramePr>
               <a:graphicFrameLocks noChangeAspect="1"/>
             </wp:cNvGraphicFramePr>
@@ -8232,11 +7165,11 @@
               <a:graphicData uri="http://schemas.openxmlformats.org/drawingml/2006/picture">
                 <pic:pic>
                   <pic:nvPicPr>
-                    <pic:cNvPr id="0" name="02-predict-form.png"/>
+                    <pic:cNvPr id="0" name="04-model-info.png"/>
                     <pic:cNvPicPr/>
                   </pic:nvPicPr>
                   <pic:blipFill>
-                    <a:blip r:embed="rId16"/>
+                    <a:blip r:embed="rId14"/>
                     <a:stretch>
                       <a:fillRect/>
                     </a:stretch>
@@ -8244,7 +7177,7 @@
                   <pic:spPr>
                     <a:xfrm>
                       <a:off x="0" y="0"/>
-                      <a:ext cx="5577840" cy="6102353"/>
+                      <a:ext cx="4937760" cy="6063916"/>
                     </a:xfrm>
                     <a:prstGeom prst="rect"/>
                   </pic:spPr>
@@ -8268,23 +7201,7 @@
           <w:color w:val="000000"/>
           <w:sz w:val="22"/>
         </w:rPr>
-        <w:t>Figure 4.2: Borrower input form on the Predict page</w:t>
-      </w:r>
-    </w:p>
-    <w:p>
-      <w:pPr>
-        <w:spacing w:before="160" w:after="80" w:line="360" w:lineRule="auto"/>
-        <w:jc w:val="left"/>
-      </w:pPr>
-      <w:r>
-        <w:rPr>
-          <w:rFonts w:ascii="Times New Roman" w:hAnsi="Times New Roman" w:eastAsia="Times New Roman"/>
-          <w:b/>
-          <w:i w:val="0"/>
-          <w:color w:val="000000"/>
-          <w:sz w:val="28"/>
-        </w:rPr>
-        <w:t>Prediction result.</w:t>
+        <w:t>Figure 4.2: Model information page, read live from the saved metadata</w:t>
       </w:r>
     </w:p>
     <w:p>
@@ -8300,69 +7217,12 @@
           <w:color w:val="000000"/>
           <w:sz w:val="24"/>
         </w:rPr>
-        <w:t>The result page separates three things that are easily conflated: the estimated probability, the binary class derived from the threshold, and an illustrative risk band. The lower panel places the individual score against the distribution of scores for borrowers whose actual outcome is known, so that a single number is given a frame of reference.</w:t>
+        <w:t>The form exposes exactly the ten trained attributes with readable labels; the result page separates the probability, the thresholded class and an illustrative risk band.</w:t>
       </w:r>
     </w:p>
     <w:p>
       <w:pPr>
-        <w:keepNext/>
-        <w:spacing w:before="160" w:after="40"/>
-        <w:jc w:val="center"/>
-      </w:pPr>
-      <w:r>
-        <w:drawing>
-          <wp:inline xmlns:a="http://schemas.openxmlformats.org/drawingml/2006/main" xmlns:pic="http://schemas.openxmlformats.org/drawingml/2006/picture">
-            <wp:extent cx="5577840" cy="5871411"/>
-            <wp:docPr id="7" name="Picture 7"/>
-            <wp:cNvGraphicFramePr>
-              <a:graphicFrameLocks noChangeAspect="1"/>
-            </wp:cNvGraphicFramePr>
-            <a:graphic>
-              <a:graphicData uri="http://schemas.openxmlformats.org/drawingml/2006/picture">
-                <pic:pic>
-                  <pic:nvPicPr>
-                    <pic:cNvPr id="0" name="03-result.png"/>
-                    <pic:cNvPicPr/>
-                  </pic:nvPicPr>
-                  <pic:blipFill>
-                    <a:blip r:embed="rId17"/>
-                    <a:stretch>
-                      <a:fillRect/>
-                    </a:stretch>
-                  </pic:blipFill>
-                  <pic:spPr>
-                    <a:xfrm>
-                      <a:off x="0" y="0"/>
-                      <a:ext cx="5577840" cy="5871411"/>
-                    </a:xfrm>
-                    <a:prstGeom prst="rect"/>
-                  </pic:spPr>
-                </pic:pic>
-              </a:graphicData>
-            </a:graphic>
-          </wp:inline>
-        </w:drawing>
-      </w:r>
-    </w:p>
-    <w:p>
-      <w:pPr>
-        <w:spacing w:before="40" w:after="160" w:line="240" w:lineRule="auto"/>
-        <w:jc w:val="center"/>
-      </w:pPr>
-      <w:r>
-        <w:rPr>
-          <w:rFonts w:ascii="Times New Roman" w:hAnsi="Times New Roman" w:eastAsia="Times New Roman"/>
-          <w:b w:val="0"/>
-          <w:i/>
-          <w:color w:val="000000"/>
-          <w:sz w:val="22"/>
-        </w:rPr>
-        <w:t>Figure 4.3: Prediction result for a higher-risk borrower</w:t>
-      </w:r>
-    </w:p>
-    <w:p>
-      <w:pPr>
-        <w:spacing w:before="160" w:after="80" w:line="360" w:lineRule="auto"/>
+        <w:spacing w:before="160" w:after="120" w:line="360" w:lineRule="auto"/>
         <w:jc w:val="left"/>
       </w:pPr>
       <w:r>
@@ -8373,7 +7233,7 @@
           <w:color w:val="000000"/>
           <w:sz w:val="28"/>
         </w:rPr>
-        <w:t>Model information.</w:t>
+        <w:t>4.3 Results</w:t>
       </w:r>
     </w:p>
     <w:p>
@@ -8389,96 +7249,7 @@
           <w:color w:val="000000"/>
           <w:sz w:val="24"/>
         </w:rPr>
-        <w:t>The final page reports the algorithm, the dataset and its source, the target definition, the decision threshold and how it was chosen, the full evaluation metrics and the feature importances.</w:t>
-      </w:r>
-    </w:p>
-    <w:p>
-      <w:pPr>
-        <w:keepNext/>
-        <w:spacing w:before="160" w:after="40"/>
-        <w:jc w:val="center"/>
-      </w:pPr>
-      <w:r>
-        <w:drawing>
-          <wp:inline xmlns:a="http://schemas.openxmlformats.org/drawingml/2006/main" xmlns:pic="http://schemas.openxmlformats.org/drawingml/2006/picture">
-            <wp:extent cx="5577840" cy="6849979"/>
-            <wp:docPr id="8" name="Picture 8"/>
-            <wp:cNvGraphicFramePr>
-              <a:graphicFrameLocks noChangeAspect="1"/>
-            </wp:cNvGraphicFramePr>
-            <a:graphic>
-              <a:graphicData uri="http://schemas.openxmlformats.org/drawingml/2006/picture">
-                <pic:pic>
-                  <pic:nvPicPr>
-                    <pic:cNvPr id="0" name="04-model-info.png"/>
-                    <pic:cNvPicPr/>
-                  </pic:nvPicPr>
-                  <pic:blipFill>
-                    <a:blip r:embed="rId18"/>
-                    <a:stretch>
-                      <a:fillRect/>
-                    </a:stretch>
-                  </pic:blipFill>
-                  <pic:spPr>
-                    <a:xfrm>
-                      <a:off x="0" y="0"/>
-                      <a:ext cx="5577840" cy="6849979"/>
-                    </a:xfrm>
-                    <a:prstGeom prst="rect"/>
-                  </pic:spPr>
-                </pic:pic>
-              </a:graphicData>
-            </a:graphic>
-          </wp:inline>
-        </w:drawing>
-      </w:r>
-    </w:p>
-    <w:p>
-      <w:pPr>
-        <w:spacing w:before="40" w:after="160" w:line="240" w:lineRule="auto"/>
-        <w:jc w:val="center"/>
-      </w:pPr>
-      <w:r>
-        <w:rPr>
-          <w:rFonts w:ascii="Times New Roman" w:hAnsi="Times New Roman" w:eastAsia="Times New Roman"/>
-          <w:b w:val="0"/>
-          <w:i/>
-          <w:color w:val="000000"/>
-          <w:sz w:val="22"/>
-        </w:rPr>
-        <w:t>Figure 4.4: Model information page with evaluation metrics</w:t>
-      </w:r>
-    </w:p>
-    <w:p>
-      <w:pPr>
-        <w:spacing w:before="160" w:after="120" w:line="360" w:lineRule="auto"/>
-        <w:jc w:val="left"/>
-      </w:pPr>
-      <w:r>
-        <w:rPr>
-          <w:rFonts w:ascii="Times New Roman" w:hAnsi="Times New Roman" w:eastAsia="Times New Roman"/>
-          <w:b/>
-          <w:i w:val="0"/>
-          <w:color w:val="000000"/>
-          <w:sz w:val="28"/>
-        </w:rPr>
-        <w:t>4.5 Results Obtained</w:t>
-      </w:r>
-    </w:p>
-    <w:p>
-      <w:pPr>
-        <w:spacing w:before="0" w:after="120" w:line="360" w:lineRule="auto"/>
-        <w:jc w:val="both"/>
-      </w:pPr>
-      <w:r>
-        <w:rPr>
-          <w:rFonts w:ascii="Times New Roman" w:hAnsi="Times New Roman" w:eastAsia="Times New Roman"/>
-          <w:b w:val="0"/>
-          <w:i w:val="0"/>
-          <w:color w:val="000000"/>
-          <w:sz w:val="24"/>
-        </w:rPr>
-        <w:t>The figures below were produced by scoring the held-out test split of 30,000 borrowers exactly once, at the validation-selected threshold of 0.2302.</w:t>
+        <w:t>Measured on 30,000 held-out borrowers, scored once, at threshold 0.2302.</w:t>
       </w:r>
     </w:p>
     <w:p>
@@ -8495,7 +7266,7 @@
           <w:color w:val="000000"/>
           <w:sz w:val="22"/>
         </w:rPr>
-        <w:t>Table 4.1: Held-out test set evaluation metrics</w:t>
+        <w:t>Table 4.1: Held-out test metrics</w:t>
       </w:r>
     </w:p>
     <w:tbl>
@@ -8519,7 +7290,7 @@
         </w:trPr>
         <w:tc>
           <w:tcPr>
-            <w:tcW w:type="dxa" w:w="1728"/>
+            <w:tcW w:type="dxa" w:w="1584"/>
             <w:shd w:val="clear" w:fill="D9E2F3"/>
           </w:tcPr>
           <w:p>
@@ -8535,7 +7306,7 @@
                 <w:b/>
                 <w:i w:val="0"/>
                 <w:color w:val="000000"/>
-                <w:sz w:val="22"/>
+                <w:sz w:val="20"/>
               </w:rPr>
               <w:t>Metric</w:t>
             </w:r>
@@ -8559,7 +7330,7 @@
                 <w:b/>
                 <w:i w:val="0"/>
                 <w:color w:val="000000"/>
-                <w:sz w:val="22"/>
+                <w:sz w:val="20"/>
               </w:rPr>
               <w:t>Value</w:t>
             </w:r>
@@ -8567,7 +7338,7 @@
         </w:tc>
         <w:tc>
           <w:tcPr>
-            <w:tcW w:type="dxa" w:w="5328"/>
+            <w:tcW w:type="dxa" w:w="5472"/>
             <w:shd w:val="clear" w:fill="D9E2F3"/>
           </w:tcPr>
           <w:p>
@@ -8583,9 +7354,9 @@
                 <w:b/>
                 <w:i w:val="0"/>
                 <w:color w:val="000000"/>
-                <w:sz w:val="22"/>
+                <w:sz w:val="20"/>
               </w:rPr>
-              <w:t>Interpretation</w:t>
+              <w:t>Read it as</w:t>
             </w:r>
           </w:p>
         </w:tc>
@@ -8596,7 +7367,7 @@
         </w:trPr>
         <w:tc>
           <w:tcPr>
-            <w:tcW w:type="dxa" w:w="1728"/>
+            <w:tcW w:type="dxa" w:w="1584"/>
           </w:tcPr>
           <w:p>
             <w:pPr>
@@ -8611,7 +7382,7 @@
                 <w:b w:val="0"/>
                 <w:i w:val="0"/>
                 <w:color w:val="000000"/>
-                <w:sz w:val="22"/>
+                <w:sz w:val="20"/>
               </w:rPr>
               <w:t>ROC-AUC</w:t>
             </w:r>
@@ -8634,7 +7405,7 @@
                 <w:b w:val="0"/>
                 <w:i w:val="0"/>
                 <w:color w:val="000000"/>
-                <w:sz w:val="22"/>
+                <w:sz w:val="20"/>
               </w:rPr>
               <w:t>0.8654</w:t>
             </w:r>
@@ -8642,7 +7413,7 @@
         </w:tc>
         <w:tc>
           <w:tcPr>
-            <w:tcW w:type="dxa" w:w="5328"/>
+            <w:tcW w:type="dxa" w:w="5472"/>
           </w:tcPr>
           <w:p>
             <w:pPr>
@@ -8657,9 +7428,9 @@
                 <w:b w:val="0"/>
                 <w:i w:val="0"/>
                 <w:color w:val="000000"/>
-                <w:sz w:val="22"/>
+                <w:sz w:val="20"/>
               </w:rPr>
-              <w:t>Ranks a delinquent borrower above a sound one 86.5% of the time</w:t>
+              <w:t>Ranks a delinquent above a sound borrower 86.5% of the time</w:t>
             </w:r>
           </w:p>
         </w:tc>
@@ -8670,7 +7441,7 @@
         </w:trPr>
         <w:tc>
           <w:tcPr>
-            <w:tcW w:type="dxa" w:w="1728"/>
+            <w:tcW w:type="dxa" w:w="1584"/>
           </w:tcPr>
           <w:p>
             <w:pPr>
@@ -8685,7 +7456,7 @@
                 <w:b w:val="0"/>
                 <w:i w:val="0"/>
                 <w:color w:val="000000"/>
-                <w:sz w:val="22"/>
+                <w:sz w:val="20"/>
               </w:rPr>
               <w:t>PR-AUC</w:t>
             </w:r>
@@ -8708,7 +7479,7 @@
                 <w:b w:val="0"/>
                 <w:i w:val="0"/>
                 <w:color w:val="000000"/>
-                <w:sz w:val="22"/>
+                <w:sz w:val="20"/>
               </w:rPr>
               <w:t>0.4014</w:t>
             </w:r>
@@ -8716,7 +7487,7 @@
         </w:tc>
         <w:tc>
           <w:tcPr>
-            <w:tcW w:type="dxa" w:w="5328"/>
+            <w:tcW w:type="dxa" w:w="5472"/>
           </w:tcPr>
           <w:p>
             <w:pPr>
@@ -8731,9 +7502,9 @@
                 <w:b w:val="0"/>
                 <w:i w:val="0"/>
                 <w:color w:val="000000"/>
-                <w:sz w:val="22"/>
+                <w:sz w:val="20"/>
               </w:rPr>
-              <w:t>About six times the no-skill baseline of 0.0668</w:t>
+              <w:t>~6× the no-skill baseline of 0.0668</w:t>
             </w:r>
           </w:p>
         </w:tc>
@@ -8744,7 +7515,7 @@
         </w:trPr>
         <w:tc>
           <w:tcPr>
-            <w:tcW w:type="dxa" w:w="1728"/>
+            <w:tcW w:type="dxa" w:w="1584"/>
           </w:tcPr>
           <w:p>
             <w:pPr>
@@ -8759,7 +7530,7 @@
                 <w:b w:val="0"/>
                 <w:i w:val="0"/>
                 <w:color w:val="000000"/>
-                <w:sz w:val="22"/>
+                <w:sz w:val="20"/>
               </w:rPr>
               <w:t>Recall</w:t>
             </w:r>
@@ -8782,7 +7553,7 @@
                 <w:b w:val="0"/>
                 <w:i w:val="0"/>
                 <w:color w:val="000000"/>
-                <w:sz w:val="22"/>
+                <w:sz w:val="20"/>
               </w:rPr>
               <w:t>0.4868</w:t>
             </w:r>
@@ -8790,7 +7561,7 @@
         </w:tc>
         <w:tc>
           <w:tcPr>
-            <w:tcW w:type="dxa" w:w="5328"/>
+            <w:tcW w:type="dxa" w:w="5472"/>
           </w:tcPr>
           <w:p>
             <w:pPr>
@@ -8805,9 +7576,9 @@
                 <w:b w:val="0"/>
                 <w:i w:val="0"/>
                 <w:color w:val="000000"/>
-                <w:sz w:val="22"/>
+                <w:sz w:val="20"/>
               </w:rPr>
-              <w:t>Identified 976 of 2,005 real delinquencies</w:t>
+              <w:t>Caught 976 of 2,005 real delinquencies</w:t>
             </w:r>
           </w:p>
         </w:tc>
@@ -8818,7 +7589,7 @@
         </w:trPr>
         <w:tc>
           <w:tcPr>
-            <w:tcW w:type="dxa" w:w="1728"/>
+            <w:tcW w:type="dxa" w:w="1584"/>
           </w:tcPr>
           <w:p>
             <w:pPr>
@@ -8833,7 +7604,7 @@
                 <w:b w:val="0"/>
                 <w:i w:val="0"/>
                 <w:color w:val="000000"/>
-                <w:sz w:val="22"/>
+                <w:sz w:val="20"/>
               </w:rPr>
               <w:t>Precision</w:t>
             </w:r>
@@ -8856,7 +7627,7 @@
                 <w:b w:val="0"/>
                 <w:i w:val="0"/>
                 <w:color w:val="000000"/>
-                <w:sz w:val="22"/>
+                <w:sz w:val="20"/>
               </w:rPr>
               <w:t>0.4153</w:t>
             </w:r>
@@ -8864,7 +7635,7 @@
         </w:tc>
         <w:tc>
           <w:tcPr>
-            <w:tcW w:type="dxa" w:w="5328"/>
+            <w:tcW w:type="dxa" w:w="5472"/>
           </w:tcPr>
           <w:p>
             <w:pPr>
@@ -8879,9 +7650,9 @@
                 <w:b w:val="0"/>
                 <w:i w:val="0"/>
                 <w:color w:val="000000"/>
-                <w:sz w:val="22"/>
+                <w:sz w:val="20"/>
               </w:rPr>
-              <w:t>Of those flagged, roughly 42% truly were delinquent</w:t>
+              <w:t>42% of those flagged truly were</w:t>
             </w:r>
           </w:p>
         </w:tc>
@@ -8892,7 +7663,7 @@
         </w:trPr>
         <w:tc>
           <w:tcPr>
-            <w:tcW w:type="dxa" w:w="1728"/>
+            <w:tcW w:type="dxa" w:w="1584"/>
           </w:tcPr>
           <w:p>
             <w:pPr>
@@ -8907,7 +7678,7 @@
                 <w:b w:val="0"/>
                 <w:i w:val="0"/>
                 <w:color w:val="000000"/>
-                <w:sz w:val="22"/>
+                <w:sz w:val="20"/>
               </w:rPr>
               <w:t>F1-score</w:t>
             </w:r>
@@ -8930,7 +7701,7 @@
                 <w:b w:val="0"/>
                 <w:i w:val="0"/>
                 <w:color w:val="000000"/>
-                <w:sz w:val="22"/>
+                <w:sz w:val="20"/>
               </w:rPr>
               <w:t>0.4482</w:t>
             </w:r>
@@ -8938,7 +7709,7 @@
         </w:tc>
         <w:tc>
           <w:tcPr>
-            <w:tcW w:type="dxa" w:w="5328"/>
+            <w:tcW w:type="dxa" w:w="5472"/>
           </w:tcPr>
           <w:p>
             <w:pPr>
@@ -8953,9 +7724,9 @@
                 <w:b w:val="0"/>
                 <w:i w:val="0"/>
                 <w:color w:val="000000"/>
-                <w:sz w:val="22"/>
+                <w:sz w:val="20"/>
               </w:rPr>
-              <w:t>Harmonic mean of precision and recall</w:t>
+              <w:t>Positive class</w:t>
             </w:r>
           </w:p>
         </w:tc>
@@ -8966,7 +7737,7 @@
         </w:trPr>
         <w:tc>
           <w:tcPr>
-            <w:tcW w:type="dxa" w:w="1728"/>
+            <w:tcW w:type="dxa" w:w="1584"/>
           </w:tcPr>
           <w:p>
             <w:pPr>
@@ -8980,7 +7751,7 @@
                 <w:b w:val="0"/>
                 <w:i w:val="0"/>
                 <w:color w:val="000000"/>
-                <w:sz w:val="22"/>
+                <w:sz w:val="20"/>
               </w:rPr>
               <w:t>Accuracy</w:t>
             </w:r>
@@ -9002,7 +7773,7 @@
                 <w:b w:val="0"/>
                 <w:i w:val="0"/>
                 <w:color w:val="000000"/>
-                <w:sz w:val="22"/>
+                <w:sz w:val="20"/>
               </w:rPr>
               <w:t>0.9199</w:t>
             </w:r>
@@ -9010,7 +7781,7 @@
         </w:tc>
         <w:tc>
           <w:tcPr>
-            <w:tcW w:type="dxa" w:w="5328"/>
+            <w:tcW w:type="dxa" w:w="5472"/>
           </w:tcPr>
           <w:p>
             <w:pPr>
@@ -9024,7 +7795,7 @@
                 <w:b w:val="0"/>
                 <w:i w:val="0"/>
                 <w:color w:val="000000"/>
-                <w:sz w:val="22"/>
+                <w:sz w:val="20"/>
               </w:rPr>
               <w:t>Below the 93.3% of always answering “no”</w:t>
             </w:r>
@@ -9052,283 +7823,7 @@
           <w:color w:val="000000"/>
           <w:sz w:val="22"/>
         </w:rPr>
-        <w:t>Table 4.2: Confusion matrix on the test set</w:t>
-      </w:r>
-    </w:p>
-    <w:tbl>
-      <w:tblPr>
-        <w:tblStyle w:val="TableGrid"/>
-        <w:tblW w:type="auto" w:w="0"/>
-        <w:jc w:val="center"/>
-        <w:tblLook w:firstColumn="1" w:firstRow="1" w:lastColumn="0" w:lastRow="0" w:noHBand="0" w:noVBand="1" w:val="04A0"/>
-      </w:tblPr>
-      <w:tblGrid>
-        <w:gridCol w:w="2770"/>
-        <w:gridCol w:w="2770"/>
-        <w:gridCol w:w="2770"/>
-      </w:tblGrid>
-      <w:tr>
-        <w:trPr>
-          <w:cantSplit/>
-          <w:tblHeader/>
-          <w:cantSplit/>
-          <w:tblHeader/>
-        </w:trPr>
-        <w:tc>
-          <w:tcPr>
-            <w:tcW w:type="dxa" w:w="2880"/>
-            <w:shd w:val="clear" w:fill="D9E2F3"/>
-          </w:tcPr>
-          <w:p>
-            <w:pPr>
-              <w:keepNext/>
-              <w:spacing w:line="240" w:lineRule="auto" w:after="40"/>
-              <w:jc w:val="center"/>
-            </w:pPr>
-            <w:r/>
-            <w:r>
-              <w:rPr>
-                <w:rFonts w:ascii="Times New Roman" w:hAnsi="Times New Roman" w:eastAsia="Times New Roman"/>
-                <w:b/>
-                <w:i w:val="0"/>
-                <w:color w:val="000000"/>
-                <w:sz w:val="22"/>
-              </w:rPr>
-            </w:r>
-          </w:p>
-        </w:tc>
-        <w:tc>
-          <w:tcPr>
-            <w:tcW w:type="dxa" w:w="2736"/>
-            <w:shd w:val="clear" w:fill="D9E2F3"/>
-          </w:tcPr>
-          <w:p>
-            <w:pPr>
-              <w:keepNext/>
-              <w:spacing w:line="240" w:lineRule="auto" w:after="40"/>
-              <w:jc w:val="center"/>
-            </w:pPr>
-            <w:r/>
-            <w:r>
-              <w:rPr>
-                <w:rFonts w:ascii="Times New Roman" w:hAnsi="Times New Roman" w:eastAsia="Times New Roman"/>
-                <w:b/>
-                <w:i w:val="0"/>
-                <w:color w:val="000000"/>
-                <w:sz w:val="22"/>
-              </w:rPr>
-              <w:t>Predicted: not delinquent</w:t>
-            </w:r>
-          </w:p>
-        </w:tc>
-        <w:tc>
-          <w:tcPr>
-            <w:tcW w:type="dxa" w:w="2736"/>
-            <w:shd w:val="clear" w:fill="D9E2F3"/>
-          </w:tcPr>
-          <w:p>
-            <w:pPr>
-              <w:keepNext/>
-              <w:spacing w:line="240" w:lineRule="auto" w:after="40"/>
-              <w:jc w:val="center"/>
-            </w:pPr>
-            <w:r/>
-            <w:r>
-              <w:rPr>
-                <w:rFonts w:ascii="Times New Roman" w:hAnsi="Times New Roman" w:eastAsia="Times New Roman"/>
-                <w:b/>
-                <w:i w:val="0"/>
-                <w:color w:val="000000"/>
-                <w:sz w:val="22"/>
-              </w:rPr>
-              <w:t>Predicted: delinquent</w:t>
-            </w:r>
-          </w:p>
-        </w:tc>
-      </w:tr>
-      <w:tr>
-        <w:trPr>
-          <w:cantSplit/>
-        </w:trPr>
-        <w:tc>
-          <w:tcPr>
-            <w:tcW w:type="dxa" w:w="2880"/>
-          </w:tcPr>
-          <w:p>
-            <w:pPr>
-              <w:keepNext/>
-              <w:spacing w:line="240" w:lineRule="auto" w:after="40"/>
-              <w:jc w:val="left"/>
-            </w:pPr>
-            <w:r/>
-            <w:r>
-              <w:rPr>
-                <w:rFonts w:ascii="Times New Roman" w:hAnsi="Times New Roman" w:eastAsia="Times New Roman"/>
-                <w:b w:val="0"/>
-                <w:i w:val="0"/>
-                <w:color w:val="000000"/>
-                <w:sz w:val="22"/>
-              </w:rPr>
-              <w:t>Actual: not delinquent</w:t>
-            </w:r>
-          </w:p>
-        </w:tc>
-        <w:tc>
-          <w:tcPr>
-            <w:tcW w:type="dxa" w:w="2736"/>
-          </w:tcPr>
-          <w:p>
-            <w:pPr>
-              <w:keepNext/>
-              <w:spacing w:line="240" w:lineRule="auto" w:after="40"/>
-              <w:jc w:val="center"/>
-            </w:pPr>
-            <w:r/>
-            <w:r>
-              <w:rPr>
-                <w:rFonts w:ascii="Times New Roman" w:hAnsi="Times New Roman" w:eastAsia="Times New Roman"/>
-                <w:b w:val="0"/>
-                <w:i w:val="0"/>
-                <w:color w:val="000000"/>
-                <w:sz w:val="22"/>
-              </w:rPr>
-              <w:t>26,621 (TN)</w:t>
-            </w:r>
-          </w:p>
-        </w:tc>
-        <w:tc>
-          <w:tcPr>
-            <w:tcW w:type="dxa" w:w="2736"/>
-          </w:tcPr>
-          <w:p>
-            <w:pPr>
-              <w:keepNext/>
-              <w:spacing w:line="240" w:lineRule="auto" w:after="40"/>
-              <w:jc w:val="center"/>
-            </w:pPr>
-            <w:r/>
-            <w:r>
-              <w:rPr>
-                <w:rFonts w:ascii="Times New Roman" w:hAnsi="Times New Roman" w:eastAsia="Times New Roman"/>
-                <w:b w:val="0"/>
-                <w:i w:val="0"/>
-                <w:color w:val="000000"/>
-                <w:sz w:val="22"/>
-              </w:rPr>
-              <w:t>1,374 (FP)</w:t>
-            </w:r>
-          </w:p>
-        </w:tc>
-      </w:tr>
-      <w:tr>
-        <w:trPr>
-          <w:cantSplit/>
-        </w:trPr>
-        <w:tc>
-          <w:tcPr>
-            <w:tcW w:type="dxa" w:w="2880"/>
-          </w:tcPr>
-          <w:p>
-            <w:pPr>
-              <w:spacing w:line="240" w:lineRule="auto" w:after="40"/>
-              <w:jc w:val="left"/>
-            </w:pPr>
-            <w:r/>
-            <w:r>
-              <w:rPr>
-                <w:rFonts w:ascii="Times New Roman" w:hAnsi="Times New Roman" w:eastAsia="Times New Roman"/>
-                <w:b w:val="0"/>
-                <w:i w:val="0"/>
-                <w:color w:val="000000"/>
-                <w:sz w:val="22"/>
-              </w:rPr>
-              <w:t>Actual: delinquent</w:t>
-            </w:r>
-          </w:p>
-        </w:tc>
-        <w:tc>
-          <w:tcPr>
-            <w:tcW w:type="dxa" w:w="2736"/>
-          </w:tcPr>
-          <w:p>
-            <w:pPr>
-              <w:spacing w:line="240" w:lineRule="auto" w:after="40"/>
-              <w:jc w:val="center"/>
-            </w:pPr>
-            <w:r/>
-            <w:r>
-              <w:rPr>
-                <w:rFonts w:ascii="Times New Roman" w:hAnsi="Times New Roman" w:eastAsia="Times New Roman"/>
-                <w:b w:val="0"/>
-                <w:i w:val="0"/>
-                <w:color w:val="000000"/>
-                <w:sz w:val="22"/>
-              </w:rPr>
-              <w:t>1,029 (FN)</w:t>
-            </w:r>
-          </w:p>
-        </w:tc>
-        <w:tc>
-          <w:tcPr>
-            <w:tcW w:type="dxa" w:w="2736"/>
-          </w:tcPr>
-          <w:p>
-            <w:pPr>
-              <w:spacing w:line="240" w:lineRule="auto" w:after="40"/>
-              <w:jc w:val="center"/>
-            </w:pPr>
-            <w:r/>
-            <w:r>
-              <w:rPr>
-                <w:rFonts w:ascii="Times New Roman" w:hAnsi="Times New Roman" w:eastAsia="Times New Roman"/>
-                <w:b w:val="0"/>
-                <w:i w:val="0"/>
-                <w:color w:val="000000"/>
-                <w:sz w:val="22"/>
-              </w:rPr>
-              <w:t>976 (TP)</w:t>
-            </w:r>
-          </w:p>
-        </w:tc>
-      </w:tr>
-    </w:tbl>
-    <w:p>
-      <w:pPr>
-        <w:spacing w:before="0" w:after="80" w:line="360" w:lineRule="auto"/>
-        <w:jc w:val="both"/>
-      </w:pPr>
-    </w:p>
-    <w:p>
-      <w:pPr>
-        <w:spacing w:before="0" w:after="120" w:line="360" w:lineRule="auto"/>
-        <w:jc w:val="both"/>
-      </w:pPr>
-      <w:r>
-        <w:rPr>
-          <w:rFonts w:ascii="Times New Roman" w:hAnsi="Times New Roman" w:eastAsia="Times New Roman"/>
-          <w:b w:val="0"/>
-          <w:i w:val="0"/>
-          <w:color w:val="000000"/>
-          <w:sz w:val="24"/>
-        </w:rPr>
-        <w:t>Read directly: of 2,005 borrowers who genuinely became seriously delinquent the model identified 976 and missed 1,029; of 27,995 who did not, it wrongly flagged 1,374.</w:t>
-      </w:r>
-    </w:p>
-    <w:p>
-      <w:pPr>
-        <w:keepNext/>
-        <w:spacing w:before="160" w:after="60" w:line="240" w:lineRule="auto"/>
-        <w:jc w:val="center"/>
-      </w:pPr>
-      <w:r>
-        <w:rPr>
-          <w:rFonts w:ascii="Times New Roman" w:hAnsi="Times New Roman" w:eastAsia="Times New Roman"/>
-          <w:b w:val="0"/>
-          <w:i/>
-          <w:color w:val="000000"/>
-          <w:sz w:val="22"/>
-        </w:rPr>
-        <w:t>Table 4.3: Per-class classification report</w:t>
+        <w:t>Table 4.2: Per-class report and confusion matrix</w:t>
       </w:r>
     </w:p>
     <w:tbl>
@@ -9354,7 +7849,7 @@
         </w:trPr>
         <w:tc>
           <w:tcPr>
-            <w:tcW w:type="dxa" w:w="3024"/>
+            <w:tcW w:type="dxa" w:w="2448"/>
             <w:shd w:val="clear" w:fill="D9E2F3"/>
           </w:tcPr>
           <w:p>
@@ -9378,7 +7873,7 @@
         </w:tc>
         <w:tc>
           <w:tcPr>
-            <w:tcW w:type="dxa" w:w="1440"/>
+            <w:tcW w:type="dxa" w:w="1584"/>
             <w:shd w:val="clear" w:fill="D9E2F3"/>
           </w:tcPr>
           <w:p>
@@ -9402,7 +7897,7 @@
         </w:tc>
         <w:tc>
           <w:tcPr>
-            <w:tcW w:type="dxa" w:w="1296"/>
+            <w:tcW w:type="dxa" w:w="1440"/>
             <w:shd w:val="clear" w:fill="D9E2F3"/>
           </w:tcPr>
           <w:p>
@@ -9426,7 +7921,7 @@
         </w:tc>
         <w:tc>
           <w:tcPr>
-            <w:tcW w:type="dxa" w:w="1368"/>
+            <w:tcW w:type="dxa" w:w="1440"/>
             <w:shd w:val="clear" w:fill="D9E2F3"/>
           </w:tcPr>
           <w:p>
@@ -9444,13 +7939,13 @@
                 <w:color w:val="000000"/>
                 <w:sz w:val="20"/>
               </w:rPr>
-              <w:t>F1-score</w:t>
+              <w:t>F1</w:t>
             </w:r>
           </w:p>
         </w:tc>
         <w:tc>
           <w:tcPr>
-            <w:tcW w:type="dxa" w:w="1368"/>
+            <w:tcW w:type="dxa" w:w="1440"/>
             <w:shd w:val="clear" w:fill="D9E2F3"/>
           </w:tcPr>
           <w:p>
@@ -9479,7 +7974,7 @@
         </w:trPr>
         <w:tc>
           <w:tcPr>
-            <w:tcW w:type="dxa" w:w="3024"/>
+            <w:tcW w:type="dxa" w:w="2448"/>
           </w:tcPr>
           <w:p>
             <w:pPr>
@@ -9496,7 +7991,30 @@
                 <w:color w:val="000000"/>
                 <w:sz w:val="20"/>
               </w:rPr>
-              <w:t>0 — No serious delinquency</w:t>
+              <w:t>0 — No delinquency</w:t>
+            </w:r>
+          </w:p>
+        </w:tc>
+        <w:tc>
+          <w:tcPr>
+            <w:tcW w:type="dxa" w:w="1584"/>
+          </w:tcPr>
+          <w:p>
+            <w:pPr>
+              <w:keepNext/>
+              <w:spacing w:line="240" w:lineRule="auto" w:after="40"/>
+              <w:jc w:val="center"/>
+            </w:pPr>
+            <w:r/>
+            <w:r>
+              <w:rPr>
+                <w:rFonts w:ascii="Times New Roman" w:hAnsi="Times New Roman" w:eastAsia="Times New Roman"/>
+                <w:b w:val="0"/>
+                <w:i w:val="0"/>
+                <w:color w:val="000000"/>
+                <w:sz w:val="20"/>
+              </w:rPr>
+              <w:t>0.9628</w:t>
             </w:r>
           </w:p>
         </w:tc>
@@ -9519,36 +8037,13 @@
                 <w:color w:val="000000"/>
                 <w:sz w:val="20"/>
               </w:rPr>
-              <w:t>0.9628</w:t>
-            </w:r>
-          </w:p>
-        </w:tc>
-        <w:tc>
-          <w:tcPr>
-            <w:tcW w:type="dxa" w:w="1296"/>
-          </w:tcPr>
-          <w:p>
-            <w:pPr>
-              <w:keepNext/>
-              <w:spacing w:line="240" w:lineRule="auto" w:after="40"/>
-              <w:jc w:val="center"/>
-            </w:pPr>
-            <w:r/>
-            <w:r>
-              <w:rPr>
-                <w:rFonts w:ascii="Times New Roman" w:hAnsi="Times New Roman" w:eastAsia="Times New Roman"/>
-                <w:b w:val="0"/>
-                <w:i w:val="0"/>
-                <w:color w:val="000000"/>
-                <w:sz w:val="20"/>
-              </w:rPr>
               <w:t>0.9509</w:t>
             </w:r>
           </w:p>
         </w:tc>
         <w:tc>
           <w:tcPr>
-            <w:tcW w:type="dxa" w:w="1368"/>
+            <w:tcW w:type="dxa" w:w="1440"/>
           </w:tcPr>
           <w:p>
             <w:pPr>
@@ -9571,7 +8066,7 @@
         </w:tc>
         <w:tc>
           <w:tcPr>
-            <w:tcW w:type="dxa" w:w="1368"/>
+            <w:tcW w:type="dxa" w:w="1440"/>
           </w:tcPr>
           <w:p>
             <w:pPr>
@@ -9599,7 +8094,7 @@
         </w:trPr>
         <w:tc>
           <w:tcPr>
-            <w:tcW w:type="dxa" w:w="3024"/>
+            <w:tcW w:type="dxa" w:w="2448"/>
           </w:tcPr>
           <w:p>
             <w:pPr>
@@ -9616,7 +8111,30 @@
                 <w:color w:val="000000"/>
                 <w:sz w:val="20"/>
               </w:rPr>
-              <w:t>1 — Serious delinquency</w:t>
+              <w:t>1 — Delinquency</w:t>
+            </w:r>
+          </w:p>
+        </w:tc>
+        <w:tc>
+          <w:tcPr>
+            <w:tcW w:type="dxa" w:w="1584"/>
+          </w:tcPr>
+          <w:p>
+            <w:pPr>
+              <w:keepNext/>
+              <w:spacing w:line="240" w:lineRule="auto" w:after="40"/>
+              <w:jc w:val="center"/>
+            </w:pPr>
+            <w:r/>
+            <w:r>
+              <w:rPr>
+                <w:rFonts w:ascii="Times New Roman" w:hAnsi="Times New Roman" w:eastAsia="Times New Roman"/>
+                <w:b w:val="0"/>
+                <w:i w:val="0"/>
+                <w:color w:val="000000"/>
+                <w:sz w:val="20"/>
+              </w:rPr>
+              <w:t>0.4153</w:t>
             </w:r>
           </w:p>
         </w:tc>
@@ -9639,36 +8157,13 @@
                 <w:color w:val="000000"/>
                 <w:sz w:val="20"/>
               </w:rPr>
-              <w:t>0.4153</w:t>
-            </w:r>
-          </w:p>
-        </w:tc>
-        <w:tc>
-          <w:tcPr>
-            <w:tcW w:type="dxa" w:w="1296"/>
-          </w:tcPr>
-          <w:p>
-            <w:pPr>
-              <w:keepNext/>
-              <w:spacing w:line="240" w:lineRule="auto" w:after="40"/>
-              <w:jc w:val="center"/>
-            </w:pPr>
-            <w:r/>
-            <w:r>
-              <w:rPr>
-                <w:rFonts w:ascii="Times New Roman" w:hAnsi="Times New Roman" w:eastAsia="Times New Roman"/>
-                <w:b w:val="0"/>
-                <w:i w:val="0"/>
-                <w:color w:val="000000"/>
-                <w:sz w:val="20"/>
-              </w:rPr>
               <w:t>0.4868</w:t>
             </w:r>
           </w:p>
         </w:tc>
         <w:tc>
           <w:tcPr>
-            <w:tcW w:type="dxa" w:w="1368"/>
+            <w:tcW w:type="dxa" w:w="1440"/>
           </w:tcPr>
           <w:p>
             <w:pPr>
@@ -9691,7 +8186,7 @@
         </w:tc>
         <w:tc>
           <w:tcPr>
-            <w:tcW w:type="dxa" w:w="1368"/>
+            <w:tcW w:type="dxa" w:w="1440"/>
           </w:tcPr>
           <w:p>
             <w:pPr>
@@ -9719,7 +8214,7 @@
         </w:trPr>
         <w:tc>
           <w:tcPr>
-            <w:tcW w:type="dxa" w:w="3024"/>
+            <w:tcW w:type="dxa" w:w="2448"/>
           </w:tcPr>
           <w:p>
             <w:pPr>
@@ -9742,7 +8237,7 @@
         </w:tc>
         <w:tc>
           <w:tcPr>
-            <w:tcW w:type="dxa" w:w="1440"/>
+            <w:tcW w:type="dxa" w:w="1584"/>
           </w:tcPr>
           <w:p>
             <w:pPr>
@@ -9765,7 +8260,7 @@
         </w:tc>
         <w:tc>
           <w:tcPr>
-            <w:tcW w:type="dxa" w:w="1296"/>
+            <w:tcW w:type="dxa" w:w="1440"/>
           </w:tcPr>
           <w:p>
             <w:pPr>
@@ -9788,7 +8283,7 @@
         </w:tc>
         <w:tc>
           <w:tcPr>
-            <w:tcW w:type="dxa" w:w="1368"/>
+            <w:tcW w:type="dxa" w:w="1440"/>
           </w:tcPr>
           <w:p>
             <w:pPr>
@@ -9811,7 +8306,7 @@
         </w:tc>
         <w:tc>
           <w:tcPr>
-            <w:tcW w:type="dxa" w:w="1368"/>
+            <w:tcW w:type="dxa" w:w="1440"/>
           </w:tcPr>
           <w:p>
             <w:pPr>
@@ -9839,7 +8334,127 @@
         </w:trPr>
         <w:tc>
           <w:tcPr>
-            <w:tcW w:type="dxa" w:w="3024"/>
+            <w:tcW w:type="dxa" w:w="2448"/>
+          </w:tcPr>
+          <w:p>
+            <w:pPr>
+              <w:keepNext/>
+              <w:spacing w:line="240" w:lineRule="auto" w:after="40"/>
+              <w:jc w:val="left"/>
+            </w:pPr>
+            <w:r/>
+            <w:r>
+              <w:rPr>
+                <w:rFonts w:ascii="Times New Roman" w:hAnsi="Times New Roman" w:eastAsia="Times New Roman"/>
+                <w:b w:val="0"/>
+                <w:i w:val="0"/>
+                <w:color w:val="000000"/>
+                <w:sz w:val="20"/>
+              </w:rPr>
+              <w:t>Weighted average</w:t>
+            </w:r>
+          </w:p>
+        </w:tc>
+        <w:tc>
+          <w:tcPr>
+            <w:tcW w:type="dxa" w:w="1584"/>
+          </w:tcPr>
+          <w:p>
+            <w:pPr>
+              <w:keepNext/>
+              <w:spacing w:line="240" w:lineRule="auto" w:after="40"/>
+              <w:jc w:val="center"/>
+            </w:pPr>
+            <w:r/>
+            <w:r>
+              <w:rPr>
+                <w:rFonts w:ascii="Times New Roman" w:hAnsi="Times New Roman" w:eastAsia="Times New Roman"/>
+                <w:b w:val="0"/>
+                <w:i w:val="0"/>
+                <w:color w:val="000000"/>
+                <w:sz w:val="20"/>
+              </w:rPr>
+              <w:t>0.9262</w:t>
+            </w:r>
+          </w:p>
+        </w:tc>
+        <w:tc>
+          <w:tcPr>
+            <w:tcW w:type="dxa" w:w="1440"/>
+          </w:tcPr>
+          <w:p>
+            <w:pPr>
+              <w:keepNext/>
+              <w:spacing w:line="240" w:lineRule="auto" w:after="40"/>
+              <w:jc w:val="center"/>
+            </w:pPr>
+            <w:r/>
+            <w:r>
+              <w:rPr>
+                <w:rFonts w:ascii="Times New Roman" w:hAnsi="Times New Roman" w:eastAsia="Times New Roman"/>
+                <w:b w:val="0"/>
+                <w:i w:val="0"/>
+                <w:color w:val="000000"/>
+                <w:sz w:val="20"/>
+              </w:rPr>
+              <w:t>0.9199</w:t>
+            </w:r>
+          </w:p>
+        </w:tc>
+        <w:tc>
+          <w:tcPr>
+            <w:tcW w:type="dxa" w:w="1440"/>
+          </w:tcPr>
+          <w:p>
+            <w:pPr>
+              <w:keepNext/>
+              <w:spacing w:line="240" w:lineRule="auto" w:after="40"/>
+              <w:jc w:val="center"/>
+            </w:pPr>
+            <w:r/>
+            <w:r>
+              <w:rPr>
+                <w:rFonts w:ascii="Times New Roman" w:hAnsi="Times New Roman" w:eastAsia="Times New Roman"/>
+                <w:b w:val="0"/>
+                <w:i w:val="0"/>
+                <w:color w:val="000000"/>
+                <w:sz w:val="20"/>
+              </w:rPr>
+              <w:t>0.9228</w:t>
+            </w:r>
+          </w:p>
+        </w:tc>
+        <w:tc>
+          <w:tcPr>
+            <w:tcW w:type="dxa" w:w="1440"/>
+          </w:tcPr>
+          <w:p>
+            <w:pPr>
+              <w:keepNext/>
+              <w:spacing w:line="240" w:lineRule="auto" w:after="40"/>
+              <w:jc w:val="center"/>
+            </w:pPr>
+            <w:r/>
+            <w:r>
+              <w:rPr>
+                <w:rFonts w:ascii="Times New Roman" w:hAnsi="Times New Roman" w:eastAsia="Times New Roman"/>
+                <w:b w:val="0"/>
+                <w:i w:val="0"/>
+                <w:color w:val="000000"/>
+                <w:sz w:val="20"/>
+              </w:rPr>
+              <w:t>30,000</w:t>
+            </w:r>
+          </w:p>
+        </w:tc>
+      </w:tr>
+      <w:tr>
+        <w:trPr>
+          <w:cantSplit/>
+        </w:trPr>
+        <w:tc>
+          <w:tcPr>
+            <w:tcW w:type="dxa" w:w="2448"/>
           </w:tcPr>
           <w:p>
             <w:pPr>
@@ -9855,7 +8470,29 @@
                 <w:color w:val="000000"/>
                 <w:sz w:val="20"/>
               </w:rPr>
-              <w:t>Weighted average</w:t>
+              <w:t>Confusion matrix</w:t>
+            </w:r>
+          </w:p>
+        </w:tc>
+        <w:tc>
+          <w:tcPr>
+            <w:tcW w:type="dxa" w:w="1584"/>
+          </w:tcPr>
+          <w:p>
+            <w:pPr>
+              <w:spacing w:line="240" w:lineRule="auto" w:after="40"/>
+              <w:jc w:val="center"/>
+            </w:pPr>
+            <w:r/>
+            <w:r>
+              <w:rPr>
+                <w:rFonts w:ascii="Times New Roman" w:hAnsi="Times New Roman" w:eastAsia="Times New Roman"/>
+                <w:b w:val="0"/>
+                <w:i w:val="0"/>
+                <w:color w:val="000000"/>
+                <w:sz w:val="20"/>
+              </w:rPr>
+              <w:t>TN 26,621</w:t>
             </w:r>
           </w:p>
         </w:tc>
@@ -9877,13 +8514,13 @@
                 <w:color w:val="000000"/>
                 <w:sz w:val="20"/>
               </w:rPr>
-              <w:t>0.9262</w:t>
+              <w:t>FP 1,374</w:t>
             </w:r>
           </w:p>
         </w:tc>
         <w:tc>
           <w:tcPr>
-            <w:tcW w:type="dxa" w:w="1296"/>
+            <w:tcW w:type="dxa" w:w="1440"/>
           </w:tcPr>
           <w:p>
             <w:pPr>
@@ -9899,13 +8536,13 @@
                 <w:color w:val="000000"/>
                 <w:sz w:val="20"/>
               </w:rPr>
-              <w:t>0.9199</w:t>
+              <w:t>FN 1,029</w:t>
             </w:r>
           </w:p>
         </w:tc>
         <w:tc>
           <w:tcPr>
-            <w:tcW w:type="dxa" w:w="1368"/>
+            <w:tcW w:type="dxa" w:w="1440"/>
           </w:tcPr>
           <w:p>
             <w:pPr>
@@ -9921,29 +8558,7 @@
                 <w:color w:val="000000"/>
                 <w:sz w:val="20"/>
               </w:rPr>
-              <w:t>0.9228</w:t>
-            </w:r>
-          </w:p>
-        </w:tc>
-        <w:tc>
-          <w:tcPr>
-            <w:tcW w:type="dxa" w:w="1368"/>
-          </w:tcPr>
-          <w:p>
-            <w:pPr>
-              <w:spacing w:line="240" w:lineRule="auto" w:after="40"/>
-              <w:jc w:val="center"/>
-            </w:pPr>
-            <w:r/>
-            <w:r>
-              <w:rPr>
-                <w:rFonts w:ascii="Times New Roman" w:hAnsi="Times New Roman" w:eastAsia="Times New Roman"/>
-                <w:b w:val="0"/>
-                <w:i w:val="0"/>
-                <w:color w:val="000000"/>
-                <w:sz w:val="20"/>
-              </w:rPr>
-              <w:t>30,000</w:t>
+              <w:t>TP 976</w:t>
             </w:r>
           </w:p>
         </w:tc>
@@ -9968,7 +8583,7 @@
           <w:color w:val="000000"/>
           <w:sz w:val="24"/>
         </w:rPr>
-        <w:t>This table is the clearest demonstration of the imbalance problem. The model performs excellently on the majority class, with an F1 of 0.9568, and considerably less well on the minority class at 0.4482. The weighted average of 0.9228 looks impressive but is dominated by the 27,995 negative records and conveys almost nothing about the class the system exists to find. Where a single summary figure is required, the macro average of 0.7025 or the positive-class F1 should be quoted, never the weighted average.</w:t>
+        <w:t>This is the imbalance problem in one table. The model scores 0.9568 F1 on the majority class and 0.4482 on the minority. The weighted average of 0.9228 looks impressive but is dominated by 27,995 negatives and says almost nothing about the class the system exists to find. Quote the macro average (0.7025) or the positive-class F1 — never the weighted one.</w:t>
       </w:r>
     </w:p>
     <w:p>
@@ -9989,22 +8604,6 @@
     </w:p>
     <w:p>
       <w:pPr>
-        <w:spacing w:before="0" w:after="120" w:line="360" w:lineRule="auto"/>
-        <w:jc w:val="both"/>
-      </w:pPr>
-      <w:r>
-        <w:rPr>
-          <w:rFonts w:ascii="Times New Roman" w:hAnsi="Times New Roman" w:eastAsia="Times New Roman"/>
-          <w:b w:val="0"/>
-          <w:i w:val="0"/>
-          <w:color w:val="000000"/>
-          <w:sz w:val="24"/>
-        </w:rPr>
-        <w:t>The application presents a chart that explains the recall ceiling directly. Each curve is one actual outcome group, drawn as a share of its own total because the negatives outnumber the positives by roughly fourteen to one.</w:t>
-      </w:r>
-    </w:p>
-    <w:p>
-      <w:pPr>
         <w:keepNext/>
         <w:spacing w:before="160" w:after="40"/>
         <w:jc w:val="center"/>
@@ -10012,8 +8611,8 @@
       <w:r>
         <w:drawing>
           <wp:inline xmlns:a="http://schemas.openxmlformats.org/drawingml/2006/main" xmlns:pic="http://schemas.openxmlformats.org/drawingml/2006/picture">
-            <wp:extent cx="5120640" cy="1793328"/>
-            <wp:docPr id="9" name="Picture 9"/>
+            <wp:extent cx="4937760" cy="1729280"/>
+            <wp:docPr id="5" name="Picture 5"/>
             <wp:cNvGraphicFramePr>
               <a:graphicFrameLocks noChangeAspect="1"/>
             </wp:cNvGraphicFramePr>
@@ -10025,7 +8624,7 @@
                     <pic:cNvPicPr/>
                   </pic:nvPicPr>
                   <pic:blipFill>
-                    <a:blip r:embed="rId19"/>
+                    <a:blip r:embed="rId15"/>
                     <a:stretch>
                       <a:fillRect/>
                     </a:stretch>
@@ -10033,7 +8632,7 @@
                   <pic:spPr>
                     <a:xfrm>
                       <a:off x="0" y="0"/>
-                      <a:ext cx="5120640" cy="1793328"/>
+                      <a:ext cx="4937760" cy="1729280"/>
                     </a:xfrm>
                     <a:prstGeom prst="rect"/>
                   </pic:spPr>
@@ -10057,7 +8656,7 @@
           <w:color w:val="000000"/>
           <w:sz w:val="22"/>
         </w:rPr>
-        <w:t>Figure 4.5: Predicted score distribution by actual outcome</w:t>
+        <w:t>Figure 4.3: Predicted score distribution by actual outcome</w:t>
       </w:r>
     </w:p>
     <w:p>
@@ -10073,64 +8672,7 @@
           <w:color w:val="000000"/>
           <w:sz w:val="24"/>
         </w:rPr>
-        <w:t>Most borrowers who stayed current score near zero, which is why the model is accurate overall. Borrowers who did become delinquent are spread across the whole range rather than clustered at the high end, so a large share of them fall inside the same region as the healthy borrowers. That overlap, rather than any defect in the implementation, is what limits recall. Moving the threshold leftward captures more of the delinquent group but sweeps up more sound borrowers with it.</w:t>
-      </w:r>
-    </w:p>
-    <w:p>
-      <w:pPr>
-        <w:keepNext/>
-        <w:spacing w:before="160" w:after="40"/>
-        <w:jc w:val="center"/>
-      </w:pPr>
-      <w:r>
-        <w:drawing>
-          <wp:inline xmlns:a="http://schemas.openxmlformats.org/drawingml/2006/main" xmlns:pic="http://schemas.openxmlformats.org/drawingml/2006/picture">
-            <wp:extent cx="5120640" cy="1793328"/>
-            <wp:docPr id="10" name="Picture 10"/>
-            <wp:cNvGraphicFramePr>
-              <a:graphicFrameLocks noChangeAspect="1"/>
-            </wp:cNvGraphicFramePr>
-            <a:graphic>
-              <a:graphicData uri="http://schemas.openxmlformats.org/drawingml/2006/picture">
-                <pic:pic>
-                  <pic:nvPicPr>
-                    <pic:cNvPr id="0" name="06-chart-threshold.png"/>
-                    <pic:cNvPicPr/>
-                  </pic:nvPicPr>
-                  <pic:blipFill>
-                    <a:blip r:embed="rId20"/>
-                    <a:stretch>
-                      <a:fillRect/>
-                    </a:stretch>
-                  </pic:blipFill>
-                  <pic:spPr>
-                    <a:xfrm>
-                      <a:off x="0" y="0"/>
-                      <a:ext cx="5120640" cy="1793328"/>
-                    </a:xfrm>
-                    <a:prstGeom prst="rect"/>
-                  </pic:spPr>
-                </pic:pic>
-              </a:graphicData>
-            </a:graphic>
-          </wp:inline>
-        </w:drawing>
-      </w:r>
-    </w:p>
-    <w:p>
-      <w:pPr>
-        <w:spacing w:before="40" w:after="160" w:line="240" w:lineRule="auto"/>
-        <w:jc w:val="center"/>
-      </w:pPr>
-      <w:r>
-        <w:rPr>
-          <w:rFonts w:ascii="Times New Roman" w:hAnsi="Times New Roman" w:eastAsia="Times New Roman"/>
-          <w:b w:val="0"/>
-          <w:i/>
-          <w:color w:val="000000"/>
-          <w:sz w:val="22"/>
-        </w:rPr>
-        <w:t>Figure 4.6: Precision, recall and F1 across decision thresholds</w:t>
+        <w:t>Most borrowers who stayed current score near zero. Those who became delinquent are spread across the whole range rather than clustered high, so many fall inside the same region as healthy borrowers. That overlap — not a defect in the implementation — is what limits recall.</w:t>
       </w:r>
     </w:p>
     <w:p>
@@ -10147,7 +8689,7 @@
           <w:color w:val="000000"/>
           <w:sz w:val="22"/>
         </w:rPr>
-        <w:t>Table 4.4: Effect of the decision threshold on the test set</w:t>
+        <w:t>Table 4.3: Effect of the decision threshold</w:t>
       </w:r>
     </w:p>
     <w:tbl>
@@ -11046,7 +9588,7 @@
           <w:color w:val="000000"/>
           <w:sz w:val="24"/>
         </w:rPr>
-        <w:t>The same trained model produces very different behaviour depending on where the cut-off is placed. Lowering it to 0.10 raises recall above 0.70 but reduces precision to roughly 0.26, so three of every four flagged borrowers would be false alarms. Raising it to 0.50 gives precision above 0.62 but identifies only about one delinquency in six. Accuracy rises monotonically as the threshold rises, purely because the model predicts the majority class more often, which is a further demonstration of why it is a poor guide here.</w:t>
+        <w:t>The same model behaves very differently depending on the cut-off. At 0.10 recall exceeds 0.70 but precision falls to 0.26 — three in four flags are false alarms. At 0.50 precision passes 0.62 but only one delinquency in six is found. Accuracy rises monotonically simply because the model answers “no” more often, which is a further reason not to trust it here.</w:t>
       </w:r>
     </w:p>
     <w:p>
@@ -11062,7 +9604,7 @@
           <w:color w:val="000000"/>
           <w:sz w:val="28"/>
         </w:rPr>
-        <w:t>Stability of the result.</w:t>
+        <w:t>Stability.</w:t>
       </w:r>
     </w:p>
     <w:p>
@@ -11078,7 +9620,7 @@
           <w:color w:val="000000"/>
           <w:sz w:val="24"/>
         </w:rPr>
-        <w:t>A single test score comes from one particular partition of the data. Five-fold cross-validation on the training and validation data, with the test split excluded throughout, gives a mean ROC-AUC of 0.8632 with a standard deviation of 0.0053, and a mean PR-AUC of 0.3978 ± 0.0148. The test values of 0.8654 and 0.4014 both fall within one standard deviation of their cross-validated means, so the reported performance is a property of the data and configuration rather than an artefact of one fortunate split.</w:t>
+        <w:t>Five-fold cross-validation on train + validation, test excluded throughout, gives ROC-AUC 0.8632 ± 0.0053 and PR-AUC 0.3978 ± 0.0148. The test values sit within one standard deviation of both, so the result is not a lucky split.</w:t>
       </w:r>
     </w:p>
     <w:p>
@@ -11094,16 +9636,12 @@
           <w:color w:val="000000"/>
           <w:sz w:val="24"/>
         </w:rPr>
-        <w:t>Comparing in-sample with held-out performance also quantifies how much of the apparent skill is memorisation. ROC-AUC falls from 0.9329 on the fitted data to 0.8654 on held-out data, a gap of 0.0675, and PR-AUC falls by 0.1218. Some overfitting therefore remains despite the leaf-size regularisation, and this is reported rather than concealed.</w:t>
-      </w:r>
-    </w:p>
-    <w:p>
-      <w:r>
-        <w:br w:type="page"/>
+        <w:t>ROC-AUC falls from 0.9329 in-sample to 0.8654 held-out, a gap of 0.0675. Some overfitting remains despite regularisation; it is reported rather than concealed.</w:t>
       </w:r>
     </w:p>
     <w:p>
       <w:pPr>
+        <w:pageBreakBefore/>
         <w:spacing w:before="0" w:after="200" w:line="360" w:lineRule="auto"/>
         <w:jc w:val="left"/>
       </w:pPr>
@@ -11120,198 +9658,6 @@
     </w:p>
     <w:p>
       <w:pPr>
-        <w:spacing w:before="160" w:after="120" w:line="360" w:lineRule="auto"/>
-        <w:jc w:val="left"/>
-      </w:pPr>
-      <w:r>
-        <w:rPr>
-          <w:rFonts w:ascii="Times New Roman" w:hAnsi="Times New Roman" w:eastAsia="Times New Roman"/>
-          <w:b/>
-          <w:i w:val="0"/>
-          <w:color w:val="000000"/>
-          <w:sz w:val="28"/>
-        </w:rPr>
-        <w:t>5.1 Advantages</w:t>
-      </w:r>
-    </w:p>
-    <w:p>
-      <w:pPr>
-        <w:spacing w:before="0" w:after="120" w:line="360" w:lineRule="auto"/>
-        <w:jc w:val="both"/>
-      </w:pPr>
-      <w:r>
-        <w:rPr>
-          <w:rFonts w:ascii="Times New Roman" w:hAnsi="Times New Roman" w:eastAsia="Times New Roman"/>
-          <w:b w:val="0"/>
-          <w:i w:val="0"/>
-          <w:color w:val="000000"/>
-          <w:sz w:val="24"/>
-        </w:rPr>
-        <w:t>The Random Forest offered several concrete advantages for this problem. It captured non-linear relationships and interactions between payment history and credit usage without any manual feature engineering. Because trees split on rank order, it was unaffected by the extreme values present in the ratio attributes, which would have distorted a linear model and which were therefore left in place rather than capped. It required no feature scaling or categorical encoding.</w:t>
-      </w:r>
-    </w:p>
-    <w:p>
-      <w:pPr>
-        <w:spacing w:before="0" w:after="120" w:line="360" w:lineRule="auto"/>
-        <w:jc w:val="both"/>
-      </w:pPr>
-      <w:r>
-        <w:rPr>
-          <w:rFonts w:ascii="Times New Roman" w:hAnsi="Times New Roman" w:eastAsia="Times New Roman"/>
-          <w:b w:val="0"/>
-          <w:i w:val="0"/>
-          <w:color w:val="000000"/>
-          <w:sz w:val="24"/>
-        </w:rPr>
-        <w:t>Operationally it produces probability estimates rather than only hard labels, which is what a risk score requires, and the decision threshold can be moved after training without refitting. It also reports which attributes it relies on, which keeps the model inspectable. Training on 150,000 records completes in about a minute on a laptop, making the whole experiment reproducible.</w:t>
-      </w:r>
-    </w:p>
-    <w:p>
-      <w:pPr>
-        <w:spacing w:before="160" w:after="120" w:line="360" w:lineRule="auto"/>
-        <w:jc w:val="left"/>
-      </w:pPr>
-      <w:r>
-        <w:rPr>
-          <w:rFonts w:ascii="Times New Roman" w:hAnsi="Times New Roman" w:eastAsia="Times New Roman"/>
-          <w:b/>
-          <w:i w:val="0"/>
-          <w:color w:val="000000"/>
-          <w:sz w:val="28"/>
-        </w:rPr>
-        <w:t>5.2 Limitations</w:t>
-      </w:r>
-    </w:p>
-    <w:p>
-      <w:pPr>
-        <w:spacing w:before="0" w:after="120" w:line="360" w:lineRule="auto"/>
-        <w:jc w:val="both"/>
-      </w:pPr>
-      <w:r>
-        <w:rPr>
-          <w:rFonts w:ascii="Times New Roman" w:hAnsi="Times New Roman" w:eastAsia="Times New Roman"/>
-          <w:b w:val="0"/>
-          <w:i w:val="0"/>
-          <w:color w:val="000000"/>
-          <w:sz w:val="24"/>
-        </w:rPr>
-        <w:t>The most significant limitation is the data rather than the algorithm. The records describe United States consumers around 2011 and carry no date column, so no out-of-time validation is possible and present-day performance is unknown. The sampling frame is undocumented, so there is no basis for establishing which population the sample represents.</w:t>
-      </w:r>
-    </w:p>
-    <w:p>
-      <w:pPr>
-        <w:spacing w:before="0" w:after="120" w:line="360" w:lineRule="auto"/>
-        <w:jc w:val="both"/>
-      </w:pPr>
-      <w:r>
-        <w:rPr>
-          <w:rFonts w:ascii="Times New Roman" w:hAnsi="Times New Roman" w:eastAsia="Times New Roman"/>
-          <w:b w:val="0"/>
-          <w:i w:val="0"/>
-          <w:color w:val="000000"/>
-          <w:sz w:val="24"/>
-        </w:rPr>
-        <w:t>The predicted probabilities are not calibrated, and calibration was not evaluated. A predicted 0.30 should be read as a ranking score rather than as a claim that thirty in a hundred such borrowers default. Random Forest probabilities are typically compressed away from the extremes.</w:t>
-      </w:r>
-    </w:p>
-    <w:p>
-      <w:pPr>
-        <w:spacing w:before="0" w:after="120" w:line="360" w:lineRule="auto"/>
-        <w:jc w:val="both"/>
-      </w:pPr>
-      <w:r>
-        <w:rPr>
-          <w:rFonts w:ascii="Times New Roman" w:hAnsi="Times New Roman" w:eastAsia="Times New Roman"/>
-          <w:b w:val="0"/>
-          <w:i w:val="0"/>
-          <w:color w:val="000000"/>
-          <w:sz w:val="24"/>
-        </w:rPr>
-        <w:t>Fairness cannot be assessed, because the dataset contains no race, sex or geographic attributes. That absence is not protection: age is present and is used by the model, and attributes such as income and credit utilisation can act as proxies for protected characteristics. The absence of a measured bias is the absence of measurement, not evidence of fairness.</w:t>
-      </w:r>
-    </w:p>
-    <w:p>
-      <w:pPr>
-        <w:spacing w:before="0" w:after="120" w:line="360" w:lineRule="auto"/>
-        <w:jc w:val="both"/>
-      </w:pPr>
-      <w:r>
-        <w:rPr>
-          <w:rFonts w:ascii="Times New Roman" w:hAnsi="Times New Roman" w:eastAsia="Times New Roman"/>
-          <w:b w:val="0"/>
-          <w:i w:val="0"/>
-          <w:color w:val="000000"/>
-          <w:sz w:val="24"/>
-        </w:rPr>
-        <w:t>Finally, the chosen threshold maximises F1, which weights a missed delinquency and a false alarm equally. Real lending economics do not: the loss on a defaulted loan generally exceeds the margin forgone on a declined application. Choosing the threshold properly would require loss-given-default and margin figures that the dataset does not contain.</w:t>
-      </w:r>
-    </w:p>
-    <w:p>
-      <w:pPr>
-        <w:spacing w:before="160" w:after="120" w:line="360" w:lineRule="auto"/>
-        <w:jc w:val="left"/>
-      </w:pPr>
-      <w:r>
-        <w:rPr>
-          <w:rFonts w:ascii="Times New Roman" w:hAnsi="Times New Roman" w:eastAsia="Times New Roman"/>
-          <w:b/>
-          <w:i w:val="0"/>
-          <w:color w:val="000000"/>
-          <w:sz w:val="28"/>
-        </w:rPr>
-        <w:t>5.3 Challenges</w:t>
-      </w:r>
-    </w:p>
-    <w:p>
-      <w:pPr>
-        <w:spacing w:before="0" w:after="120" w:line="360" w:lineRule="auto"/>
-        <w:jc w:val="both"/>
-      </w:pPr>
-      <w:r>
-        <w:rPr>
-          <w:rFonts w:ascii="Times New Roman" w:hAnsi="Times New Roman" w:eastAsia="Times New Roman"/>
-          <w:b w:val="0"/>
-          <w:i w:val="0"/>
-          <w:color w:val="000000"/>
-          <w:sz w:val="24"/>
-        </w:rPr>
-        <w:t>Three practical difficulties were encountered during implementation. The first concerned undocumented placeholder values: the three late-payment counters use the codes 96 and 98 in 269 records, and the data dictionary does not explain them. Those records are 54.65% positive against a base rate of 6.68%, so simply imputing them to the median would have discarded real signal while asserting that these borrowers had clean payment histories. The solution adopted was to impute the value but retain a missing-value indicator, which lets the model learn that the figure was unavailable without anyone having to guess what the codes mean.</w:t>
-      </w:r>
-    </w:p>
-    <w:p>
-      <w:pPr>
-        <w:spacing w:before="0" w:after="120" w:line="360" w:lineRule="auto"/>
-        <w:jc w:val="both"/>
-      </w:pPr>
-      <w:r>
-        <w:rPr>
-          <w:rFonts w:ascii="Times New Roman" w:hAnsi="Times New Roman" w:eastAsia="Times New Roman"/>
-          <w:b w:val="0"/>
-          <w:i w:val="0"/>
-          <w:color w:val="000000"/>
-          <w:sz w:val="24"/>
-        </w:rPr>
-        <w:t>The second challenge was deployment. The scientific Python stack together with the 70 MB model file produces a bundle of roughly 315 MB, which exceeds the limits of many hosting platforms. Separating the runtime dependencies from the training and plotting tools was necessary to fit within the available 500 MB allowance.</w:t>
-      </w:r>
-    </w:p>
-    <w:p>
-      <w:pPr>
-        <w:spacing w:before="0" w:after="120" w:line="360" w:lineRule="auto"/>
-        <w:jc w:val="both"/>
-      </w:pPr>
-      <w:r>
-        <w:rPr>
-          <w:rFonts w:ascii="Times New Roman" w:hAnsi="Times New Roman" w:eastAsia="Times New Roman"/>
-          <w:b w:val="0"/>
-          <w:i w:val="0"/>
-          <w:color w:val="000000"/>
-          <w:sz w:val="24"/>
-        </w:rPr>
-        <w:t>The third was avoiding train-serve skew. Any difference between the preprocessing applied during training and during inference would corrupt predictions silently. Combining the preprocessing and the classifier into a single saved pipeline removes the possibility entirely.</w:t>
-      </w:r>
-    </w:p>
-    <w:p>
-      <w:pPr>
         <w:keepNext/>
         <w:spacing w:before="160" w:after="60" w:line="240" w:lineRule="auto"/>
         <w:jc w:val="center"/>
@@ -11324,7 +9670,7 @@
           <w:color w:val="000000"/>
           <w:sz w:val="22"/>
         </w:rPr>
-        <w:t>Table 5.1: Advantages and limitations compared</w:t>
+        <w:t>Table 5.1: Advantages and limitations</w:t>
       </w:r>
     </w:p>
     <w:tbl>
@@ -11417,7 +9763,7 @@
                 <w:color w:val="000000"/>
                 <w:sz w:val="20"/>
               </w:rPr>
-              <w:t>Captures non-linear interactions without manual feature engineering</w:t>
+              <w:t>Captures non-linear interactions without feature engineering</w:t>
             </w:r>
           </w:p>
         </w:tc>
@@ -11440,7 +9786,7 @@
                 <w:color w:val="000000"/>
                 <w:sz w:val="20"/>
               </w:rPr>
-              <w:t>Data describes 2011 US consumers; present-day performance unknown</w:t>
+              <w:t>Data describes 2011 US consumers; current performance unknown</w:t>
             </w:r>
           </w:p>
         </w:tc>
@@ -11468,7 +9814,7 @@
                 <w:color w:val="000000"/>
                 <w:sz w:val="20"/>
               </w:rPr>
-              <w:t>Robust to extreme values; no scaling or encoding required</w:t>
+              <w:t>Robust to extreme values; no scaling or encoding needed</w:t>
             </w:r>
           </w:p>
         </w:tc>
@@ -11519,7 +9865,7 @@
                 <w:color w:val="000000"/>
                 <w:sz w:val="20"/>
               </w:rPr>
-              <w:t>Produces probability estimates, not only labels</w:t>
+              <w:t>Outputs probabilities, not just labels</w:t>
             </w:r>
           </w:p>
         </w:tc>
@@ -11542,7 +9888,7 @@
                 <w:color w:val="000000"/>
                 <w:sz w:val="20"/>
               </w:rPr>
-              <w:t>Probabilities are uncalibrated and calibration was not evaluated</w:t>
+              <w:t>Probabilities are uncalibrated; calibration was not evaluated</w:t>
             </w:r>
           </w:p>
         </w:tc>
@@ -11570,7 +9916,7 @@
                 <w:color w:val="000000"/>
                 <w:sz w:val="20"/>
               </w:rPr>
-              <w:t>Threshold adjustable after training without refitting</w:t>
+              <w:t>Threshold adjustable after training, without refitting</w:t>
             </w:r>
           </w:p>
         </w:tc>
@@ -11593,7 +9939,7 @@
                 <w:color w:val="000000"/>
                 <w:sz w:val="20"/>
               </w:rPr>
-              <w:t>Threshold optimises F1, which weights both error types equally</w:t>
+              <w:t>Threshold optimises F1, weighting both error types equally</w:t>
             </w:r>
           </w:p>
         </w:tc>
@@ -11644,7 +9990,7 @@
                 <w:color w:val="000000"/>
                 <w:sz w:val="20"/>
               </w:rPr>
-              <w:t>Importance describes splits, not causation, and is biased toward high-cardinality features</w:t>
+              <w:t>Importance describes splits, not causation</w:t>
             </w:r>
           </w:p>
         </w:tc>
@@ -11671,7 +10017,7 @@
                 <w:color w:val="000000"/>
                 <w:sz w:val="20"/>
               </w:rPr>
-              <w:t>Trains in about a minute; fully reproducible with a fixed seed</w:t>
+              <w:t>Trains in ~1 minute; reproducible with a fixed seed</w:t>
             </w:r>
           </w:p>
         </w:tc>
@@ -11693,7 +10039,7 @@
                 <w:color w:val="000000"/>
                 <w:sz w:val="20"/>
               </w:rPr>
-              <w:t>No protected attributes present, so fairness cannot be tested</w:t>
+              <w:t>No protected attributes, so fairness cannot be tested</w:t>
             </w:r>
           </w:p>
         </w:tc>
@@ -11706,12 +10052,222 @@
       </w:pPr>
     </w:p>
     <w:p>
+      <w:pPr>
+        <w:spacing w:before="160" w:after="120" w:line="360" w:lineRule="auto"/>
+        <w:jc w:val="left"/>
+      </w:pPr>
       <w:r>
-        <w:br w:type="page"/>
+        <w:rPr>
+          <w:rFonts w:ascii="Times New Roman" w:hAnsi="Times New Roman" w:eastAsia="Times New Roman"/>
+          <w:b/>
+          <w:i w:val="0"/>
+          <w:color w:val="000000"/>
+          <w:sz w:val="28"/>
+        </w:rPr>
+        <w:t>5.1 Key Limitations</w:t>
       </w:r>
     </w:p>
     <w:p>
       <w:pPr>
+        <w:spacing w:before="0" w:after="120" w:line="360" w:lineRule="auto"/>
+        <w:jc w:val="both"/>
+      </w:pPr>
+      <w:r>
+        <w:rPr>
+          <w:rFonts w:ascii="Times New Roman" w:hAnsi="Times New Roman" w:eastAsia="Times New Roman"/>
+          <w:b/>
+          <w:i w:val="0"/>
+          <w:color w:val="000000"/>
+          <w:sz w:val="24"/>
+        </w:rPr>
+        <w:t xml:space="preserve">Data, not algorithm. </w:t>
+      </w:r>
+      <w:r>
+        <w:rPr>
+          <w:rFonts w:ascii="Times New Roman" w:hAnsi="Times New Roman" w:eastAsia="Times New Roman"/>
+          <w:b w:val="0"/>
+          <w:i w:val="0"/>
+          <w:color w:val="000000"/>
+          <w:sz w:val="24"/>
+        </w:rPr>
+        <w:t>The records are US consumers around 2011 with no date column, so no out-of-time validation is possible and the sampling frame is undocumented.</w:t>
+      </w:r>
+    </w:p>
+    <w:p>
+      <w:pPr>
+        <w:spacing w:before="0" w:after="120" w:line="360" w:lineRule="auto"/>
+        <w:jc w:val="both"/>
+      </w:pPr>
+      <w:r>
+        <w:rPr>
+          <w:rFonts w:ascii="Times New Roman" w:hAnsi="Times New Roman" w:eastAsia="Times New Roman"/>
+          <w:b/>
+          <w:i w:val="0"/>
+          <w:color w:val="000000"/>
+          <w:sz w:val="24"/>
+        </w:rPr>
+        <w:t xml:space="preserve">Uncalibrated. </w:t>
+      </w:r>
+      <w:r>
+        <w:rPr>
+          <w:rFonts w:ascii="Times New Roman" w:hAnsi="Times New Roman" w:eastAsia="Times New Roman"/>
+          <w:b w:val="0"/>
+          <w:i w:val="0"/>
+          <w:color w:val="000000"/>
+          <w:sz w:val="24"/>
+        </w:rPr>
+        <w:t>A predicted 0.30 is a ranking score, not a claim that 30 in 100 such borrowers default.</w:t>
+      </w:r>
+    </w:p>
+    <w:p>
+      <w:pPr>
+        <w:spacing w:before="0" w:after="120" w:line="360" w:lineRule="auto"/>
+        <w:jc w:val="both"/>
+      </w:pPr>
+      <w:r>
+        <w:rPr>
+          <w:rFonts w:ascii="Times New Roman" w:hAnsi="Times New Roman" w:eastAsia="Times New Roman"/>
+          <w:b/>
+          <w:i w:val="0"/>
+          <w:color w:val="000000"/>
+          <w:sz w:val="24"/>
+        </w:rPr>
+        <w:t xml:space="preserve">Fairness untested. </w:t>
+      </w:r>
+      <w:r>
+        <w:rPr>
+          <w:rFonts w:ascii="Times New Roman" w:hAnsi="Times New Roman" w:eastAsia="Times New Roman"/>
+          <w:b w:val="0"/>
+          <w:i w:val="0"/>
+          <w:color w:val="000000"/>
+          <w:sz w:val="24"/>
+        </w:rPr>
+        <w:t>No race, sex or geography in the data. That is not protection — age is used, and income or utilisation can proxy for protected traits. Absence of measured bias is absence of measurement.</w:t>
+      </w:r>
+    </w:p>
+    <w:p>
+      <w:pPr>
+        <w:spacing w:before="0" w:after="120" w:line="360" w:lineRule="auto"/>
+        <w:jc w:val="both"/>
+      </w:pPr>
+      <w:r>
+        <w:rPr>
+          <w:rFonts w:ascii="Times New Roman" w:hAnsi="Times New Roman" w:eastAsia="Times New Roman"/>
+          <w:b/>
+          <w:i w:val="0"/>
+          <w:color w:val="000000"/>
+          <w:sz w:val="24"/>
+        </w:rPr>
+        <w:t xml:space="preserve">Threshold economics. </w:t>
+      </w:r>
+      <w:r>
+        <w:rPr>
+          <w:rFonts w:ascii="Times New Roman" w:hAnsi="Times New Roman" w:eastAsia="Times New Roman"/>
+          <w:b w:val="0"/>
+          <w:i w:val="0"/>
+          <w:color w:val="000000"/>
+          <w:sz w:val="24"/>
+        </w:rPr>
+        <w:t>Maximising F1 weights a missed default and a false alarm equally. Real lending does not; choosing properly needs loss-given-default and margin figures the dataset lacks.</w:t>
+      </w:r>
+    </w:p>
+    <w:p>
+      <w:pPr>
+        <w:spacing w:before="160" w:after="120" w:line="360" w:lineRule="auto"/>
+        <w:jc w:val="left"/>
+      </w:pPr>
+      <w:r>
+        <w:rPr>
+          <w:rFonts w:ascii="Times New Roman" w:hAnsi="Times New Roman" w:eastAsia="Times New Roman"/>
+          <w:b/>
+          <w:i w:val="0"/>
+          <w:color w:val="000000"/>
+          <w:sz w:val="28"/>
+        </w:rPr>
+        <w:t>5.2 Challenges Encountered</w:t>
+      </w:r>
+    </w:p>
+    <w:p>
+      <w:pPr>
+        <w:spacing w:before="0" w:after="120" w:line="360" w:lineRule="auto"/>
+        <w:jc w:val="both"/>
+      </w:pPr>
+      <w:r>
+        <w:rPr>
+          <w:rFonts w:ascii="Times New Roman" w:hAnsi="Times New Roman" w:eastAsia="Times New Roman"/>
+          <w:b/>
+          <w:i w:val="0"/>
+          <w:color w:val="000000"/>
+          <w:sz w:val="24"/>
+        </w:rPr>
+        <w:t xml:space="preserve">Undocumented codes. </w:t>
+      </w:r>
+      <w:r>
+        <w:rPr>
+          <w:rFonts w:ascii="Times New Roman" w:hAnsi="Times New Roman" w:eastAsia="Times New Roman"/>
+          <w:b w:val="0"/>
+          <w:i w:val="0"/>
+          <w:color w:val="000000"/>
+          <w:sz w:val="24"/>
+        </w:rPr>
+        <w:t>The codes 96 and 98 appear in 269 records with no explanation. Those rows are 54.65% positive against a 6.68% base rate, so imputing them away would discard signal while asserting clean payment histories. Imputing with a retained indicator lets the model learn the value was unavailable, without guessing what the codes mean.</w:t>
+      </w:r>
+    </w:p>
+    <w:p>
+      <w:pPr>
+        <w:spacing w:before="0" w:after="120" w:line="360" w:lineRule="auto"/>
+        <w:jc w:val="both"/>
+      </w:pPr>
+      <w:r>
+        <w:rPr>
+          <w:rFonts w:ascii="Times New Roman" w:hAnsi="Times New Roman" w:eastAsia="Times New Roman"/>
+          <w:b/>
+          <w:i w:val="0"/>
+          <w:color w:val="000000"/>
+          <w:sz w:val="24"/>
+        </w:rPr>
+        <w:t xml:space="preserve">Deployment size. </w:t>
+      </w:r>
+      <w:r>
+        <w:rPr>
+          <w:rFonts w:ascii="Times New Roman" w:hAnsi="Times New Roman" w:eastAsia="Times New Roman"/>
+          <w:b w:val="0"/>
+          <w:i w:val="0"/>
+          <w:color w:val="000000"/>
+          <w:sz w:val="24"/>
+        </w:rPr>
+        <w:t>The scientific Python stack plus a 70 MB model is ~315 MB. Splitting runtime from training dependencies was needed to fit the 500 MB limit.</w:t>
+      </w:r>
+    </w:p>
+    <w:p>
+      <w:pPr>
+        <w:spacing w:before="0" w:after="120" w:line="360" w:lineRule="auto"/>
+        <w:jc w:val="both"/>
+      </w:pPr>
+      <w:r>
+        <w:rPr>
+          <w:rFonts w:ascii="Times New Roman" w:hAnsi="Times New Roman" w:eastAsia="Times New Roman"/>
+          <w:b/>
+          <w:i w:val="0"/>
+          <w:color w:val="000000"/>
+          <w:sz w:val="24"/>
+        </w:rPr>
+        <w:t xml:space="preserve">Train-serve skew. </w:t>
+      </w:r>
+      <w:r>
+        <w:rPr>
+          <w:rFonts w:ascii="Times New Roman" w:hAnsi="Times New Roman" w:eastAsia="Times New Roman"/>
+          <w:b w:val="0"/>
+          <w:i w:val="0"/>
+          <w:color w:val="000000"/>
+          <w:sz w:val="24"/>
+        </w:rPr>
+        <w:t>Any difference between training and inference preprocessing corrupts predictions silently. One saved pipeline removes the possibility.</w:t>
+      </w:r>
+    </w:p>
+    <w:p>
+      <w:pPr>
+        <w:pageBreakBefore/>
         <w:spacing w:before="0" w:after="200" w:line="360" w:lineRule="auto"/>
         <w:jc w:val="left"/>
       </w:pPr>
@@ -11724,22 +10280,6 @@
           <w:sz w:val="32"/>
         </w:rPr>
         <w:t>CHAPTER 6: FUTURE SCOPE</w:t>
-      </w:r>
-    </w:p>
-    <w:p>
-      <w:pPr>
-        <w:spacing w:before="0" w:after="120" w:line="360" w:lineRule="auto"/>
-        <w:jc w:val="both"/>
-      </w:pPr>
-      <w:r>
-        <w:rPr>
-          <w:rFonts w:ascii="Times New Roman" w:hAnsi="Times New Roman" w:eastAsia="Times New Roman"/>
-          <w:b w:val="0"/>
-          <w:i w:val="0"/>
-          <w:color w:val="000000"/>
-          <w:sz w:val="24"/>
-        </w:rPr>
-        <w:t>Several specific improvements follow directly from the limitations identified in the previous chapter.</w:t>
       </w:r>
     </w:p>
     <w:p>
@@ -11765,7 +10305,7 @@
           <w:color w:val="000000"/>
           <w:sz w:val="24"/>
         </w:rPr>
-        <w:t>Fitting a calibration model on held-out data and reporting a reliability diagram and Brier score would establish whether the predicted probabilities can be read as real-world frequencies. This is the single change that would most increase the practical usefulness of the output.</w:t>
+        <w:t>Fit a calibrator on held-out data and report a reliability diagram and Brier score. The single change that would most improve practical usefulness.</w:t>
       </w:r>
     </w:p>
     <w:p>
@@ -11781,7 +10321,7 @@
           <w:color w:val="000000"/>
           <w:sz w:val="24"/>
         </w:rPr>
-        <w:t xml:space="preserve">Cost-sensitive threshold selection. </w:t>
+        <w:t xml:space="preserve">Cost-sensitive thresholds. </w:t>
       </w:r>
       <w:r>
         <w:rPr>
@@ -11791,7 +10331,7 @@
           <w:color w:val="000000"/>
           <w:sz w:val="24"/>
         </w:rPr>
-        <w:t>Replacing the F1 criterion with an explicit cost matrix, once loss-given-default and margin figures are available, would place the operating point where it minimises expected loss rather than where it balances two error types that are not in fact equally costly.</w:t>
+        <w:t>Replace the F1 criterion with an explicit cost matrix, placing the operating point where expected loss is minimised.</w:t>
       </w:r>
     </w:p>
     <w:p>
@@ -11817,7 +10357,7 @@
           <w:color w:val="000000"/>
           <w:sz w:val="24"/>
         </w:rPr>
-        <w:t>Obtaining a dataset with origination dates would permit training on an earlier period and testing on a later one, which is the standard validation approach for credit models precisely because random splits flatter them.</w:t>
+        <w:t>With origination dates, train on an earlier period and test on a later one — the standard approach for credit models, precisely because random splits flatter them.</w:t>
       </w:r>
     </w:p>
     <w:p>
@@ -11833,7 +10373,7 @@
           <w:color w:val="000000"/>
           <w:sz w:val="24"/>
         </w:rPr>
-        <w:t xml:space="preserve">Permutation importance and per-prediction explanation. </w:t>
+        <w:t xml:space="preserve">Better explanations. </w:t>
       </w:r>
       <w:r>
         <w:rPr>
@@ -11843,7 +10383,7 @@
           <w:color w:val="000000"/>
           <w:sz w:val="24"/>
         </w:rPr>
-        <w:t>Permutation importance computed on held-out data is less biased than the impurity-based measure used here. Per-prediction attributions, for example through SHAP values, would support the adverse-action explanations that regulated lending requires.</w:t>
+        <w:t>Permutation importance on held-out data is less biased than the impurity measure used here. Per-prediction attributions (e.g. SHAP) would support the adverse-action explanations regulated lending requires.</w:t>
       </w:r>
     </w:p>
     <w:p>
@@ -11869,7 +10409,7 @@
           <w:color w:val="000000"/>
           <w:sz w:val="24"/>
         </w:rPr>
-        <w:t>With a dataset containing the relevant attributes, disparate-impact testing across protected groups could be performed, and mitigation applied where required.</w:t>
+        <w:t>With the relevant attributes, test for disparate impact across protected groups and mitigate where needed.</w:t>
       </w:r>
     </w:p>
     <w:p>
@@ -11885,16 +10425,12 @@
           <w:color w:val="000000"/>
           <w:sz w:val="24"/>
         </w:rPr>
-        <w:t>More broadly, the direction of the field is toward models that are not merely accurate but auditable. Regulatory frameworks increasingly require that an automated credit decision can be explained to the person it affects, which favours methods whose reasoning can be inspected and argues against treating predictive performance as the only objective.</w:t>
-      </w:r>
-    </w:p>
-    <w:p>
-      <w:r>
-        <w:br w:type="page"/>
+        <w:t>The field is moving toward models that are auditable, not merely accurate — regulation increasingly requires that an automated credit decision be explainable to the person it affects.</w:t>
       </w:r>
     </w:p>
     <w:p>
       <w:pPr>
+        <w:pageBreakBefore/>
         <w:spacing w:before="0" w:after="200" w:line="360" w:lineRule="auto"/>
         <w:jc w:val="left"/>
       </w:pPr>
@@ -11922,7 +10458,7 @@
           <w:color w:val="000000"/>
           <w:sz w:val="24"/>
         </w:rPr>
-        <w:t>This seminar studied the application of the Random Forest algorithm to the prediction of serious borrower delinquency, and implemented a complete working system to demonstrate it. A classifier was trained on 150,000 labelled records from the public Kaggle “Give Me Some Credit” dataset and evaluated on a held-out split of 30,000 records scored exactly once, achieving a ROC-AUC of 0.8654 and a PR-AUC of 0.4014 against a no-skill baseline of 0.0668.</w:t>
+        <w:t>A Random Forest was trained on 150,000 labelled records and evaluated on 30,000 held-out borrowers scored exactly once, reaching ROC-AUC 0.8654 and PR-AUC 0.4014 against a 0.0668 baseline.</w:t>
       </w:r>
     </w:p>
     <w:p>
@@ -11938,7 +10474,75 @@
           <w:color w:val="000000"/>
           <w:sz w:val="24"/>
         </w:rPr>
-        <w:t>The methodological findings are at least as important as the figures. Accuracy was shown to be an actively misleading metric for this problem, since a model that ignores its inputs scores higher than the trained one. Class weighting, the conventional remedy for imbalance, was measured and found to move the model along the precision-recall curve without lifting it, so an explicit decision threshold selected on validation data was used instead. Undocumented placeholder values in the dataset were found to carry substantial signal and were handled with missing-value indicators rather than imputed away. The residual gap between in-sample and held-out performance was measured and reported rather than omitted.</w:t>
+        <w:t>The methodological findings matter as much as the numbers:</w:t>
+      </w:r>
+    </w:p>
+    <w:p>
+      <w:pPr>
+        <w:pStyle w:val="ListBullet"/>
+        <w:spacing w:before="0" w:after="60" w:line="360" w:lineRule="auto"/>
+        <w:jc w:val="both"/>
+      </w:pPr>
+      <w:r>
+        <w:rPr>
+          <w:rFonts w:ascii="Times New Roman" w:hAnsi="Times New Roman" w:eastAsia="Times New Roman"/>
+          <w:b w:val="0"/>
+          <w:i w:val="0"/>
+          <w:color w:val="000000"/>
+          <w:sz w:val="24"/>
+        </w:rPr>
+        <w:t>Accuracy is actively misleading here — a model that ignores its inputs scores higher than the trained one.</w:t>
+      </w:r>
+    </w:p>
+    <w:p>
+      <w:pPr>
+        <w:pStyle w:val="ListBullet"/>
+        <w:spacing w:before="0" w:after="60" w:line="360" w:lineRule="auto"/>
+        <w:jc w:val="both"/>
+      </w:pPr>
+      <w:r>
+        <w:rPr>
+          <w:rFonts w:ascii="Times New Roman" w:hAnsi="Times New Roman" w:eastAsia="Times New Roman"/>
+          <w:b w:val="0"/>
+          <w:i w:val="0"/>
+          <w:color w:val="000000"/>
+          <w:sz w:val="24"/>
+        </w:rPr>
+        <w:t>Class weighting, the conventional remedy, moved the model along the precision-recall curve without lifting it; an explicit threshold selected on validation was used instead.</w:t>
+      </w:r>
+    </w:p>
+    <w:p>
+      <w:pPr>
+        <w:pStyle w:val="ListBullet"/>
+        <w:spacing w:before="0" w:after="60" w:line="360" w:lineRule="auto"/>
+        <w:jc w:val="both"/>
+      </w:pPr>
+      <w:r>
+        <w:rPr>
+          <w:rFonts w:ascii="Times New Roman" w:hAnsi="Times New Roman" w:eastAsia="Times New Roman"/>
+          <w:b w:val="0"/>
+          <w:i w:val="0"/>
+          <w:color w:val="000000"/>
+          <w:sz w:val="24"/>
+        </w:rPr>
+        <w:t>Undocumented placeholder codes carried real signal and were handled with missing-value indicators rather than imputed away.</w:t>
+      </w:r>
+    </w:p>
+    <w:p>
+      <w:pPr>
+        <w:pStyle w:val="ListBullet"/>
+        <w:spacing w:before="0" w:after="60" w:line="360" w:lineRule="auto"/>
+        <w:jc w:val="both"/>
+      </w:pPr>
+      <w:r>
+        <w:rPr>
+          <w:rFonts w:ascii="Times New Roman" w:hAnsi="Times New Roman" w:eastAsia="Times New Roman"/>
+          <w:b w:val="0"/>
+          <w:i w:val="0"/>
+          <w:color w:val="000000"/>
+          <w:sz w:val="24"/>
+        </w:rPr>
+        <w:t>The residual gap between in-sample and held-out performance was measured and reported, not omitted.</w:t>
       </w:r>
     </w:p>
     <w:p>
@@ -11954,7 +10558,7 @@
           <w:color w:val="000000"/>
           <w:sz w:val="24"/>
         </w:rPr>
-        <w:t>The practical component established that the path from a raw public dataset to a usable application is short when the engineering discipline is right: preprocessing held inside the saved model so that training and inference cannot diverge, the decision threshold stored alongside the model so the served cut-off and the reported metrics cannot disagree, and every documented figure generated from the model's own saved output rather than transcribed.</w:t>
+        <w:t>The engineering discipline is what makes the figures trustworthy: preprocessing held inside the saved pipeline so training and inference cannot diverge, the threshold stored with the model so the served cut-off and reported metrics agree, and every documented number generated from the artifact rather than transcribed.</w:t>
       </w:r>
     </w:p>
     <w:p>
@@ -11994,7 +10598,7 @@
         </w:trPr>
         <w:tc>
           <w:tcPr>
-            <w:tcW w:type="dxa" w:w="2304"/>
+            <w:tcW w:type="dxa" w:w="1872"/>
             <w:shd w:val="clear" w:fill="D9E2F3"/>
           </w:tcPr>
           <w:p>
@@ -12010,7 +10614,7 @@
                 <w:b/>
                 <w:i w:val="0"/>
                 <w:color w:val="000000"/>
-                <w:sz w:val="22"/>
+                <w:sz w:val="20"/>
               </w:rPr>
               <w:t>Layer</w:t>
             </w:r>
@@ -12018,7 +10622,7 @@
         </w:tc>
         <w:tc>
           <w:tcPr>
-            <w:tcW w:type="dxa" w:w="6048"/>
+            <w:tcW w:type="dxa" w:w="6480"/>
             <w:shd w:val="clear" w:fill="D9E2F3"/>
           </w:tcPr>
           <w:p>
@@ -12034,7 +10638,7 @@
                 <w:b/>
                 <w:i w:val="0"/>
                 <w:color w:val="000000"/>
-                <w:sz w:val="22"/>
+                <w:sz w:val="20"/>
               </w:rPr>
               <w:t>Technology</w:t>
             </w:r>
@@ -12047,7 +10651,7 @@
         </w:trPr>
         <w:tc>
           <w:tcPr>
-            <w:tcW w:type="dxa" w:w="2304"/>
+            <w:tcW w:type="dxa" w:w="1872"/>
           </w:tcPr>
           <w:p>
             <w:pPr>
@@ -12062,7 +10666,7 @@
                 <w:b w:val="0"/>
                 <w:i w:val="0"/>
                 <w:color w:val="000000"/>
-                <w:sz w:val="22"/>
+                <w:sz w:val="20"/>
               </w:rPr>
               <w:t>Dataset</w:t>
             </w:r>
@@ -12070,7 +10674,7 @@
         </w:tc>
         <w:tc>
           <w:tcPr>
-            <w:tcW w:type="dxa" w:w="6048"/>
+            <w:tcW w:type="dxa" w:w="6480"/>
           </w:tcPr>
           <w:p>
             <w:pPr>
@@ -12085,9 +10689,9 @@
                 <w:b w:val="0"/>
                 <w:i w:val="0"/>
                 <w:color w:val="000000"/>
-                <w:sz w:val="22"/>
+                <w:sz w:val="20"/>
               </w:rPr>
-              <w:t>Kaggle “Give Me Some Credit” — 150,000 labelled records</w:t>
+              <w:t>Kaggle Give Me Some Credit — 150,000 records</w:t>
             </w:r>
           </w:p>
         </w:tc>
@@ -12098,7 +10702,7 @@
         </w:trPr>
         <w:tc>
           <w:tcPr>
-            <w:tcW w:type="dxa" w:w="2304"/>
+            <w:tcW w:type="dxa" w:w="1872"/>
           </w:tcPr>
           <w:p>
             <w:pPr>
@@ -12113,7 +10717,7 @@
                 <w:b w:val="0"/>
                 <w:i w:val="0"/>
                 <w:color w:val="000000"/>
-                <w:sz w:val="22"/>
+                <w:sz w:val="20"/>
               </w:rPr>
               <w:t>Model</w:t>
             </w:r>
@@ -12121,7 +10725,7 @@
         </w:tc>
         <w:tc>
           <w:tcPr>
-            <w:tcW w:type="dxa" w:w="6048"/>
+            <w:tcW w:type="dxa" w:w="6480"/>
           </w:tcPr>
           <w:p>
             <w:pPr>
@@ -12136,9 +10740,9 @@
                 <w:b w:val="0"/>
                 <w:i w:val="0"/>
                 <w:color w:val="000000"/>
-                <w:sz w:val="22"/>
+                <w:sz w:val="20"/>
               </w:rPr>
-              <w:t>scikit-learn RandomForestClassifier, persisted with joblib</w:t>
+              <w:t>scikit-learn RandomForestClassifier, joblib</w:t>
             </w:r>
           </w:p>
         </w:tc>
@@ -12149,7 +10753,7 @@
         </w:trPr>
         <w:tc>
           <w:tcPr>
-            <w:tcW w:type="dxa" w:w="2304"/>
+            <w:tcW w:type="dxa" w:w="1872"/>
           </w:tcPr>
           <w:p>
             <w:pPr>
@@ -12164,15 +10768,15 @@
                 <w:b w:val="0"/>
                 <w:i w:val="0"/>
                 <w:color w:val="000000"/>
-                <w:sz w:val="22"/>
+                <w:sz w:val="20"/>
               </w:rPr>
-              <w:t>Data processing</w:t>
+              <w:t>Data</w:t>
             </w:r>
           </w:p>
         </w:tc>
         <w:tc>
           <w:tcPr>
-            <w:tcW w:type="dxa" w:w="6048"/>
+            <w:tcW w:type="dxa" w:w="6480"/>
           </w:tcPr>
           <w:p>
             <w:pPr>
@@ -12187,9 +10791,9 @@
                 <w:b w:val="0"/>
                 <w:i w:val="0"/>
                 <w:color w:val="000000"/>
-                <w:sz w:val="22"/>
+                <w:sz w:val="20"/>
               </w:rPr>
-              <w:t>Python, pandas, NumPy</w:t>
+              <w:t>pandas, NumPy; matplotlib, seaborn</w:t>
             </w:r>
           </w:p>
         </w:tc>
@@ -12200,7 +10804,7 @@
         </w:trPr>
         <w:tc>
           <w:tcPr>
-            <w:tcW w:type="dxa" w:w="2304"/>
+            <w:tcW w:type="dxa" w:w="1872"/>
           </w:tcPr>
           <w:p>
             <w:pPr>
@@ -12215,15 +10819,15 @@
                 <w:b w:val="0"/>
                 <w:i w:val="0"/>
                 <w:color w:val="000000"/>
-                <w:sz w:val="22"/>
+                <w:sz w:val="20"/>
               </w:rPr>
-              <w:t>Visualisation</w:t>
+              <w:t>API</w:t>
             </w:r>
           </w:p>
         </w:tc>
         <w:tc>
           <w:tcPr>
-            <w:tcW w:type="dxa" w:w="6048"/>
+            <w:tcW w:type="dxa" w:w="6480"/>
           </w:tcPr>
           <w:p>
             <w:pPr>
@@ -12238,9 +10842,9 @@
                 <w:b w:val="0"/>
                 <w:i w:val="0"/>
                 <w:color w:val="000000"/>
-                <w:sz w:val="22"/>
+                <w:sz w:val="20"/>
               </w:rPr>
-              <w:t>matplotlib, seaborn; inline SVG in the web interface</w:t>
+              <w:t>FastAPI, Pydantic, Uvicorn</w:t>
             </w:r>
           </w:p>
         </w:tc>
@@ -12251,7 +10855,7 @@
         </w:trPr>
         <w:tc>
           <w:tcPr>
-            <w:tcW w:type="dxa" w:w="2304"/>
+            <w:tcW w:type="dxa" w:w="1872"/>
           </w:tcPr>
           <w:p>
             <w:pPr>
@@ -12266,15 +10870,15 @@
                 <w:b w:val="0"/>
                 <w:i w:val="0"/>
                 <w:color w:val="000000"/>
-                <w:sz w:val="22"/>
+                <w:sz w:val="20"/>
               </w:rPr>
-              <w:t>Backend API</w:t>
+              <w:t>Frontend</w:t>
             </w:r>
           </w:p>
         </w:tc>
         <w:tc>
           <w:tcPr>
-            <w:tcW w:type="dxa" w:w="6048"/>
+            <w:tcW w:type="dxa" w:w="6480"/>
           </w:tcPr>
           <w:p>
             <w:pPr>
@@ -12289,9 +10893,9 @@
                 <w:b w:val="0"/>
                 <w:i w:val="0"/>
                 <w:color w:val="000000"/>
-                <w:sz w:val="22"/>
+                <w:sz w:val="20"/>
               </w:rPr>
-              <w:t>FastAPI, Pydantic, Uvicorn</w:t>
+              <w:t>React, TypeScript, Vite, Tailwind CSS</w:t>
             </w:r>
           </w:p>
         </w:tc>
@@ -12302,7 +10906,7 @@
         </w:trPr>
         <w:tc>
           <w:tcPr>
-            <w:tcW w:type="dxa" w:w="2304"/>
+            <w:tcW w:type="dxa" w:w="1872"/>
           </w:tcPr>
           <w:p>
             <w:pPr>
@@ -12317,15 +10921,15 @@
                 <w:b w:val="0"/>
                 <w:i w:val="0"/>
                 <w:color w:val="000000"/>
-                <w:sz w:val="22"/>
+                <w:sz w:val="20"/>
               </w:rPr>
-              <w:t>Frontend</w:t>
+              <w:t>Testing</w:t>
             </w:r>
           </w:p>
         </w:tc>
         <w:tc>
           <w:tcPr>
-            <w:tcW w:type="dxa" w:w="6048"/>
+            <w:tcW w:type="dxa" w:w="6480"/>
           </w:tcPr>
           <w:p>
             <w:pPr>
@@ -12340,9 +10944,9 @@
                 <w:b w:val="0"/>
                 <w:i w:val="0"/>
                 <w:color w:val="000000"/>
-                <w:sz w:val="22"/>
+                <w:sz w:val="20"/>
               </w:rPr>
-              <w:t>React, TypeScript, Vite, Tailwind CSS</w:t>
+              <w:t>pytest — 61 tests</w:t>
             </w:r>
           </w:p>
         </w:tc>
@@ -12353,58 +10957,7 @@
         </w:trPr>
         <w:tc>
           <w:tcPr>
-            <w:tcW w:type="dxa" w:w="2304"/>
-          </w:tcPr>
-          <w:p>
-            <w:pPr>
-              <w:keepNext/>
-              <w:spacing w:line="240" w:lineRule="auto" w:after="40"/>
-              <w:jc w:val="left"/>
-            </w:pPr>
-            <w:r/>
-            <w:r>
-              <w:rPr>
-                <w:rFonts w:ascii="Times New Roman" w:hAnsi="Times New Roman" w:eastAsia="Times New Roman"/>
-                <w:b w:val="0"/>
-                <w:i w:val="0"/>
-                <w:color w:val="000000"/>
-                <w:sz w:val="22"/>
-              </w:rPr>
-              <w:t>Testing</w:t>
-            </w:r>
-          </w:p>
-        </w:tc>
-        <w:tc>
-          <w:tcPr>
-            <w:tcW w:type="dxa" w:w="6048"/>
-          </w:tcPr>
-          <w:p>
-            <w:pPr>
-              <w:keepNext/>
-              <w:spacing w:line="240" w:lineRule="auto" w:after="40"/>
-              <w:jc w:val="center"/>
-            </w:pPr>
-            <w:r/>
-            <w:r>
-              <w:rPr>
-                <w:rFonts w:ascii="Times New Roman" w:hAnsi="Times New Roman" w:eastAsia="Times New Roman"/>
-                <w:b w:val="0"/>
-                <w:i w:val="0"/>
-                <w:color w:val="000000"/>
-                <w:sz w:val="22"/>
-              </w:rPr>
-              <w:t>pytest — 61 automated tests</w:t>
-            </w:r>
-          </w:p>
-        </w:tc>
-      </w:tr>
-      <w:tr>
-        <w:trPr>
-          <w:cantSplit/>
-        </w:trPr>
-        <w:tc>
-          <w:tcPr>
-            <w:tcW w:type="dxa" w:w="2304"/>
+            <w:tcW w:type="dxa" w:w="1872"/>
           </w:tcPr>
           <w:p>
             <w:pPr>
@@ -12418,7 +10971,7 @@
                 <w:b w:val="0"/>
                 <w:i w:val="0"/>
                 <w:color w:val="000000"/>
-                <w:sz w:val="22"/>
+                <w:sz w:val="20"/>
               </w:rPr>
               <w:t>Deployment</w:t>
             </w:r>
@@ -12426,7 +10979,7 @@
         </w:tc>
         <w:tc>
           <w:tcPr>
-            <w:tcW w:type="dxa" w:w="6048"/>
+            <w:tcW w:type="dxa" w:w="6480"/>
           </w:tcPr>
           <w:p>
             <w:pPr>
@@ -12440,9 +10993,9 @@
                 <w:b w:val="0"/>
                 <w:i w:val="0"/>
                 <w:color w:val="000000"/>
-                <w:sz w:val="22"/>
+                <w:sz w:val="20"/>
               </w:rPr>
-              <w:t>Vercel (frontend and backend as separate projects)</w:t>
+              <w:t>Vercel (frontend and backend)</w:t>
             </w:r>
           </w:p>
         </w:tc>
@@ -12467,16 +11020,12 @@
           <w:color w:val="000000"/>
           <w:sz w:val="24"/>
         </w:rPr>
-        <w:t>My own understanding of the significance of this topic is that the value of machine learning in credit risk lies less in squeezing out additional predictive accuracy than in making the basis of a decision explicit and consistent. The honest conclusion of this work is that the system built here extracts real and measurable signal from borrower data, and is simultaneously nowhere near fit to decide anybody's credit application. Holding both of those statements at once is, I think, the central skill the exercise teaches.</w:t>
-      </w:r>
-    </w:p>
-    <w:p>
-      <w:r>
-        <w:br w:type="page"/>
+        <w:t>The honest conclusion is that this system extracts real, measurable signal from borrower data and is simultaneously nowhere near fit to decide anybody's credit application. Holding both statements at once is the central skill the exercise teaches.</w:t>
       </w:r>
     </w:p>
     <w:p>
       <w:pPr>
+        <w:pageBreakBefore/>
         <w:spacing w:before="0" w:after="200" w:line="360" w:lineRule="auto"/>
         <w:jc w:val="left"/>
       </w:pPr>
@@ -12488,7 +11037,7 @@
           <w:color w:val="000000"/>
           <w:sz w:val="32"/>
         </w:rPr>
-        <w:t>REFERENCES / BIBLIOGRAPHY</w:t>
+        <w:t>REFERENCES</w:t>
       </w:r>
     </w:p>
     <w:p>
@@ -12584,7 +11133,7 @@
           <w:color w:val="000000"/>
           <w:sz w:val="24"/>
         </w:rPr>
-        <w:t>[6] T. Hastie, R. Tibshirani and J. Friedman, The Elements of Statistical Learning: Data Mining, Inference, and Prediction, 2nd ed. Springer, 2009.</w:t>
+        <w:t>[6] T. Hastie, R. Tibshirani and J. Friedman, The Elements of Statistical Learning, 2nd ed. Springer, 2009.</w:t>
       </w:r>
     </w:p>
     <w:p>
@@ -12600,7 +11149,7 @@
           <w:color w:val="000000"/>
           <w:sz w:val="24"/>
         </w:rPr>
-        <w:t>[7] A. Géron, Hands-On Machine Learning with Scikit-Learn, Keras and TensorFlow, 3rd ed. O’Reilly Media, 2022.</w:t>
+        <w:t>[7] P. Bhalerao, “Loan Default Risk Prediction — source code.” Available: https://github.com/prasadbhalerao1/ML_Project. Accessed: October 24, 2026.</w:t>
       </w:r>
     </w:p>
     <w:p>
@@ -12616,23 +11165,7 @@
           <w:color w:val="000000"/>
           <w:sz w:val="24"/>
         </w:rPr>
-        <w:t>[8] P. Bhalerao, “Loan Default Risk Prediction — project source code.” Available: https://github.com/prasadbhalerao1/ML_Project. Accessed: October 24, 2026.</w:t>
-      </w:r>
-    </w:p>
-    <w:p>
-      <w:pPr>
-        <w:spacing w:before="0" w:after="160" w:line="312" w:lineRule="auto"/>
-        <w:jc w:val="left"/>
-      </w:pPr>
-      <w:r>
-        <w:rPr>
-          <w:rFonts w:ascii="Times New Roman" w:hAnsi="Times New Roman" w:eastAsia="Times New Roman"/>
-          <w:b w:val="0"/>
-          <w:i w:val="0"/>
-          <w:color w:val="000000"/>
-          <w:sz w:val="24"/>
-        </w:rPr>
-        <w:t>[9] P. Bhalerao, “Loan Delinquency Risk — deployed application.” Available: https://delinquency-risk.vercel.app. Accessed: October 24, 2026.</w:t>
+        <w:t>[8] P. Bhalerao, “Loan Delinquency Risk — deployed application.” Available: https://delinquency-risk.vercel.app. Accessed: October 24, 2026.</w:t>
       </w:r>
     </w:p>
     <w:sectPr>

--- a/dev/report/Seminar_Report_Loan_Default_Prediction.docx
+++ b/dev/report/Seminar_Report_Loan_Default_Prediction.docx
@@ -641,13 +641,6 @@
         <w:t>INDEX</w:t>
       </w:r>
     </w:p>
-    <w:p>
-      <w:pPr>
-        <w:keepNext/>
-        <w:spacing w:before="160" w:after="60" w:line="240" w:lineRule="auto"/>
-        <w:jc w:val="center"/>
-      </w:pPr>
-    </w:p>
     <w:tbl>
       <w:tblPr>
         <w:tblStyle w:val="TableGrid"/>
@@ -1179,7 +1172,7 @@
                 <w:color w:val="000000"/>
                 <w:sz w:val="22"/>
               </w:rPr>
-              <w:t>4</w:t>
+              <w:t>3</w:t>
             </w:r>
           </w:p>
         </w:tc>
@@ -1253,7 +1246,7 @@
                 <w:color w:val="000000"/>
                 <w:sz w:val="22"/>
               </w:rPr>
-              <w:t>8</w:t>
+              <w:t>6</w:t>
             </w:r>
           </w:p>
         </w:tc>
@@ -1327,7 +1320,7 @@
                 <w:color w:val="000000"/>
                 <w:sz w:val="22"/>
               </w:rPr>
-              <w:t>13</w:t>
+              <w:t>9</w:t>
             </w:r>
           </w:p>
         </w:tc>
@@ -1401,7 +1394,7 @@
                 <w:color w:val="000000"/>
                 <w:sz w:val="22"/>
               </w:rPr>
-              <w:t>15</w:t>
+              <w:t>10</w:t>
             </w:r>
           </w:p>
         </w:tc>
@@ -1475,7 +1468,7 @@
                 <w:color w:val="000000"/>
                 <w:sz w:val="22"/>
               </w:rPr>
-              <w:t>16</w:t>
+              <w:t>11</w:t>
             </w:r>
           </w:p>
         </w:tc>
@@ -1546,18 +1539,12 @@
                 <w:color w:val="000000"/>
                 <w:sz w:val="22"/>
               </w:rPr>
-              <w:t>17</w:t>
+              <w:t>12</w:t>
             </w:r>
           </w:p>
         </w:tc>
       </w:tr>
     </w:tbl>
-    <w:p>
-      <w:pPr>
-        <w:spacing w:before="0" w:after="80" w:line="360" w:lineRule="auto"/>
-        <w:jc w:val="both"/>
-      </w:pPr>
-    </w:p>
     <w:p>
       <w:pPr>
         <w:pageBreakBefore/>
@@ -1743,81 +1730,7 @@
                 <w:color w:val="000000"/>
                 <w:sz w:val="22"/>
               </w:rPr>
-              <w:t>4</w:t>
-            </w:r>
-          </w:p>
-        </w:tc>
-      </w:tr>
-      <w:tr>
-        <w:trPr>
-          <w:cantSplit/>
-        </w:trPr>
-        <w:tc>
-          <w:tcPr>
-            <w:tcW w:type="dxa" w:w="1296"/>
-          </w:tcPr>
-          <w:p>
-            <w:pPr>
-              <w:keepNext/>
-              <w:spacing w:line="240" w:lineRule="auto" w:after="40"/>
-              <w:jc w:val="left"/>
-            </w:pPr>
-            <w:r/>
-            <w:r>
-              <w:rPr>
-                <w:rFonts w:ascii="Times New Roman" w:hAnsi="Times New Roman" w:eastAsia="Times New Roman"/>
-                <w:b w:val="0"/>
-                <w:i w:val="0"/>
-                <w:color w:val="000000"/>
-                <w:sz w:val="22"/>
-              </w:rPr>
-              <w:t>Fig. 3.2</w:t>
-            </w:r>
-          </w:p>
-        </w:tc>
-        <w:tc>
-          <w:tcPr>
-            <w:tcW w:type="dxa" w:w="5616"/>
-          </w:tcPr>
-          <w:p>
-            <w:pPr>
-              <w:keepNext/>
-              <w:spacing w:line="240" w:lineRule="auto" w:after="40"/>
-              <w:jc w:val="center"/>
-            </w:pPr>
-            <w:r/>
-            <w:r>
-              <w:rPr>
-                <w:rFonts w:ascii="Times New Roman" w:hAnsi="Times New Roman" w:eastAsia="Times New Roman"/>
-                <w:b w:val="0"/>
-                <w:i w:val="0"/>
-                <w:color w:val="000000"/>
-                <w:sz w:val="22"/>
-              </w:rPr>
-              <w:t>How a Random Forest produces a prediction</w:t>
-            </w:r>
-          </w:p>
-        </w:tc>
-        <w:tc>
-          <w:tcPr>
-            <w:tcW w:type="dxa" w:w="1296"/>
-          </w:tcPr>
-          <w:p>
-            <w:pPr>
-              <w:keepNext/>
-              <w:spacing w:line="240" w:lineRule="auto" w:after="40"/>
-              <w:jc w:val="center"/>
-            </w:pPr>
-            <w:r/>
-            <w:r>
-              <w:rPr>
-                <w:rFonts w:ascii="Times New Roman" w:hAnsi="Times New Roman" w:eastAsia="Times New Roman"/>
-                <w:b w:val="0"/>
-                <w:i w:val="0"/>
-                <w:color w:val="000000"/>
-                <w:sz w:val="22"/>
-              </w:rPr>
-              <w:t>5</w:t>
+              <w:t>3</w:t>
             </w:r>
           </w:p>
         </w:tc>
@@ -1891,81 +1804,7 @@
                 <w:color w:val="000000"/>
                 <w:sz w:val="22"/>
               </w:rPr>
-              <w:t>9</w:t>
-            </w:r>
-          </w:p>
-        </w:tc>
-      </w:tr>
-      <w:tr>
-        <w:trPr>
-          <w:cantSplit/>
-        </w:trPr>
-        <w:tc>
-          <w:tcPr>
-            <w:tcW w:type="dxa" w:w="1296"/>
-          </w:tcPr>
-          <w:p>
-            <w:pPr>
-              <w:keepNext/>
-              <w:spacing w:line="240" w:lineRule="auto" w:after="40"/>
-              <w:jc w:val="left"/>
-            </w:pPr>
-            <w:r/>
-            <w:r>
-              <w:rPr>
-                <w:rFonts w:ascii="Times New Roman" w:hAnsi="Times New Roman" w:eastAsia="Times New Roman"/>
-                <w:b w:val="0"/>
-                <w:i w:val="0"/>
-                <w:color w:val="000000"/>
-                <w:sz w:val="22"/>
-              </w:rPr>
-              <w:t>Fig. 4.2</w:t>
-            </w:r>
-          </w:p>
-        </w:tc>
-        <w:tc>
-          <w:tcPr>
-            <w:tcW w:type="dxa" w:w="5616"/>
-          </w:tcPr>
-          <w:p>
-            <w:pPr>
-              <w:keepNext/>
-              <w:spacing w:line="240" w:lineRule="auto" w:after="40"/>
-              <w:jc w:val="center"/>
-            </w:pPr>
-            <w:r/>
-            <w:r>
-              <w:rPr>
-                <w:rFonts w:ascii="Times New Roman" w:hAnsi="Times New Roman" w:eastAsia="Times New Roman"/>
-                <w:b w:val="0"/>
-                <w:i w:val="0"/>
-                <w:color w:val="000000"/>
-                <w:sz w:val="22"/>
-              </w:rPr>
-              <w:t>Model information page, read live from saved metadata</w:t>
-            </w:r>
-          </w:p>
-        </w:tc>
-        <w:tc>
-          <w:tcPr>
-            <w:tcW w:type="dxa" w:w="1296"/>
-          </w:tcPr>
-          <w:p>
-            <w:pPr>
-              <w:keepNext/>
-              <w:spacing w:line="240" w:lineRule="auto" w:after="40"/>
-              <w:jc w:val="center"/>
-            </w:pPr>
-            <w:r/>
-            <w:r>
-              <w:rPr>
-                <w:rFonts w:ascii="Times New Roman" w:hAnsi="Times New Roman" w:eastAsia="Times New Roman"/>
-                <w:b w:val="0"/>
-                <w:i w:val="0"/>
-                <w:color w:val="000000"/>
-                <w:sz w:val="22"/>
-              </w:rPr>
-              <w:t>10</w:t>
+              <w:t>7</w:t>
             </w:r>
           </w:p>
         </w:tc>
@@ -1992,7 +1831,7 @@
                 <w:color w:val="000000"/>
                 <w:sz w:val="22"/>
               </w:rPr>
-              <w:t>Fig. 4.3</w:t>
+              <w:t>Fig. 4.2</w:t>
             </w:r>
           </w:p>
         </w:tc>
@@ -2036,18 +1875,12 @@
                 <w:color w:val="000000"/>
                 <w:sz w:val="22"/>
               </w:rPr>
-              <w:t>11</w:t>
+              <w:t>8</w:t>
             </w:r>
           </w:p>
         </w:tc>
       </w:tr>
     </w:tbl>
-    <w:p>
-      <w:pPr>
-        <w:spacing w:before="0" w:after="80" w:line="360" w:lineRule="auto"/>
-        <w:jc w:val="both"/>
-      </w:pPr>
-    </w:p>
     <w:p>
       <w:pPr>
         <w:spacing w:before="0" w:after="160" w:line="360" w:lineRule="auto"/>
@@ -2296,7 +2129,7 @@
                 <w:color w:val="000000"/>
                 <w:sz w:val="22"/>
               </w:rPr>
-              <w:t>4</w:t>
+              <w:t>3</w:t>
             </w:r>
           </w:p>
         </w:tc>
@@ -2370,7 +2203,7 @@
                 <w:color w:val="000000"/>
                 <w:sz w:val="22"/>
               </w:rPr>
-              <w:t>6</w:t>
+              <w:t>4</w:t>
             </w:r>
           </w:p>
         </w:tc>
@@ -2444,7 +2277,7 @@
                 <w:color w:val="000000"/>
                 <w:sz w:val="22"/>
               </w:rPr>
-              <w:t>6</w:t>
+              <w:t>4</w:t>
             </w:r>
           </w:p>
         </w:tc>
@@ -2518,7 +2351,7 @@
                 <w:color w:val="000000"/>
                 <w:sz w:val="22"/>
               </w:rPr>
-              <w:t>6</w:t>
+              <w:t>5</w:t>
             </w:r>
           </w:p>
         </w:tc>
@@ -2592,7 +2425,7 @@
                 <w:color w:val="000000"/>
                 <w:sz w:val="22"/>
               </w:rPr>
-              <w:t>11</w:t>
+              <w:t>7</w:t>
             </w:r>
           </w:p>
         </w:tc>
@@ -2666,7 +2499,7 @@
                 <w:color w:val="000000"/>
                 <w:sz w:val="22"/>
               </w:rPr>
-              <w:t>11</w:t>
+              <w:t>7</w:t>
             </w:r>
           </w:p>
         </w:tc>
@@ -2740,7 +2573,7 @@
                 <w:color w:val="000000"/>
                 <w:sz w:val="22"/>
               </w:rPr>
-              <w:t>12</w:t>
+              <w:t>8</w:t>
             </w:r>
           </w:p>
         </w:tc>
@@ -2814,7 +2647,7 @@
                 <w:color w:val="000000"/>
                 <w:sz w:val="22"/>
               </w:rPr>
-              <w:t>13</w:t>
+              <w:t>9</w:t>
             </w:r>
           </w:p>
         </w:tc>
@@ -2885,18 +2718,12 @@
                 <w:color w:val="000000"/>
                 <w:sz w:val="22"/>
               </w:rPr>
-              <w:t>16</w:t>
+              <w:t>11</w:t>
             </w:r>
           </w:p>
         </w:tc>
       </w:tr>
     </w:tbl>
-    <w:p>
-      <w:pPr>
-        <w:spacing w:before="0" w:after="80" w:line="360" w:lineRule="auto"/>
-        <w:jc w:val="both"/>
-      </w:pPr>
-    </w:p>
     <w:p>
       <w:pPr>
         <w:sectPr>
@@ -3019,22 +2846,6 @@
           <w:sz w:val="24"/>
         </w:rPr>
         <w:t>The problem is also statistically interesting. Only 6.68% of borrowers here are positive, and that imbalance breaks the most familiar metric: a model that always answers “no delinquency” scores 93.3% accuracy while catching nobody. Which metrics replace accuracy, and why, is a central theme of this report.</w:t>
-      </w:r>
-    </w:p>
-    <w:p>
-      <w:pPr>
-        <w:spacing w:before="0" w:after="120" w:line="360" w:lineRule="auto"/>
-        <w:jc w:val="both"/>
-      </w:pPr>
-      <w:r>
-        <w:rPr>
-          <w:rFonts w:ascii="Times New Roman" w:hAnsi="Times New Roman" w:eastAsia="Times New Roman"/>
-          <w:b w:val="0"/>
-          <w:i w:val="0"/>
-          <w:color w:val="000000"/>
-          <w:sz w:val="24"/>
-        </w:rPr>
-        <w:t>The same reasoning transfers to fraud detection, medical diagnosis and equipment failure — any rare-event prediction problem.</w:t>
       </w:r>
     </w:p>
     <w:p>
@@ -3178,7 +2989,7 @@
           <w:color w:val="000000"/>
           <w:sz w:val="24"/>
         </w:rPr>
-        <w:t>introduced Random Forests. Combining many decorrelated trees reduces variance without raising bias, and generalisation error converges as trees are added. Two sources of randomness are responsible: bootstrap sampling of rows, and restricting each split to a random feature subset.</w:t>
+        <w:t>introduced Random Forests: combining decorrelated trees reduces variance without raising bias. Two sources of randomness are responsible — bootstrap sampling of rows, and restricting each split to a random feature subset.</w:t>
       </w:r>
     </w:p>
     <w:p>
@@ -3204,59 +3015,7 @@
           <w:color w:val="000000"/>
           <w:sz w:val="24"/>
         </w:rPr>
-        <w:t>were the most influential source here. ROC plots mislead under imbalance, because the false-positive rate is measured against a large negative population and barely moves. Precision-recall plots do not, since precision counts only what was flagged. This is why the model below is selected on PR-AUC.</w:t>
-      </w:r>
-    </w:p>
-    <w:p>
-      <w:pPr>
-        <w:spacing w:before="0" w:after="120" w:line="360" w:lineRule="auto"/>
-        <w:jc w:val="both"/>
-      </w:pPr>
-      <w:r>
-        <w:rPr>
-          <w:rFonts w:ascii="Times New Roman" w:hAnsi="Times New Roman" w:eastAsia="Times New Roman"/>
-          <w:b/>
-          <w:i w:val="0"/>
-          <w:color w:val="000000"/>
-          <w:sz w:val="24"/>
-        </w:rPr>
-        <w:t xml:space="preserve">Pedregosa et al. [2] </w:t>
-      </w:r>
-      <w:r>
-        <w:rPr>
-          <w:rFonts w:ascii="Times New Roman" w:hAnsi="Times New Roman" w:eastAsia="Times New Roman"/>
-          <w:b w:val="0"/>
-          <w:i w:val="0"/>
-          <w:color w:val="000000"/>
-          <w:sz w:val="24"/>
-        </w:rPr>
-        <w:t>document scikit-learn. Its RandomForestClassifier averages per-tree leaf class proportions — not the hard majority vote introductory treatments describe. That distinction is kept throughout.</w:t>
-      </w:r>
-    </w:p>
-    <w:p>
-      <w:pPr>
-        <w:spacing w:before="0" w:after="120" w:line="360" w:lineRule="auto"/>
-        <w:jc w:val="both"/>
-      </w:pPr>
-      <w:r>
-        <w:rPr>
-          <w:rFonts w:ascii="Times New Roman" w:hAnsi="Times New Roman" w:eastAsia="Times New Roman"/>
-          <w:b/>
-          <w:i w:val="0"/>
-          <w:color w:val="000000"/>
-          <w:sz w:val="24"/>
-        </w:rPr>
-        <w:t xml:space="preserve">Chawla et al. [5] </w:t>
-      </w:r>
-      <w:r>
-        <w:rPr>
-          <w:rFonts w:ascii="Times New Roman" w:hAnsi="Times New Roman" w:eastAsia="Times New Roman"/>
-          <w:b w:val="0"/>
-          <w:i w:val="0"/>
-          <w:color w:val="000000"/>
-          <w:sz w:val="24"/>
-        </w:rPr>
-        <w:t>survey imbalance remedies: resampling and class weights. Framing the problem as choosing an operating point on a trade-off curve, rather than fixing a broken model, informed the decision here to move the threshold instead of reweighting.</w:t>
+        <w:t>were the most influential source here. ROC plots mislead under imbalance, because the false-positive rate is measured against a large negative population and barely moves; precision-recall plots do not, since precision counts only what was flagged. This is why the model below is selected on PR-AUC. Pedregosa et al. [2] document scikit-learn, whose forest averages per-tree leaf proportions rather than taking the majority vote introductory treatments describe. Chawla et al. [5] frame imbalance as a choice of operating point on a trade-off curve.</w:t>
       </w:r>
     </w:p>
     <w:p>
@@ -3877,12 +3636,6 @@
     </w:tbl>
     <w:p>
       <w:pPr>
-        <w:spacing w:before="0" w:after="80" w:line="360" w:lineRule="auto"/>
-        <w:jc w:val="both"/>
-      </w:pPr>
-    </w:p>
-    <w:p>
-      <w:pPr>
         <w:spacing w:before="160" w:after="80" w:line="360" w:lineRule="auto"/>
         <w:jc w:val="left"/>
       </w:pPr>
@@ -3910,23 +3663,7 @@
           <w:color w:val="000000"/>
           <w:sz w:val="24"/>
         </w:rPr>
-        <w:t>The literature agrees that accuracy and ROC-AUC flatter a classifier when positives are rare, yet both are still widely reported. The standard remedies are often applied without checking whether they improve ranking or merely relocate the operating point.</w:t>
-      </w:r>
-    </w:p>
-    <w:p>
-      <w:pPr>
-        <w:spacing w:before="0" w:after="120" w:line="360" w:lineRule="auto"/>
-        <w:jc w:val="both"/>
-      </w:pPr>
-      <w:r>
-        <w:rPr>
-          <w:rFonts w:ascii="Times New Roman" w:hAnsi="Times New Roman" w:eastAsia="Times New Roman"/>
-          <w:b w:val="0"/>
-          <w:i w:val="0"/>
-          <w:color w:val="000000"/>
-          <w:sz w:val="24"/>
-        </w:rPr>
-        <w:t>This work measures that. Class weighting is found to move the model along the precision-recall curve without lifting it, so explicit threshold selection is used instead. Separately, undocumented placeholder codes that much published work on this data imputes away are shown to carry real signal.</w:t>
+        <w:t>The literature agrees that accuracy and ROC-AUC flatter a classifier when positives are rare, yet both are still widely reported, and the standard remedies are often applied without checking whether they improve ranking or merely relocate the operating point. This work measures that: class weighting moves the model along the precision-recall curve without lifting it, so explicit threshold selection is used instead. Separately, undocumented placeholder codes that much published work imputes away are shown to carry real signal.</w:t>
       </w:r>
     </w:p>
     <w:p>
@@ -4092,7 +3829,7 @@
                 <w:color w:val="000000"/>
                 <w:sz w:val="20"/>
               </w:rPr>
-              <w:t>Repeatedly splits data on one attribute. Terminal nodes (leaves) hold the training samples that reached them.</w:t>
+              <w:t>Splits data repeatedly on one attribute. Leaves hold the training samples that reached them.</w:t>
             </w:r>
           </w:p>
         </w:tc>
@@ -4143,7 +3880,7 @@
                 <w:color w:val="000000"/>
                 <w:sz w:val="20"/>
               </w:rPr>
-              <w:t>G = 1 − Σ pk², where pk is the proportion of class k in a node. Zero when a node holds one class. Splits maximise the weighted reduction in G.</w:t>
+              <w:t>G = 1 − Σ pk², where pk is the proportion of class k in a node. Splits maximise its weighted reduction.</w:t>
             </w:r>
           </w:p>
         </w:tc>
@@ -4194,7 +3931,7 @@
                 <w:color w:val="000000"/>
                 <w:sz w:val="20"/>
               </w:rPr>
-              <w:t>Each tree trains on a sample drawn with replacement, so every tree sees different data. Averaging reduces variance.</w:t>
+              <w:t>Each tree trains on a sample drawn with replacement, so averaging their output reduces variance.</w:t>
             </w:r>
           </w:p>
         </w:tc>
@@ -4273,7 +4010,7 @@
                 <w:color w:val="000000"/>
                 <w:sz w:val="20"/>
               </w:rPr>
-              <w:t>Target</w:t>
+              <w:t>Precision / Recall</w:t>
             </w:r>
           </w:p>
         </w:tc>
@@ -4296,109 +4033,7 @@
                 <w:color w:val="000000"/>
                 <w:sz w:val="20"/>
               </w:rPr>
-              <w:t>SeriousDlqin2yrs — 1 if 90+ days past due within two years, else 0.</w:t>
-            </w:r>
-          </w:p>
-        </w:tc>
-      </w:tr>
-      <w:tr>
-        <w:trPr>
-          <w:cantSplit/>
-        </w:trPr>
-        <w:tc>
-          <w:tcPr>
-            <w:tcW w:type="dxa" w:w="1872"/>
-          </w:tcPr>
-          <w:p>
-            <w:pPr>
-              <w:keepNext/>
-              <w:spacing w:line="240" w:lineRule="auto" w:after="40"/>
-              <w:jc w:val="left"/>
-            </w:pPr>
-            <w:r/>
-            <w:r>
-              <w:rPr>
-                <w:rFonts w:ascii="Times New Roman" w:hAnsi="Times New Roman" w:eastAsia="Times New Roman"/>
-                <w:b w:val="0"/>
-                <w:i w:val="0"/>
-                <w:color w:val="000000"/>
-                <w:sz w:val="20"/>
-              </w:rPr>
-              <w:t>Precision</w:t>
-            </w:r>
-          </w:p>
-        </w:tc>
-        <w:tc>
-          <w:tcPr>
-            <w:tcW w:type="dxa" w:w="6480"/>
-          </w:tcPr>
-          <w:p>
-            <w:pPr>
-              <w:keepNext/>
-              <w:spacing w:line="240" w:lineRule="auto" w:after="40"/>
-              <w:jc w:val="center"/>
-            </w:pPr>
-            <w:r/>
-            <w:r>
-              <w:rPr>
-                <w:rFonts w:ascii="Times New Roman" w:hAnsi="Times New Roman" w:eastAsia="Times New Roman"/>
-                <w:b w:val="0"/>
-                <w:i w:val="0"/>
-                <w:color w:val="000000"/>
-                <w:sz w:val="20"/>
-              </w:rPr>
-              <w:t>Of those flagged, the share truly delinquent. TP / (TP + FP).</w:t>
-            </w:r>
-          </w:p>
-        </w:tc>
-      </w:tr>
-      <w:tr>
-        <w:trPr>
-          <w:cantSplit/>
-        </w:trPr>
-        <w:tc>
-          <w:tcPr>
-            <w:tcW w:type="dxa" w:w="1872"/>
-          </w:tcPr>
-          <w:p>
-            <w:pPr>
-              <w:keepNext/>
-              <w:spacing w:line="240" w:lineRule="auto" w:after="40"/>
-              <w:jc w:val="left"/>
-            </w:pPr>
-            <w:r/>
-            <w:r>
-              <w:rPr>
-                <w:rFonts w:ascii="Times New Roman" w:hAnsi="Times New Roman" w:eastAsia="Times New Roman"/>
-                <w:b w:val="0"/>
-                <w:i w:val="0"/>
-                <w:color w:val="000000"/>
-                <w:sz w:val="20"/>
-              </w:rPr>
-              <w:t>Recall</w:t>
-            </w:r>
-          </w:p>
-        </w:tc>
-        <w:tc>
-          <w:tcPr>
-            <w:tcW w:type="dxa" w:w="6480"/>
-          </w:tcPr>
-          <w:p>
-            <w:pPr>
-              <w:keepNext/>
-              <w:spacing w:line="240" w:lineRule="auto" w:after="40"/>
-              <w:jc w:val="center"/>
-            </w:pPr>
-            <w:r/>
-            <w:r>
-              <w:rPr>
-                <w:rFonts w:ascii="Times New Roman" w:hAnsi="Times New Roman" w:eastAsia="Times New Roman"/>
-                <w:b w:val="0"/>
-                <w:i w:val="0"/>
-                <w:color w:val="000000"/>
-                <w:sz w:val="20"/>
-              </w:rPr>
-              <w:t>Of the truly delinquent, the share found. TP / (TP + FN).</w:t>
+              <w:t>Of those flagged, the share truly delinquent — TP/(TP+FP). Of the truly delinquent, the share found — TP/(TP+FN).</w:t>
             </w:r>
           </w:p>
         </w:tc>
@@ -4449,7 +4084,7 @@
                 <w:color w:val="000000"/>
                 <w:sz w:val="20"/>
               </w:rPr>
-              <w:t>Harmonic mean 2PR / (P + R); dominated by the weaker of the two.</w:t>
+              <w:t>Harmonic mean 2PR/(P+R); dominated by the weaker term.</w:t>
             </w:r>
           </w:p>
         </w:tc>
@@ -4515,7 +4150,6 @@
           </w:tcPr>
           <w:p>
             <w:pPr>
-              <w:keepNext/>
               <w:spacing w:line="240" w:lineRule="auto" w:after="40"/>
               <w:jc w:val="left"/>
             </w:pPr>
@@ -4538,7 +4172,6 @@
           </w:tcPr>
           <w:p>
             <w:pPr>
-              <w:keepNext/>
               <w:spacing w:line="240" w:lineRule="auto" w:after="40"/>
               <w:jc w:val="center"/>
             </w:pPr>
@@ -4556,62 +4189,7 @@
           </w:p>
         </w:tc>
       </w:tr>
-      <w:tr>
-        <w:trPr>
-          <w:cantSplit/>
-        </w:trPr>
-        <w:tc>
-          <w:tcPr>
-            <w:tcW w:type="dxa" w:w="1872"/>
-          </w:tcPr>
-          <w:p>
-            <w:pPr>
-              <w:spacing w:line="240" w:lineRule="auto" w:after="40"/>
-              <w:jc w:val="left"/>
-            </w:pPr>
-            <w:r/>
-            <w:r>
-              <w:rPr>
-                <w:rFonts w:ascii="Times New Roman" w:hAnsi="Times New Roman" w:eastAsia="Times New Roman"/>
-                <w:b w:val="0"/>
-                <w:i w:val="0"/>
-                <w:color w:val="000000"/>
-                <w:sz w:val="20"/>
-              </w:rPr>
-              <w:t>Threshold</w:t>
-            </w:r>
-          </w:p>
-        </w:tc>
-        <w:tc>
-          <w:tcPr>
-            <w:tcW w:type="dxa" w:w="6480"/>
-          </w:tcPr>
-          <w:p>
-            <w:pPr>
-              <w:spacing w:line="240" w:lineRule="auto" w:after="40"/>
-              <w:jc w:val="center"/>
-            </w:pPr>
-            <w:r/>
-            <w:r>
-              <w:rPr>
-                <w:rFonts w:ascii="Times New Roman" w:hAnsi="Times New Roman" w:eastAsia="Times New Roman"/>
-                <w:b w:val="0"/>
-                <w:i w:val="0"/>
-                <w:color w:val="000000"/>
-                <w:sz w:val="20"/>
-              </w:rPr>
-              <w:t>The probability above which a prediction is reported positive. Chosen after training.</w:t>
-            </w:r>
-          </w:p>
-        </w:tc>
-      </w:tr>
     </w:tbl>
-    <w:p>
-      <w:pPr>
-        <w:spacing w:before="0" w:after="80" w:line="360" w:lineRule="auto"/>
-        <w:jc w:val="both"/>
-      </w:pPr>
-    </w:p>
     <w:p>
       <w:pPr>
         <w:spacing w:before="160" w:after="120" w:line="360" w:lineRule="auto"/>
@@ -4625,7 +4203,7 @@
           <w:color w:val="000000"/>
           <w:sz w:val="28"/>
         </w:rPr>
-        <w:t>3.2 Architecture</w:t>
+        <w:t>3.2 Architecture and Working</w:t>
       </w:r>
     </w:p>
     <w:p>
@@ -4641,7 +4219,7 @@
           <w:color w:val="000000"/>
           <w:sz w:val="24"/>
         </w:rPr>
-        <w:t>Training, evaluation and figure generation run offline and produce one saved artifact. The web service loads it at startup and scores requests; it never trains.</w:t>
+        <w:t>Training, evaluation and figure generation run offline and produce one saved artifact. The web service loads it at startup and scores requests; it never trains. The browser talks to one origin only — requests to /api are forwarded server-side, so no cross-origin request is ever made.</w:t>
       </w:r>
     </w:p>
     <w:p>
@@ -4653,7 +4231,7 @@
       <w:r>
         <w:drawing>
           <wp:inline xmlns:a="http://schemas.openxmlformats.org/drawingml/2006/main" xmlns:pic="http://schemas.openxmlformats.org/drawingml/2006/picture">
-            <wp:extent cx="5303520" cy="2298192"/>
+            <wp:extent cx="4572000" cy="1981200"/>
             <wp:docPr id="1" name="Picture 1"/>
             <wp:cNvGraphicFramePr>
               <a:graphicFrameLocks noChangeAspect="1"/>
@@ -4674,7 +4252,7 @@
                   <pic:spPr>
                     <a:xfrm>
                       <a:off x="0" y="0"/>
-                      <a:ext cx="5303520" cy="2298192"/>
+                      <a:ext cx="4572000" cy="1981200"/>
                     </a:xfrm>
                     <a:prstGeom prst="rect"/>
                   </pic:spPr>
@@ -4714,23 +4292,7 @@
           <w:color w:val="000000"/>
           <w:sz w:val="24"/>
         </w:rPr>
-        <w:t>The browser talks to one origin only — requests to /api are forwarded server-side, so no cross-origin request is ever made.</w:t>
-      </w:r>
-    </w:p>
-    <w:p>
-      <w:pPr>
-        <w:spacing w:before="160" w:after="80" w:line="360" w:lineRule="auto"/>
-        <w:jc w:val="left"/>
-      </w:pPr>
-      <w:r>
-        <w:rPr>
-          <w:rFonts w:ascii="Times New Roman" w:hAnsi="Times New Roman" w:eastAsia="Times New Roman"/>
-          <w:b/>
-          <w:i w:val="0"/>
-          <w:color w:val="000000"/>
-          <w:sz w:val="28"/>
-        </w:rPr>
-        <w:t>Training pipeline.</w:t>
+        <w:t>Training runs in six stages: load and validate against a schema; mark implausible values missing; split 60/20/20 stratified; compare five candidates on validation; select the threshold; score once on test. Every fitted quantity — imputation medians, model parameters, the threshold — comes from train and validation only. Stratifying matters at a 6.68% base rate, or the three parts would carry different class ratios and their metrics would not be comparable.</w:t>
       </w:r>
     </w:p>
     <w:p>
@@ -4746,112 +4308,7 @@
           <w:color w:val="000000"/>
           <w:sz w:val="24"/>
         </w:rPr>
-        <w:t>Six stages: load and validate against a schema; mark implausible values missing; split 60/20/20 stratified; compare five candidates on validation; select the threshold; score once on the test split.</w:t>
-      </w:r>
-    </w:p>
-    <w:p>
-      <w:pPr>
-        <w:spacing w:before="0" w:after="120" w:line="360" w:lineRule="auto"/>
-        <w:jc w:val="both"/>
-      </w:pPr>
-      <w:r>
-        <w:rPr>
-          <w:rFonts w:ascii="Times New Roman" w:hAnsi="Times New Roman" w:eastAsia="Times New Roman"/>
-          <w:b w:val="0"/>
-          <w:i w:val="0"/>
-          <w:color w:val="000000"/>
-          <w:sz w:val="24"/>
-        </w:rPr>
-        <w:t>Every fitted quantity — imputation medians, model parameters, the threshold — comes from train and validation only. The test split is held in reserve until the final stage. Stratifying matters at a 6.68% base rate: an unstratified split could leave the three parts with different class ratios, making their metrics incomparable.</w:t>
-      </w:r>
-    </w:p>
-    <w:p>
-      <w:pPr>
-        <w:spacing w:before="160" w:after="120" w:line="360" w:lineRule="auto"/>
-        <w:jc w:val="left"/>
-      </w:pPr>
-      <w:r>
-        <w:rPr>
-          <w:rFonts w:ascii="Times New Roman" w:hAnsi="Times New Roman" w:eastAsia="Times New Roman"/>
-          <w:b/>
-          <w:i w:val="0"/>
-          <w:color w:val="000000"/>
-          <w:sz w:val="28"/>
-        </w:rPr>
-        <w:t>3.3 How a Prediction Is Made</w:t>
-      </w:r>
-    </w:p>
-    <w:p>
-      <w:pPr>
-        <w:keepNext/>
-        <w:spacing w:before="160" w:after="40"/>
-        <w:jc w:val="center"/>
-      </w:pPr>
-      <w:r>
-        <w:drawing>
-          <wp:inline xmlns:a="http://schemas.openxmlformats.org/drawingml/2006/main" xmlns:pic="http://schemas.openxmlformats.org/drawingml/2006/picture">
-            <wp:extent cx="5303520" cy="1944624"/>
-            <wp:docPr id="2" name="Picture 2"/>
-            <wp:cNvGraphicFramePr>
-              <a:graphicFrameLocks noChangeAspect="1"/>
-            </wp:cNvGraphicFramePr>
-            <a:graphic>
-              <a:graphicData uri="http://schemas.openxmlformats.org/drawingml/2006/picture">
-                <pic:pic>
-                  <pic:nvPicPr>
-                    <pic:cNvPr id="0" name="random-forest.png"/>
-                    <pic:cNvPicPr/>
-                  </pic:nvPicPr>
-                  <pic:blipFill>
-                    <a:blip r:embed="rId12"/>
-                    <a:stretch>
-                      <a:fillRect/>
-                    </a:stretch>
-                  </pic:blipFill>
-                  <pic:spPr>
-                    <a:xfrm>
-                      <a:off x="0" y="0"/>
-                      <a:ext cx="5303520" cy="1944624"/>
-                    </a:xfrm>
-                    <a:prstGeom prst="rect"/>
-                  </pic:spPr>
-                </pic:pic>
-              </a:graphicData>
-            </a:graphic>
-          </wp:inline>
-        </w:drawing>
-      </w:r>
-    </w:p>
-    <w:p>
-      <w:pPr>
-        <w:spacing w:before="40" w:after="160" w:line="240" w:lineRule="auto"/>
-        <w:jc w:val="center"/>
-      </w:pPr>
-      <w:r>
-        <w:rPr>
-          <w:rFonts w:ascii="Times New Roman" w:hAnsi="Times New Roman" w:eastAsia="Times New Roman"/>
-          <w:b w:val="0"/>
-          <w:i/>
-          <w:color w:val="000000"/>
-          <w:sz w:val="22"/>
-        </w:rPr>
-        <w:t>Figure 3.2: How a Random Forest produces a prediction</w:t>
-      </w:r>
-    </w:p>
-    <w:p>
-      <w:pPr>
-        <w:spacing w:before="0" w:after="120" w:line="360" w:lineRule="auto"/>
-        <w:jc w:val="both"/>
-      </w:pPr>
-      <w:r>
-        <w:rPr>
-          <w:rFonts w:ascii="Times New Roman" w:hAnsi="Times New Roman" w:eastAsia="Times New Roman"/>
-          <w:b w:val="0"/>
-          <w:i w:val="0"/>
-          <w:color w:val="000000"/>
-          <w:sz w:val="24"/>
-        </w:rPr>
-        <w:t>Each of the 300 trees routes the record to a leaf and reports that leaf's positive proportion. The forest averages those 300 values — scikit-learn averages per-tree probabilities rather than taking a majority vote. The mean is compared with the threshold of 0.2302 to give a class.</w:t>
+        <w:t>To predict, each of the 300 trees routes the record to a leaf and reports that leaf's positive proportion. The forest averages those 300 values — scikit-learn averages per-tree probabilities rather than taking a majority vote — and the mean is compared with the threshold of 0.2302 to give a class.</w:t>
       </w:r>
     </w:p>
     <w:p>
@@ -5481,12 +4938,6 @@
     </w:tbl>
     <w:p>
       <w:pPr>
-        <w:spacing w:before="0" w:after="80" w:line="360" w:lineRule="auto"/>
-        <w:jc w:val="both"/>
-      </w:pPr>
-    </w:p>
-    <w:p>
-      <w:pPr>
         <w:keepNext/>
         <w:spacing w:before="160" w:after="60" w:line="240" w:lineRule="auto"/>
         <w:jc w:val="center"/>
@@ -6036,12 +5487,6 @@
         </w:tc>
       </w:tr>
     </w:tbl>
-    <w:p>
-      <w:pPr>
-        <w:spacing w:before="0" w:after="80" w:line="360" w:lineRule="auto"/>
-        <w:jc w:val="both"/>
-      </w:pPr>
-    </w:p>
     <w:p>
       <w:pPr>
         <w:spacing w:before="0" w:after="120" w:line="360" w:lineRule="auto"/>
@@ -6847,12 +6292,6 @@
     </w:tbl>
     <w:p>
       <w:pPr>
-        <w:spacing w:before="0" w:after="80" w:line="360" w:lineRule="auto"/>
-        <w:jc w:val="both"/>
-      </w:pPr>
-    </w:p>
-    <w:p>
-      <w:pPr>
         <w:spacing w:before="0" w:after="120" w:line="360" w:lineRule="auto"/>
         <w:jc w:val="both"/>
       </w:pPr>
@@ -6945,7 +6384,7 @@
           <w:color w:val="000000"/>
           <w:sz w:val="24"/>
         </w:rPr>
-        <w:t xml:space="preserve">Application scoring. </w:t>
+        <w:t xml:space="preserve">Application scoring </w:t>
       </w:r>
       <w:r>
         <w:rPr>
@@ -6955,14 +6394,8 @@
           <w:color w:val="000000"/>
           <w:sz w:val="24"/>
         </w:rPr>
-        <w:t>A score at origination, combined with policy rules and affordability checks. Every applicant is assessed on the same basis in milliseconds. The system below demonstrates this directly.</w:t>
+        <w:t xml:space="preserve">gives a risk score at origination, combined with policy rules and affordability checks, so every applicant is assessed on the same basis in milliseconds. </w:t>
       </w:r>
-    </w:p>
-    <w:p>
-      <w:pPr>
-        <w:spacing w:before="0" w:after="120" w:line="360" w:lineRule="auto"/>
-        <w:jc w:val="both"/>
-      </w:pPr>
       <w:r>
         <w:rPr>
           <w:rFonts w:ascii="Times New Roman" w:hAnsi="Times New Roman" w:eastAsia="Times New Roman"/>
@@ -6971,7 +6404,7 @@
           <w:color w:val="000000"/>
           <w:sz w:val="24"/>
         </w:rPr>
-        <w:t xml:space="preserve">Behavioural scoring. </w:t>
+        <w:t xml:space="preserve">Behavioural scoring </w:t>
       </w:r>
       <w:r>
         <w:rPr>
@@ -6981,14 +6414,8 @@
           <w:color w:val="000000"/>
           <w:sz w:val="24"/>
         </w:rPr>
-        <w:t>Rescoring an existing portfolio as payment behaviour accumulates, to catch accounts drifting toward delinquency early enough to intervene.</w:t>
+        <w:t xml:space="preserve">rescores an existing portfolio as payment behaviour accumulates, catching accounts drifting toward delinquency early enough to intervene. </w:t>
       </w:r>
-    </w:p>
-    <w:p>
-      <w:pPr>
-        <w:spacing w:before="0" w:after="120" w:line="360" w:lineRule="auto"/>
-        <w:jc w:val="both"/>
-      </w:pPr>
       <w:r>
         <w:rPr>
           <w:rFonts w:ascii="Times New Roman" w:hAnsi="Times New Roman" w:eastAsia="Times New Roman"/>
@@ -6997,7 +6424,7 @@
           <w:color w:val="000000"/>
           <w:sz w:val="24"/>
         </w:rPr>
-        <w:t xml:space="preserve">Collections prioritisation. </w:t>
+        <w:t xml:space="preserve">Collections prioritisation </w:t>
       </w:r>
       <w:r>
         <w:rPr>
@@ -7007,7 +6434,7 @@
           <w:color w:val="000000"/>
           <w:sz w:val="24"/>
         </w:rPr>
-        <w:t>Ranking delinquent accounts so finite recovery effort goes where it matters. Needs only the ranking, not a calibrated probability.</w:t>
+        <w:t>ranks delinquent accounts so finite recovery effort goes where it matters; it needs only the ranking, not a calibrated probability.</w:t>
       </w:r>
     </w:p>
     <w:p>
@@ -7023,23 +6450,7 @@
           <w:color w:val="000000"/>
           <w:sz w:val="24"/>
         </w:rPr>
-        <w:t>The technique generalises to any rare-event problem on tabular data: fraud detection, claim triage, churn, predictive maintenance, clinical risk scoring.</w:t>
-      </w:r>
-    </w:p>
-    <w:p>
-      <w:pPr>
-        <w:spacing w:before="0" w:after="120" w:line="360" w:lineRule="auto"/>
-        <w:jc w:val="both"/>
-      </w:pPr>
-      <w:r>
-        <w:rPr>
-          <w:rFonts w:ascii="Times New Roman" w:hAnsi="Times New Roman" w:eastAsia="Times New Roman"/>
-          <w:b w:val="0"/>
-          <w:i w:val="0"/>
-          <w:color w:val="000000"/>
-          <w:sz w:val="24"/>
-        </w:rPr>
-        <w:t>The benefits are consistency, scale and inspectability — identical criteria for every applicant, at volumes no manual process could reach, with the attributes the model relies on open to scrutiny.</w:t>
+        <w:t>The technique generalises to any rare-event problem on tabular data — fraud detection, claim triage, churn, predictive maintenance. The benefits are consistency, scale and inspectability: identical criteria for every applicant, at volumes no manual process could reach.</w:t>
       </w:r>
     </w:p>
     <w:p>
@@ -7071,7 +6482,7 @@
           <w:color w:val="000000"/>
           <w:sz w:val="24"/>
         </w:rPr>
-        <w:t>The model is deployed at https://delinquency-risk.vercel.app, with API documentation at https://loan-default-api.vercel.app/docs. Four pages: Dashboard, Predict, Result and Model info. All displayed values are fetched from the service at run time.</w:t>
+        <w:t>The model is deployed at https://delinquency-risk.vercel.app, with API documentation at https://loan-default-api.vercel.app/docs. Four pages — Dashboard, Predict, Result and Model info — all fetching their values from the service at run time. The dashboard states what the model does and does not do, and shows the majority-class baseline beside the accuracy so the latter cannot be mistaken for a strong result.</w:t>
       </w:r>
     </w:p>
     <w:p>
@@ -7083,8 +6494,8 @@
       <w:r>
         <w:drawing>
           <wp:inline xmlns:a="http://schemas.openxmlformats.org/drawingml/2006/main" xmlns:pic="http://schemas.openxmlformats.org/drawingml/2006/picture">
-            <wp:extent cx="5212080" cy="4652467"/>
-            <wp:docPr id="3" name="Picture 3"/>
+            <wp:extent cx="4480560" cy="3999489"/>
+            <wp:docPr id="2" name="Picture 2"/>
             <wp:cNvGraphicFramePr>
               <a:graphicFrameLocks noChangeAspect="1"/>
             </wp:cNvGraphicFramePr>
@@ -7096,7 +6507,7 @@
                     <pic:cNvPicPr/>
                   </pic:nvPicPr>
                   <pic:blipFill>
-                    <a:blip r:embed="rId13"/>
+                    <a:blip r:embed="rId12"/>
                     <a:stretch>
                       <a:fillRect/>
                     </a:stretch>
@@ -7104,7 +6515,7 @@
                   <pic:spPr>
                     <a:xfrm>
                       <a:off x="0" y="0"/>
-                      <a:ext cx="5212080" cy="4652467"/>
+                      <a:ext cx="4480560" cy="3999489"/>
                     </a:xfrm>
                     <a:prstGeom prst="rect"/>
                   </pic:spPr>
@@ -7129,95 +6540,6 @@
           <w:sz w:val="22"/>
         </w:rPr>
         <w:t>Figure 4.1: Dashboard of the deployed application</w:t>
-      </w:r>
-    </w:p>
-    <w:p>
-      <w:pPr>
-        <w:spacing w:before="0" w:after="120" w:line="360" w:lineRule="auto"/>
-        <w:jc w:val="both"/>
-      </w:pPr>
-      <w:r>
-        <w:rPr>
-          <w:rFonts w:ascii="Times New Roman" w:hAnsi="Times New Roman" w:eastAsia="Times New Roman"/>
-          <w:b w:val="0"/>
-          <w:i w:val="0"/>
-          <w:color w:val="000000"/>
-          <w:sz w:val="24"/>
-        </w:rPr>
-        <w:t>The dashboard states what the model does and does not do, and shows the majority-class baseline beside the accuracy so the latter cannot be mistaken for a strong result.</w:t>
-      </w:r>
-    </w:p>
-    <w:p>
-      <w:pPr>
-        <w:keepNext/>
-        <w:spacing w:before="160" w:after="40"/>
-        <w:jc w:val="center"/>
-      </w:pPr>
-      <w:r>
-        <w:drawing>
-          <wp:inline xmlns:a="http://schemas.openxmlformats.org/drawingml/2006/main" xmlns:pic="http://schemas.openxmlformats.org/drawingml/2006/picture">
-            <wp:extent cx="4937760" cy="6063916"/>
-            <wp:docPr id="4" name="Picture 4"/>
-            <wp:cNvGraphicFramePr>
-              <a:graphicFrameLocks noChangeAspect="1"/>
-            </wp:cNvGraphicFramePr>
-            <a:graphic>
-              <a:graphicData uri="http://schemas.openxmlformats.org/drawingml/2006/picture">
-                <pic:pic>
-                  <pic:nvPicPr>
-                    <pic:cNvPr id="0" name="04-model-info.png"/>
-                    <pic:cNvPicPr/>
-                  </pic:nvPicPr>
-                  <pic:blipFill>
-                    <a:blip r:embed="rId14"/>
-                    <a:stretch>
-                      <a:fillRect/>
-                    </a:stretch>
-                  </pic:blipFill>
-                  <pic:spPr>
-                    <a:xfrm>
-                      <a:off x="0" y="0"/>
-                      <a:ext cx="4937760" cy="6063916"/>
-                    </a:xfrm>
-                    <a:prstGeom prst="rect"/>
-                  </pic:spPr>
-                </pic:pic>
-              </a:graphicData>
-            </a:graphic>
-          </wp:inline>
-        </w:drawing>
-      </w:r>
-    </w:p>
-    <w:p>
-      <w:pPr>
-        <w:spacing w:before="40" w:after="160" w:line="240" w:lineRule="auto"/>
-        <w:jc w:val="center"/>
-      </w:pPr>
-      <w:r>
-        <w:rPr>
-          <w:rFonts w:ascii="Times New Roman" w:hAnsi="Times New Roman" w:eastAsia="Times New Roman"/>
-          <w:b w:val="0"/>
-          <w:i/>
-          <w:color w:val="000000"/>
-          <w:sz w:val="22"/>
-        </w:rPr>
-        <w:t>Figure 4.2: Model information page, read live from the saved metadata</w:t>
-      </w:r>
-    </w:p>
-    <w:p>
-      <w:pPr>
-        <w:spacing w:before="0" w:after="120" w:line="360" w:lineRule="auto"/>
-        <w:jc w:val="both"/>
-      </w:pPr>
-      <w:r>
-        <w:rPr>
-          <w:rFonts w:ascii="Times New Roman" w:hAnsi="Times New Roman" w:eastAsia="Times New Roman"/>
-          <w:b w:val="0"/>
-          <w:i w:val="0"/>
-          <w:color w:val="000000"/>
-          <w:sz w:val="24"/>
-        </w:rPr>
-        <w:t>The form exposes exactly the ten trained attributes with readable labels; the result page separates the probability, the thresholded class and an illustrative risk band.</w:t>
       </w:r>
     </w:p>
     <w:p>
@@ -7803,12 +7125,6 @@
         </w:tc>
       </w:tr>
     </w:tbl>
-    <w:p>
-      <w:pPr>
-        <w:spacing w:before="0" w:after="80" w:line="360" w:lineRule="auto"/>
-        <w:jc w:val="both"/>
-      </w:pPr>
-    </w:p>
     <w:p>
       <w:pPr>
         <w:keepNext/>
@@ -8566,12 +7882,6 @@
     </w:tbl>
     <w:p>
       <w:pPr>
-        <w:spacing w:before="0" w:after="80" w:line="360" w:lineRule="auto"/>
-        <w:jc w:val="both"/>
-      </w:pPr>
-    </w:p>
-    <w:p>
-      <w:pPr>
         <w:spacing w:before="0" w:after="120" w:line="360" w:lineRule="auto"/>
         <w:jc w:val="both"/>
       </w:pPr>
@@ -8583,23 +7893,7 @@
           <w:color w:val="000000"/>
           <w:sz w:val="24"/>
         </w:rPr>
-        <w:t>This is the imbalance problem in one table. The model scores 0.9568 F1 on the majority class and 0.4482 on the minority. The weighted average of 0.9228 looks impressive but is dominated by 27,995 negatives and says almost nothing about the class the system exists to find. Quote the macro average (0.7025) or the positive-class F1 — never the weighted one.</w:t>
-      </w:r>
-    </w:p>
-    <w:p>
-      <w:pPr>
-        <w:spacing w:before="160" w:after="80" w:line="360" w:lineRule="auto"/>
-        <w:jc w:val="left"/>
-      </w:pPr>
-      <w:r>
-        <w:rPr>
-          <w:rFonts w:ascii="Times New Roman" w:hAnsi="Times New Roman" w:eastAsia="Times New Roman"/>
-          <w:b/>
-          <w:i w:val="0"/>
-          <w:color w:val="000000"/>
-          <w:sz w:val="28"/>
-        </w:rPr>
-        <w:t>Why the errors occur.</w:t>
+        <w:t>This is the imbalance problem in one table: 0.9568 F1 on the majority class against 0.4482 on the minority. The weighted average of 0.9228 looks impressive but is dominated by 27,995 negatives. Quote the macro average (0.7025) or the positive-class F1 — never the weighted one.</w:t>
       </w:r>
     </w:p>
     <w:p>
@@ -8611,8 +7905,8 @@
       <w:r>
         <w:drawing>
           <wp:inline xmlns:a="http://schemas.openxmlformats.org/drawingml/2006/main" xmlns:pic="http://schemas.openxmlformats.org/drawingml/2006/picture">
-            <wp:extent cx="4937760" cy="1729280"/>
-            <wp:docPr id="5" name="Picture 5"/>
+            <wp:extent cx="4389120" cy="1537138"/>
+            <wp:docPr id="3" name="Picture 3"/>
             <wp:cNvGraphicFramePr>
               <a:graphicFrameLocks noChangeAspect="1"/>
             </wp:cNvGraphicFramePr>
@@ -8624,7 +7918,7 @@
                     <pic:cNvPicPr/>
                   </pic:nvPicPr>
                   <pic:blipFill>
-                    <a:blip r:embed="rId15"/>
+                    <a:blip r:embed="rId13"/>
                     <a:stretch>
                       <a:fillRect/>
                     </a:stretch>
@@ -8632,7 +7926,7 @@
                   <pic:spPr>
                     <a:xfrm>
                       <a:off x="0" y="0"/>
-                      <a:ext cx="4937760" cy="1729280"/>
+                      <a:ext cx="4389120" cy="1537138"/>
                     </a:xfrm>
                     <a:prstGeom prst="rect"/>
                   </pic:spPr>
@@ -8656,7 +7950,7 @@
           <w:color w:val="000000"/>
           <w:sz w:val="22"/>
         </w:rPr>
-        <w:t>Figure 4.3: Predicted score distribution by actual outcome</w:t>
+        <w:t>Figure 4.2: Predicted score distribution by actual outcome</w:t>
       </w:r>
     </w:p>
     <w:p>
@@ -8672,7 +7966,7 @@
           <w:color w:val="000000"/>
           <w:sz w:val="24"/>
         </w:rPr>
-        <w:t>Most borrowers who stayed current score near zero. Those who became delinquent are spread across the whole range rather than clustered high, so many fall inside the same region as healthy borrowers. That overlap — not a defect in the implementation — is what limits recall.</w:t>
+        <w:t>Most borrowers who stayed current score near zero, but those who became delinquent are spread across the whole range rather than clustered high. That overlap — not a defect in the implementation — is what limits recall.</w:t>
       </w:r>
     </w:p>
     <w:p>
@@ -9571,12 +8865,6 @@
     </w:tbl>
     <w:p>
       <w:pPr>
-        <w:spacing w:before="0" w:after="80" w:line="360" w:lineRule="auto"/>
-        <w:jc w:val="both"/>
-      </w:pPr>
-    </w:p>
-    <w:p>
-      <w:pPr>
         <w:spacing w:before="0" w:after="120" w:line="360" w:lineRule="auto"/>
         <w:jc w:val="both"/>
       </w:pPr>
@@ -9588,23 +8876,7 @@
           <w:color w:val="000000"/>
           <w:sz w:val="24"/>
         </w:rPr>
-        <w:t>The same model behaves very differently depending on the cut-off. At 0.10 recall exceeds 0.70 but precision falls to 0.26 — three in four flags are false alarms. At 0.50 precision passes 0.62 but only one delinquency in six is found. Accuracy rises monotonically simply because the model answers “no” more often, which is a further reason not to trust it here.</w:t>
-      </w:r>
-    </w:p>
-    <w:p>
-      <w:pPr>
-        <w:spacing w:before="160" w:after="80" w:line="360" w:lineRule="auto"/>
-        <w:jc w:val="left"/>
-      </w:pPr>
-      <w:r>
-        <w:rPr>
-          <w:rFonts w:ascii="Times New Roman" w:hAnsi="Times New Roman" w:eastAsia="Times New Roman"/>
-          <w:b/>
-          <w:i w:val="0"/>
-          <w:color w:val="000000"/>
-          <w:sz w:val="28"/>
-        </w:rPr>
-        <w:t>Stability.</w:t>
+        <w:t>The same model behaves very differently by cut-off: at 0.10 recall exceeds 0.70 but three in four flags are false alarms; at 0.50 precision passes 0.62 but only one delinquency in six is found. Accuracy rises monotonically simply because the model answers “no” more often — a further reason not to trust it here.</w:t>
       </w:r>
     </w:p>
     <w:p>
@@ -9620,23 +8892,7 @@
           <w:color w:val="000000"/>
           <w:sz w:val="24"/>
         </w:rPr>
-        <w:t>Five-fold cross-validation on train + validation, test excluded throughout, gives ROC-AUC 0.8632 ± 0.0053 and PR-AUC 0.3978 ± 0.0148. The test values sit within one standard deviation of both, so the result is not a lucky split.</w:t>
-      </w:r>
-    </w:p>
-    <w:p>
-      <w:pPr>
-        <w:spacing w:before="0" w:after="120" w:line="360" w:lineRule="auto"/>
-        <w:jc w:val="both"/>
-      </w:pPr>
-      <w:r>
-        <w:rPr>
-          <w:rFonts w:ascii="Times New Roman" w:hAnsi="Times New Roman" w:eastAsia="Times New Roman"/>
-          <w:b w:val="0"/>
-          <w:i w:val="0"/>
-          <w:color w:val="000000"/>
-          <w:sz w:val="24"/>
-        </w:rPr>
-        <w:t>ROC-AUC falls from 0.9329 in-sample to 0.8654 held-out, a gap of 0.0675. Some overfitting remains despite regularisation; it is reported rather than concealed.</w:t>
+        <w:t>Five-fold cross-validation on train + validation, test excluded throughout, gives ROC-AUC 0.8632 ± 0.0053 and PR-AUC 0.3978 ± 0.0148; the test values sit within one standard deviation of both, so the result is not a lucky split. ROC-AUC does fall from 0.9329 in-sample to 0.8654 held-out, a gap of 0.0675 — some overfitting remains despite regularisation, and is reported rather than concealed.</w:t>
       </w:r>
     </w:p>
     <w:p>
@@ -9654,6 +8910,194 @@
           <w:sz w:val="32"/>
         </w:rPr>
         <w:t>CHAPTER 5: ADVANTAGES AND LIMITATIONS</w:t>
+      </w:r>
+    </w:p>
+    <w:p>
+      <w:pPr>
+        <w:spacing w:before="160" w:after="120" w:line="360" w:lineRule="auto"/>
+        <w:jc w:val="left"/>
+      </w:pPr>
+      <w:r>
+        <w:rPr>
+          <w:rFonts w:ascii="Times New Roman" w:hAnsi="Times New Roman" w:eastAsia="Times New Roman"/>
+          <w:b/>
+          <w:i w:val="0"/>
+          <w:color w:val="000000"/>
+          <w:sz w:val="28"/>
+        </w:rPr>
+        <w:t>5.1 Key Limitations</w:t>
+      </w:r>
+    </w:p>
+    <w:p>
+      <w:pPr>
+        <w:spacing w:before="0" w:after="120" w:line="360" w:lineRule="auto"/>
+        <w:jc w:val="both"/>
+      </w:pPr>
+      <w:r>
+        <w:rPr>
+          <w:rFonts w:ascii="Times New Roman" w:hAnsi="Times New Roman" w:eastAsia="Times New Roman"/>
+          <w:b/>
+          <w:i w:val="0"/>
+          <w:color w:val="000000"/>
+          <w:sz w:val="24"/>
+        </w:rPr>
+        <w:t xml:space="preserve">Data, not algorithm. </w:t>
+      </w:r>
+      <w:r>
+        <w:rPr>
+          <w:rFonts w:ascii="Times New Roman" w:hAnsi="Times New Roman" w:eastAsia="Times New Roman"/>
+          <w:b w:val="0"/>
+          <w:i w:val="0"/>
+          <w:color w:val="000000"/>
+          <w:sz w:val="24"/>
+        </w:rPr>
+        <w:t>US consumers around 2011, with no date column — so no out-of-time validation is possible and the sampling frame is undocumented.</w:t>
+      </w:r>
+    </w:p>
+    <w:p>
+      <w:pPr>
+        <w:spacing w:before="0" w:after="120" w:line="360" w:lineRule="auto"/>
+        <w:jc w:val="both"/>
+      </w:pPr>
+      <w:r>
+        <w:rPr>
+          <w:rFonts w:ascii="Times New Roman" w:hAnsi="Times New Roman" w:eastAsia="Times New Roman"/>
+          <w:b/>
+          <w:i w:val="0"/>
+          <w:color w:val="000000"/>
+          <w:sz w:val="24"/>
+        </w:rPr>
+        <w:t xml:space="preserve">Uncalibrated. </w:t>
+      </w:r>
+      <w:r>
+        <w:rPr>
+          <w:rFonts w:ascii="Times New Roman" w:hAnsi="Times New Roman" w:eastAsia="Times New Roman"/>
+          <w:b w:val="0"/>
+          <w:i w:val="0"/>
+          <w:color w:val="000000"/>
+          <w:sz w:val="24"/>
+        </w:rPr>
+        <w:t>A predicted 0.30 is a ranking score, not a claim that 30 in 100 such borrowers default.</w:t>
+      </w:r>
+    </w:p>
+    <w:p>
+      <w:pPr>
+        <w:spacing w:before="0" w:after="120" w:line="360" w:lineRule="auto"/>
+        <w:jc w:val="both"/>
+      </w:pPr>
+      <w:r>
+        <w:rPr>
+          <w:rFonts w:ascii="Times New Roman" w:hAnsi="Times New Roman" w:eastAsia="Times New Roman"/>
+          <w:b/>
+          <w:i w:val="0"/>
+          <w:color w:val="000000"/>
+          <w:sz w:val="24"/>
+        </w:rPr>
+        <w:t xml:space="preserve">Fairness untested. </w:t>
+      </w:r>
+      <w:r>
+        <w:rPr>
+          <w:rFonts w:ascii="Times New Roman" w:hAnsi="Times New Roman" w:eastAsia="Times New Roman"/>
+          <w:b w:val="0"/>
+          <w:i w:val="0"/>
+          <w:color w:val="000000"/>
+          <w:sz w:val="24"/>
+        </w:rPr>
+        <w:t>No race, sex or geography in the data — but that is not protection, since age is used and income can proxy for protected traits. Absence of measured bias is absence of measurement.</w:t>
+      </w:r>
+    </w:p>
+    <w:p>
+      <w:pPr>
+        <w:spacing w:before="0" w:after="120" w:line="360" w:lineRule="auto"/>
+        <w:jc w:val="both"/>
+      </w:pPr>
+      <w:r>
+        <w:rPr>
+          <w:rFonts w:ascii="Times New Roman" w:hAnsi="Times New Roman" w:eastAsia="Times New Roman"/>
+          <w:b/>
+          <w:i w:val="0"/>
+          <w:color w:val="000000"/>
+          <w:sz w:val="24"/>
+        </w:rPr>
+        <w:t xml:space="preserve">Threshold economics. </w:t>
+      </w:r>
+      <w:r>
+        <w:rPr>
+          <w:rFonts w:ascii="Times New Roman" w:hAnsi="Times New Roman" w:eastAsia="Times New Roman"/>
+          <w:b w:val="0"/>
+          <w:i w:val="0"/>
+          <w:color w:val="000000"/>
+          <w:sz w:val="24"/>
+        </w:rPr>
+        <w:t>Maximising F1 weights a missed default and a false alarm equally; real lending does not.</w:t>
+      </w:r>
+    </w:p>
+    <w:p>
+      <w:pPr>
+        <w:spacing w:before="160" w:after="120" w:line="360" w:lineRule="auto"/>
+        <w:jc w:val="left"/>
+      </w:pPr>
+      <w:r>
+        <w:rPr>
+          <w:rFonts w:ascii="Times New Roman" w:hAnsi="Times New Roman" w:eastAsia="Times New Roman"/>
+          <w:b/>
+          <w:i w:val="0"/>
+          <w:color w:val="000000"/>
+          <w:sz w:val="28"/>
+        </w:rPr>
+        <w:t>5.2 Challenges Encountered</w:t>
+      </w:r>
+    </w:p>
+    <w:p>
+      <w:pPr>
+        <w:spacing w:before="0" w:after="120" w:line="360" w:lineRule="auto"/>
+        <w:jc w:val="both"/>
+      </w:pPr>
+      <w:r>
+        <w:rPr>
+          <w:rFonts w:ascii="Times New Roman" w:hAnsi="Times New Roman" w:eastAsia="Times New Roman"/>
+          <w:b/>
+          <w:i w:val="0"/>
+          <w:color w:val="000000"/>
+          <w:sz w:val="24"/>
+        </w:rPr>
+        <w:t xml:space="preserve">Undocumented codes. </w:t>
+      </w:r>
+      <w:r>
+        <w:rPr>
+          <w:rFonts w:ascii="Times New Roman" w:hAnsi="Times New Roman" w:eastAsia="Times New Roman"/>
+          <w:b w:val="0"/>
+          <w:i w:val="0"/>
+          <w:color w:val="000000"/>
+          <w:sz w:val="24"/>
+        </w:rPr>
+        <w:t>The codes 96 and 98 appear in 269 records with no explanation. Those rows are 54.65% positive against a 6.68% base rate, so imputing them away would discard signal while asserting clean payment histories. Imputing with a retained indicator lets the model learn the value was unavailable without guessing what the codes mean.</w:t>
+      </w:r>
+    </w:p>
+    <w:p>
+      <w:pPr>
+        <w:spacing w:before="0" w:after="120" w:line="360" w:lineRule="auto"/>
+        <w:jc w:val="both"/>
+      </w:pPr>
+      <w:r>
+        <w:rPr>
+          <w:rFonts w:ascii="Times New Roman" w:hAnsi="Times New Roman" w:eastAsia="Times New Roman"/>
+          <w:b/>
+          <w:i w:val="0"/>
+          <w:color w:val="000000"/>
+          <w:sz w:val="24"/>
+        </w:rPr>
+        <w:t xml:space="preserve">Deployment and skew. </w:t>
+      </w:r>
+      <w:r>
+        <w:rPr>
+          <w:rFonts w:ascii="Times New Roman" w:hAnsi="Times New Roman" w:eastAsia="Times New Roman"/>
+          <w:b w:val="0"/>
+          <w:i w:val="0"/>
+          <w:color w:val="000000"/>
+          <w:sz w:val="24"/>
+        </w:rPr>
+        <w:t>The Python stack plus a 70 MB model is ~315 MB, so runtime and training dependencies were split to fit the 500 MB limit. Any train/inference preprocessing difference would corrupt predictions silently — one saved pipeline removes the possibility.</w:t>
       </w:r>
     </w:p>
     <w:p>
@@ -9688,8 +9132,6 @@
         <w:trPr>
           <w:cantSplit/>
           <w:tblHeader/>
-          <w:cantSplit/>
-          <w:tblHeader/>
         </w:trPr>
         <w:tc>
           <w:tcPr>
@@ -9698,7 +9140,6 @@
           </w:tcPr>
           <w:p>
             <w:pPr>
-              <w:keepNext/>
               <w:spacing w:line="240" w:lineRule="auto" w:after="40"/>
               <w:jc w:val="center"/>
             </w:pPr>
@@ -9722,7 +9163,6 @@
           </w:tcPr>
           <w:p>
             <w:pPr>
-              <w:keepNext/>
               <w:spacing w:line="240" w:lineRule="auto" w:after="40"/>
               <w:jc w:val="center"/>
             </w:pPr>
@@ -9750,7 +9190,6 @@
           </w:tcPr>
           <w:p>
             <w:pPr>
-              <w:keepNext/>
               <w:spacing w:line="240" w:lineRule="auto" w:after="40"/>
               <w:jc w:val="left"/>
             </w:pPr>
@@ -9773,7 +9212,6 @@
           </w:tcPr>
           <w:p>
             <w:pPr>
-              <w:keepNext/>
               <w:spacing w:line="240" w:lineRule="auto" w:after="40"/>
               <w:jc w:val="center"/>
             </w:pPr>
@@ -9801,7 +9239,6 @@
           </w:tcPr>
           <w:p>
             <w:pPr>
-              <w:keepNext/>
               <w:spacing w:line="240" w:lineRule="auto" w:after="40"/>
               <w:jc w:val="left"/>
             </w:pPr>
@@ -9824,7 +9261,6 @@
           </w:tcPr>
           <w:p>
             <w:pPr>
-              <w:keepNext/>
               <w:spacing w:line="240" w:lineRule="auto" w:after="40"/>
               <w:jc w:val="center"/>
             </w:pPr>
@@ -9852,7 +9288,6 @@
           </w:tcPr>
           <w:p>
             <w:pPr>
-              <w:keepNext/>
               <w:spacing w:line="240" w:lineRule="auto" w:after="40"/>
               <w:jc w:val="left"/>
             </w:pPr>
@@ -9875,7 +9310,6 @@
           </w:tcPr>
           <w:p>
             <w:pPr>
-              <w:keepNext/>
               <w:spacing w:line="240" w:lineRule="auto" w:after="40"/>
               <w:jc w:val="center"/>
             </w:pPr>
@@ -9903,7 +9337,6 @@
           </w:tcPr>
           <w:p>
             <w:pPr>
-              <w:keepNext/>
               <w:spacing w:line="240" w:lineRule="auto" w:after="40"/>
               <w:jc w:val="left"/>
             </w:pPr>
@@ -9926,7 +9359,6 @@
           </w:tcPr>
           <w:p>
             <w:pPr>
-              <w:keepNext/>
               <w:spacing w:line="240" w:lineRule="auto" w:after="40"/>
               <w:jc w:val="center"/>
             </w:pPr>
@@ -9954,7 +9386,6 @@
           </w:tcPr>
           <w:p>
             <w:pPr>
-              <w:keepNext/>
               <w:spacing w:line="240" w:lineRule="auto" w:after="40"/>
               <w:jc w:val="left"/>
             </w:pPr>
@@ -9977,7 +9408,6 @@
           </w:tcPr>
           <w:p>
             <w:pPr>
-              <w:keepNext/>
               <w:spacing w:line="240" w:lineRule="auto" w:after="40"/>
               <w:jc w:val="center"/>
             </w:pPr>
@@ -10047,226 +9477,6 @@
     </w:tbl>
     <w:p>
       <w:pPr>
-        <w:spacing w:before="0" w:after="80" w:line="360" w:lineRule="auto"/>
-        <w:jc w:val="both"/>
-      </w:pPr>
-    </w:p>
-    <w:p>
-      <w:pPr>
-        <w:spacing w:before="160" w:after="120" w:line="360" w:lineRule="auto"/>
-        <w:jc w:val="left"/>
-      </w:pPr>
-      <w:r>
-        <w:rPr>
-          <w:rFonts w:ascii="Times New Roman" w:hAnsi="Times New Roman" w:eastAsia="Times New Roman"/>
-          <w:b/>
-          <w:i w:val="0"/>
-          <w:color w:val="000000"/>
-          <w:sz w:val="28"/>
-        </w:rPr>
-        <w:t>5.1 Key Limitations</w:t>
-      </w:r>
-    </w:p>
-    <w:p>
-      <w:pPr>
-        <w:spacing w:before="0" w:after="120" w:line="360" w:lineRule="auto"/>
-        <w:jc w:val="both"/>
-      </w:pPr>
-      <w:r>
-        <w:rPr>
-          <w:rFonts w:ascii="Times New Roman" w:hAnsi="Times New Roman" w:eastAsia="Times New Roman"/>
-          <w:b/>
-          <w:i w:val="0"/>
-          <w:color w:val="000000"/>
-          <w:sz w:val="24"/>
-        </w:rPr>
-        <w:t xml:space="preserve">Data, not algorithm. </w:t>
-      </w:r>
-      <w:r>
-        <w:rPr>
-          <w:rFonts w:ascii="Times New Roman" w:hAnsi="Times New Roman" w:eastAsia="Times New Roman"/>
-          <w:b w:val="0"/>
-          <w:i w:val="0"/>
-          <w:color w:val="000000"/>
-          <w:sz w:val="24"/>
-        </w:rPr>
-        <w:t>The records are US consumers around 2011 with no date column, so no out-of-time validation is possible and the sampling frame is undocumented.</w:t>
-      </w:r>
-    </w:p>
-    <w:p>
-      <w:pPr>
-        <w:spacing w:before="0" w:after="120" w:line="360" w:lineRule="auto"/>
-        <w:jc w:val="both"/>
-      </w:pPr>
-      <w:r>
-        <w:rPr>
-          <w:rFonts w:ascii="Times New Roman" w:hAnsi="Times New Roman" w:eastAsia="Times New Roman"/>
-          <w:b/>
-          <w:i w:val="0"/>
-          <w:color w:val="000000"/>
-          <w:sz w:val="24"/>
-        </w:rPr>
-        <w:t xml:space="preserve">Uncalibrated. </w:t>
-      </w:r>
-      <w:r>
-        <w:rPr>
-          <w:rFonts w:ascii="Times New Roman" w:hAnsi="Times New Roman" w:eastAsia="Times New Roman"/>
-          <w:b w:val="0"/>
-          <w:i w:val="0"/>
-          <w:color w:val="000000"/>
-          <w:sz w:val="24"/>
-        </w:rPr>
-        <w:t>A predicted 0.30 is a ranking score, not a claim that 30 in 100 such borrowers default.</w:t>
-      </w:r>
-    </w:p>
-    <w:p>
-      <w:pPr>
-        <w:spacing w:before="0" w:after="120" w:line="360" w:lineRule="auto"/>
-        <w:jc w:val="both"/>
-      </w:pPr>
-      <w:r>
-        <w:rPr>
-          <w:rFonts w:ascii="Times New Roman" w:hAnsi="Times New Roman" w:eastAsia="Times New Roman"/>
-          <w:b/>
-          <w:i w:val="0"/>
-          <w:color w:val="000000"/>
-          <w:sz w:val="24"/>
-        </w:rPr>
-        <w:t xml:space="preserve">Fairness untested. </w:t>
-      </w:r>
-      <w:r>
-        <w:rPr>
-          <w:rFonts w:ascii="Times New Roman" w:hAnsi="Times New Roman" w:eastAsia="Times New Roman"/>
-          <w:b w:val="0"/>
-          <w:i w:val="0"/>
-          <w:color w:val="000000"/>
-          <w:sz w:val="24"/>
-        </w:rPr>
-        <w:t>No race, sex or geography in the data. That is not protection — age is used, and income or utilisation can proxy for protected traits. Absence of measured bias is absence of measurement.</w:t>
-      </w:r>
-    </w:p>
-    <w:p>
-      <w:pPr>
-        <w:spacing w:before="0" w:after="120" w:line="360" w:lineRule="auto"/>
-        <w:jc w:val="both"/>
-      </w:pPr>
-      <w:r>
-        <w:rPr>
-          <w:rFonts w:ascii="Times New Roman" w:hAnsi="Times New Roman" w:eastAsia="Times New Roman"/>
-          <w:b/>
-          <w:i w:val="0"/>
-          <w:color w:val="000000"/>
-          <w:sz w:val="24"/>
-        </w:rPr>
-        <w:t xml:space="preserve">Threshold economics. </w:t>
-      </w:r>
-      <w:r>
-        <w:rPr>
-          <w:rFonts w:ascii="Times New Roman" w:hAnsi="Times New Roman" w:eastAsia="Times New Roman"/>
-          <w:b w:val="0"/>
-          <w:i w:val="0"/>
-          <w:color w:val="000000"/>
-          <w:sz w:val="24"/>
-        </w:rPr>
-        <w:t>Maximising F1 weights a missed default and a false alarm equally. Real lending does not; choosing properly needs loss-given-default and margin figures the dataset lacks.</w:t>
-      </w:r>
-    </w:p>
-    <w:p>
-      <w:pPr>
-        <w:spacing w:before="160" w:after="120" w:line="360" w:lineRule="auto"/>
-        <w:jc w:val="left"/>
-      </w:pPr>
-      <w:r>
-        <w:rPr>
-          <w:rFonts w:ascii="Times New Roman" w:hAnsi="Times New Roman" w:eastAsia="Times New Roman"/>
-          <w:b/>
-          <w:i w:val="0"/>
-          <w:color w:val="000000"/>
-          <w:sz w:val="28"/>
-        </w:rPr>
-        <w:t>5.2 Challenges Encountered</w:t>
-      </w:r>
-    </w:p>
-    <w:p>
-      <w:pPr>
-        <w:spacing w:before="0" w:after="120" w:line="360" w:lineRule="auto"/>
-        <w:jc w:val="both"/>
-      </w:pPr>
-      <w:r>
-        <w:rPr>
-          <w:rFonts w:ascii="Times New Roman" w:hAnsi="Times New Roman" w:eastAsia="Times New Roman"/>
-          <w:b/>
-          <w:i w:val="0"/>
-          <w:color w:val="000000"/>
-          <w:sz w:val="24"/>
-        </w:rPr>
-        <w:t xml:space="preserve">Undocumented codes. </w:t>
-      </w:r>
-      <w:r>
-        <w:rPr>
-          <w:rFonts w:ascii="Times New Roman" w:hAnsi="Times New Roman" w:eastAsia="Times New Roman"/>
-          <w:b w:val="0"/>
-          <w:i w:val="0"/>
-          <w:color w:val="000000"/>
-          <w:sz w:val="24"/>
-        </w:rPr>
-        <w:t>The codes 96 and 98 appear in 269 records with no explanation. Those rows are 54.65% positive against a 6.68% base rate, so imputing them away would discard signal while asserting clean payment histories. Imputing with a retained indicator lets the model learn the value was unavailable, without guessing what the codes mean.</w:t>
-      </w:r>
-    </w:p>
-    <w:p>
-      <w:pPr>
-        <w:spacing w:before="0" w:after="120" w:line="360" w:lineRule="auto"/>
-        <w:jc w:val="both"/>
-      </w:pPr>
-      <w:r>
-        <w:rPr>
-          <w:rFonts w:ascii="Times New Roman" w:hAnsi="Times New Roman" w:eastAsia="Times New Roman"/>
-          <w:b/>
-          <w:i w:val="0"/>
-          <w:color w:val="000000"/>
-          <w:sz w:val="24"/>
-        </w:rPr>
-        <w:t xml:space="preserve">Deployment size. </w:t>
-      </w:r>
-      <w:r>
-        <w:rPr>
-          <w:rFonts w:ascii="Times New Roman" w:hAnsi="Times New Roman" w:eastAsia="Times New Roman"/>
-          <w:b w:val="0"/>
-          <w:i w:val="0"/>
-          <w:color w:val="000000"/>
-          <w:sz w:val="24"/>
-        </w:rPr>
-        <w:t>The scientific Python stack plus a 70 MB model is ~315 MB. Splitting runtime from training dependencies was needed to fit the 500 MB limit.</w:t>
-      </w:r>
-    </w:p>
-    <w:p>
-      <w:pPr>
-        <w:spacing w:before="0" w:after="120" w:line="360" w:lineRule="auto"/>
-        <w:jc w:val="both"/>
-      </w:pPr>
-      <w:r>
-        <w:rPr>
-          <w:rFonts w:ascii="Times New Roman" w:hAnsi="Times New Roman" w:eastAsia="Times New Roman"/>
-          <w:b/>
-          <w:i w:val="0"/>
-          <w:color w:val="000000"/>
-          <w:sz w:val="24"/>
-        </w:rPr>
-        <w:t xml:space="preserve">Train-serve skew. </w:t>
-      </w:r>
-      <w:r>
-        <w:rPr>
-          <w:rFonts w:ascii="Times New Roman" w:hAnsi="Times New Roman" w:eastAsia="Times New Roman"/>
-          <w:b w:val="0"/>
-          <w:i w:val="0"/>
-          <w:color w:val="000000"/>
-          <w:sz w:val="24"/>
-        </w:rPr>
-        <w:t>Any difference between training and inference preprocessing corrupts predictions silently. One saved pipeline removes the possibility.</w:t>
-      </w:r>
-    </w:p>
-    <w:p>
-      <w:pPr>
         <w:pageBreakBefore/>
         <w:spacing w:before="0" w:after="200" w:line="360" w:lineRule="auto"/>
         <w:jc w:val="left"/>
@@ -10285,6 +9495,23 @@
     <w:p>
       <w:pPr>
         <w:spacing w:before="0" w:after="120" w:line="360" w:lineRule="auto"/>
+        <w:jc w:val="both"/>
+      </w:pPr>
+      <w:r>
+        <w:rPr>
+          <w:rFonts w:ascii="Times New Roman" w:hAnsi="Times New Roman" w:eastAsia="Times New Roman"/>
+          <w:b w:val="0"/>
+          <w:i w:val="0"/>
+          <w:color w:val="000000"/>
+          <w:sz w:val="24"/>
+        </w:rPr>
+        <w:t>Each item below follows directly from a limitation in Chapter 5.</w:t>
+      </w:r>
+    </w:p>
+    <w:p>
+      <w:pPr>
+        <w:pStyle w:val="ListBullet"/>
+        <w:spacing w:before="0" w:after="60" w:line="360" w:lineRule="auto"/>
         <w:jc w:val="both"/>
       </w:pPr>
       <w:r>
@@ -10310,7 +9537,8 @@
     </w:p>
     <w:p>
       <w:pPr>
-        <w:spacing w:before="0" w:after="120" w:line="360" w:lineRule="auto"/>
+        <w:pStyle w:val="ListBullet"/>
+        <w:spacing w:before="0" w:after="60" w:line="360" w:lineRule="auto"/>
         <w:jc w:val="both"/>
       </w:pPr>
       <w:r>
@@ -10336,7 +9564,8 @@
     </w:p>
     <w:p>
       <w:pPr>
-        <w:spacing w:before="0" w:after="120" w:line="360" w:lineRule="auto"/>
+        <w:pStyle w:val="ListBullet"/>
+        <w:spacing w:before="0" w:after="60" w:line="360" w:lineRule="auto"/>
         <w:jc w:val="both"/>
       </w:pPr>
       <w:r>
@@ -10357,12 +9586,13 @@
           <w:color w:val="000000"/>
           <w:sz w:val="24"/>
         </w:rPr>
-        <w:t>With origination dates, train on an earlier period and test on a later one — the standard approach for credit models, precisely because random splits flatter them.</w:t>
+        <w:t>With origination dates, train on an earlier period and test on a later one — standard for credit models, precisely because random splits flatter them.</w:t>
       </w:r>
     </w:p>
     <w:p>
       <w:pPr>
-        <w:spacing w:before="0" w:after="120" w:line="360" w:lineRule="auto"/>
+        <w:pStyle w:val="ListBullet"/>
+        <w:spacing w:before="0" w:after="60" w:line="360" w:lineRule="auto"/>
         <w:jc w:val="both"/>
       </w:pPr>
       <w:r>
@@ -10383,12 +9613,13 @@
           <w:color w:val="000000"/>
           <w:sz w:val="24"/>
         </w:rPr>
-        <w:t>Permutation importance on held-out data is less biased than the impurity measure used here. Per-prediction attributions (e.g. SHAP) would support the adverse-action explanations regulated lending requires.</w:t>
+        <w:t>Permutation importance on held-out data is less biased than the impurity measure used here; per-prediction attributions such as SHAP would support the adverse-action explanations regulated lending requires.</w:t>
       </w:r>
     </w:p>
     <w:p>
       <w:pPr>
-        <w:spacing w:before="0" w:after="120" w:line="360" w:lineRule="auto"/>
+        <w:pStyle w:val="ListBullet"/>
+        <w:spacing w:before="0" w:after="60" w:line="360" w:lineRule="auto"/>
         <w:jc w:val="both"/>
       </w:pPr>
       <w:r>
@@ -10508,7 +9739,7 @@
           <w:color w:val="000000"/>
           <w:sz w:val="24"/>
         </w:rPr>
-        <w:t>Class weighting, the conventional remedy, moved the model along the precision-recall curve without lifting it; an explicit threshold selected on validation was used instead.</w:t>
+        <w:t>Class weighting moved the model along the precision-recall curve without lifting it; an explicit threshold chosen on validation was used instead.</w:t>
       </w:r>
     </w:p>
     <w:p>
@@ -10542,7 +9773,7 @@
           <w:color w:val="000000"/>
           <w:sz w:val="24"/>
         </w:rPr>
-        <w:t>The residual gap between in-sample and held-out performance was measured and reported, not omitted.</w:t>
+        <w:t>The gap between in-sample and held-out performance was measured and reported, not omitted.</w:t>
       </w:r>
     </w:p>
     <w:p>
@@ -10558,7 +9789,7 @@
           <w:color w:val="000000"/>
           <w:sz w:val="24"/>
         </w:rPr>
-        <w:t>The engineering discipline is what makes the figures trustworthy: preprocessing held inside the saved pipeline so training and inference cannot diverge, the threshold stored with the model so the served cut-off and reported metrics agree, and every documented number generated from the artifact rather than transcribed.</w:t>
+        <w:t>The engineering discipline is what makes the figures trustworthy: preprocessing held inside the saved pipeline so training and inference cannot diverge, the threshold stored with the model, and every documented number generated from the artifact rather than transcribed.</w:t>
       </w:r>
     </w:p>
     <w:p>
@@ -11003,12 +10234,6 @@
     </w:tbl>
     <w:p>
       <w:pPr>
-        <w:spacing w:before="0" w:after="80" w:line="360" w:lineRule="auto"/>
-        <w:jc w:val="both"/>
-      </w:pPr>
-    </w:p>
-    <w:p>
-      <w:pPr>
         <w:spacing w:before="0" w:after="120" w:line="360" w:lineRule="auto"/>
         <w:jc w:val="both"/>
       </w:pPr>
@@ -11584,7 +10809,7 @@
     <w:qFormat/>
     <w:rsid w:val="00FC693F"/>
     <w:pPr>
-      <w:spacing w:line="360" w:lineRule="auto" w:after="120"/>
+      <w:spacing w:line="360" w:lineRule="auto" w:after="80"/>
       <w:jc w:val="both"/>
     </w:pPr>
     <w:rPr>

--- a/dev/report/Seminar_Report_Loan_Default_Prediction.docx
+++ b/dev/report/Seminar_Report_Loan_Default_Prediction.docx
@@ -274,7 +274,7 @@
                 <w:color w:val="000000"/>
                 <w:sz w:val="24"/>
               </w:rPr>
-              <w:t>Prof. Neeraj Sathwale</w:t>
+              <w:t>Prof. Neeraj Sathawane</w:t>
             </w:r>
           </w:p>
         </w:tc>
@@ -422,7 +422,7 @@
           <w:color w:val="000000"/>
           <w:sz w:val="24"/>
         </w:rPr>
-        <w:t>I express my sincere gratitude to my seminar guide, Prof. Neeraj Sathwale, Department of Computer Science and Business Systems, for the guidance, encouragement and constructive feedback given throughout this work.</w:t>
+        <w:t>I express my sincere gratitude to my seminar guide, Prof. Neeraj Sathawane, Department of Computer Science and Business Systems, for the guidance, encouragement and constructive feedback given throughout this work.</w:t>
       </w:r>
     </w:p>
     <w:p>
